--- a/output/tables/GEO/GSE39582/GSE39582_cox_RFS_pMMR.docx
+++ b/output/tables/GEO/GSE39582/GSE39582_cox_RFS_pMMR.docx
@@ -40,8 +40,8 @@
         <w:gridCol w:w="1145"/>
         <w:gridCol w:w="681"/>
         <w:gridCol w:w="931"/>
-        <w:gridCol w:w="1791"/>
-        <w:gridCol w:w="816"/>
+        <w:gridCol w:w="1611"/>
+        <w:gridCol w:w="917"/>
         <w:gridCol w:w="1136"/>
       </w:tblGrid>
       <w:tr>
@@ -710,7 +710,7 @@
                 <w:szCs w:val="18"/>
                 <w:color w:val="000000"/>
               </w:rPr>
-              <w:t xml:space="preserve">165</w:t>
+              <w:t xml:space="preserve">191</w:t>
             </w:r>
           </w:p>
         </w:tc>
@@ -765,7 +765,7 @@
                 <w:szCs w:val="18"/>
                 <w:color w:val="000000"/>
               </w:rPr>
-              <w:t xml:space="preserve">63</w:t>
+              <w:t xml:space="preserve">82</w:t>
             </w:r>
           </w:p>
         </w:tc>
@@ -1155,7 +1155,7 @@
                 <w:szCs w:val="18"/>
                 <w:color w:val="000000"/>
               </w:rPr>
-              <w:t xml:space="preserve">218</w:t>
+              <w:t xml:space="preserve">248</w:t>
             </w:r>
           </w:p>
         </w:tc>
@@ -1210,117 +1210,117 @@
                 <w:szCs w:val="18"/>
                 <w:color w:val="000000"/>
               </w:rPr>
-              <w:t xml:space="preserve">59</w:t>
-            </w:r>
-          </w:p>
-        </w:tc>
-        <w:tc>
-          <w:tcPr>
-            <w:tcBorders>
-              <w:bottom w:val="none" w:sz="0" w:space="0" w:color="000000"/>
-              <w:top w:val="none" w:sz="0" w:space="0" w:color="000000"/>
-              <w:left w:val="none" w:sz="0" w:space="0" w:color="000000"/>
-              <w:right w:val="none" w:sz="0" w:space="0" w:color="000000"/>
-            </w:tcBorders>
-            <w:shd w:val="clear" w:color="auto" w:fill="FFFFFF"/>
-            <w:tcMar>
-              <w:top w:w="0" w:type="dxa"/>
-              <w:bottom w:w="0" w:type="dxa"/>
-              <w:left w:w="0" w:type="dxa"/>
-              <w:right w:w="0" w:type="dxa"/>
-            </w:tcMar>
-            <w:vAlign w:val="center"/>
-          </w:tcPr>
-          <w:p>
-            <w:pPr>
-              <w:pStyle w:val="Normal"/>
-              <w:jc w:val="left"/>
-              <w:pBdr>
-                <w:bottom w:val="none" w:sz="0" w:space="0" w:color="000000"/>
-                <w:top w:val="none" w:sz="0" w:space="0" w:color="000000"/>
-                <w:left w:val="none" w:sz="0" w:space="0" w:color="000000"/>
-                <w:right w:val="none" w:sz="0" w:space="0" w:color="000000"/>
-              </w:pBdr>
-              <w:spacing w:after="100" w:before="100" w:line="240"/>
-              <w:ind w:left="100" w:right="100" w:firstLine="0" w:firstLineChars="0"/>
-              <w:rPr>
-                <w:rFonts w:ascii="Times New Roman" w:hAnsi="Times New Roman" w:eastAsia="Times New Roman" w:cs="Times New Roman"/>
-                <w:i w:val="false"/>
-                <w:b w:val="false"/>
-                <w:u w:val="none"/>
-                <w:strike w:val="false"/>
-                <w:sz w:val="18"/>
-                <w:szCs w:val="18"/>
-                <w:color w:val="000000"/>
-              </w:rPr>
-            </w:pPr>
-            <w:r>
-              <w:rPr>
-                <w:rFonts w:ascii="Times New Roman" w:hAnsi="Times New Roman" w:eastAsia="Times New Roman" w:cs="Times New Roman"/>
-                <w:i w:val="false"/>
-                <w:b w:val="false"/>
-                <w:u w:val="none"/>
-                <w:strike w:val="false"/>
-                <w:sz w:val="18"/>
-                <w:szCs w:val="18"/>
-                <w:color w:val="000000"/>
-              </w:rPr>
-              <w:t xml:space="preserve">0.65 (0.45–0.92)</w:t>
-            </w:r>
-          </w:p>
-        </w:tc>
-        <w:tc>
-          <w:tcPr>
-            <w:tcBorders>
-              <w:bottom w:val="none" w:sz="0" w:space="0" w:color="000000"/>
-              <w:top w:val="none" w:sz="0" w:space="0" w:color="000000"/>
-              <w:left w:val="none" w:sz="0" w:space="0" w:color="000000"/>
-              <w:right w:val="none" w:sz="0" w:space="0" w:color="000000"/>
-            </w:tcBorders>
-            <w:shd w:val="clear" w:color="auto" w:fill="FFFFFF"/>
-            <w:tcMar>
-              <w:top w:w="0" w:type="dxa"/>
-              <w:bottom w:w="0" w:type="dxa"/>
-              <w:left w:w="0" w:type="dxa"/>
-              <w:right w:w="0" w:type="dxa"/>
-            </w:tcMar>
-            <w:vAlign w:val="center"/>
-          </w:tcPr>
-          <w:p>
-            <w:pPr>
-              <w:pStyle w:val="Normal"/>
-              <w:jc w:val="left"/>
-              <w:pBdr>
-                <w:bottom w:val="none" w:sz="0" w:space="0" w:color="000000"/>
-                <w:top w:val="none" w:sz="0" w:space="0" w:color="000000"/>
-                <w:left w:val="none" w:sz="0" w:space="0" w:color="000000"/>
-                <w:right w:val="none" w:sz="0" w:space="0" w:color="000000"/>
-              </w:pBdr>
-              <w:spacing w:after="100" w:before="100" w:line="240"/>
-              <w:ind w:left="100" w:right="100" w:firstLine="0" w:firstLineChars="0"/>
-              <w:rPr>
-                <w:rFonts w:ascii="Times New Roman" w:hAnsi="Times New Roman" w:eastAsia="Times New Roman" w:cs="Times New Roman"/>
-                <w:i w:val="false"/>
-                <w:b w:val="false"/>
-                <w:u w:val="none"/>
-                <w:strike w:val="false"/>
-                <w:sz w:val="18"/>
-                <w:szCs w:val="18"/>
-                <w:color w:val="000000"/>
-              </w:rPr>
-            </w:pPr>
-            <w:r>
-              <w:rPr>
-                <w:rFonts w:ascii="Times New Roman" w:hAnsi="Times New Roman" w:eastAsia="Times New Roman" w:cs="Times New Roman"/>
-                <w:i w:val="false"/>
-                <w:b w:val="false"/>
-                <w:u w:val="none"/>
-                <w:strike w:val="false"/>
-                <w:sz w:val="18"/>
-                <w:szCs w:val="18"/>
-                <w:color w:val="000000"/>
-              </w:rPr>
-              <w:t xml:space="preserve">0.016</w:t>
+              <w:t xml:space="preserve">75</w:t>
+            </w:r>
+          </w:p>
+        </w:tc>
+        <w:tc>
+          <w:tcPr>
+            <w:tcBorders>
+              <w:bottom w:val="none" w:sz="0" w:space="0" w:color="000000"/>
+              <w:top w:val="none" w:sz="0" w:space="0" w:color="000000"/>
+              <w:left w:val="none" w:sz="0" w:space="0" w:color="000000"/>
+              <w:right w:val="none" w:sz="0" w:space="0" w:color="000000"/>
+            </w:tcBorders>
+            <w:shd w:val="clear" w:color="auto" w:fill="FFFFFF"/>
+            <w:tcMar>
+              <w:top w:w="0" w:type="dxa"/>
+              <w:bottom w:w="0" w:type="dxa"/>
+              <w:left w:w="0" w:type="dxa"/>
+              <w:right w:w="0" w:type="dxa"/>
+            </w:tcMar>
+            <w:vAlign w:val="center"/>
+          </w:tcPr>
+          <w:p>
+            <w:pPr>
+              <w:pStyle w:val="Normal"/>
+              <w:jc w:val="left"/>
+              <w:pBdr>
+                <w:bottom w:val="none" w:sz="0" w:space="0" w:color="000000"/>
+                <w:top w:val="none" w:sz="0" w:space="0" w:color="000000"/>
+                <w:left w:val="none" w:sz="0" w:space="0" w:color="000000"/>
+                <w:right w:val="none" w:sz="0" w:space="0" w:color="000000"/>
+              </w:pBdr>
+              <w:spacing w:after="100" w:before="100" w:line="240"/>
+              <w:ind w:left="100" w:right="100" w:firstLine="0" w:firstLineChars="0"/>
+              <w:rPr>
+                <w:rFonts w:ascii="Times New Roman" w:hAnsi="Times New Roman" w:eastAsia="Times New Roman" w:cs="Times New Roman"/>
+                <w:i w:val="false"/>
+                <w:b w:val="false"/>
+                <w:u w:val="none"/>
+                <w:strike w:val="false"/>
+                <w:sz w:val="18"/>
+                <w:szCs w:val="18"/>
+                <w:color w:val="000000"/>
+              </w:rPr>
+            </w:pPr>
+            <w:r>
+              <w:rPr>
+                <w:rFonts w:ascii="Times New Roman" w:hAnsi="Times New Roman" w:eastAsia="Times New Roman" w:cs="Times New Roman"/>
+                <w:i w:val="false"/>
+                <w:b w:val="false"/>
+                <w:u w:val="none"/>
+                <w:strike w:val="false"/>
+                <w:sz w:val="18"/>
+                <w:szCs w:val="18"/>
+                <w:color w:val="000000"/>
+              </w:rPr>
+              <w:t xml:space="preserve">0.62 (0.46–0.85)</w:t>
+            </w:r>
+          </w:p>
+        </w:tc>
+        <w:tc>
+          <w:tcPr>
+            <w:tcBorders>
+              <w:bottom w:val="none" w:sz="0" w:space="0" w:color="000000"/>
+              <w:top w:val="none" w:sz="0" w:space="0" w:color="000000"/>
+              <w:left w:val="none" w:sz="0" w:space="0" w:color="000000"/>
+              <w:right w:val="none" w:sz="0" w:space="0" w:color="000000"/>
+            </w:tcBorders>
+            <w:shd w:val="clear" w:color="auto" w:fill="FFFFFF"/>
+            <w:tcMar>
+              <w:top w:w="0" w:type="dxa"/>
+              <w:bottom w:w="0" w:type="dxa"/>
+              <w:left w:w="0" w:type="dxa"/>
+              <w:right w:w="0" w:type="dxa"/>
+            </w:tcMar>
+            <w:vAlign w:val="center"/>
+          </w:tcPr>
+          <w:p>
+            <w:pPr>
+              <w:pStyle w:val="Normal"/>
+              <w:jc w:val="left"/>
+              <w:pBdr>
+                <w:bottom w:val="none" w:sz="0" w:space="0" w:color="000000"/>
+                <w:top w:val="none" w:sz="0" w:space="0" w:color="000000"/>
+                <w:left w:val="none" w:sz="0" w:space="0" w:color="000000"/>
+                <w:right w:val="none" w:sz="0" w:space="0" w:color="000000"/>
+              </w:pBdr>
+              <w:spacing w:after="100" w:before="100" w:line="240"/>
+              <w:ind w:left="100" w:right="100" w:firstLine="0" w:firstLineChars="0"/>
+              <w:rPr>
+                <w:rFonts w:ascii="Times New Roman" w:hAnsi="Times New Roman" w:eastAsia="Times New Roman" w:cs="Times New Roman"/>
+                <w:i w:val="false"/>
+                <w:b w:val="false"/>
+                <w:u w:val="none"/>
+                <w:strike w:val="false"/>
+                <w:sz w:val="18"/>
+                <w:szCs w:val="18"/>
+                <w:color w:val="000000"/>
+              </w:rPr>
+            </w:pPr>
+            <w:r>
+              <w:rPr>
+                <w:rFonts w:ascii="Times New Roman" w:hAnsi="Times New Roman" w:eastAsia="Times New Roman" w:cs="Times New Roman"/>
+                <w:i w:val="false"/>
+                <w:b w:val="false"/>
+                <w:u w:val="none"/>
+                <w:strike w:val="false"/>
+                <w:sz w:val="18"/>
+                <w:szCs w:val="18"/>
+                <w:color w:val="000000"/>
+              </w:rPr>
+              <w:t xml:space="preserve">0.003</w:t>
             </w:r>
           </w:p>
         </w:tc>
@@ -1600,7 +1600,7 @@
                 <w:szCs w:val="18"/>
                 <w:color w:val="000000"/>
               </w:rPr>
-              <w:t xml:space="preserve">383</w:t>
+              <w:t xml:space="preserve">439</w:t>
             </w:r>
           </w:p>
         </w:tc>
@@ -1655,117 +1655,117 @@
                 <w:szCs w:val="18"/>
                 <w:color w:val="000000"/>
               </w:rPr>
-              <w:t xml:space="preserve">122</w:t>
-            </w:r>
-          </w:p>
-        </w:tc>
-        <w:tc>
-          <w:tcPr>
-            <w:tcBorders>
-              <w:bottom w:val="none" w:sz="0" w:space="0" w:color="000000"/>
-              <w:top w:val="none" w:sz="0" w:space="0" w:color="000000"/>
-              <w:left w:val="none" w:sz="0" w:space="0" w:color="000000"/>
-              <w:right w:val="none" w:sz="0" w:space="0" w:color="000000"/>
-            </w:tcBorders>
-            <w:shd w:val="clear" w:color="auto" w:fill="FFFFFF"/>
-            <w:tcMar>
-              <w:top w:w="0" w:type="dxa"/>
-              <w:bottom w:w="0" w:type="dxa"/>
-              <w:left w:w="0" w:type="dxa"/>
-              <w:right w:w="0" w:type="dxa"/>
-            </w:tcMar>
-            <w:vAlign w:val="center"/>
-          </w:tcPr>
-          <w:p>
-            <w:pPr>
-              <w:pStyle w:val="Normal"/>
-              <w:jc w:val="left"/>
-              <w:pBdr>
-                <w:bottom w:val="none" w:sz="0" w:space="0" w:color="000000"/>
-                <w:top w:val="none" w:sz="0" w:space="0" w:color="000000"/>
-                <w:left w:val="none" w:sz="0" w:space="0" w:color="000000"/>
-                <w:right w:val="none" w:sz="0" w:space="0" w:color="000000"/>
-              </w:pBdr>
-              <w:spacing w:after="100" w:before="100" w:line="240"/>
-              <w:ind w:left="100" w:right="100" w:firstLine="0" w:firstLineChars="0"/>
-              <w:rPr>
-                <w:rFonts w:ascii="Times New Roman" w:hAnsi="Times New Roman" w:eastAsia="Times New Roman" w:cs="Times New Roman"/>
-                <w:i w:val="false"/>
-                <w:b w:val="false"/>
-                <w:u w:val="none"/>
-                <w:strike w:val="false"/>
-                <w:sz w:val="18"/>
-                <w:szCs w:val="18"/>
-                <w:color w:val="000000"/>
-              </w:rPr>
-            </w:pPr>
-            <w:r>
-              <w:rPr>
-                <w:rFonts w:ascii="Times New Roman" w:hAnsi="Times New Roman" w:eastAsia="Times New Roman" w:cs="Times New Roman"/>
-                <w:i w:val="false"/>
-                <w:b w:val="false"/>
-                <w:u w:val="none"/>
-                <w:strike w:val="false"/>
-                <w:sz w:val="18"/>
-                <w:szCs w:val="18"/>
-                <w:color w:val="000000"/>
-              </w:rPr>
-              <w:t xml:space="preserve">0.75 (0.57–0.98)</w:t>
-            </w:r>
-          </w:p>
-        </w:tc>
-        <w:tc>
-          <w:tcPr>
-            <w:tcBorders>
-              <w:bottom w:val="none" w:sz="0" w:space="0" w:color="000000"/>
-              <w:top w:val="none" w:sz="0" w:space="0" w:color="000000"/>
-              <w:left w:val="none" w:sz="0" w:space="0" w:color="000000"/>
-              <w:right w:val="none" w:sz="0" w:space="0" w:color="000000"/>
-            </w:tcBorders>
-            <w:shd w:val="clear" w:color="auto" w:fill="FFFFFF"/>
-            <w:tcMar>
-              <w:top w:w="0" w:type="dxa"/>
-              <w:bottom w:w="0" w:type="dxa"/>
-              <w:left w:w="0" w:type="dxa"/>
-              <w:right w:w="0" w:type="dxa"/>
-            </w:tcMar>
-            <w:vAlign w:val="center"/>
-          </w:tcPr>
-          <w:p>
-            <w:pPr>
-              <w:pStyle w:val="Normal"/>
-              <w:jc w:val="left"/>
-              <w:pBdr>
-                <w:bottom w:val="none" w:sz="0" w:space="0" w:color="000000"/>
-                <w:top w:val="none" w:sz="0" w:space="0" w:color="000000"/>
-                <w:left w:val="none" w:sz="0" w:space="0" w:color="000000"/>
-                <w:right w:val="none" w:sz="0" w:space="0" w:color="000000"/>
-              </w:pBdr>
-              <w:spacing w:after="100" w:before="100" w:line="240"/>
-              <w:ind w:left="100" w:right="100" w:firstLine="0" w:firstLineChars="0"/>
-              <w:rPr>
-                <w:rFonts w:ascii="Times New Roman" w:hAnsi="Times New Roman" w:eastAsia="Times New Roman" w:cs="Times New Roman"/>
-                <w:i w:val="false"/>
-                <w:b w:val="false"/>
-                <w:u w:val="none"/>
-                <w:strike w:val="false"/>
-                <w:sz w:val="18"/>
-                <w:szCs w:val="18"/>
-                <w:color w:val="000000"/>
-              </w:rPr>
-            </w:pPr>
-            <w:r>
-              <w:rPr>
-                <w:rFonts w:ascii="Times New Roman" w:hAnsi="Times New Roman" w:eastAsia="Times New Roman" w:cs="Times New Roman"/>
-                <w:i w:val="false"/>
-                <w:b w:val="false"/>
-                <w:u w:val="none"/>
-                <w:strike w:val="false"/>
-                <w:sz w:val="18"/>
-                <w:szCs w:val="18"/>
-                <w:color w:val="000000"/>
-              </w:rPr>
-              <w:t xml:space="preserve">0.038</w:t>
+              <w:t xml:space="preserve">157</w:t>
+            </w:r>
+          </w:p>
+        </w:tc>
+        <w:tc>
+          <w:tcPr>
+            <w:tcBorders>
+              <w:bottom w:val="none" w:sz="0" w:space="0" w:color="000000"/>
+              <w:top w:val="none" w:sz="0" w:space="0" w:color="000000"/>
+              <w:left w:val="none" w:sz="0" w:space="0" w:color="000000"/>
+              <w:right w:val="none" w:sz="0" w:space="0" w:color="000000"/>
+            </w:tcBorders>
+            <w:shd w:val="clear" w:color="auto" w:fill="FFFFFF"/>
+            <w:tcMar>
+              <w:top w:w="0" w:type="dxa"/>
+              <w:bottom w:w="0" w:type="dxa"/>
+              <w:left w:w="0" w:type="dxa"/>
+              <w:right w:w="0" w:type="dxa"/>
+            </w:tcMar>
+            <w:vAlign w:val="center"/>
+          </w:tcPr>
+          <w:p>
+            <w:pPr>
+              <w:pStyle w:val="Normal"/>
+              <w:jc w:val="left"/>
+              <w:pBdr>
+                <w:bottom w:val="none" w:sz="0" w:space="0" w:color="000000"/>
+                <w:top w:val="none" w:sz="0" w:space="0" w:color="000000"/>
+                <w:left w:val="none" w:sz="0" w:space="0" w:color="000000"/>
+                <w:right w:val="none" w:sz="0" w:space="0" w:color="000000"/>
+              </w:pBdr>
+              <w:spacing w:after="100" w:before="100" w:line="240"/>
+              <w:ind w:left="100" w:right="100" w:firstLine="0" w:firstLineChars="0"/>
+              <w:rPr>
+                <w:rFonts w:ascii="Times New Roman" w:hAnsi="Times New Roman" w:eastAsia="Times New Roman" w:cs="Times New Roman"/>
+                <w:i w:val="false"/>
+                <w:b w:val="false"/>
+                <w:u w:val="none"/>
+                <w:strike w:val="false"/>
+                <w:sz w:val="18"/>
+                <w:szCs w:val="18"/>
+                <w:color w:val="000000"/>
+              </w:rPr>
+            </w:pPr>
+            <w:r>
+              <w:rPr>
+                <w:rFonts w:ascii="Times New Roman" w:hAnsi="Times New Roman" w:eastAsia="Times New Roman" w:cs="Times New Roman"/>
+                <w:i w:val="false"/>
+                <w:b w:val="false"/>
+                <w:u w:val="none"/>
+                <w:strike w:val="false"/>
+                <w:sz w:val="18"/>
+                <w:szCs w:val="18"/>
+                <w:color w:val="000000"/>
+              </w:rPr>
+              <w:t xml:space="preserve">0.71 (0.56–0.91)</w:t>
+            </w:r>
+          </w:p>
+        </w:tc>
+        <w:tc>
+          <w:tcPr>
+            <w:tcBorders>
+              <w:bottom w:val="none" w:sz="0" w:space="0" w:color="000000"/>
+              <w:top w:val="none" w:sz="0" w:space="0" w:color="000000"/>
+              <w:left w:val="none" w:sz="0" w:space="0" w:color="000000"/>
+              <w:right w:val="none" w:sz="0" w:space="0" w:color="000000"/>
+            </w:tcBorders>
+            <w:shd w:val="clear" w:color="auto" w:fill="FFFFFF"/>
+            <w:tcMar>
+              <w:top w:w="0" w:type="dxa"/>
+              <w:bottom w:w="0" w:type="dxa"/>
+              <w:left w:w="0" w:type="dxa"/>
+              <w:right w:w="0" w:type="dxa"/>
+            </w:tcMar>
+            <w:vAlign w:val="center"/>
+          </w:tcPr>
+          <w:p>
+            <w:pPr>
+              <w:pStyle w:val="Normal"/>
+              <w:jc w:val="left"/>
+              <w:pBdr>
+                <w:bottom w:val="none" w:sz="0" w:space="0" w:color="000000"/>
+                <w:top w:val="none" w:sz="0" w:space="0" w:color="000000"/>
+                <w:left w:val="none" w:sz="0" w:space="0" w:color="000000"/>
+                <w:right w:val="none" w:sz="0" w:space="0" w:color="000000"/>
+              </w:pBdr>
+              <w:spacing w:after="100" w:before="100" w:line="240"/>
+              <w:ind w:left="100" w:right="100" w:firstLine="0" w:firstLineChars="0"/>
+              <w:rPr>
+                <w:rFonts w:ascii="Times New Roman" w:hAnsi="Times New Roman" w:eastAsia="Times New Roman" w:cs="Times New Roman"/>
+                <w:i w:val="false"/>
+                <w:b w:val="false"/>
+                <w:u w:val="none"/>
+                <w:strike w:val="false"/>
+                <w:sz w:val="18"/>
+                <w:szCs w:val="18"/>
+                <w:color w:val="000000"/>
+              </w:rPr>
+            </w:pPr>
+            <w:r>
+              <w:rPr>
+                <w:rFonts w:ascii="Times New Roman" w:hAnsi="Times New Roman" w:eastAsia="Times New Roman" w:cs="Times New Roman"/>
+                <w:i w:val="false"/>
+                <w:b w:val="false"/>
+                <w:u w:val="none"/>
+                <w:strike w:val="false"/>
+                <w:sz w:val="18"/>
+                <w:szCs w:val="18"/>
+                <w:color w:val="000000"/>
+              </w:rPr>
+              <w:t xml:space="preserve">0.007</w:t>
             </w:r>
           </w:p>
         </w:tc>
@@ -2045,7 +2045,7 @@
                 <w:szCs w:val="18"/>
                 <w:color w:val="000000"/>
               </w:rPr>
-              <w:t xml:space="preserve">162</w:t>
+              <w:t xml:space="preserve">188</w:t>
             </w:r>
           </w:p>
         </w:tc>
@@ -2100,7 +2100,7 @@
                 <w:szCs w:val="18"/>
                 <w:color w:val="000000"/>
               </w:rPr>
-              <w:t xml:space="preserve">63</w:t>
+              <w:t xml:space="preserve">82</w:t>
             </w:r>
           </w:p>
         </w:tc>
@@ -2490,7 +2490,7 @@
                 <w:szCs w:val="18"/>
                 <w:color w:val="000000"/>
               </w:rPr>
-              <w:t xml:space="preserve">217</w:t>
+              <w:t xml:space="preserve">247</w:t>
             </w:r>
           </w:p>
         </w:tc>
@@ -2545,117 +2545,117 @@
                 <w:szCs w:val="18"/>
                 <w:color w:val="000000"/>
               </w:rPr>
-              <w:t xml:space="preserve">59</w:t>
-            </w:r>
-          </w:p>
-        </w:tc>
-        <w:tc>
-          <w:tcPr>
-            <w:tcBorders>
-              <w:bottom w:val="none" w:sz="0" w:space="0" w:color="000000"/>
-              <w:top w:val="none" w:sz="0" w:space="0" w:color="000000"/>
-              <w:left w:val="none" w:sz="0" w:space="0" w:color="000000"/>
-              <w:right w:val="none" w:sz="0" w:space="0" w:color="000000"/>
-            </w:tcBorders>
-            <w:shd w:val="clear" w:color="auto" w:fill="FFFFFF"/>
-            <w:tcMar>
-              <w:top w:w="0" w:type="dxa"/>
-              <w:bottom w:w="0" w:type="dxa"/>
-              <w:left w:w="0" w:type="dxa"/>
-              <w:right w:w="0" w:type="dxa"/>
-            </w:tcMar>
-            <w:vAlign w:val="center"/>
-          </w:tcPr>
-          <w:p>
-            <w:pPr>
-              <w:pStyle w:val="Normal"/>
-              <w:jc w:val="left"/>
-              <w:pBdr>
-                <w:bottom w:val="none" w:sz="0" w:space="0" w:color="000000"/>
-                <w:top w:val="none" w:sz="0" w:space="0" w:color="000000"/>
-                <w:left w:val="none" w:sz="0" w:space="0" w:color="000000"/>
-                <w:right w:val="none" w:sz="0" w:space="0" w:color="000000"/>
-              </w:pBdr>
-              <w:spacing w:after="100" w:before="100" w:line="240"/>
-              <w:ind w:left="100" w:right="100" w:firstLine="0" w:firstLineChars="0"/>
-              <w:rPr>
-                <w:rFonts w:ascii="Times New Roman" w:hAnsi="Times New Roman" w:eastAsia="Times New Roman" w:cs="Times New Roman"/>
-                <w:i w:val="false"/>
-                <w:b w:val="false"/>
-                <w:u w:val="none"/>
-                <w:strike w:val="false"/>
-                <w:sz w:val="18"/>
-                <w:szCs w:val="18"/>
-                <w:color w:val="000000"/>
-              </w:rPr>
-            </w:pPr>
-            <w:r>
-              <w:rPr>
-                <w:rFonts w:ascii="Times New Roman" w:hAnsi="Times New Roman" w:eastAsia="Times New Roman" w:cs="Times New Roman"/>
-                <w:i w:val="false"/>
-                <w:b w:val="false"/>
-                <w:u w:val="none"/>
-                <w:strike w:val="false"/>
-                <w:sz w:val="18"/>
-                <w:szCs w:val="18"/>
-                <w:color w:val="000000"/>
-              </w:rPr>
-              <w:t xml:space="preserve">0.69 (0.48–0.98)</w:t>
-            </w:r>
-          </w:p>
-        </w:tc>
-        <w:tc>
-          <w:tcPr>
-            <w:tcBorders>
-              <w:bottom w:val="none" w:sz="0" w:space="0" w:color="000000"/>
-              <w:top w:val="none" w:sz="0" w:space="0" w:color="000000"/>
-              <w:left w:val="none" w:sz="0" w:space="0" w:color="000000"/>
-              <w:right w:val="none" w:sz="0" w:space="0" w:color="000000"/>
-            </w:tcBorders>
-            <w:shd w:val="clear" w:color="auto" w:fill="FFFFFF"/>
-            <w:tcMar>
-              <w:top w:w="0" w:type="dxa"/>
-              <w:bottom w:w="0" w:type="dxa"/>
-              <w:left w:w="0" w:type="dxa"/>
-              <w:right w:w="0" w:type="dxa"/>
-            </w:tcMar>
-            <w:vAlign w:val="center"/>
-          </w:tcPr>
-          <w:p>
-            <w:pPr>
-              <w:pStyle w:val="Normal"/>
-              <w:jc w:val="left"/>
-              <w:pBdr>
-                <w:bottom w:val="none" w:sz="0" w:space="0" w:color="000000"/>
-                <w:top w:val="none" w:sz="0" w:space="0" w:color="000000"/>
-                <w:left w:val="none" w:sz="0" w:space="0" w:color="000000"/>
-                <w:right w:val="none" w:sz="0" w:space="0" w:color="000000"/>
-              </w:pBdr>
-              <w:spacing w:after="100" w:before="100" w:line="240"/>
-              <w:ind w:left="100" w:right="100" w:firstLine="0" w:firstLineChars="0"/>
-              <w:rPr>
-                <w:rFonts w:ascii="Times New Roman" w:hAnsi="Times New Roman" w:eastAsia="Times New Roman" w:cs="Times New Roman"/>
-                <w:i w:val="false"/>
-                <w:b w:val="false"/>
-                <w:u w:val="none"/>
-                <w:strike w:val="false"/>
-                <w:sz w:val="18"/>
-                <w:szCs w:val="18"/>
-                <w:color w:val="000000"/>
-              </w:rPr>
-            </w:pPr>
-            <w:r>
-              <w:rPr>
-                <w:rFonts w:ascii="Times New Roman" w:hAnsi="Times New Roman" w:eastAsia="Times New Roman" w:cs="Times New Roman"/>
-                <w:i w:val="false"/>
-                <w:b w:val="false"/>
-                <w:u w:val="none"/>
-                <w:strike w:val="false"/>
-                <w:sz w:val="18"/>
-                <w:szCs w:val="18"/>
-                <w:color w:val="000000"/>
-              </w:rPr>
-              <w:t xml:space="preserve">0.039</w:t>
+              <w:t xml:space="preserve">75</w:t>
+            </w:r>
+          </w:p>
+        </w:tc>
+        <w:tc>
+          <w:tcPr>
+            <w:tcBorders>
+              <w:bottom w:val="none" w:sz="0" w:space="0" w:color="000000"/>
+              <w:top w:val="none" w:sz="0" w:space="0" w:color="000000"/>
+              <w:left w:val="none" w:sz="0" w:space="0" w:color="000000"/>
+              <w:right w:val="none" w:sz="0" w:space="0" w:color="000000"/>
+            </w:tcBorders>
+            <w:shd w:val="clear" w:color="auto" w:fill="FFFFFF"/>
+            <w:tcMar>
+              <w:top w:w="0" w:type="dxa"/>
+              <w:bottom w:w="0" w:type="dxa"/>
+              <w:left w:w="0" w:type="dxa"/>
+              <w:right w:w="0" w:type="dxa"/>
+            </w:tcMar>
+            <w:vAlign w:val="center"/>
+          </w:tcPr>
+          <w:p>
+            <w:pPr>
+              <w:pStyle w:val="Normal"/>
+              <w:jc w:val="left"/>
+              <w:pBdr>
+                <w:bottom w:val="none" w:sz="0" w:space="0" w:color="000000"/>
+                <w:top w:val="none" w:sz="0" w:space="0" w:color="000000"/>
+                <w:left w:val="none" w:sz="0" w:space="0" w:color="000000"/>
+                <w:right w:val="none" w:sz="0" w:space="0" w:color="000000"/>
+              </w:pBdr>
+              <w:spacing w:after="100" w:before="100" w:line="240"/>
+              <w:ind w:left="100" w:right="100" w:firstLine="0" w:firstLineChars="0"/>
+              <w:rPr>
+                <w:rFonts w:ascii="Times New Roman" w:hAnsi="Times New Roman" w:eastAsia="Times New Roman" w:cs="Times New Roman"/>
+                <w:i w:val="false"/>
+                <w:b w:val="false"/>
+                <w:u w:val="none"/>
+                <w:strike w:val="false"/>
+                <w:sz w:val="18"/>
+                <w:szCs w:val="18"/>
+                <w:color w:val="000000"/>
+              </w:rPr>
+            </w:pPr>
+            <w:r>
+              <w:rPr>
+                <w:rFonts w:ascii="Times New Roman" w:hAnsi="Times New Roman" w:eastAsia="Times New Roman" w:cs="Times New Roman"/>
+                <w:i w:val="false"/>
+                <w:b w:val="false"/>
+                <w:u w:val="none"/>
+                <w:strike w:val="false"/>
+                <w:sz w:val="18"/>
+                <w:szCs w:val="18"/>
+                <w:color w:val="000000"/>
+              </w:rPr>
+              <w:t xml:space="preserve">0.65 (0.48–0.89)</w:t>
+            </w:r>
+          </w:p>
+        </w:tc>
+        <w:tc>
+          <w:tcPr>
+            <w:tcBorders>
+              <w:bottom w:val="none" w:sz="0" w:space="0" w:color="000000"/>
+              <w:top w:val="none" w:sz="0" w:space="0" w:color="000000"/>
+              <w:left w:val="none" w:sz="0" w:space="0" w:color="000000"/>
+              <w:right w:val="none" w:sz="0" w:space="0" w:color="000000"/>
+            </w:tcBorders>
+            <w:shd w:val="clear" w:color="auto" w:fill="FFFFFF"/>
+            <w:tcMar>
+              <w:top w:w="0" w:type="dxa"/>
+              <w:bottom w:w="0" w:type="dxa"/>
+              <w:left w:w="0" w:type="dxa"/>
+              <w:right w:w="0" w:type="dxa"/>
+            </w:tcMar>
+            <w:vAlign w:val="center"/>
+          </w:tcPr>
+          <w:p>
+            <w:pPr>
+              <w:pStyle w:val="Normal"/>
+              <w:jc w:val="left"/>
+              <w:pBdr>
+                <w:bottom w:val="none" w:sz="0" w:space="0" w:color="000000"/>
+                <w:top w:val="none" w:sz="0" w:space="0" w:color="000000"/>
+                <w:left w:val="none" w:sz="0" w:space="0" w:color="000000"/>
+                <w:right w:val="none" w:sz="0" w:space="0" w:color="000000"/>
+              </w:pBdr>
+              <w:spacing w:after="100" w:before="100" w:line="240"/>
+              <w:ind w:left="100" w:right="100" w:firstLine="0" w:firstLineChars="0"/>
+              <w:rPr>
+                <w:rFonts w:ascii="Times New Roman" w:hAnsi="Times New Roman" w:eastAsia="Times New Roman" w:cs="Times New Roman"/>
+                <w:i w:val="false"/>
+                <w:b w:val="false"/>
+                <w:u w:val="none"/>
+                <w:strike w:val="false"/>
+                <w:sz w:val="18"/>
+                <w:szCs w:val="18"/>
+                <w:color w:val="000000"/>
+              </w:rPr>
+            </w:pPr>
+            <w:r>
+              <w:rPr>
+                <w:rFonts w:ascii="Times New Roman" w:hAnsi="Times New Roman" w:eastAsia="Times New Roman" w:cs="Times New Roman"/>
+                <w:i w:val="false"/>
+                <w:b w:val="false"/>
+                <w:u w:val="none"/>
+                <w:strike w:val="false"/>
+                <w:sz w:val="18"/>
+                <w:szCs w:val="18"/>
+                <w:color w:val="000000"/>
+              </w:rPr>
+              <w:t xml:space="preserve">0.008</w:t>
             </w:r>
           </w:p>
         </w:tc>
@@ -2935,7 +2935,7 @@
                 <w:szCs w:val="18"/>
                 <w:color w:val="000000"/>
               </w:rPr>
-              <w:t xml:space="preserve">379</w:t>
+              <w:t xml:space="preserve">435</w:t>
             </w:r>
           </w:p>
         </w:tc>
@@ -2990,117 +2990,117 @@
                 <w:szCs w:val="18"/>
                 <w:color w:val="000000"/>
               </w:rPr>
-              <w:t xml:space="preserve">122</w:t>
-            </w:r>
-          </w:p>
-        </w:tc>
-        <w:tc>
-          <w:tcPr>
-            <w:tcBorders>
-              <w:bottom w:val="none" w:sz="0" w:space="0" w:color="000000"/>
-              <w:top w:val="none" w:sz="0" w:space="0" w:color="000000"/>
-              <w:left w:val="none" w:sz="0" w:space="0" w:color="000000"/>
-              <w:right w:val="none" w:sz="0" w:space="0" w:color="000000"/>
-            </w:tcBorders>
-            <w:shd w:val="clear" w:color="auto" w:fill="FFFFFF"/>
-            <w:tcMar>
-              <w:top w:w="0" w:type="dxa"/>
-              <w:bottom w:w="0" w:type="dxa"/>
-              <w:left w:w="0" w:type="dxa"/>
-              <w:right w:w="0" w:type="dxa"/>
-            </w:tcMar>
-            <w:vAlign w:val="center"/>
-          </w:tcPr>
-          <w:p>
-            <w:pPr>
-              <w:pStyle w:val="Normal"/>
-              <w:jc w:val="left"/>
-              <w:pBdr>
-                <w:bottom w:val="none" w:sz="0" w:space="0" w:color="000000"/>
-                <w:top w:val="none" w:sz="0" w:space="0" w:color="000000"/>
-                <w:left w:val="none" w:sz="0" w:space="0" w:color="000000"/>
-                <w:right w:val="none" w:sz="0" w:space="0" w:color="000000"/>
-              </w:pBdr>
-              <w:spacing w:after="100" w:before="100" w:line="240"/>
-              <w:ind w:left="100" w:right="100" w:firstLine="0" w:firstLineChars="0"/>
-              <w:rPr>
-                <w:rFonts w:ascii="Times New Roman" w:hAnsi="Times New Roman" w:eastAsia="Times New Roman" w:cs="Times New Roman"/>
-                <w:i w:val="false"/>
-                <w:b w:val="false"/>
-                <w:u w:val="none"/>
-                <w:strike w:val="false"/>
-                <w:sz w:val="18"/>
-                <w:szCs w:val="18"/>
-                <w:color w:val="000000"/>
-              </w:rPr>
-            </w:pPr>
-            <w:r>
-              <w:rPr>
-                <w:rFonts w:ascii="Times New Roman" w:hAnsi="Times New Roman" w:eastAsia="Times New Roman" w:cs="Times New Roman"/>
-                <w:i w:val="false"/>
-                <w:b w:val="false"/>
-                <w:u w:val="none"/>
-                <w:strike w:val="false"/>
-                <w:sz w:val="18"/>
-                <w:szCs w:val="18"/>
-                <w:color w:val="000000"/>
-              </w:rPr>
-              <w:t xml:space="preserve">1.11 (0.96–1.29)</w:t>
-            </w:r>
-          </w:p>
-        </w:tc>
-        <w:tc>
-          <w:tcPr>
-            <w:tcBorders>
-              <w:bottom w:val="none" w:sz="0" w:space="0" w:color="000000"/>
-              <w:top w:val="none" w:sz="0" w:space="0" w:color="000000"/>
-              <w:left w:val="none" w:sz="0" w:space="0" w:color="000000"/>
-              <w:right w:val="none" w:sz="0" w:space="0" w:color="000000"/>
-            </w:tcBorders>
-            <w:shd w:val="clear" w:color="auto" w:fill="FFFFFF"/>
-            <w:tcMar>
-              <w:top w:w="0" w:type="dxa"/>
-              <w:bottom w:w="0" w:type="dxa"/>
-              <w:left w:w="0" w:type="dxa"/>
-              <w:right w:w="0" w:type="dxa"/>
-            </w:tcMar>
-            <w:vAlign w:val="center"/>
-          </w:tcPr>
-          <w:p>
-            <w:pPr>
-              <w:pStyle w:val="Normal"/>
-              <w:jc w:val="left"/>
-              <w:pBdr>
-                <w:bottom w:val="none" w:sz="0" w:space="0" w:color="000000"/>
-                <w:top w:val="none" w:sz="0" w:space="0" w:color="000000"/>
-                <w:left w:val="none" w:sz="0" w:space="0" w:color="000000"/>
-                <w:right w:val="none" w:sz="0" w:space="0" w:color="000000"/>
-              </w:pBdr>
-              <w:spacing w:after="100" w:before="100" w:line="240"/>
-              <w:ind w:left="100" w:right="100" w:firstLine="0" w:firstLineChars="0"/>
-              <w:rPr>
-                <w:rFonts w:ascii="Times New Roman" w:hAnsi="Times New Roman" w:eastAsia="Times New Roman" w:cs="Times New Roman"/>
-                <w:i w:val="false"/>
-                <w:b w:val="false"/>
-                <w:u w:val="none"/>
-                <w:strike w:val="false"/>
-                <w:sz w:val="18"/>
-                <w:szCs w:val="18"/>
-                <w:color w:val="000000"/>
-              </w:rPr>
-            </w:pPr>
-            <w:r>
-              <w:rPr>
-                <w:rFonts w:ascii="Times New Roman" w:hAnsi="Times New Roman" w:eastAsia="Times New Roman" w:cs="Times New Roman"/>
-                <w:i w:val="false"/>
-                <w:b w:val="false"/>
-                <w:u w:val="none"/>
-                <w:strike w:val="false"/>
-                <w:sz w:val="18"/>
-                <w:szCs w:val="18"/>
-                <w:color w:val="000000"/>
-              </w:rPr>
-              <w:t xml:space="preserve">0.172</w:t>
+              <w:t xml:space="preserve">157</w:t>
+            </w:r>
+          </w:p>
+        </w:tc>
+        <w:tc>
+          <w:tcPr>
+            <w:tcBorders>
+              <w:bottom w:val="none" w:sz="0" w:space="0" w:color="000000"/>
+              <w:top w:val="none" w:sz="0" w:space="0" w:color="000000"/>
+              <w:left w:val="none" w:sz="0" w:space="0" w:color="000000"/>
+              <w:right w:val="none" w:sz="0" w:space="0" w:color="000000"/>
+            </w:tcBorders>
+            <w:shd w:val="clear" w:color="auto" w:fill="FFFFFF"/>
+            <w:tcMar>
+              <w:top w:w="0" w:type="dxa"/>
+              <w:bottom w:w="0" w:type="dxa"/>
+              <w:left w:w="0" w:type="dxa"/>
+              <w:right w:w="0" w:type="dxa"/>
+            </w:tcMar>
+            <w:vAlign w:val="center"/>
+          </w:tcPr>
+          <w:p>
+            <w:pPr>
+              <w:pStyle w:val="Normal"/>
+              <w:jc w:val="left"/>
+              <w:pBdr>
+                <w:bottom w:val="none" w:sz="0" w:space="0" w:color="000000"/>
+                <w:top w:val="none" w:sz="0" w:space="0" w:color="000000"/>
+                <w:left w:val="none" w:sz="0" w:space="0" w:color="000000"/>
+                <w:right w:val="none" w:sz="0" w:space="0" w:color="000000"/>
+              </w:pBdr>
+              <w:spacing w:after="100" w:before="100" w:line="240"/>
+              <w:ind w:left="100" w:right="100" w:firstLine="0" w:firstLineChars="0"/>
+              <w:rPr>
+                <w:rFonts w:ascii="Times New Roman" w:hAnsi="Times New Roman" w:eastAsia="Times New Roman" w:cs="Times New Roman"/>
+                <w:i w:val="false"/>
+                <w:b w:val="false"/>
+                <w:u w:val="none"/>
+                <w:strike w:val="false"/>
+                <w:sz w:val="18"/>
+                <w:szCs w:val="18"/>
+                <w:color w:val="000000"/>
+              </w:rPr>
+            </w:pPr>
+            <w:r>
+              <w:rPr>
+                <w:rFonts w:ascii="Times New Roman" w:hAnsi="Times New Roman" w:eastAsia="Times New Roman" w:cs="Times New Roman"/>
+                <w:i w:val="false"/>
+                <w:b w:val="false"/>
+                <w:u w:val="none"/>
+                <w:strike w:val="false"/>
+                <w:sz w:val="18"/>
+                <w:szCs w:val="18"/>
+                <w:color w:val="000000"/>
+              </w:rPr>
+              <w:t xml:space="preserve">1.00 (0.99–1.01)</w:t>
+            </w:r>
+          </w:p>
+        </w:tc>
+        <w:tc>
+          <w:tcPr>
+            <w:tcBorders>
+              <w:bottom w:val="none" w:sz="0" w:space="0" w:color="000000"/>
+              <w:top w:val="none" w:sz="0" w:space="0" w:color="000000"/>
+              <w:left w:val="none" w:sz="0" w:space="0" w:color="000000"/>
+              <w:right w:val="none" w:sz="0" w:space="0" w:color="000000"/>
+            </w:tcBorders>
+            <w:shd w:val="clear" w:color="auto" w:fill="FFFFFF"/>
+            <w:tcMar>
+              <w:top w:w="0" w:type="dxa"/>
+              <w:bottom w:w="0" w:type="dxa"/>
+              <w:left w:w="0" w:type="dxa"/>
+              <w:right w:w="0" w:type="dxa"/>
+            </w:tcMar>
+            <w:vAlign w:val="center"/>
+          </w:tcPr>
+          <w:p>
+            <w:pPr>
+              <w:pStyle w:val="Normal"/>
+              <w:jc w:val="left"/>
+              <w:pBdr>
+                <w:bottom w:val="none" w:sz="0" w:space="0" w:color="000000"/>
+                <w:top w:val="none" w:sz="0" w:space="0" w:color="000000"/>
+                <w:left w:val="none" w:sz="0" w:space="0" w:color="000000"/>
+                <w:right w:val="none" w:sz="0" w:space="0" w:color="000000"/>
+              </w:pBdr>
+              <w:spacing w:after="100" w:before="100" w:line="240"/>
+              <w:ind w:left="100" w:right="100" w:firstLine="0" w:firstLineChars="0"/>
+              <w:rPr>
+                <w:rFonts w:ascii="Times New Roman" w:hAnsi="Times New Roman" w:eastAsia="Times New Roman" w:cs="Times New Roman"/>
+                <w:i w:val="false"/>
+                <w:b w:val="false"/>
+                <w:u w:val="none"/>
+                <w:strike w:val="false"/>
+                <w:sz w:val="18"/>
+                <w:szCs w:val="18"/>
+                <w:color w:val="000000"/>
+              </w:rPr>
+            </w:pPr>
+            <w:r>
+              <w:rPr>
+                <w:rFonts w:ascii="Times New Roman" w:hAnsi="Times New Roman" w:eastAsia="Times New Roman" w:cs="Times New Roman"/>
+                <w:i w:val="false"/>
+                <w:b w:val="false"/>
+                <w:u w:val="none"/>
+                <w:strike w:val="false"/>
+                <w:sz w:val="18"/>
+                <w:szCs w:val="18"/>
+                <w:color w:val="000000"/>
+              </w:rPr>
+              <w:t xml:space="preserve">0.952</w:t>
             </w:r>
           </w:p>
         </w:tc>
@@ -3380,7 +3380,7 @@
                 <w:szCs w:val="18"/>
                 <w:color w:val="000000"/>
               </w:rPr>
-              <w:t xml:space="preserve">219</w:t>
+              <w:t xml:space="preserve">247</w:t>
             </w:r>
           </w:p>
         </w:tc>
@@ -3435,7 +3435,7 @@
                 <w:szCs w:val="18"/>
                 <w:color w:val="000000"/>
               </w:rPr>
-              <w:t xml:space="preserve">74</w:t>
+              <w:t xml:space="preserve">91</w:t>
             </w:r>
           </w:p>
         </w:tc>
@@ -3825,7 +3825,7 @@
                 <w:szCs w:val="18"/>
                 <w:color w:val="000000"/>
               </w:rPr>
-              <w:t xml:space="preserve">160</w:t>
+              <w:t xml:space="preserve">188</w:t>
             </w:r>
           </w:p>
         </w:tc>
@@ -3880,117 +3880,117 @@
                 <w:szCs w:val="18"/>
                 <w:color w:val="000000"/>
               </w:rPr>
-              <w:t xml:space="preserve">48</w:t>
-            </w:r>
-          </w:p>
-        </w:tc>
-        <w:tc>
-          <w:tcPr>
-            <w:tcBorders>
-              <w:bottom w:val="none" w:sz="0" w:space="0" w:color="000000"/>
-              <w:top w:val="none" w:sz="0" w:space="0" w:color="000000"/>
-              <w:left w:val="none" w:sz="0" w:space="0" w:color="000000"/>
-              <w:right w:val="none" w:sz="0" w:space="0" w:color="000000"/>
-            </w:tcBorders>
-            <w:shd w:val="clear" w:color="auto" w:fill="FFFFFF"/>
-            <w:tcMar>
-              <w:top w:w="0" w:type="dxa"/>
-              <w:bottom w:w="0" w:type="dxa"/>
-              <w:left w:w="0" w:type="dxa"/>
-              <w:right w:w="0" w:type="dxa"/>
-            </w:tcMar>
-            <w:vAlign w:val="center"/>
-          </w:tcPr>
-          <w:p>
-            <w:pPr>
-              <w:pStyle w:val="Normal"/>
-              <w:jc w:val="left"/>
-              <w:pBdr>
-                <w:bottom w:val="none" w:sz="0" w:space="0" w:color="000000"/>
-                <w:top w:val="none" w:sz="0" w:space="0" w:color="000000"/>
-                <w:left w:val="none" w:sz="0" w:space="0" w:color="000000"/>
-                <w:right w:val="none" w:sz="0" w:space="0" w:color="000000"/>
-              </w:pBdr>
-              <w:spacing w:after="100" w:before="100" w:line="240"/>
-              <w:ind w:left="100" w:right="100" w:firstLine="0" w:firstLineChars="0"/>
-              <w:rPr>
-                <w:rFonts w:ascii="Times New Roman" w:hAnsi="Times New Roman" w:eastAsia="Times New Roman" w:cs="Times New Roman"/>
-                <w:i w:val="false"/>
-                <w:b w:val="false"/>
-                <w:u w:val="none"/>
-                <w:strike w:val="false"/>
-                <w:sz w:val="18"/>
-                <w:szCs w:val="18"/>
-                <w:color w:val="000000"/>
-              </w:rPr>
-            </w:pPr>
-            <w:r>
-              <w:rPr>
-                <w:rFonts w:ascii="Times New Roman" w:hAnsi="Times New Roman" w:eastAsia="Times New Roman" w:cs="Times New Roman"/>
-                <w:i w:val="false"/>
-                <w:b w:val="false"/>
-                <w:u w:val="none"/>
-                <w:strike w:val="false"/>
-                <w:sz w:val="18"/>
-                <w:szCs w:val="18"/>
-                <w:color w:val="000000"/>
-              </w:rPr>
-              <w:t xml:space="preserve">0.85 (0.59–1.23)</w:t>
-            </w:r>
-          </w:p>
-        </w:tc>
-        <w:tc>
-          <w:tcPr>
-            <w:tcBorders>
-              <w:bottom w:val="none" w:sz="0" w:space="0" w:color="000000"/>
-              <w:top w:val="none" w:sz="0" w:space="0" w:color="000000"/>
-              <w:left w:val="none" w:sz="0" w:space="0" w:color="000000"/>
-              <w:right w:val="none" w:sz="0" w:space="0" w:color="000000"/>
-            </w:tcBorders>
-            <w:shd w:val="clear" w:color="auto" w:fill="FFFFFF"/>
-            <w:tcMar>
-              <w:top w:w="0" w:type="dxa"/>
-              <w:bottom w:w="0" w:type="dxa"/>
-              <w:left w:w="0" w:type="dxa"/>
-              <w:right w:w="0" w:type="dxa"/>
-            </w:tcMar>
-            <w:vAlign w:val="center"/>
-          </w:tcPr>
-          <w:p>
-            <w:pPr>
-              <w:pStyle w:val="Normal"/>
-              <w:jc w:val="left"/>
-              <w:pBdr>
-                <w:bottom w:val="none" w:sz="0" w:space="0" w:color="000000"/>
-                <w:top w:val="none" w:sz="0" w:space="0" w:color="000000"/>
-                <w:left w:val="none" w:sz="0" w:space="0" w:color="000000"/>
-                <w:right w:val="none" w:sz="0" w:space="0" w:color="000000"/>
-              </w:pBdr>
-              <w:spacing w:after="100" w:before="100" w:line="240"/>
-              <w:ind w:left="100" w:right="100" w:firstLine="0" w:firstLineChars="0"/>
-              <w:rPr>
-                <w:rFonts w:ascii="Times New Roman" w:hAnsi="Times New Roman" w:eastAsia="Times New Roman" w:cs="Times New Roman"/>
-                <w:i w:val="false"/>
-                <w:b w:val="false"/>
-                <w:u w:val="none"/>
-                <w:strike w:val="false"/>
-                <w:sz w:val="18"/>
-                <w:szCs w:val="18"/>
-                <w:color w:val="000000"/>
-              </w:rPr>
-            </w:pPr>
-            <w:r>
-              <w:rPr>
-                <w:rFonts w:ascii="Times New Roman" w:hAnsi="Times New Roman" w:eastAsia="Times New Roman" w:cs="Times New Roman"/>
-                <w:i w:val="false"/>
-                <w:b w:val="false"/>
-                <w:u w:val="none"/>
-                <w:strike w:val="false"/>
-                <w:sz w:val="18"/>
-                <w:szCs w:val="18"/>
-                <w:color w:val="000000"/>
-              </w:rPr>
-              <w:t xml:space="preserve">0.397</w:t>
+              <w:t xml:space="preserve">66</w:t>
+            </w:r>
+          </w:p>
+        </w:tc>
+        <w:tc>
+          <w:tcPr>
+            <w:tcBorders>
+              <w:bottom w:val="none" w:sz="0" w:space="0" w:color="000000"/>
+              <w:top w:val="none" w:sz="0" w:space="0" w:color="000000"/>
+              <w:left w:val="none" w:sz="0" w:space="0" w:color="000000"/>
+              <w:right w:val="none" w:sz="0" w:space="0" w:color="000000"/>
+            </w:tcBorders>
+            <w:shd w:val="clear" w:color="auto" w:fill="FFFFFF"/>
+            <w:tcMar>
+              <w:top w:w="0" w:type="dxa"/>
+              <w:bottom w:w="0" w:type="dxa"/>
+              <w:left w:w="0" w:type="dxa"/>
+              <w:right w:w="0" w:type="dxa"/>
+            </w:tcMar>
+            <w:vAlign w:val="center"/>
+          </w:tcPr>
+          <w:p>
+            <w:pPr>
+              <w:pStyle w:val="Normal"/>
+              <w:jc w:val="left"/>
+              <w:pBdr>
+                <w:bottom w:val="none" w:sz="0" w:space="0" w:color="000000"/>
+                <w:top w:val="none" w:sz="0" w:space="0" w:color="000000"/>
+                <w:left w:val="none" w:sz="0" w:space="0" w:color="000000"/>
+                <w:right w:val="none" w:sz="0" w:space="0" w:color="000000"/>
+              </w:pBdr>
+              <w:spacing w:after="100" w:before="100" w:line="240"/>
+              <w:ind w:left="100" w:right="100" w:firstLine="0" w:firstLineChars="0"/>
+              <w:rPr>
+                <w:rFonts w:ascii="Times New Roman" w:hAnsi="Times New Roman" w:eastAsia="Times New Roman" w:cs="Times New Roman"/>
+                <w:i w:val="false"/>
+                <w:b w:val="false"/>
+                <w:u w:val="none"/>
+                <w:strike w:val="false"/>
+                <w:sz w:val="18"/>
+                <w:szCs w:val="18"/>
+                <w:color w:val="000000"/>
+              </w:rPr>
+            </w:pPr>
+            <w:r>
+              <w:rPr>
+                <w:rFonts w:ascii="Times New Roman" w:hAnsi="Times New Roman" w:eastAsia="Times New Roman" w:cs="Times New Roman"/>
+                <w:i w:val="false"/>
+                <w:b w:val="false"/>
+                <w:u w:val="none"/>
+                <w:strike w:val="false"/>
+                <w:sz w:val="18"/>
+                <w:szCs w:val="18"/>
+                <w:color w:val="000000"/>
+              </w:rPr>
+              <w:t xml:space="preserve">0.89 (0.65–1.23)</w:t>
+            </w:r>
+          </w:p>
+        </w:tc>
+        <w:tc>
+          <w:tcPr>
+            <w:tcBorders>
+              <w:bottom w:val="none" w:sz="0" w:space="0" w:color="000000"/>
+              <w:top w:val="none" w:sz="0" w:space="0" w:color="000000"/>
+              <w:left w:val="none" w:sz="0" w:space="0" w:color="000000"/>
+              <w:right w:val="none" w:sz="0" w:space="0" w:color="000000"/>
+            </w:tcBorders>
+            <w:shd w:val="clear" w:color="auto" w:fill="FFFFFF"/>
+            <w:tcMar>
+              <w:top w:w="0" w:type="dxa"/>
+              <w:bottom w:w="0" w:type="dxa"/>
+              <w:left w:w="0" w:type="dxa"/>
+              <w:right w:w="0" w:type="dxa"/>
+            </w:tcMar>
+            <w:vAlign w:val="center"/>
+          </w:tcPr>
+          <w:p>
+            <w:pPr>
+              <w:pStyle w:val="Normal"/>
+              <w:jc w:val="left"/>
+              <w:pBdr>
+                <w:bottom w:val="none" w:sz="0" w:space="0" w:color="000000"/>
+                <w:top w:val="none" w:sz="0" w:space="0" w:color="000000"/>
+                <w:left w:val="none" w:sz="0" w:space="0" w:color="000000"/>
+                <w:right w:val="none" w:sz="0" w:space="0" w:color="000000"/>
+              </w:pBdr>
+              <w:spacing w:after="100" w:before="100" w:line="240"/>
+              <w:ind w:left="100" w:right="100" w:firstLine="0" w:firstLineChars="0"/>
+              <w:rPr>
+                <w:rFonts w:ascii="Times New Roman" w:hAnsi="Times New Roman" w:eastAsia="Times New Roman" w:cs="Times New Roman"/>
+                <w:i w:val="false"/>
+                <w:b w:val="false"/>
+                <w:u w:val="none"/>
+                <w:strike w:val="false"/>
+                <w:sz w:val="18"/>
+                <w:szCs w:val="18"/>
+                <w:color w:val="000000"/>
+              </w:rPr>
+            </w:pPr>
+            <w:r>
+              <w:rPr>
+                <w:rFonts w:ascii="Times New Roman" w:hAnsi="Times New Roman" w:eastAsia="Times New Roman" w:cs="Times New Roman"/>
+                <w:i w:val="false"/>
+                <w:b w:val="false"/>
+                <w:u w:val="none"/>
+                <w:strike w:val="false"/>
+                <w:sz w:val="18"/>
+                <w:szCs w:val="18"/>
+                <w:color w:val="000000"/>
+              </w:rPr>
+              <w:t xml:space="preserve">0.478</w:t>
             </w:r>
           </w:p>
         </w:tc>
@@ -4160,62 +4160,62 @@
                 <w:szCs w:val="18"/>
                 <w:color w:val="000000"/>
               </w:rPr>
-              <w:t xml:space="preserve">Pathologic stage</w:t>
-            </w:r>
-          </w:p>
-        </w:tc>
-        <w:tc>
-          <w:tcPr>
-            <w:tcBorders>
-              <w:bottom w:val="none" w:sz="0" w:space="0" w:color="000000"/>
-              <w:top w:val="none" w:sz="0" w:space="0" w:color="000000"/>
-              <w:left w:val="none" w:sz="0" w:space="0" w:color="000000"/>
-              <w:right w:val="none" w:sz="0" w:space="0" w:color="000000"/>
-            </w:tcBorders>
-            <w:shd w:val="clear" w:color="auto" w:fill="FFFFFF"/>
-            <w:tcMar>
-              <w:top w:w="0" w:type="dxa"/>
-              <w:bottom w:w="0" w:type="dxa"/>
-              <w:left w:w="0" w:type="dxa"/>
-              <w:right w:w="0" w:type="dxa"/>
-            </w:tcMar>
-            <w:vAlign w:val="center"/>
-          </w:tcPr>
-          <w:p>
-            <w:pPr>
-              <w:pStyle w:val="Normal"/>
-              <w:jc w:val="left"/>
-              <w:pBdr>
-                <w:bottom w:val="none" w:sz="0" w:space="0" w:color="000000"/>
-                <w:top w:val="none" w:sz="0" w:space="0" w:color="000000"/>
-                <w:left w:val="none" w:sz="0" w:space="0" w:color="000000"/>
-                <w:right w:val="none" w:sz="0" w:space="0" w:color="000000"/>
-              </w:pBdr>
-              <w:spacing w:after="100" w:before="100" w:line="240"/>
-              <w:ind w:left="100" w:right="100" w:firstLine="0" w:firstLineChars="0"/>
-              <w:rPr>
-                <w:rFonts w:ascii="Times New Roman" w:hAnsi="Times New Roman" w:eastAsia="Times New Roman" w:cs="Times New Roman"/>
-                <w:i w:val="false"/>
-                <w:b w:val="false"/>
-                <w:u w:val="none"/>
-                <w:strike w:val="false"/>
-                <w:sz w:val="18"/>
-                <w:szCs w:val="18"/>
-                <w:color w:val="000000"/>
-              </w:rPr>
-            </w:pPr>
-            <w:r>
-              <w:rPr>
-                <w:rFonts w:ascii="Times New Roman" w:hAnsi="Times New Roman" w:eastAsia="Times New Roman" w:cs="Times New Roman"/>
-                <w:i w:val="false"/>
-                <w:b w:val="false"/>
-                <w:u w:val="none"/>
-                <w:strike w:val="false"/>
-                <w:sz w:val="18"/>
-                <w:szCs w:val="18"/>
-                <w:color w:val="000000"/>
-              </w:rPr>
-              <w:t xml:space="preserve">I (ref)</w:t>
+              <w:t xml:space="preserve">Pathologic stage group</w:t>
+            </w:r>
+          </w:p>
+        </w:tc>
+        <w:tc>
+          <w:tcPr>
+            <w:tcBorders>
+              <w:bottom w:val="none" w:sz="0" w:space="0" w:color="000000"/>
+              <w:top w:val="none" w:sz="0" w:space="0" w:color="000000"/>
+              <w:left w:val="none" w:sz="0" w:space="0" w:color="000000"/>
+              <w:right w:val="none" w:sz="0" w:space="0" w:color="000000"/>
+            </w:tcBorders>
+            <w:shd w:val="clear" w:color="auto" w:fill="FFFFFF"/>
+            <w:tcMar>
+              <w:top w:w="0" w:type="dxa"/>
+              <w:bottom w:w="0" w:type="dxa"/>
+              <w:left w:w="0" w:type="dxa"/>
+              <w:right w:w="0" w:type="dxa"/>
+            </w:tcMar>
+            <w:vAlign w:val="center"/>
+          </w:tcPr>
+          <w:p>
+            <w:pPr>
+              <w:pStyle w:val="Normal"/>
+              <w:jc w:val="left"/>
+              <w:pBdr>
+                <w:bottom w:val="none" w:sz="0" w:space="0" w:color="000000"/>
+                <w:top w:val="none" w:sz="0" w:space="0" w:color="000000"/>
+                <w:left w:val="none" w:sz="0" w:space="0" w:color="000000"/>
+                <w:right w:val="none" w:sz="0" w:space="0" w:color="000000"/>
+              </w:pBdr>
+              <w:spacing w:after="100" w:before="100" w:line="240"/>
+              <w:ind w:left="100" w:right="100" w:firstLine="0" w:firstLineChars="0"/>
+              <w:rPr>
+                <w:rFonts w:ascii="Times New Roman" w:hAnsi="Times New Roman" w:eastAsia="Times New Roman" w:cs="Times New Roman"/>
+                <w:i w:val="false"/>
+                <w:b w:val="false"/>
+                <w:u w:val="none"/>
+                <w:strike w:val="false"/>
+                <w:sz w:val="18"/>
+                <w:szCs w:val="18"/>
+                <w:color w:val="000000"/>
+              </w:rPr>
+            </w:pPr>
+            <w:r>
+              <w:rPr>
+                <w:rFonts w:ascii="Times New Roman" w:hAnsi="Times New Roman" w:eastAsia="Times New Roman" w:cs="Times New Roman"/>
+                <w:i w:val="false"/>
+                <w:b w:val="false"/>
+                <w:u w:val="none"/>
+                <w:strike w:val="false"/>
+                <w:sz w:val="18"/>
+                <w:szCs w:val="18"/>
+                <w:color w:val="000000"/>
+              </w:rPr>
+              <w:t xml:space="preserve">I–II (ref)</w:t>
             </w:r>
           </w:p>
         </w:tc>
@@ -4270,7 +4270,7 @@
                 <w:szCs w:val="18"/>
                 <w:color w:val="000000"/>
               </w:rPr>
-              <w:t xml:space="preserve">23</w:t>
+              <w:t xml:space="preserve">205</w:t>
             </w:r>
           </w:p>
         </w:tc>
@@ -4325,7 +4325,7 @@
                 <w:szCs w:val="18"/>
                 <w:color w:val="000000"/>
               </w:rPr>
-              <w:t xml:space="preserve">1</w:t>
+              <w:t xml:space="preserve">47</w:t>
             </w:r>
           </w:p>
         </w:tc>
@@ -4436,451 +4436,6 @@
                 <w:color w:val="000000"/>
               </w:rPr>
               <w:t xml:space="preserve"/>
-            </w:r>
-          </w:p>
-        </w:tc>
-        <w:tc>
-          <w:tcPr>
-            <w:tcBorders>
-              <w:bottom w:val="none" w:sz="0" w:space="0" w:color="000000"/>
-              <w:top w:val="none" w:sz="0" w:space="0" w:color="000000"/>
-              <w:left w:val="none" w:sz="0" w:space="0" w:color="000000"/>
-              <w:right w:val="none" w:sz="0" w:space="0" w:color="000000"/>
-            </w:tcBorders>
-            <w:shd w:val="clear" w:color="auto" w:fill="FFFFFF"/>
-            <w:tcMar>
-              <w:top w:w="0" w:type="dxa"/>
-              <w:bottom w:w="0" w:type="dxa"/>
-              <w:left w:w="0" w:type="dxa"/>
-              <w:right w:w="0" w:type="dxa"/>
-            </w:tcMar>
-            <w:vAlign w:val="center"/>
-          </w:tcPr>
-          <w:p>
-            <w:pPr>
-              <w:pStyle w:val="Normal"/>
-              <w:jc w:val="left"/>
-              <w:pBdr>
-                <w:bottom w:val="none" w:sz="0" w:space="0" w:color="000000"/>
-                <w:top w:val="none" w:sz="0" w:space="0" w:color="000000"/>
-                <w:left w:val="none" w:sz="0" w:space="0" w:color="000000"/>
-                <w:right w:val="none" w:sz="0" w:space="0" w:color="000000"/>
-              </w:pBdr>
-              <w:spacing w:after="100" w:before="100" w:line="240"/>
-              <w:ind w:left="100" w:right="100" w:firstLine="0" w:firstLineChars="0"/>
-              <w:rPr>
-                <w:rFonts w:ascii="Times New Roman" w:hAnsi="Times New Roman" w:eastAsia="Times New Roman" w:cs="Times New Roman"/>
-                <w:i w:val="false"/>
-                <w:b w:val="false"/>
-                <w:u w:val="none"/>
-                <w:strike w:val="false"/>
-                <w:sz w:val="18"/>
-                <w:szCs w:val="18"/>
-                <w:color w:val="000000"/>
-              </w:rPr>
-            </w:pPr>
-            <w:r>
-              <w:rPr>
-                <w:rFonts w:ascii="Times New Roman" w:hAnsi="Times New Roman" w:eastAsia="Times New Roman" w:cs="Times New Roman"/>
-                <w:i w:val="false"/>
-                <w:b w:val="false"/>
-                <w:u w:val="none"/>
-                <w:strike w:val="false"/>
-                <w:sz w:val="18"/>
-                <w:szCs w:val="18"/>
-                <w:color w:val="000000"/>
-              </w:rPr>
-              <w:t xml:space="preserve">&lt;0.001</w:t>
-            </w:r>
-          </w:p>
-        </w:tc>
-      </w:tr>
-      <w:tr>
-        <w:trPr>
-          <w:trHeight w:val="560" w:hRule="auto"/>
-        </w:trPr>
-        <w:tc>
-          <w:tcPr>
-            <w:tcBorders>
-              <w:bottom w:val="none" w:sz="0" w:space="0" w:color="000000"/>
-              <w:top w:val="none" w:sz="0" w:space="0" w:color="000000"/>
-              <w:left w:val="none" w:sz="0" w:space="0" w:color="000000"/>
-              <w:right w:val="none" w:sz="0" w:space="0" w:color="000000"/>
-            </w:tcBorders>
-            <w:shd w:val="clear" w:color="auto" w:fill="FFFFFF"/>
-            <w:tcMar>
-              <w:top w:w="0" w:type="dxa"/>
-              <w:bottom w:w="0" w:type="dxa"/>
-              <w:left w:w="0" w:type="dxa"/>
-              <w:right w:w="0" w:type="dxa"/>
-            </w:tcMar>
-            <w:vAlign w:val="center"/>
-          </w:tcPr>
-          <w:p>
-            <w:pPr>
-              <w:pStyle w:val="Normal"/>
-              <w:jc w:val="left"/>
-              <w:pBdr>
-                <w:bottom w:val="none" w:sz="0" w:space="0" w:color="000000"/>
-                <w:top w:val="none" w:sz="0" w:space="0" w:color="000000"/>
-                <w:left w:val="none" w:sz="0" w:space="0" w:color="000000"/>
-                <w:right w:val="none" w:sz="0" w:space="0" w:color="000000"/>
-              </w:pBdr>
-              <w:spacing w:after="100" w:before="100" w:line="240"/>
-              <w:ind w:left="100" w:right="100" w:firstLine="0" w:firstLineChars="0"/>
-              <w:rPr>
-                <w:rFonts w:ascii="Times New Roman" w:hAnsi="Times New Roman" w:eastAsia="Times New Roman" w:cs="Times New Roman"/>
-                <w:i w:val="false"/>
-                <w:b w:val="false"/>
-                <w:u w:val="none"/>
-                <w:strike w:val="false"/>
-                <w:sz w:val="18"/>
-                <w:szCs w:val="18"/>
-                <w:color w:val="000000"/>
-              </w:rPr>
-            </w:pPr>
-            <w:r>
-              <w:rPr>
-                <w:rFonts w:ascii="Times New Roman" w:hAnsi="Times New Roman" w:eastAsia="Times New Roman" w:cs="Times New Roman"/>
-                <w:i w:val="false"/>
-                <w:b w:val="false"/>
-                <w:u w:val="none"/>
-                <w:strike w:val="false"/>
-                <w:sz w:val="18"/>
-                <w:szCs w:val="18"/>
-                <w:color w:val="000000"/>
-              </w:rPr>
-              <w:t xml:space="preserve">Multivariable</w:t>
-            </w:r>
-          </w:p>
-        </w:tc>
-        <w:tc>
-          <w:tcPr>
-            <w:tcBorders>
-              <w:bottom w:val="none" w:sz="0" w:space="0" w:color="000000"/>
-              <w:top w:val="none" w:sz="0" w:space="0" w:color="000000"/>
-              <w:left w:val="none" w:sz="0" w:space="0" w:color="000000"/>
-              <w:right w:val="none" w:sz="0" w:space="0" w:color="000000"/>
-            </w:tcBorders>
-            <w:shd w:val="clear" w:color="auto" w:fill="FFFFFF"/>
-            <w:tcMar>
-              <w:top w:w="0" w:type="dxa"/>
-              <w:bottom w:w="0" w:type="dxa"/>
-              <w:left w:w="0" w:type="dxa"/>
-              <w:right w:w="0" w:type="dxa"/>
-            </w:tcMar>
-            <w:vAlign w:val="center"/>
-          </w:tcPr>
-          <w:p>
-            <w:pPr>
-              <w:pStyle w:val="Normal"/>
-              <w:jc w:val="left"/>
-              <w:pBdr>
-                <w:bottom w:val="none" w:sz="0" w:space="0" w:color="000000"/>
-                <w:top w:val="none" w:sz="0" w:space="0" w:color="000000"/>
-                <w:left w:val="none" w:sz="0" w:space="0" w:color="000000"/>
-                <w:right w:val="none" w:sz="0" w:space="0" w:color="000000"/>
-              </w:pBdr>
-              <w:spacing w:after="100" w:before="100" w:line="240"/>
-              <w:ind w:left="100" w:right="100" w:firstLine="0" w:firstLineChars="0"/>
-              <w:rPr>
-                <w:rFonts w:ascii="Times New Roman" w:hAnsi="Times New Roman" w:eastAsia="Times New Roman" w:cs="Times New Roman"/>
-                <w:i w:val="false"/>
-                <w:b w:val="false"/>
-                <w:u w:val="none"/>
-                <w:strike w:val="false"/>
-                <w:sz w:val="18"/>
-                <w:szCs w:val="18"/>
-                <w:color w:val="000000"/>
-              </w:rPr>
-            </w:pPr>
-            <w:r>
-              <w:rPr>
-                <w:rFonts w:ascii="Times New Roman" w:hAnsi="Times New Roman" w:eastAsia="Times New Roman" w:cs="Times New Roman"/>
-                <w:i w:val="false"/>
-                <w:b w:val="false"/>
-                <w:u w:val="none"/>
-                <w:strike w:val="false"/>
-                <w:sz w:val="18"/>
-                <w:szCs w:val="18"/>
-                <w:color w:val="000000"/>
-              </w:rPr>
-              <w:t xml:space="preserve"/>
-            </w:r>
-          </w:p>
-        </w:tc>
-        <w:tc>
-          <w:tcPr>
-            <w:tcBorders>
-              <w:bottom w:val="none" w:sz="0" w:space="0" w:color="000000"/>
-              <w:top w:val="none" w:sz="0" w:space="0" w:color="000000"/>
-              <w:left w:val="none" w:sz="0" w:space="0" w:color="000000"/>
-              <w:right w:val="none" w:sz="0" w:space="0" w:color="000000"/>
-            </w:tcBorders>
-            <w:shd w:val="clear" w:color="auto" w:fill="FFFFFF"/>
-            <w:tcMar>
-              <w:top w:w="0" w:type="dxa"/>
-              <w:bottom w:w="0" w:type="dxa"/>
-              <w:left w:w="0" w:type="dxa"/>
-              <w:right w:w="0" w:type="dxa"/>
-            </w:tcMar>
-            <w:vAlign w:val="center"/>
-          </w:tcPr>
-          <w:p>
-            <w:pPr>
-              <w:pStyle w:val="Normal"/>
-              <w:jc w:val="left"/>
-              <w:pBdr>
-                <w:bottom w:val="none" w:sz="0" w:space="0" w:color="000000"/>
-                <w:top w:val="none" w:sz="0" w:space="0" w:color="000000"/>
-                <w:left w:val="none" w:sz="0" w:space="0" w:color="000000"/>
-                <w:right w:val="none" w:sz="0" w:space="0" w:color="000000"/>
-              </w:pBdr>
-              <w:spacing w:after="100" w:before="100" w:line="240"/>
-              <w:ind w:left="100" w:right="100" w:firstLine="0" w:firstLineChars="0"/>
-              <w:rPr>
-                <w:rFonts w:ascii="Times New Roman" w:hAnsi="Times New Roman" w:eastAsia="Times New Roman" w:cs="Times New Roman"/>
-                <w:i w:val="false"/>
-                <w:b w:val="false"/>
-                <w:u w:val="none"/>
-                <w:strike w:val="false"/>
-                <w:sz w:val="18"/>
-                <w:szCs w:val="18"/>
-                <w:color w:val="000000"/>
-              </w:rPr>
-            </w:pPr>
-            <w:r>
-              <w:rPr>
-                <w:rFonts w:ascii="Times New Roman" w:hAnsi="Times New Roman" w:eastAsia="Times New Roman" w:cs="Times New Roman"/>
-                <w:i w:val="false"/>
-                <w:b w:val="false"/>
-                <w:u w:val="none"/>
-                <w:strike w:val="false"/>
-                <w:sz w:val="18"/>
-                <w:szCs w:val="18"/>
-                <w:color w:val="000000"/>
-              </w:rPr>
-              <w:t xml:space="preserve">II</w:t>
-            </w:r>
-          </w:p>
-        </w:tc>
-        <w:tc>
-          <w:tcPr>
-            <w:tcBorders>
-              <w:bottom w:val="none" w:sz="0" w:space="0" w:color="000000"/>
-              <w:top w:val="none" w:sz="0" w:space="0" w:color="000000"/>
-              <w:left w:val="none" w:sz="0" w:space="0" w:color="000000"/>
-              <w:right w:val="none" w:sz="0" w:space="0" w:color="000000"/>
-            </w:tcBorders>
-            <w:shd w:val="clear" w:color="auto" w:fill="FFFFFF"/>
-            <w:tcMar>
-              <w:top w:w="0" w:type="dxa"/>
-              <w:bottom w:w="0" w:type="dxa"/>
-              <w:left w:w="0" w:type="dxa"/>
-              <w:right w:w="0" w:type="dxa"/>
-            </w:tcMar>
-            <w:vAlign w:val="center"/>
-          </w:tcPr>
-          <w:p>
-            <w:pPr>
-              <w:pStyle w:val="Normal"/>
-              <w:jc w:val="right"/>
-              <w:pBdr>
-                <w:bottom w:val="none" w:sz="0" w:space="0" w:color="000000"/>
-                <w:top w:val="none" w:sz="0" w:space="0" w:color="000000"/>
-                <w:left w:val="none" w:sz="0" w:space="0" w:color="000000"/>
-                <w:right w:val="none" w:sz="0" w:space="0" w:color="000000"/>
-              </w:pBdr>
-              <w:spacing w:after="100" w:before="100" w:line="240"/>
-              <w:ind w:left="100" w:right="100" w:firstLine="0" w:firstLineChars="0"/>
-              <w:rPr>
-                <w:rFonts w:ascii="Times New Roman" w:hAnsi="Times New Roman" w:eastAsia="Times New Roman" w:cs="Times New Roman"/>
-                <w:i w:val="false"/>
-                <w:b w:val="false"/>
-                <w:u w:val="none"/>
-                <w:strike w:val="false"/>
-                <w:sz w:val="18"/>
-                <w:szCs w:val="18"/>
-                <w:color w:val="000000"/>
-              </w:rPr>
-            </w:pPr>
-            <w:r>
-              <w:rPr>
-                <w:rFonts w:ascii="Times New Roman" w:hAnsi="Times New Roman" w:eastAsia="Times New Roman" w:cs="Times New Roman"/>
-                <w:i w:val="false"/>
-                <w:b w:val="false"/>
-                <w:u w:val="none"/>
-                <w:strike w:val="false"/>
-                <w:sz w:val="18"/>
-                <w:szCs w:val="18"/>
-                <w:color w:val="000000"/>
-              </w:rPr>
-              <w:t xml:space="preserve">182</w:t>
-            </w:r>
-          </w:p>
-        </w:tc>
-        <w:tc>
-          <w:tcPr>
-            <w:tcBorders>
-              <w:bottom w:val="none" w:sz="0" w:space="0" w:color="000000"/>
-              <w:top w:val="none" w:sz="0" w:space="0" w:color="000000"/>
-              <w:left w:val="none" w:sz="0" w:space="0" w:color="000000"/>
-              <w:right w:val="none" w:sz="0" w:space="0" w:color="000000"/>
-            </w:tcBorders>
-            <w:shd w:val="clear" w:color="auto" w:fill="FFFFFF"/>
-            <w:tcMar>
-              <w:top w:w="0" w:type="dxa"/>
-              <w:bottom w:w="0" w:type="dxa"/>
-              <w:left w:w="0" w:type="dxa"/>
-              <w:right w:w="0" w:type="dxa"/>
-            </w:tcMar>
-            <w:vAlign w:val="center"/>
-          </w:tcPr>
-          <w:p>
-            <w:pPr>
-              <w:pStyle w:val="Normal"/>
-              <w:jc w:val="right"/>
-              <w:pBdr>
-                <w:bottom w:val="none" w:sz="0" w:space="0" w:color="000000"/>
-                <w:top w:val="none" w:sz="0" w:space="0" w:color="000000"/>
-                <w:left w:val="none" w:sz="0" w:space="0" w:color="000000"/>
-                <w:right w:val="none" w:sz="0" w:space="0" w:color="000000"/>
-              </w:pBdr>
-              <w:spacing w:after="100" w:before="100" w:line="240"/>
-              <w:ind w:left="100" w:right="100" w:firstLine="0" w:firstLineChars="0"/>
-              <w:rPr>
-                <w:rFonts w:ascii="Times New Roman" w:hAnsi="Times New Roman" w:eastAsia="Times New Roman" w:cs="Times New Roman"/>
-                <w:i w:val="false"/>
-                <w:b w:val="false"/>
-                <w:u w:val="none"/>
-                <w:strike w:val="false"/>
-                <w:sz w:val="18"/>
-                <w:szCs w:val="18"/>
-                <w:color w:val="000000"/>
-              </w:rPr>
-            </w:pPr>
-            <w:r>
-              <w:rPr>
-                <w:rFonts w:ascii="Times New Roman" w:hAnsi="Times New Roman" w:eastAsia="Times New Roman" w:cs="Times New Roman"/>
-                <w:i w:val="false"/>
-                <w:b w:val="false"/>
-                <w:u w:val="none"/>
-                <w:strike w:val="false"/>
-                <w:sz w:val="18"/>
-                <w:szCs w:val="18"/>
-                <w:color w:val="000000"/>
-              </w:rPr>
-              <w:t xml:space="preserve">46</w:t>
-            </w:r>
-          </w:p>
-        </w:tc>
-        <w:tc>
-          <w:tcPr>
-            <w:tcBorders>
-              <w:bottom w:val="none" w:sz="0" w:space="0" w:color="000000"/>
-              <w:top w:val="none" w:sz="0" w:space="0" w:color="000000"/>
-              <w:left w:val="none" w:sz="0" w:space="0" w:color="000000"/>
-              <w:right w:val="none" w:sz="0" w:space="0" w:color="000000"/>
-            </w:tcBorders>
-            <w:shd w:val="clear" w:color="auto" w:fill="FFFFFF"/>
-            <w:tcMar>
-              <w:top w:w="0" w:type="dxa"/>
-              <w:bottom w:w="0" w:type="dxa"/>
-              <w:left w:w="0" w:type="dxa"/>
-              <w:right w:w="0" w:type="dxa"/>
-            </w:tcMar>
-            <w:vAlign w:val="center"/>
-          </w:tcPr>
-          <w:p>
-            <w:pPr>
-              <w:pStyle w:val="Normal"/>
-              <w:jc w:val="left"/>
-              <w:pBdr>
-                <w:bottom w:val="none" w:sz="0" w:space="0" w:color="000000"/>
-                <w:top w:val="none" w:sz="0" w:space="0" w:color="000000"/>
-                <w:left w:val="none" w:sz="0" w:space="0" w:color="000000"/>
-                <w:right w:val="none" w:sz="0" w:space="0" w:color="000000"/>
-              </w:pBdr>
-              <w:spacing w:after="100" w:before="100" w:line="240"/>
-              <w:ind w:left="100" w:right="100" w:firstLine="0" w:firstLineChars="0"/>
-              <w:rPr>
-                <w:rFonts w:ascii="Times New Roman" w:hAnsi="Times New Roman" w:eastAsia="Times New Roman" w:cs="Times New Roman"/>
-                <w:i w:val="false"/>
-                <w:b w:val="false"/>
-                <w:u w:val="none"/>
-                <w:strike w:val="false"/>
-                <w:sz w:val="18"/>
-                <w:szCs w:val="18"/>
-                <w:color w:val="000000"/>
-              </w:rPr>
-            </w:pPr>
-            <w:r>
-              <w:rPr>
-                <w:rFonts w:ascii="Times New Roman" w:hAnsi="Times New Roman" w:eastAsia="Times New Roman" w:cs="Times New Roman"/>
-                <w:i w:val="false"/>
-                <w:b w:val="false"/>
-                <w:u w:val="none"/>
-                <w:strike w:val="false"/>
-                <w:sz w:val="18"/>
-                <w:szCs w:val="18"/>
-                <w:color w:val="000000"/>
-              </w:rPr>
-              <w:t xml:space="preserve">5.58 (0.77–40.48)</w:t>
-            </w:r>
-          </w:p>
-        </w:tc>
-        <w:tc>
-          <w:tcPr>
-            <w:tcBorders>
-              <w:bottom w:val="none" w:sz="0" w:space="0" w:color="000000"/>
-              <w:top w:val="none" w:sz="0" w:space="0" w:color="000000"/>
-              <w:left w:val="none" w:sz="0" w:space="0" w:color="000000"/>
-              <w:right w:val="none" w:sz="0" w:space="0" w:color="000000"/>
-            </w:tcBorders>
-            <w:shd w:val="clear" w:color="auto" w:fill="FFFFFF"/>
-            <w:tcMar>
-              <w:top w:w="0" w:type="dxa"/>
-              <w:bottom w:w="0" w:type="dxa"/>
-              <w:left w:w="0" w:type="dxa"/>
-              <w:right w:w="0" w:type="dxa"/>
-            </w:tcMar>
-            <w:vAlign w:val="center"/>
-          </w:tcPr>
-          <w:p>
-            <w:pPr>
-              <w:pStyle w:val="Normal"/>
-              <w:jc w:val="left"/>
-              <w:pBdr>
-                <w:bottom w:val="none" w:sz="0" w:space="0" w:color="000000"/>
-                <w:top w:val="none" w:sz="0" w:space="0" w:color="000000"/>
-                <w:left w:val="none" w:sz="0" w:space="0" w:color="000000"/>
-                <w:right w:val="none" w:sz="0" w:space="0" w:color="000000"/>
-              </w:pBdr>
-              <w:spacing w:after="100" w:before="100" w:line="240"/>
-              <w:ind w:left="100" w:right="100" w:firstLine="0" w:firstLineChars="0"/>
-              <w:rPr>
-                <w:rFonts w:ascii="Times New Roman" w:hAnsi="Times New Roman" w:eastAsia="Times New Roman" w:cs="Times New Roman"/>
-                <w:i w:val="false"/>
-                <w:b w:val="false"/>
-                <w:u w:val="none"/>
-                <w:strike w:val="false"/>
-                <w:sz w:val="18"/>
-                <w:szCs w:val="18"/>
-                <w:color w:val="000000"/>
-              </w:rPr>
-            </w:pPr>
-            <w:r>
-              <w:rPr>
-                <w:rFonts w:ascii="Times New Roman" w:hAnsi="Times New Roman" w:eastAsia="Times New Roman" w:cs="Times New Roman"/>
-                <w:i w:val="false"/>
-                <w:b w:val="false"/>
-                <w:u w:val="none"/>
-                <w:strike w:val="false"/>
-                <w:sz w:val="18"/>
-                <w:szCs w:val="18"/>
-                <w:color w:val="000000"/>
-              </w:rPr>
-              <w:t xml:space="preserve">0.089</w:t>
             </w:r>
           </w:p>
         </w:tc>
@@ -5105,7 +4660,7 @@
                 <w:szCs w:val="18"/>
                 <w:color w:val="000000"/>
               </w:rPr>
-              <w:t xml:space="preserve">III</w:t>
+              <w:t xml:space="preserve">III–IV</w:t>
             </w:r>
           </w:p>
         </w:tc>
@@ -5160,7 +4715,7 @@
                 <w:szCs w:val="18"/>
                 <w:color w:val="000000"/>
               </w:rPr>
-              <w:t xml:space="preserve">174</w:t>
+              <w:t xml:space="preserve">230</w:t>
             </w:r>
           </w:p>
         </w:tc>
@@ -5215,7 +4770,7 @@
                 <w:szCs w:val="18"/>
                 <w:color w:val="000000"/>
               </w:rPr>
-              <w:t xml:space="preserve">75</w:t>
+              <w:t xml:space="preserve">110</w:t>
             </w:r>
           </w:p>
         </w:tc>
@@ -5270,7 +4825,7 @@
                 <w:szCs w:val="18"/>
                 <w:color w:val="000000"/>
               </w:rPr>
-              <w:t xml:space="preserve">10.63 (1.47–76.60)</w:t>
+              <w:t xml:space="preserve">2.63 (1.86–3.71)</w:t>
             </w:r>
           </w:p>
         </w:tc>
@@ -5325,7 +4880,7 @@
                 <w:szCs w:val="18"/>
                 <w:color w:val="000000"/>
               </w:rPr>
-              <w:t xml:space="preserve">0.019</w:t>
+              <w:t xml:space="preserve">&lt;0.001</w:t>
             </w:r>
           </w:p>
         </w:tc>

--- a/output/tables/GEO/GSE39582/GSE39582_cox_RFS_pMMR.docx
+++ b/output/tables/GEO/GSE39582/GSE39582_cox_RFS_pMMR.docx
@@ -25,7 +25,7 @@
         <w:ind w:left="60" w:right="60" w:firstLine="0" w:firstLineChars="0"/>
       </w:pPr>
       <w:r>
-        <w:t xml:space="preserve">Cox regression for relapse-free survival: ROCK2 expression, GSE39582 (CIT, colon), pMMR only</w:t>
+        <w:t xml:space="preserve">Cox regression for relapse-free survival: HIST1H2AC expression, GSE39582 (CIT, colon), pMMR only</w:t>
       </w:r>
     </w:p>
     <w:tbl xmlns:a="http://schemas.openxmlformats.org/drawingml/2006/main" xmlns:pic="http://schemas.openxmlformats.org/drawingml/2006/picture">
@@ -36,7 +36,7 @@
       </w:tblPr>
       <w:tblGrid>
         <w:gridCol w:w="3360"/>
-        <w:gridCol w:w="3080"/>
+        <w:gridCol w:w="3450"/>
         <w:gridCol w:w="1145"/>
         <w:gridCol w:w="681"/>
         <w:gridCol w:w="931"/>
@@ -600,7 +600,7 @@
                 <w:szCs w:val="18"/>
                 <w:color w:val="000000"/>
               </w:rPr>
-              <w:t xml:space="preserve">ROCK2 expression</w:t>
+              <w:t xml:space="preserve">HIST1H2AC expression</w:t>
             </w:r>
           </w:p>
         </w:tc>
@@ -710,7 +710,7 @@
                 <w:szCs w:val="18"/>
                 <w:color w:val="000000"/>
               </w:rPr>
-              <w:t xml:space="preserve">191</w:t>
+              <w:t xml:space="preserve">201</w:t>
             </w:r>
           </w:p>
         </w:tc>
@@ -765,7 +765,7 @@
                 <w:szCs w:val="18"/>
                 <w:color w:val="000000"/>
               </w:rPr>
-              <w:t xml:space="preserve">82</w:t>
+              <w:t xml:space="preserve">65</w:t>
             </w:r>
           </w:p>
         </w:tc>
@@ -1155,7 +1155,7 @@
                 <w:szCs w:val="18"/>
                 <w:color w:val="000000"/>
               </w:rPr>
-              <w:t xml:space="preserve">248</w:t>
+              <w:t xml:space="preserve">238</w:t>
             </w:r>
           </w:p>
         </w:tc>
@@ -1210,7 +1210,7 @@
                 <w:szCs w:val="18"/>
                 <w:color w:val="000000"/>
               </w:rPr>
-              <w:t xml:space="preserve">75</w:t>
+              <w:t xml:space="preserve">92</w:t>
             </w:r>
           </w:p>
         </w:tc>
@@ -1265,7 +1265,7 @@
                 <w:szCs w:val="18"/>
                 <w:color w:val="000000"/>
               </w:rPr>
-              <w:t xml:space="preserve">0.62 (0.46–0.85)</w:t>
+              <w:t xml:space="preserve">1.30 (0.95–1.79)</w:t>
             </w:r>
           </w:p>
         </w:tc>
@@ -1320,7 +1320,7 @@
                 <w:szCs w:val="18"/>
                 <w:color w:val="000000"/>
               </w:rPr>
-              <w:t xml:space="preserve">0.003</w:t>
+              <w:t xml:space="preserve">0.103</w:t>
             </w:r>
           </w:p>
         </w:tc>
@@ -1490,7 +1490,7 @@
                 <w:szCs w:val="18"/>
                 <w:color w:val="000000"/>
               </w:rPr>
-              <w:t xml:space="preserve">ROCK2 expression, log2 (per 1 unit)</w:t>
+              <w:t xml:space="preserve">HIST1H2AC expression, log2 (per 1 unit)</w:t>
             </w:r>
           </w:p>
         </w:tc>
@@ -1710,7 +1710,7 @@
                 <w:szCs w:val="18"/>
                 <w:color w:val="000000"/>
               </w:rPr>
-              <w:t xml:space="preserve">0.71 (0.56–0.91)</w:t>
+              <w:t xml:space="preserve">1.14 (0.97–1.33)</w:t>
             </w:r>
           </w:p>
         </w:tc>
@@ -1765,7 +1765,7 @@
                 <w:szCs w:val="18"/>
                 <w:color w:val="000000"/>
               </w:rPr>
-              <w:t xml:space="preserve">0.007</w:t>
+              <w:t xml:space="preserve">0.105</w:t>
             </w:r>
           </w:p>
         </w:tc>
@@ -1935,7 +1935,7 @@
                 <w:szCs w:val="18"/>
                 <w:color w:val="000000"/>
               </w:rPr>
-              <w:t xml:space="preserve">ROCK2 expression</w:t>
+              <w:t xml:space="preserve">HIST1H2AC expression, log2 (per 1 unit)</w:t>
             </w:r>
           </w:p>
         </w:tc>
@@ -1990,7 +1990,7 @@
                 <w:szCs w:val="18"/>
                 <w:color w:val="000000"/>
               </w:rPr>
-              <w:t xml:space="preserve">Low (ref)</w:t>
+              <w:t xml:space="preserve"/>
             </w:r>
           </w:p>
         </w:tc>
@@ -2045,7 +2045,7 @@
                 <w:szCs w:val="18"/>
                 <w:color w:val="000000"/>
               </w:rPr>
-              <w:t xml:space="preserve">188</w:t>
+              <w:t xml:space="preserve">436</w:t>
             </w:r>
           </w:p>
         </w:tc>
@@ -2100,7 +2100,7 @@
                 <w:szCs w:val="18"/>
                 <w:color w:val="000000"/>
               </w:rPr>
-              <w:t xml:space="preserve">82</w:t>
+              <w:t xml:space="preserve">157</w:t>
             </w:r>
           </w:p>
         </w:tc>
@@ -2155,7 +2155,7 @@
                 <w:szCs w:val="18"/>
                 <w:color w:val="000000"/>
               </w:rPr>
-              <w:t xml:space="preserve">Reference</w:t>
+              <w:t xml:space="preserve">1.11 (0.95–1.29)</w:t>
             </w:r>
           </w:p>
         </w:tc>
@@ -2210,7 +2210,7 @@
                 <w:szCs w:val="18"/>
                 <w:color w:val="000000"/>
               </w:rPr>
-              <w:t xml:space="preserve"/>
+              <w:t xml:space="preserve">0.207</w:t>
             </w:r>
           </w:p>
         </w:tc>
@@ -2380,282 +2380,282 @@
                 <w:szCs w:val="18"/>
                 <w:color w:val="000000"/>
               </w:rPr>
+              <w:t xml:space="preserve">Sex</w:t>
+            </w:r>
+          </w:p>
+        </w:tc>
+        <w:tc>
+          <w:tcPr>
+            <w:tcBorders>
+              <w:bottom w:val="none" w:sz="0" w:space="0" w:color="000000"/>
+              <w:top w:val="none" w:sz="0" w:space="0" w:color="000000"/>
+              <w:left w:val="none" w:sz="0" w:space="0" w:color="000000"/>
+              <w:right w:val="none" w:sz="0" w:space="0" w:color="000000"/>
+            </w:tcBorders>
+            <w:shd w:val="clear" w:color="auto" w:fill="FFFFFF"/>
+            <w:tcMar>
+              <w:top w:w="0" w:type="dxa"/>
+              <w:bottom w:w="0" w:type="dxa"/>
+              <w:left w:w="0" w:type="dxa"/>
+              <w:right w:w="0" w:type="dxa"/>
+            </w:tcMar>
+            <w:vAlign w:val="center"/>
+          </w:tcPr>
+          <w:p>
+            <w:pPr>
+              <w:pStyle w:val="Normal"/>
+              <w:jc w:val="left"/>
+              <w:pBdr>
+                <w:bottom w:val="none" w:sz="0" w:space="0" w:color="000000"/>
+                <w:top w:val="none" w:sz="0" w:space="0" w:color="000000"/>
+                <w:left w:val="none" w:sz="0" w:space="0" w:color="000000"/>
+                <w:right w:val="none" w:sz="0" w:space="0" w:color="000000"/>
+              </w:pBdr>
+              <w:spacing w:after="100" w:before="100" w:line="240"/>
+              <w:ind w:left="100" w:right="100" w:firstLine="0" w:firstLineChars="0"/>
+              <w:rPr>
+                <w:rFonts w:ascii="Times New Roman" w:hAnsi="Times New Roman" w:eastAsia="Times New Roman" w:cs="Times New Roman"/>
+                <w:i w:val="false"/>
+                <w:b w:val="false"/>
+                <w:u w:val="none"/>
+                <w:strike w:val="false"/>
+                <w:sz w:val="18"/>
+                <w:szCs w:val="18"/>
+                <w:color w:val="000000"/>
+              </w:rPr>
+            </w:pPr>
+            <w:r>
+              <w:rPr>
+                <w:rFonts w:ascii="Times New Roman" w:hAnsi="Times New Roman" w:eastAsia="Times New Roman" w:cs="Times New Roman"/>
+                <w:i w:val="false"/>
+                <w:b w:val="false"/>
+                <w:u w:val="none"/>
+                <w:strike w:val="false"/>
+                <w:sz w:val="18"/>
+                <w:szCs w:val="18"/>
+                <w:color w:val="000000"/>
+              </w:rPr>
+              <w:t xml:space="preserve">Male (ref)</w:t>
+            </w:r>
+          </w:p>
+        </w:tc>
+        <w:tc>
+          <w:tcPr>
+            <w:tcBorders>
+              <w:bottom w:val="none" w:sz="0" w:space="0" w:color="000000"/>
+              <w:top w:val="none" w:sz="0" w:space="0" w:color="000000"/>
+              <w:left w:val="none" w:sz="0" w:space="0" w:color="000000"/>
+              <w:right w:val="none" w:sz="0" w:space="0" w:color="000000"/>
+            </w:tcBorders>
+            <w:shd w:val="clear" w:color="auto" w:fill="FFFFFF"/>
+            <w:tcMar>
+              <w:top w:w="0" w:type="dxa"/>
+              <w:bottom w:w="0" w:type="dxa"/>
+              <w:left w:w="0" w:type="dxa"/>
+              <w:right w:w="0" w:type="dxa"/>
+            </w:tcMar>
+            <w:vAlign w:val="center"/>
+          </w:tcPr>
+          <w:p>
+            <w:pPr>
+              <w:pStyle w:val="Normal"/>
+              <w:jc w:val="right"/>
+              <w:pBdr>
+                <w:bottom w:val="none" w:sz="0" w:space="0" w:color="000000"/>
+                <w:top w:val="none" w:sz="0" w:space="0" w:color="000000"/>
+                <w:left w:val="none" w:sz="0" w:space="0" w:color="000000"/>
+                <w:right w:val="none" w:sz="0" w:space="0" w:color="000000"/>
+              </w:pBdr>
+              <w:spacing w:after="100" w:before="100" w:line="240"/>
+              <w:ind w:left="100" w:right="100" w:firstLine="0" w:firstLineChars="0"/>
+              <w:rPr>
+                <w:rFonts w:ascii="Times New Roman" w:hAnsi="Times New Roman" w:eastAsia="Times New Roman" w:cs="Times New Roman"/>
+                <w:i w:val="false"/>
+                <w:b w:val="false"/>
+                <w:u w:val="none"/>
+                <w:strike w:val="false"/>
+                <w:sz w:val="18"/>
+                <w:szCs w:val="18"/>
+                <w:color w:val="000000"/>
+              </w:rPr>
+            </w:pPr>
+            <w:r>
+              <w:rPr>
+                <w:rFonts w:ascii="Times New Roman" w:hAnsi="Times New Roman" w:eastAsia="Times New Roman" w:cs="Times New Roman"/>
+                <w:i w:val="false"/>
+                <w:b w:val="false"/>
+                <w:u w:val="none"/>
+                <w:strike w:val="false"/>
+                <w:sz w:val="18"/>
+                <w:szCs w:val="18"/>
+                <w:color w:val="000000"/>
+              </w:rPr>
+              <w:t xml:space="preserve">248</w:t>
+            </w:r>
+          </w:p>
+        </w:tc>
+        <w:tc>
+          <w:tcPr>
+            <w:tcBorders>
+              <w:bottom w:val="none" w:sz="0" w:space="0" w:color="000000"/>
+              <w:top w:val="none" w:sz="0" w:space="0" w:color="000000"/>
+              <w:left w:val="none" w:sz="0" w:space="0" w:color="000000"/>
+              <w:right w:val="none" w:sz="0" w:space="0" w:color="000000"/>
+            </w:tcBorders>
+            <w:shd w:val="clear" w:color="auto" w:fill="FFFFFF"/>
+            <w:tcMar>
+              <w:top w:w="0" w:type="dxa"/>
+              <w:bottom w:w="0" w:type="dxa"/>
+              <w:left w:w="0" w:type="dxa"/>
+              <w:right w:w="0" w:type="dxa"/>
+            </w:tcMar>
+            <w:vAlign w:val="center"/>
+          </w:tcPr>
+          <w:p>
+            <w:pPr>
+              <w:pStyle w:val="Normal"/>
+              <w:jc w:val="right"/>
+              <w:pBdr>
+                <w:bottom w:val="none" w:sz="0" w:space="0" w:color="000000"/>
+                <w:top w:val="none" w:sz="0" w:space="0" w:color="000000"/>
+                <w:left w:val="none" w:sz="0" w:space="0" w:color="000000"/>
+                <w:right w:val="none" w:sz="0" w:space="0" w:color="000000"/>
+              </w:pBdr>
+              <w:spacing w:after="100" w:before="100" w:line="240"/>
+              <w:ind w:left="100" w:right="100" w:firstLine="0" w:firstLineChars="0"/>
+              <w:rPr>
+                <w:rFonts w:ascii="Times New Roman" w:hAnsi="Times New Roman" w:eastAsia="Times New Roman" w:cs="Times New Roman"/>
+                <w:i w:val="false"/>
+                <w:b w:val="false"/>
+                <w:u w:val="none"/>
+                <w:strike w:val="false"/>
+                <w:sz w:val="18"/>
+                <w:szCs w:val="18"/>
+                <w:color w:val="000000"/>
+              </w:rPr>
+            </w:pPr>
+            <w:r>
+              <w:rPr>
+                <w:rFonts w:ascii="Times New Roman" w:hAnsi="Times New Roman" w:eastAsia="Times New Roman" w:cs="Times New Roman"/>
+                <w:i w:val="false"/>
+                <w:b w:val="false"/>
+                <w:u w:val="none"/>
+                <w:strike w:val="false"/>
+                <w:sz w:val="18"/>
+                <w:szCs w:val="18"/>
+                <w:color w:val="000000"/>
+              </w:rPr>
+              <w:t xml:space="preserve">91</w:t>
+            </w:r>
+          </w:p>
+        </w:tc>
+        <w:tc>
+          <w:tcPr>
+            <w:tcBorders>
+              <w:bottom w:val="none" w:sz="0" w:space="0" w:color="000000"/>
+              <w:top w:val="none" w:sz="0" w:space="0" w:color="000000"/>
+              <w:left w:val="none" w:sz="0" w:space="0" w:color="000000"/>
+              <w:right w:val="none" w:sz="0" w:space="0" w:color="000000"/>
+            </w:tcBorders>
+            <w:shd w:val="clear" w:color="auto" w:fill="FFFFFF"/>
+            <w:tcMar>
+              <w:top w:w="0" w:type="dxa"/>
+              <w:bottom w:w="0" w:type="dxa"/>
+              <w:left w:w="0" w:type="dxa"/>
+              <w:right w:w="0" w:type="dxa"/>
+            </w:tcMar>
+            <w:vAlign w:val="center"/>
+          </w:tcPr>
+          <w:p>
+            <w:pPr>
+              <w:pStyle w:val="Normal"/>
+              <w:jc w:val="left"/>
+              <w:pBdr>
+                <w:bottom w:val="none" w:sz="0" w:space="0" w:color="000000"/>
+                <w:top w:val="none" w:sz="0" w:space="0" w:color="000000"/>
+                <w:left w:val="none" w:sz="0" w:space="0" w:color="000000"/>
+                <w:right w:val="none" w:sz="0" w:space="0" w:color="000000"/>
+              </w:pBdr>
+              <w:spacing w:after="100" w:before="100" w:line="240"/>
+              <w:ind w:left="100" w:right="100" w:firstLine="0" w:firstLineChars="0"/>
+              <w:rPr>
+                <w:rFonts w:ascii="Times New Roman" w:hAnsi="Times New Roman" w:eastAsia="Times New Roman" w:cs="Times New Roman"/>
+                <w:i w:val="false"/>
+                <w:b w:val="false"/>
+                <w:u w:val="none"/>
+                <w:strike w:val="false"/>
+                <w:sz w:val="18"/>
+                <w:szCs w:val="18"/>
+                <w:color w:val="000000"/>
+              </w:rPr>
+            </w:pPr>
+            <w:r>
+              <w:rPr>
+                <w:rFonts w:ascii="Times New Roman" w:hAnsi="Times New Roman" w:eastAsia="Times New Roman" w:cs="Times New Roman"/>
+                <w:i w:val="false"/>
+                <w:b w:val="false"/>
+                <w:u w:val="none"/>
+                <w:strike w:val="false"/>
+                <w:sz w:val="18"/>
+                <w:szCs w:val="18"/>
+                <w:color w:val="000000"/>
+              </w:rPr>
+              <w:t xml:space="preserve">Reference</w:t>
+            </w:r>
+          </w:p>
+        </w:tc>
+        <w:tc>
+          <w:tcPr>
+            <w:tcBorders>
+              <w:bottom w:val="none" w:sz="0" w:space="0" w:color="000000"/>
+              <w:top w:val="none" w:sz="0" w:space="0" w:color="000000"/>
+              <w:left w:val="none" w:sz="0" w:space="0" w:color="000000"/>
+              <w:right w:val="none" w:sz="0" w:space="0" w:color="000000"/>
+            </w:tcBorders>
+            <w:shd w:val="clear" w:color="auto" w:fill="FFFFFF"/>
+            <w:tcMar>
+              <w:top w:w="0" w:type="dxa"/>
+              <w:bottom w:w="0" w:type="dxa"/>
+              <w:left w:w="0" w:type="dxa"/>
+              <w:right w:w="0" w:type="dxa"/>
+            </w:tcMar>
+            <w:vAlign w:val="center"/>
+          </w:tcPr>
+          <w:p>
+            <w:pPr>
+              <w:pStyle w:val="Normal"/>
+              <w:jc w:val="left"/>
+              <w:pBdr>
+                <w:bottom w:val="none" w:sz="0" w:space="0" w:color="000000"/>
+                <w:top w:val="none" w:sz="0" w:space="0" w:color="000000"/>
+                <w:left w:val="none" w:sz="0" w:space="0" w:color="000000"/>
+                <w:right w:val="none" w:sz="0" w:space="0" w:color="000000"/>
+              </w:pBdr>
+              <w:spacing w:after="100" w:before="100" w:line="240"/>
+              <w:ind w:left="100" w:right="100" w:firstLine="0" w:firstLineChars="0"/>
+              <w:rPr>
+                <w:rFonts w:ascii="Times New Roman" w:hAnsi="Times New Roman" w:eastAsia="Times New Roman" w:cs="Times New Roman"/>
+                <w:i w:val="false"/>
+                <w:b w:val="false"/>
+                <w:u w:val="none"/>
+                <w:strike w:val="false"/>
+                <w:sz w:val="18"/>
+                <w:szCs w:val="18"/>
+                <w:color w:val="000000"/>
+              </w:rPr>
+            </w:pPr>
+            <w:r>
+              <w:rPr>
+                <w:rFonts w:ascii="Times New Roman" w:hAnsi="Times New Roman" w:eastAsia="Times New Roman" w:cs="Times New Roman"/>
+                <w:i w:val="false"/>
+                <w:b w:val="false"/>
+                <w:u w:val="none"/>
+                <w:strike w:val="false"/>
+                <w:sz w:val="18"/>
+                <w:szCs w:val="18"/>
+                <w:color w:val="000000"/>
+              </w:rPr>
               <w:t xml:space="preserve"/>
-            </w:r>
-          </w:p>
-        </w:tc>
-        <w:tc>
-          <w:tcPr>
-            <w:tcBorders>
-              <w:bottom w:val="none" w:sz="0" w:space="0" w:color="000000"/>
-              <w:top w:val="none" w:sz="0" w:space="0" w:color="000000"/>
-              <w:left w:val="none" w:sz="0" w:space="0" w:color="000000"/>
-              <w:right w:val="none" w:sz="0" w:space="0" w:color="000000"/>
-            </w:tcBorders>
-            <w:shd w:val="clear" w:color="auto" w:fill="FFFFFF"/>
-            <w:tcMar>
-              <w:top w:w="0" w:type="dxa"/>
-              <w:bottom w:w="0" w:type="dxa"/>
-              <w:left w:w="0" w:type="dxa"/>
-              <w:right w:w="0" w:type="dxa"/>
-            </w:tcMar>
-            <w:vAlign w:val="center"/>
-          </w:tcPr>
-          <w:p>
-            <w:pPr>
-              <w:pStyle w:val="Normal"/>
-              <w:jc w:val="left"/>
-              <w:pBdr>
-                <w:bottom w:val="none" w:sz="0" w:space="0" w:color="000000"/>
-                <w:top w:val="none" w:sz="0" w:space="0" w:color="000000"/>
-                <w:left w:val="none" w:sz="0" w:space="0" w:color="000000"/>
-                <w:right w:val="none" w:sz="0" w:space="0" w:color="000000"/>
-              </w:pBdr>
-              <w:spacing w:after="100" w:before="100" w:line="240"/>
-              <w:ind w:left="100" w:right="100" w:firstLine="0" w:firstLineChars="0"/>
-              <w:rPr>
-                <w:rFonts w:ascii="Times New Roman" w:hAnsi="Times New Roman" w:eastAsia="Times New Roman" w:cs="Times New Roman"/>
-                <w:i w:val="false"/>
-                <w:b w:val="false"/>
-                <w:u w:val="none"/>
-                <w:strike w:val="false"/>
-                <w:sz w:val="18"/>
-                <w:szCs w:val="18"/>
-                <w:color w:val="000000"/>
-              </w:rPr>
-            </w:pPr>
-            <w:r>
-              <w:rPr>
-                <w:rFonts w:ascii="Times New Roman" w:hAnsi="Times New Roman" w:eastAsia="Times New Roman" w:cs="Times New Roman"/>
-                <w:i w:val="false"/>
-                <w:b w:val="false"/>
-                <w:u w:val="none"/>
-                <w:strike w:val="false"/>
-                <w:sz w:val="18"/>
-                <w:szCs w:val="18"/>
-                <w:color w:val="000000"/>
-              </w:rPr>
-              <w:t xml:space="preserve">High</w:t>
-            </w:r>
-          </w:p>
-        </w:tc>
-        <w:tc>
-          <w:tcPr>
-            <w:tcBorders>
-              <w:bottom w:val="none" w:sz="0" w:space="0" w:color="000000"/>
-              <w:top w:val="none" w:sz="0" w:space="0" w:color="000000"/>
-              <w:left w:val="none" w:sz="0" w:space="0" w:color="000000"/>
-              <w:right w:val="none" w:sz="0" w:space="0" w:color="000000"/>
-            </w:tcBorders>
-            <w:shd w:val="clear" w:color="auto" w:fill="FFFFFF"/>
-            <w:tcMar>
-              <w:top w:w="0" w:type="dxa"/>
-              <w:bottom w:w="0" w:type="dxa"/>
-              <w:left w:w="0" w:type="dxa"/>
-              <w:right w:w="0" w:type="dxa"/>
-            </w:tcMar>
-            <w:vAlign w:val="center"/>
-          </w:tcPr>
-          <w:p>
-            <w:pPr>
-              <w:pStyle w:val="Normal"/>
-              <w:jc w:val="right"/>
-              <w:pBdr>
-                <w:bottom w:val="none" w:sz="0" w:space="0" w:color="000000"/>
-                <w:top w:val="none" w:sz="0" w:space="0" w:color="000000"/>
-                <w:left w:val="none" w:sz="0" w:space="0" w:color="000000"/>
-                <w:right w:val="none" w:sz="0" w:space="0" w:color="000000"/>
-              </w:pBdr>
-              <w:spacing w:after="100" w:before="100" w:line="240"/>
-              <w:ind w:left="100" w:right="100" w:firstLine="0" w:firstLineChars="0"/>
-              <w:rPr>
-                <w:rFonts w:ascii="Times New Roman" w:hAnsi="Times New Roman" w:eastAsia="Times New Roman" w:cs="Times New Roman"/>
-                <w:i w:val="false"/>
-                <w:b w:val="false"/>
-                <w:u w:val="none"/>
-                <w:strike w:val="false"/>
-                <w:sz w:val="18"/>
-                <w:szCs w:val="18"/>
-                <w:color w:val="000000"/>
-              </w:rPr>
-            </w:pPr>
-            <w:r>
-              <w:rPr>
-                <w:rFonts w:ascii="Times New Roman" w:hAnsi="Times New Roman" w:eastAsia="Times New Roman" w:cs="Times New Roman"/>
-                <w:i w:val="false"/>
-                <w:b w:val="false"/>
-                <w:u w:val="none"/>
-                <w:strike w:val="false"/>
-                <w:sz w:val="18"/>
-                <w:szCs w:val="18"/>
-                <w:color w:val="000000"/>
-              </w:rPr>
-              <w:t xml:space="preserve">247</w:t>
-            </w:r>
-          </w:p>
-        </w:tc>
-        <w:tc>
-          <w:tcPr>
-            <w:tcBorders>
-              <w:bottom w:val="none" w:sz="0" w:space="0" w:color="000000"/>
-              <w:top w:val="none" w:sz="0" w:space="0" w:color="000000"/>
-              <w:left w:val="none" w:sz="0" w:space="0" w:color="000000"/>
-              <w:right w:val="none" w:sz="0" w:space="0" w:color="000000"/>
-            </w:tcBorders>
-            <w:shd w:val="clear" w:color="auto" w:fill="FFFFFF"/>
-            <w:tcMar>
-              <w:top w:w="0" w:type="dxa"/>
-              <w:bottom w:w="0" w:type="dxa"/>
-              <w:left w:w="0" w:type="dxa"/>
-              <w:right w:w="0" w:type="dxa"/>
-            </w:tcMar>
-            <w:vAlign w:val="center"/>
-          </w:tcPr>
-          <w:p>
-            <w:pPr>
-              <w:pStyle w:val="Normal"/>
-              <w:jc w:val="right"/>
-              <w:pBdr>
-                <w:bottom w:val="none" w:sz="0" w:space="0" w:color="000000"/>
-                <w:top w:val="none" w:sz="0" w:space="0" w:color="000000"/>
-                <w:left w:val="none" w:sz="0" w:space="0" w:color="000000"/>
-                <w:right w:val="none" w:sz="0" w:space="0" w:color="000000"/>
-              </w:pBdr>
-              <w:spacing w:after="100" w:before="100" w:line="240"/>
-              <w:ind w:left="100" w:right="100" w:firstLine="0" w:firstLineChars="0"/>
-              <w:rPr>
-                <w:rFonts w:ascii="Times New Roman" w:hAnsi="Times New Roman" w:eastAsia="Times New Roman" w:cs="Times New Roman"/>
-                <w:i w:val="false"/>
-                <w:b w:val="false"/>
-                <w:u w:val="none"/>
-                <w:strike w:val="false"/>
-                <w:sz w:val="18"/>
-                <w:szCs w:val="18"/>
-                <w:color w:val="000000"/>
-              </w:rPr>
-            </w:pPr>
-            <w:r>
-              <w:rPr>
-                <w:rFonts w:ascii="Times New Roman" w:hAnsi="Times New Roman" w:eastAsia="Times New Roman" w:cs="Times New Roman"/>
-                <w:i w:val="false"/>
-                <w:b w:val="false"/>
-                <w:u w:val="none"/>
-                <w:strike w:val="false"/>
-                <w:sz w:val="18"/>
-                <w:szCs w:val="18"/>
-                <w:color w:val="000000"/>
-              </w:rPr>
-              <w:t xml:space="preserve">75</w:t>
-            </w:r>
-          </w:p>
-        </w:tc>
-        <w:tc>
-          <w:tcPr>
-            <w:tcBorders>
-              <w:bottom w:val="none" w:sz="0" w:space="0" w:color="000000"/>
-              <w:top w:val="none" w:sz="0" w:space="0" w:color="000000"/>
-              <w:left w:val="none" w:sz="0" w:space="0" w:color="000000"/>
-              <w:right w:val="none" w:sz="0" w:space="0" w:color="000000"/>
-            </w:tcBorders>
-            <w:shd w:val="clear" w:color="auto" w:fill="FFFFFF"/>
-            <w:tcMar>
-              <w:top w:w="0" w:type="dxa"/>
-              <w:bottom w:w="0" w:type="dxa"/>
-              <w:left w:w="0" w:type="dxa"/>
-              <w:right w:w="0" w:type="dxa"/>
-            </w:tcMar>
-            <w:vAlign w:val="center"/>
-          </w:tcPr>
-          <w:p>
-            <w:pPr>
-              <w:pStyle w:val="Normal"/>
-              <w:jc w:val="left"/>
-              <w:pBdr>
-                <w:bottom w:val="none" w:sz="0" w:space="0" w:color="000000"/>
-                <w:top w:val="none" w:sz="0" w:space="0" w:color="000000"/>
-                <w:left w:val="none" w:sz="0" w:space="0" w:color="000000"/>
-                <w:right w:val="none" w:sz="0" w:space="0" w:color="000000"/>
-              </w:pBdr>
-              <w:spacing w:after="100" w:before="100" w:line="240"/>
-              <w:ind w:left="100" w:right="100" w:firstLine="0" w:firstLineChars="0"/>
-              <w:rPr>
-                <w:rFonts w:ascii="Times New Roman" w:hAnsi="Times New Roman" w:eastAsia="Times New Roman" w:cs="Times New Roman"/>
-                <w:i w:val="false"/>
-                <w:b w:val="false"/>
-                <w:u w:val="none"/>
-                <w:strike w:val="false"/>
-                <w:sz w:val="18"/>
-                <w:szCs w:val="18"/>
-                <w:color w:val="000000"/>
-              </w:rPr>
-            </w:pPr>
-            <w:r>
-              <w:rPr>
-                <w:rFonts w:ascii="Times New Roman" w:hAnsi="Times New Roman" w:eastAsia="Times New Roman" w:cs="Times New Roman"/>
-                <w:i w:val="false"/>
-                <w:b w:val="false"/>
-                <w:u w:val="none"/>
-                <w:strike w:val="false"/>
-                <w:sz w:val="18"/>
-                <w:szCs w:val="18"/>
-                <w:color w:val="000000"/>
-              </w:rPr>
-              <w:t xml:space="preserve">0.65 (0.48–0.89)</w:t>
-            </w:r>
-          </w:p>
-        </w:tc>
-        <w:tc>
-          <w:tcPr>
-            <w:tcBorders>
-              <w:bottom w:val="none" w:sz="0" w:space="0" w:color="000000"/>
-              <w:top w:val="none" w:sz="0" w:space="0" w:color="000000"/>
-              <w:left w:val="none" w:sz="0" w:space="0" w:color="000000"/>
-              <w:right w:val="none" w:sz="0" w:space="0" w:color="000000"/>
-            </w:tcBorders>
-            <w:shd w:val="clear" w:color="auto" w:fill="FFFFFF"/>
-            <w:tcMar>
-              <w:top w:w="0" w:type="dxa"/>
-              <w:bottom w:w="0" w:type="dxa"/>
-              <w:left w:w="0" w:type="dxa"/>
-              <w:right w:w="0" w:type="dxa"/>
-            </w:tcMar>
-            <w:vAlign w:val="center"/>
-          </w:tcPr>
-          <w:p>
-            <w:pPr>
-              <w:pStyle w:val="Normal"/>
-              <w:jc w:val="left"/>
-              <w:pBdr>
-                <w:bottom w:val="none" w:sz="0" w:space="0" w:color="000000"/>
-                <w:top w:val="none" w:sz="0" w:space="0" w:color="000000"/>
-                <w:left w:val="none" w:sz="0" w:space="0" w:color="000000"/>
-                <w:right w:val="none" w:sz="0" w:space="0" w:color="000000"/>
-              </w:pBdr>
-              <w:spacing w:after="100" w:before="100" w:line="240"/>
-              <w:ind w:left="100" w:right="100" w:firstLine="0" w:firstLineChars="0"/>
-              <w:rPr>
-                <w:rFonts w:ascii="Times New Roman" w:hAnsi="Times New Roman" w:eastAsia="Times New Roman" w:cs="Times New Roman"/>
-                <w:i w:val="false"/>
-                <w:b w:val="false"/>
-                <w:u w:val="none"/>
-                <w:strike w:val="false"/>
-                <w:sz w:val="18"/>
-                <w:szCs w:val="18"/>
-                <w:color w:val="000000"/>
-              </w:rPr>
-            </w:pPr>
-            <w:r>
-              <w:rPr>
-                <w:rFonts w:ascii="Times New Roman" w:hAnsi="Times New Roman" w:eastAsia="Times New Roman" w:cs="Times New Roman"/>
-                <w:i w:val="false"/>
-                <w:b w:val="false"/>
-                <w:u w:val="none"/>
-                <w:strike w:val="false"/>
-                <w:sz w:val="18"/>
-                <w:szCs w:val="18"/>
-                <w:color w:val="000000"/>
-              </w:rPr>
-              <w:t xml:space="preserve">0.008</w:t>
             </w:r>
           </w:p>
         </w:tc>
@@ -2825,7 +2825,7 @@
                 <w:szCs w:val="18"/>
                 <w:color w:val="000000"/>
               </w:rPr>
-              <w:t xml:space="preserve">Age (per 10 years)</w:t>
+              <w:t xml:space="preserve"/>
             </w:r>
           </w:p>
         </w:tc>
@@ -2880,7 +2880,7 @@
                 <w:szCs w:val="18"/>
                 <w:color w:val="000000"/>
               </w:rPr>
-              <w:t xml:space="preserve"/>
+              <w:t xml:space="preserve">Female</w:t>
             </w:r>
           </w:p>
         </w:tc>
@@ -2935,7 +2935,7 @@
                 <w:szCs w:val="18"/>
                 <w:color w:val="000000"/>
               </w:rPr>
-              <w:t xml:space="preserve">435</w:t>
+              <w:t xml:space="preserve">188</w:t>
             </w:r>
           </w:p>
         </w:tc>
@@ -2990,7 +2990,7 @@
                 <w:szCs w:val="18"/>
                 <w:color w:val="000000"/>
               </w:rPr>
-              <w:t xml:space="preserve">157</w:t>
+              <w:t xml:space="preserve">66</w:t>
             </w:r>
           </w:p>
         </w:tc>
@@ -3045,7 +3045,7 @@
                 <w:szCs w:val="18"/>
                 <w:color w:val="000000"/>
               </w:rPr>
-              <w:t xml:space="preserve">1.00 (0.99–1.01)</w:t>
+              <w:t xml:space="preserve">0.89 (0.65–1.23)</w:t>
             </w:r>
           </w:p>
         </w:tc>
@@ -3100,7 +3100,7 @@
                 <w:szCs w:val="18"/>
                 <w:color w:val="000000"/>
               </w:rPr>
-              <w:t xml:space="preserve">0.952</w:t>
+              <w:t xml:space="preserve">0.493</w:t>
             </w:r>
           </w:p>
         </w:tc>
@@ -3270,7 +3270,7 @@
                 <w:szCs w:val="18"/>
                 <w:color w:val="000000"/>
               </w:rPr>
-              <w:t xml:space="preserve">Sex</w:t>
+              <w:t xml:space="preserve">Pathologic stage group</w:t>
             </w:r>
           </w:p>
         </w:tc>
@@ -3325,7 +3325,7 @@
                 <w:szCs w:val="18"/>
                 <w:color w:val="000000"/>
               </w:rPr>
-              <w:t xml:space="preserve">Male (ref)</w:t>
+              <w:t xml:space="preserve">I–II (ref)</w:t>
             </w:r>
           </w:p>
         </w:tc>
@@ -3380,897 +3380,7 @@
                 <w:szCs w:val="18"/>
                 <w:color w:val="000000"/>
               </w:rPr>
-              <w:t xml:space="preserve">247</w:t>
-            </w:r>
-          </w:p>
-        </w:tc>
-        <w:tc>
-          <w:tcPr>
-            <w:tcBorders>
-              <w:bottom w:val="none" w:sz="0" w:space="0" w:color="000000"/>
-              <w:top w:val="none" w:sz="0" w:space="0" w:color="000000"/>
-              <w:left w:val="none" w:sz="0" w:space="0" w:color="000000"/>
-              <w:right w:val="none" w:sz="0" w:space="0" w:color="000000"/>
-            </w:tcBorders>
-            <w:shd w:val="clear" w:color="auto" w:fill="FFFFFF"/>
-            <w:tcMar>
-              <w:top w:w="0" w:type="dxa"/>
-              <w:bottom w:w="0" w:type="dxa"/>
-              <w:left w:w="0" w:type="dxa"/>
-              <w:right w:w="0" w:type="dxa"/>
-            </w:tcMar>
-            <w:vAlign w:val="center"/>
-          </w:tcPr>
-          <w:p>
-            <w:pPr>
-              <w:pStyle w:val="Normal"/>
-              <w:jc w:val="right"/>
-              <w:pBdr>
-                <w:bottom w:val="none" w:sz="0" w:space="0" w:color="000000"/>
-                <w:top w:val="none" w:sz="0" w:space="0" w:color="000000"/>
-                <w:left w:val="none" w:sz="0" w:space="0" w:color="000000"/>
-                <w:right w:val="none" w:sz="0" w:space="0" w:color="000000"/>
-              </w:pBdr>
-              <w:spacing w:after="100" w:before="100" w:line="240"/>
-              <w:ind w:left="100" w:right="100" w:firstLine="0" w:firstLineChars="0"/>
-              <w:rPr>
-                <w:rFonts w:ascii="Times New Roman" w:hAnsi="Times New Roman" w:eastAsia="Times New Roman" w:cs="Times New Roman"/>
-                <w:i w:val="false"/>
-                <w:b w:val="false"/>
-                <w:u w:val="none"/>
-                <w:strike w:val="false"/>
-                <w:sz w:val="18"/>
-                <w:szCs w:val="18"/>
-                <w:color w:val="000000"/>
-              </w:rPr>
-            </w:pPr>
-            <w:r>
-              <w:rPr>
-                <w:rFonts w:ascii="Times New Roman" w:hAnsi="Times New Roman" w:eastAsia="Times New Roman" w:cs="Times New Roman"/>
-                <w:i w:val="false"/>
-                <w:b w:val="false"/>
-                <w:u w:val="none"/>
-                <w:strike w:val="false"/>
-                <w:sz w:val="18"/>
-                <w:szCs w:val="18"/>
-                <w:color w:val="000000"/>
-              </w:rPr>
-              <w:t xml:space="preserve">91</w:t>
-            </w:r>
-          </w:p>
-        </w:tc>
-        <w:tc>
-          <w:tcPr>
-            <w:tcBorders>
-              <w:bottom w:val="none" w:sz="0" w:space="0" w:color="000000"/>
-              <w:top w:val="none" w:sz="0" w:space="0" w:color="000000"/>
-              <w:left w:val="none" w:sz="0" w:space="0" w:color="000000"/>
-              <w:right w:val="none" w:sz="0" w:space="0" w:color="000000"/>
-            </w:tcBorders>
-            <w:shd w:val="clear" w:color="auto" w:fill="FFFFFF"/>
-            <w:tcMar>
-              <w:top w:w="0" w:type="dxa"/>
-              <w:bottom w:w="0" w:type="dxa"/>
-              <w:left w:w="0" w:type="dxa"/>
-              <w:right w:w="0" w:type="dxa"/>
-            </w:tcMar>
-            <w:vAlign w:val="center"/>
-          </w:tcPr>
-          <w:p>
-            <w:pPr>
-              <w:pStyle w:val="Normal"/>
-              <w:jc w:val="left"/>
-              <w:pBdr>
-                <w:bottom w:val="none" w:sz="0" w:space="0" w:color="000000"/>
-                <w:top w:val="none" w:sz="0" w:space="0" w:color="000000"/>
-                <w:left w:val="none" w:sz="0" w:space="0" w:color="000000"/>
-                <w:right w:val="none" w:sz="0" w:space="0" w:color="000000"/>
-              </w:pBdr>
-              <w:spacing w:after="100" w:before="100" w:line="240"/>
-              <w:ind w:left="100" w:right="100" w:firstLine="0" w:firstLineChars="0"/>
-              <w:rPr>
-                <w:rFonts w:ascii="Times New Roman" w:hAnsi="Times New Roman" w:eastAsia="Times New Roman" w:cs="Times New Roman"/>
-                <w:i w:val="false"/>
-                <w:b w:val="false"/>
-                <w:u w:val="none"/>
-                <w:strike w:val="false"/>
-                <w:sz w:val="18"/>
-                <w:szCs w:val="18"/>
-                <w:color w:val="000000"/>
-              </w:rPr>
-            </w:pPr>
-            <w:r>
-              <w:rPr>
-                <w:rFonts w:ascii="Times New Roman" w:hAnsi="Times New Roman" w:eastAsia="Times New Roman" w:cs="Times New Roman"/>
-                <w:i w:val="false"/>
-                <w:b w:val="false"/>
-                <w:u w:val="none"/>
-                <w:strike w:val="false"/>
-                <w:sz w:val="18"/>
-                <w:szCs w:val="18"/>
-                <w:color w:val="000000"/>
-              </w:rPr>
-              <w:t xml:space="preserve">Reference</w:t>
-            </w:r>
-          </w:p>
-        </w:tc>
-        <w:tc>
-          <w:tcPr>
-            <w:tcBorders>
-              <w:bottom w:val="none" w:sz="0" w:space="0" w:color="000000"/>
-              <w:top w:val="none" w:sz="0" w:space="0" w:color="000000"/>
-              <w:left w:val="none" w:sz="0" w:space="0" w:color="000000"/>
-              <w:right w:val="none" w:sz="0" w:space="0" w:color="000000"/>
-            </w:tcBorders>
-            <w:shd w:val="clear" w:color="auto" w:fill="FFFFFF"/>
-            <w:tcMar>
-              <w:top w:w="0" w:type="dxa"/>
-              <w:bottom w:w="0" w:type="dxa"/>
-              <w:left w:w="0" w:type="dxa"/>
-              <w:right w:w="0" w:type="dxa"/>
-            </w:tcMar>
-            <w:vAlign w:val="center"/>
-          </w:tcPr>
-          <w:p>
-            <w:pPr>
-              <w:pStyle w:val="Normal"/>
-              <w:jc w:val="left"/>
-              <w:pBdr>
-                <w:bottom w:val="none" w:sz="0" w:space="0" w:color="000000"/>
-                <w:top w:val="none" w:sz="0" w:space="0" w:color="000000"/>
-                <w:left w:val="none" w:sz="0" w:space="0" w:color="000000"/>
-                <w:right w:val="none" w:sz="0" w:space="0" w:color="000000"/>
-              </w:pBdr>
-              <w:spacing w:after="100" w:before="100" w:line="240"/>
-              <w:ind w:left="100" w:right="100" w:firstLine="0" w:firstLineChars="0"/>
-              <w:rPr>
-                <w:rFonts w:ascii="Times New Roman" w:hAnsi="Times New Roman" w:eastAsia="Times New Roman" w:cs="Times New Roman"/>
-                <w:i w:val="false"/>
-                <w:b w:val="false"/>
-                <w:u w:val="none"/>
-                <w:strike w:val="false"/>
-                <w:sz w:val="18"/>
-                <w:szCs w:val="18"/>
-                <w:color w:val="000000"/>
-              </w:rPr>
-            </w:pPr>
-            <w:r>
-              <w:rPr>
-                <w:rFonts w:ascii="Times New Roman" w:hAnsi="Times New Roman" w:eastAsia="Times New Roman" w:cs="Times New Roman"/>
-                <w:i w:val="false"/>
-                <w:b w:val="false"/>
-                <w:u w:val="none"/>
-                <w:strike w:val="false"/>
-                <w:sz w:val="18"/>
-                <w:szCs w:val="18"/>
-                <w:color w:val="000000"/>
-              </w:rPr>
-              <w:t xml:space="preserve"/>
-            </w:r>
-          </w:p>
-        </w:tc>
-        <w:tc>
-          <w:tcPr>
-            <w:tcBorders>
-              <w:bottom w:val="none" w:sz="0" w:space="0" w:color="000000"/>
-              <w:top w:val="none" w:sz="0" w:space="0" w:color="000000"/>
-              <w:left w:val="none" w:sz="0" w:space="0" w:color="000000"/>
-              <w:right w:val="none" w:sz="0" w:space="0" w:color="000000"/>
-            </w:tcBorders>
-            <w:shd w:val="clear" w:color="auto" w:fill="FFFFFF"/>
-            <w:tcMar>
-              <w:top w:w="0" w:type="dxa"/>
-              <w:bottom w:w="0" w:type="dxa"/>
-              <w:left w:w="0" w:type="dxa"/>
-              <w:right w:w="0" w:type="dxa"/>
-            </w:tcMar>
-            <w:vAlign w:val="center"/>
-          </w:tcPr>
-          <w:p>
-            <w:pPr>
-              <w:pStyle w:val="Normal"/>
-              <w:jc w:val="left"/>
-              <w:pBdr>
-                <w:bottom w:val="none" w:sz="0" w:space="0" w:color="000000"/>
-                <w:top w:val="none" w:sz="0" w:space="0" w:color="000000"/>
-                <w:left w:val="none" w:sz="0" w:space="0" w:color="000000"/>
-                <w:right w:val="none" w:sz="0" w:space="0" w:color="000000"/>
-              </w:pBdr>
-              <w:spacing w:after="100" w:before="100" w:line="240"/>
-              <w:ind w:left="100" w:right="100" w:firstLine="0" w:firstLineChars="0"/>
-              <w:rPr>
-                <w:rFonts w:ascii="Times New Roman" w:hAnsi="Times New Roman" w:eastAsia="Times New Roman" w:cs="Times New Roman"/>
-                <w:i w:val="false"/>
-                <w:b w:val="false"/>
-                <w:u w:val="none"/>
-                <w:strike w:val="false"/>
-                <w:sz w:val="18"/>
-                <w:szCs w:val="18"/>
-                <w:color w:val="000000"/>
-              </w:rPr>
-            </w:pPr>
-            <w:r>
-              <w:rPr>
-                <w:rFonts w:ascii="Times New Roman" w:hAnsi="Times New Roman" w:eastAsia="Times New Roman" w:cs="Times New Roman"/>
-                <w:i w:val="false"/>
-                <w:b w:val="false"/>
-                <w:u w:val="none"/>
-                <w:strike w:val="false"/>
-                <w:sz w:val="18"/>
-                <w:szCs w:val="18"/>
-                <w:color w:val="000000"/>
-              </w:rPr>
-              <w:t xml:space="preserve"/>
-            </w:r>
-          </w:p>
-        </w:tc>
-      </w:tr>
-      <w:tr>
-        <w:trPr>
-          <w:trHeight w:val="560" w:hRule="auto"/>
-        </w:trPr>
-        <w:tc>
-          <w:tcPr>
-            <w:tcBorders>
-              <w:bottom w:val="none" w:sz="0" w:space="0" w:color="000000"/>
-              <w:top w:val="none" w:sz="0" w:space="0" w:color="000000"/>
-              <w:left w:val="none" w:sz="0" w:space="0" w:color="000000"/>
-              <w:right w:val="none" w:sz="0" w:space="0" w:color="000000"/>
-            </w:tcBorders>
-            <w:shd w:val="clear" w:color="auto" w:fill="FFFFFF"/>
-            <w:tcMar>
-              <w:top w:w="0" w:type="dxa"/>
-              <w:bottom w:w="0" w:type="dxa"/>
-              <w:left w:w="0" w:type="dxa"/>
-              <w:right w:w="0" w:type="dxa"/>
-            </w:tcMar>
-            <w:vAlign w:val="center"/>
-          </w:tcPr>
-          <w:p>
-            <w:pPr>
-              <w:pStyle w:val="Normal"/>
-              <w:jc w:val="left"/>
-              <w:pBdr>
-                <w:bottom w:val="none" w:sz="0" w:space="0" w:color="000000"/>
-                <w:top w:val="none" w:sz="0" w:space="0" w:color="000000"/>
-                <w:left w:val="none" w:sz="0" w:space="0" w:color="000000"/>
-                <w:right w:val="none" w:sz="0" w:space="0" w:color="000000"/>
-              </w:pBdr>
-              <w:spacing w:after="100" w:before="100" w:line="240"/>
-              <w:ind w:left="100" w:right="100" w:firstLine="0" w:firstLineChars="0"/>
-              <w:rPr>
-                <w:rFonts w:ascii="Times New Roman" w:hAnsi="Times New Roman" w:eastAsia="Times New Roman" w:cs="Times New Roman"/>
-                <w:i w:val="false"/>
-                <w:b w:val="false"/>
-                <w:u w:val="none"/>
-                <w:strike w:val="false"/>
-                <w:sz w:val="18"/>
-                <w:szCs w:val="18"/>
-                <w:color w:val="000000"/>
-              </w:rPr>
-            </w:pPr>
-            <w:r>
-              <w:rPr>
-                <w:rFonts w:ascii="Times New Roman" w:hAnsi="Times New Roman" w:eastAsia="Times New Roman" w:cs="Times New Roman"/>
-                <w:i w:val="false"/>
-                <w:b w:val="false"/>
-                <w:u w:val="none"/>
-                <w:strike w:val="false"/>
-                <w:sz w:val="18"/>
-                <w:szCs w:val="18"/>
-                <w:color w:val="000000"/>
-              </w:rPr>
-              <w:t xml:space="preserve">Multivariable</w:t>
-            </w:r>
-          </w:p>
-        </w:tc>
-        <w:tc>
-          <w:tcPr>
-            <w:tcBorders>
-              <w:bottom w:val="none" w:sz="0" w:space="0" w:color="000000"/>
-              <w:top w:val="none" w:sz="0" w:space="0" w:color="000000"/>
-              <w:left w:val="none" w:sz="0" w:space="0" w:color="000000"/>
-              <w:right w:val="none" w:sz="0" w:space="0" w:color="000000"/>
-            </w:tcBorders>
-            <w:shd w:val="clear" w:color="auto" w:fill="FFFFFF"/>
-            <w:tcMar>
-              <w:top w:w="0" w:type="dxa"/>
-              <w:bottom w:w="0" w:type="dxa"/>
-              <w:left w:w="0" w:type="dxa"/>
-              <w:right w:w="0" w:type="dxa"/>
-            </w:tcMar>
-            <w:vAlign w:val="center"/>
-          </w:tcPr>
-          <w:p>
-            <w:pPr>
-              <w:pStyle w:val="Normal"/>
-              <w:jc w:val="left"/>
-              <w:pBdr>
-                <w:bottom w:val="none" w:sz="0" w:space="0" w:color="000000"/>
-                <w:top w:val="none" w:sz="0" w:space="0" w:color="000000"/>
-                <w:left w:val="none" w:sz="0" w:space="0" w:color="000000"/>
-                <w:right w:val="none" w:sz="0" w:space="0" w:color="000000"/>
-              </w:pBdr>
-              <w:spacing w:after="100" w:before="100" w:line="240"/>
-              <w:ind w:left="100" w:right="100" w:firstLine="0" w:firstLineChars="0"/>
-              <w:rPr>
-                <w:rFonts w:ascii="Times New Roman" w:hAnsi="Times New Roman" w:eastAsia="Times New Roman" w:cs="Times New Roman"/>
-                <w:i w:val="false"/>
-                <w:b w:val="false"/>
-                <w:u w:val="none"/>
-                <w:strike w:val="false"/>
-                <w:sz w:val="18"/>
-                <w:szCs w:val="18"/>
-                <w:color w:val="000000"/>
-              </w:rPr>
-            </w:pPr>
-            <w:r>
-              <w:rPr>
-                <w:rFonts w:ascii="Times New Roman" w:hAnsi="Times New Roman" w:eastAsia="Times New Roman" w:cs="Times New Roman"/>
-                <w:i w:val="false"/>
-                <w:b w:val="false"/>
-                <w:u w:val="none"/>
-                <w:strike w:val="false"/>
-                <w:sz w:val="18"/>
-                <w:szCs w:val="18"/>
-                <w:color w:val="000000"/>
-              </w:rPr>
-              <w:t xml:space="preserve"/>
-            </w:r>
-          </w:p>
-        </w:tc>
-        <w:tc>
-          <w:tcPr>
-            <w:tcBorders>
-              <w:bottom w:val="none" w:sz="0" w:space="0" w:color="000000"/>
-              <w:top w:val="none" w:sz="0" w:space="0" w:color="000000"/>
-              <w:left w:val="none" w:sz="0" w:space="0" w:color="000000"/>
-              <w:right w:val="none" w:sz="0" w:space="0" w:color="000000"/>
-            </w:tcBorders>
-            <w:shd w:val="clear" w:color="auto" w:fill="FFFFFF"/>
-            <w:tcMar>
-              <w:top w:w="0" w:type="dxa"/>
-              <w:bottom w:w="0" w:type="dxa"/>
-              <w:left w:w="0" w:type="dxa"/>
-              <w:right w:w="0" w:type="dxa"/>
-            </w:tcMar>
-            <w:vAlign w:val="center"/>
-          </w:tcPr>
-          <w:p>
-            <w:pPr>
-              <w:pStyle w:val="Normal"/>
-              <w:jc w:val="left"/>
-              <w:pBdr>
-                <w:bottom w:val="none" w:sz="0" w:space="0" w:color="000000"/>
-                <w:top w:val="none" w:sz="0" w:space="0" w:color="000000"/>
-                <w:left w:val="none" w:sz="0" w:space="0" w:color="000000"/>
-                <w:right w:val="none" w:sz="0" w:space="0" w:color="000000"/>
-              </w:pBdr>
-              <w:spacing w:after="100" w:before="100" w:line="240"/>
-              <w:ind w:left="100" w:right="100" w:firstLine="0" w:firstLineChars="0"/>
-              <w:rPr>
-                <w:rFonts w:ascii="Times New Roman" w:hAnsi="Times New Roman" w:eastAsia="Times New Roman" w:cs="Times New Roman"/>
-                <w:i w:val="false"/>
-                <w:b w:val="false"/>
-                <w:u w:val="none"/>
-                <w:strike w:val="false"/>
-                <w:sz w:val="18"/>
-                <w:szCs w:val="18"/>
-                <w:color w:val="000000"/>
-              </w:rPr>
-            </w:pPr>
-            <w:r>
-              <w:rPr>
-                <w:rFonts w:ascii="Times New Roman" w:hAnsi="Times New Roman" w:eastAsia="Times New Roman" w:cs="Times New Roman"/>
-                <w:i w:val="false"/>
-                <w:b w:val="false"/>
-                <w:u w:val="none"/>
-                <w:strike w:val="false"/>
-                <w:sz w:val="18"/>
-                <w:szCs w:val="18"/>
-                <w:color w:val="000000"/>
-              </w:rPr>
-              <w:t xml:space="preserve">Female</w:t>
-            </w:r>
-          </w:p>
-        </w:tc>
-        <w:tc>
-          <w:tcPr>
-            <w:tcBorders>
-              <w:bottom w:val="none" w:sz="0" w:space="0" w:color="000000"/>
-              <w:top w:val="none" w:sz="0" w:space="0" w:color="000000"/>
-              <w:left w:val="none" w:sz="0" w:space="0" w:color="000000"/>
-              <w:right w:val="none" w:sz="0" w:space="0" w:color="000000"/>
-            </w:tcBorders>
-            <w:shd w:val="clear" w:color="auto" w:fill="FFFFFF"/>
-            <w:tcMar>
-              <w:top w:w="0" w:type="dxa"/>
-              <w:bottom w:w="0" w:type="dxa"/>
-              <w:left w:w="0" w:type="dxa"/>
-              <w:right w:w="0" w:type="dxa"/>
-            </w:tcMar>
-            <w:vAlign w:val="center"/>
-          </w:tcPr>
-          <w:p>
-            <w:pPr>
-              <w:pStyle w:val="Normal"/>
-              <w:jc w:val="right"/>
-              <w:pBdr>
-                <w:bottom w:val="none" w:sz="0" w:space="0" w:color="000000"/>
-                <w:top w:val="none" w:sz="0" w:space="0" w:color="000000"/>
-                <w:left w:val="none" w:sz="0" w:space="0" w:color="000000"/>
-                <w:right w:val="none" w:sz="0" w:space="0" w:color="000000"/>
-              </w:pBdr>
-              <w:spacing w:after="100" w:before="100" w:line="240"/>
-              <w:ind w:left="100" w:right="100" w:firstLine="0" w:firstLineChars="0"/>
-              <w:rPr>
-                <w:rFonts w:ascii="Times New Roman" w:hAnsi="Times New Roman" w:eastAsia="Times New Roman" w:cs="Times New Roman"/>
-                <w:i w:val="false"/>
-                <w:b w:val="false"/>
-                <w:u w:val="none"/>
-                <w:strike w:val="false"/>
-                <w:sz w:val="18"/>
-                <w:szCs w:val="18"/>
-                <w:color w:val="000000"/>
-              </w:rPr>
-            </w:pPr>
-            <w:r>
-              <w:rPr>
-                <w:rFonts w:ascii="Times New Roman" w:hAnsi="Times New Roman" w:eastAsia="Times New Roman" w:cs="Times New Roman"/>
-                <w:i w:val="false"/>
-                <w:b w:val="false"/>
-                <w:u w:val="none"/>
-                <w:strike w:val="false"/>
-                <w:sz w:val="18"/>
-                <w:szCs w:val="18"/>
-                <w:color w:val="000000"/>
-              </w:rPr>
-              <w:t xml:space="preserve">188</w:t>
-            </w:r>
-          </w:p>
-        </w:tc>
-        <w:tc>
-          <w:tcPr>
-            <w:tcBorders>
-              <w:bottom w:val="none" w:sz="0" w:space="0" w:color="000000"/>
-              <w:top w:val="none" w:sz="0" w:space="0" w:color="000000"/>
-              <w:left w:val="none" w:sz="0" w:space="0" w:color="000000"/>
-              <w:right w:val="none" w:sz="0" w:space="0" w:color="000000"/>
-            </w:tcBorders>
-            <w:shd w:val="clear" w:color="auto" w:fill="FFFFFF"/>
-            <w:tcMar>
-              <w:top w:w="0" w:type="dxa"/>
-              <w:bottom w:w="0" w:type="dxa"/>
-              <w:left w:w="0" w:type="dxa"/>
-              <w:right w:w="0" w:type="dxa"/>
-            </w:tcMar>
-            <w:vAlign w:val="center"/>
-          </w:tcPr>
-          <w:p>
-            <w:pPr>
-              <w:pStyle w:val="Normal"/>
-              <w:jc w:val="right"/>
-              <w:pBdr>
-                <w:bottom w:val="none" w:sz="0" w:space="0" w:color="000000"/>
-                <w:top w:val="none" w:sz="0" w:space="0" w:color="000000"/>
-                <w:left w:val="none" w:sz="0" w:space="0" w:color="000000"/>
-                <w:right w:val="none" w:sz="0" w:space="0" w:color="000000"/>
-              </w:pBdr>
-              <w:spacing w:after="100" w:before="100" w:line="240"/>
-              <w:ind w:left="100" w:right="100" w:firstLine="0" w:firstLineChars="0"/>
-              <w:rPr>
-                <w:rFonts w:ascii="Times New Roman" w:hAnsi="Times New Roman" w:eastAsia="Times New Roman" w:cs="Times New Roman"/>
-                <w:i w:val="false"/>
-                <w:b w:val="false"/>
-                <w:u w:val="none"/>
-                <w:strike w:val="false"/>
-                <w:sz w:val="18"/>
-                <w:szCs w:val="18"/>
-                <w:color w:val="000000"/>
-              </w:rPr>
-            </w:pPr>
-            <w:r>
-              <w:rPr>
-                <w:rFonts w:ascii="Times New Roman" w:hAnsi="Times New Roman" w:eastAsia="Times New Roman" w:cs="Times New Roman"/>
-                <w:i w:val="false"/>
-                <w:b w:val="false"/>
-                <w:u w:val="none"/>
-                <w:strike w:val="false"/>
-                <w:sz w:val="18"/>
-                <w:szCs w:val="18"/>
-                <w:color w:val="000000"/>
-              </w:rPr>
-              <w:t xml:space="preserve">66</w:t>
-            </w:r>
-          </w:p>
-        </w:tc>
-        <w:tc>
-          <w:tcPr>
-            <w:tcBorders>
-              <w:bottom w:val="none" w:sz="0" w:space="0" w:color="000000"/>
-              <w:top w:val="none" w:sz="0" w:space="0" w:color="000000"/>
-              <w:left w:val="none" w:sz="0" w:space="0" w:color="000000"/>
-              <w:right w:val="none" w:sz="0" w:space="0" w:color="000000"/>
-            </w:tcBorders>
-            <w:shd w:val="clear" w:color="auto" w:fill="FFFFFF"/>
-            <w:tcMar>
-              <w:top w:w="0" w:type="dxa"/>
-              <w:bottom w:w="0" w:type="dxa"/>
-              <w:left w:w="0" w:type="dxa"/>
-              <w:right w:w="0" w:type="dxa"/>
-            </w:tcMar>
-            <w:vAlign w:val="center"/>
-          </w:tcPr>
-          <w:p>
-            <w:pPr>
-              <w:pStyle w:val="Normal"/>
-              <w:jc w:val="left"/>
-              <w:pBdr>
-                <w:bottom w:val="none" w:sz="0" w:space="0" w:color="000000"/>
-                <w:top w:val="none" w:sz="0" w:space="0" w:color="000000"/>
-                <w:left w:val="none" w:sz="0" w:space="0" w:color="000000"/>
-                <w:right w:val="none" w:sz="0" w:space="0" w:color="000000"/>
-              </w:pBdr>
-              <w:spacing w:after="100" w:before="100" w:line="240"/>
-              <w:ind w:left="100" w:right="100" w:firstLine="0" w:firstLineChars="0"/>
-              <w:rPr>
-                <w:rFonts w:ascii="Times New Roman" w:hAnsi="Times New Roman" w:eastAsia="Times New Roman" w:cs="Times New Roman"/>
-                <w:i w:val="false"/>
-                <w:b w:val="false"/>
-                <w:u w:val="none"/>
-                <w:strike w:val="false"/>
-                <w:sz w:val="18"/>
-                <w:szCs w:val="18"/>
-                <w:color w:val="000000"/>
-              </w:rPr>
-            </w:pPr>
-            <w:r>
-              <w:rPr>
-                <w:rFonts w:ascii="Times New Roman" w:hAnsi="Times New Roman" w:eastAsia="Times New Roman" w:cs="Times New Roman"/>
-                <w:i w:val="false"/>
-                <w:b w:val="false"/>
-                <w:u w:val="none"/>
-                <w:strike w:val="false"/>
-                <w:sz w:val="18"/>
-                <w:szCs w:val="18"/>
-                <w:color w:val="000000"/>
-              </w:rPr>
-              <w:t xml:space="preserve">0.89 (0.65–1.23)</w:t>
-            </w:r>
-          </w:p>
-        </w:tc>
-        <w:tc>
-          <w:tcPr>
-            <w:tcBorders>
-              <w:bottom w:val="none" w:sz="0" w:space="0" w:color="000000"/>
-              <w:top w:val="none" w:sz="0" w:space="0" w:color="000000"/>
-              <w:left w:val="none" w:sz="0" w:space="0" w:color="000000"/>
-              <w:right w:val="none" w:sz="0" w:space="0" w:color="000000"/>
-            </w:tcBorders>
-            <w:shd w:val="clear" w:color="auto" w:fill="FFFFFF"/>
-            <w:tcMar>
-              <w:top w:w="0" w:type="dxa"/>
-              <w:bottom w:w="0" w:type="dxa"/>
-              <w:left w:w="0" w:type="dxa"/>
-              <w:right w:w="0" w:type="dxa"/>
-            </w:tcMar>
-            <w:vAlign w:val="center"/>
-          </w:tcPr>
-          <w:p>
-            <w:pPr>
-              <w:pStyle w:val="Normal"/>
-              <w:jc w:val="left"/>
-              <w:pBdr>
-                <w:bottom w:val="none" w:sz="0" w:space="0" w:color="000000"/>
-                <w:top w:val="none" w:sz="0" w:space="0" w:color="000000"/>
-                <w:left w:val="none" w:sz="0" w:space="0" w:color="000000"/>
-                <w:right w:val="none" w:sz="0" w:space="0" w:color="000000"/>
-              </w:pBdr>
-              <w:spacing w:after="100" w:before="100" w:line="240"/>
-              <w:ind w:left="100" w:right="100" w:firstLine="0" w:firstLineChars="0"/>
-              <w:rPr>
-                <w:rFonts w:ascii="Times New Roman" w:hAnsi="Times New Roman" w:eastAsia="Times New Roman" w:cs="Times New Roman"/>
-                <w:i w:val="false"/>
-                <w:b w:val="false"/>
-                <w:u w:val="none"/>
-                <w:strike w:val="false"/>
-                <w:sz w:val="18"/>
-                <w:szCs w:val="18"/>
-                <w:color w:val="000000"/>
-              </w:rPr>
-            </w:pPr>
-            <w:r>
-              <w:rPr>
-                <w:rFonts w:ascii="Times New Roman" w:hAnsi="Times New Roman" w:eastAsia="Times New Roman" w:cs="Times New Roman"/>
-                <w:i w:val="false"/>
-                <w:b w:val="false"/>
-                <w:u w:val="none"/>
-                <w:strike w:val="false"/>
-                <w:sz w:val="18"/>
-                <w:szCs w:val="18"/>
-                <w:color w:val="000000"/>
-              </w:rPr>
-              <w:t xml:space="preserve">0.478</w:t>
-            </w:r>
-          </w:p>
-        </w:tc>
-        <w:tc>
-          <w:tcPr>
-            <w:tcBorders>
-              <w:bottom w:val="none" w:sz="0" w:space="0" w:color="000000"/>
-              <w:top w:val="none" w:sz="0" w:space="0" w:color="000000"/>
-              <w:left w:val="none" w:sz="0" w:space="0" w:color="000000"/>
-              <w:right w:val="none" w:sz="0" w:space="0" w:color="000000"/>
-            </w:tcBorders>
-            <w:shd w:val="clear" w:color="auto" w:fill="FFFFFF"/>
-            <w:tcMar>
-              <w:top w:w="0" w:type="dxa"/>
-              <w:bottom w:w="0" w:type="dxa"/>
-              <w:left w:w="0" w:type="dxa"/>
-              <w:right w:w="0" w:type="dxa"/>
-            </w:tcMar>
-            <w:vAlign w:val="center"/>
-          </w:tcPr>
-          <w:p>
-            <w:pPr>
-              <w:pStyle w:val="Normal"/>
-              <w:jc w:val="left"/>
-              <w:pBdr>
-                <w:bottom w:val="none" w:sz="0" w:space="0" w:color="000000"/>
-                <w:top w:val="none" w:sz="0" w:space="0" w:color="000000"/>
-                <w:left w:val="none" w:sz="0" w:space="0" w:color="000000"/>
-                <w:right w:val="none" w:sz="0" w:space="0" w:color="000000"/>
-              </w:pBdr>
-              <w:spacing w:after="100" w:before="100" w:line="240"/>
-              <w:ind w:left="100" w:right="100" w:firstLine="0" w:firstLineChars="0"/>
-              <w:rPr>
-                <w:rFonts w:ascii="Times New Roman" w:hAnsi="Times New Roman" w:eastAsia="Times New Roman" w:cs="Times New Roman"/>
-                <w:i w:val="false"/>
-                <w:b w:val="false"/>
-                <w:u w:val="none"/>
-                <w:strike w:val="false"/>
-                <w:sz w:val="18"/>
-                <w:szCs w:val="18"/>
-                <w:color w:val="000000"/>
-              </w:rPr>
-            </w:pPr>
-            <w:r>
-              <w:rPr>
-                <w:rFonts w:ascii="Times New Roman" w:hAnsi="Times New Roman" w:eastAsia="Times New Roman" w:cs="Times New Roman"/>
-                <w:i w:val="false"/>
-                <w:b w:val="false"/>
-                <w:u w:val="none"/>
-                <w:strike w:val="false"/>
-                <w:sz w:val="18"/>
-                <w:szCs w:val="18"/>
-                <w:color w:val="000000"/>
-              </w:rPr>
-              <w:t xml:space="preserve"/>
-            </w:r>
-          </w:p>
-        </w:tc>
-      </w:tr>
-      <w:tr>
-        <w:trPr>
-          <w:trHeight w:val="560" w:hRule="auto"/>
-        </w:trPr>
-        <w:tc>
-          <w:tcPr>
-            <w:tcBorders>
-              <w:bottom w:val="none" w:sz="0" w:space="0" w:color="000000"/>
-              <w:top w:val="none" w:sz="0" w:space="0" w:color="000000"/>
-              <w:left w:val="none" w:sz="0" w:space="0" w:color="000000"/>
-              <w:right w:val="none" w:sz="0" w:space="0" w:color="000000"/>
-            </w:tcBorders>
-            <w:shd w:val="clear" w:color="auto" w:fill="FFFFFF"/>
-            <w:tcMar>
-              <w:top w:w="0" w:type="dxa"/>
-              <w:bottom w:w="0" w:type="dxa"/>
-              <w:left w:w="0" w:type="dxa"/>
-              <w:right w:w="0" w:type="dxa"/>
-            </w:tcMar>
-            <w:vAlign w:val="center"/>
-          </w:tcPr>
-          <w:p>
-            <w:pPr>
-              <w:pStyle w:val="Normal"/>
-              <w:jc w:val="left"/>
-              <w:pBdr>
-                <w:bottom w:val="none" w:sz="0" w:space="0" w:color="000000"/>
-                <w:top w:val="none" w:sz="0" w:space="0" w:color="000000"/>
-                <w:left w:val="none" w:sz="0" w:space="0" w:color="000000"/>
-                <w:right w:val="none" w:sz="0" w:space="0" w:color="000000"/>
-              </w:pBdr>
-              <w:spacing w:after="100" w:before="100" w:line="240"/>
-              <w:ind w:left="100" w:right="100" w:firstLine="0" w:firstLineChars="0"/>
-              <w:rPr>
-                <w:rFonts w:ascii="Times New Roman" w:hAnsi="Times New Roman" w:eastAsia="Times New Roman" w:cs="Times New Roman"/>
-                <w:i w:val="false"/>
-                <w:b w:val="false"/>
-                <w:u w:val="none"/>
-                <w:strike w:val="false"/>
-                <w:sz w:val="18"/>
-                <w:szCs w:val="18"/>
-                <w:color w:val="000000"/>
-              </w:rPr>
-            </w:pPr>
-            <w:r>
-              <w:rPr>
-                <w:rFonts w:ascii="Times New Roman" w:hAnsi="Times New Roman" w:eastAsia="Times New Roman" w:cs="Times New Roman"/>
-                <w:i w:val="false"/>
-                <w:b w:val="false"/>
-                <w:u w:val="none"/>
-                <w:strike w:val="false"/>
-                <w:sz w:val="18"/>
-                <w:szCs w:val="18"/>
-                <w:color w:val="000000"/>
-              </w:rPr>
-              <w:t xml:space="preserve">Multivariable</w:t>
-            </w:r>
-          </w:p>
-        </w:tc>
-        <w:tc>
-          <w:tcPr>
-            <w:tcBorders>
-              <w:bottom w:val="none" w:sz="0" w:space="0" w:color="000000"/>
-              <w:top w:val="none" w:sz="0" w:space="0" w:color="000000"/>
-              <w:left w:val="none" w:sz="0" w:space="0" w:color="000000"/>
-              <w:right w:val="none" w:sz="0" w:space="0" w:color="000000"/>
-            </w:tcBorders>
-            <w:shd w:val="clear" w:color="auto" w:fill="FFFFFF"/>
-            <w:tcMar>
-              <w:top w:w="0" w:type="dxa"/>
-              <w:bottom w:w="0" w:type="dxa"/>
-              <w:left w:w="0" w:type="dxa"/>
-              <w:right w:w="0" w:type="dxa"/>
-            </w:tcMar>
-            <w:vAlign w:val="center"/>
-          </w:tcPr>
-          <w:p>
-            <w:pPr>
-              <w:pStyle w:val="Normal"/>
-              <w:jc w:val="left"/>
-              <w:pBdr>
-                <w:bottom w:val="none" w:sz="0" w:space="0" w:color="000000"/>
-                <w:top w:val="none" w:sz="0" w:space="0" w:color="000000"/>
-                <w:left w:val="none" w:sz="0" w:space="0" w:color="000000"/>
-                <w:right w:val="none" w:sz="0" w:space="0" w:color="000000"/>
-              </w:pBdr>
-              <w:spacing w:after="100" w:before="100" w:line="240"/>
-              <w:ind w:left="100" w:right="100" w:firstLine="0" w:firstLineChars="0"/>
-              <w:rPr>
-                <w:rFonts w:ascii="Times New Roman" w:hAnsi="Times New Roman" w:eastAsia="Times New Roman" w:cs="Times New Roman"/>
-                <w:i w:val="false"/>
-                <w:b w:val="false"/>
-                <w:u w:val="none"/>
-                <w:strike w:val="false"/>
-                <w:sz w:val="18"/>
-                <w:szCs w:val="18"/>
-                <w:color w:val="000000"/>
-              </w:rPr>
-            </w:pPr>
-            <w:r>
-              <w:rPr>
-                <w:rFonts w:ascii="Times New Roman" w:hAnsi="Times New Roman" w:eastAsia="Times New Roman" w:cs="Times New Roman"/>
-                <w:i w:val="false"/>
-                <w:b w:val="false"/>
-                <w:u w:val="none"/>
-                <w:strike w:val="false"/>
-                <w:sz w:val="18"/>
-                <w:szCs w:val="18"/>
-                <w:color w:val="000000"/>
-              </w:rPr>
-              <w:t xml:space="preserve">Pathologic stage group</w:t>
-            </w:r>
-          </w:p>
-        </w:tc>
-        <w:tc>
-          <w:tcPr>
-            <w:tcBorders>
-              <w:bottom w:val="none" w:sz="0" w:space="0" w:color="000000"/>
-              <w:top w:val="none" w:sz="0" w:space="0" w:color="000000"/>
-              <w:left w:val="none" w:sz="0" w:space="0" w:color="000000"/>
-              <w:right w:val="none" w:sz="0" w:space="0" w:color="000000"/>
-            </w:tcBorders>
-            <w:shd w:val="clear" w:color="auto" w:fill="FFFFFF"/>
-            <w:tcMar>
-              <w:top w:w="0" w:type="dxa"/>
-              <w:bottom w:w="0" w:type="dxa"/>
-              <w:left w:w="0" w:type="dxa"/>
-              <w:right w:w="0" w:type="dxa"/>
-            </w:tcMar>
-            <w:vAlign w:val="center"/>
-          </w:tcPr>
-          <w:p>
-            <w:pPr>
-              <w:pStyle w:val="Normal"/>
-              <w:jc w:val="left"/>
-              <w:pBdr>
-                <w:bottom w:val="none" w:sz="0" w:space="0" w:color="000000"/>
-                <w:top w:val="none" w:sz="0" w:space="0" w:color="000000"/>
-                <w:left w:val="none" w:sz="0" w:space="0" w:color="000000"/>
-                <w:right w:val="none" w:sz="0" w:space="0" w:color="000000"/>
-              </w:pBdr>
-              <w:spacing w:after="100" w:before="100" w:line="240"/>
-              <w:ind w:left="100" w:right="100" w:firstLine="0" w:firstLineChars="0"/>
-              <w:rPr>
-                <w:rFonts w:ascii="Times New Roman" w:hAnsi="Times New Roman" w:eastAsia="Times New Roman" w:cs="Times New Roman"/>
-                <w:i w:val="false"/>
-                <w:b w:val="false"/>
-                <w:u w:val="none"/>
-                <w:strike w:val="false"/>
-                <w:sz w:val="18"/>
-                <w:szCs w:val="18"/>
-                <w:color w:val="000000"/>
-              </w:rPr>
-            </w:pPr>
-            <w:r>
-              <w:rPr>
-                <w:rFonts w:ascii="Times New Roman" w:hAnsi="Times New Roman" w:eastAsia="Times New Roman" w:cs="Times New Roman"/>
-                <w:i w:val="false"/>
-                <w:b w:val="false"/>
-                <w:u w:val="none"/>
-                <w:strike w:val="false"/>
-                <w:sz w:val="18"/>
-                <w:szCs w:val="18"/>
-                <w:color w:val="000000"/>
-              </w:rPr>
-              <w:t xml:space="preserve">I–II (ref)</w:t>
-            </w:r>
-          </w:p>
-        </w:tc>
-        <w:tc>
-          <w:tcPr>
-            <w:tcBorders>
-              <w:bottom w:val="none" w:sz="0" w:space="0" w:color="000000"/>
-              <w:top w:val="none" w:sz="0" w:space="0" w:color="000000"/>
-              <w:left w:val="none" w:sz="0" w:space="0" w:color="000000"/>
-              <w:right w:val="none" w:sz="0" w:space="0" w:color="000000"/>
-            </w:tcBorders>
-            <w:shd w:val="clear" w:color="auto" w:fill="FFFFFF"/>
-            <w:tcMar>
-              <w:top w:w="0" w:type="dxa"/>
-              <w:bottom w:w="0" w:type="dxa"/>
-              <w:left w:w="0" w:type="dxa"/>
-              <w:right w:w="0" w:type="dxa"/>
-            </w:tcMar>
-            <w:vAlign w:val="center"/>
-          </w:tcPr>
-          <w:p>
-            <w:pPr>
-              <w:pStyle w:val="Normal"/>
-              <w:jc w:val="right"/>
-              <w:pBdr>
-                <w:bottom w:val="none" w:sz="0" w:space="0" w:color="000000"/>
-                <w:top w:val="none" w:sz="0" w:space="0" w:color="000000"/>
-                <w:left w:val="none" w:sz="0" w:space="0" w:color="000000"/>
-                <w:right w:val="none" w:sz="0" w:space="0" w:color="000000"/>
-              </w:pBdr>
-              <w:spacing w:after="100" w:before="100" w:line="240"/>
-              <w:ind w:left="100" w:right="100" w:firstLine="0" w:firstLineChars="0"/>
-              <w:rPr>
-                <w:rFonts w:ascii="Times New Roman" w:hAnsi="Times New Roman" w:eastAsia="Times New Roman" w:cs="Times New Roman"/>
-                <w:i w:val="false"/>
-                <w:b w:val="false"/>
-                <w:u w:val="none"/>
-                <w:strike w:val="false"/>
-                <w:sz w:val="18"/>
-                <w:szCs w:val="18"/>
-                <w:color w:val="000000"/>
-              </w:rPr>
-            </w:pPr>
-            <w:r>
-              <w:rPr>
-                <w:rFonts w:ascii="Times New Roman" w:hAnsi="Times New Roman" w:eastAsia="Times New Roman" w:cs="Times New Roman"/>
-                <w:i w:val="false"/>
-                <w:b w:val="false"/>
-                <w:u w:val="none"/>
-                <w:strike w:val="false"/>
-                <w:sz w:val="18"/>
-                <w:szCs w:val="18"/>
-                <w:color w:val="000000"/>
-              </w:rPr>
-              <w:t xml:space="preserve">205</w:t>
+              <w:t xml:space="preserve">206</w:t>
             </w:r>
           </w:p>
         </w:tc>
@@ -4825,7 +3935,7 @@
                 <w:szCs w:val="18"/>
                 <w:color w:val="000000"/>
               </w:rPr>
-              <w:t xml:space="preserve">2.63 (1.86–3.71)</w:t>
+              <w:t xml:space="preserve">2.69 (1.90–3.79)</w:t>
             </w:r>
           </w:p>
         </w:tc>

--- a/output/tables/GEO/GSE39582/GSE39582_cox_RFS_pMMR.docx
+++ b/output/tables/GEO/GSE39582/GSE39582_cox_RFS_pMMR.docx
@@ -25,7 +25,7 @@
         <w:ind w:left="60" w:right="60" w:firstLine="0" w:firstLineChars="0"/>
       </w:pPr>
       <w:r>
-        <w:t xml:space="preserve">Cox regression for relapse-free survival: HIST1H2AC expression, GSE39582 (CIT, colon), pMMR only</w:t>
+        <w:t xml:space="preserve">Cox regression for relapse-free survival: MAD2L1 expression, GSE39582 (CIT, colon), pMMR only</w:t>
       </w:r>
     </w:p>
     <w:tbl xmlns:a="http://schemas.openxmlformats.org/drawingml/2006/main" xmlns:pic="http://schemas.openxmlformats.org/drawingml/2006/picture">
@@ -36,7 +36,7 @@
       </w:tblPr>
       <w:tblGrid>
         <w:gridCol w:w="3360"/>
-        <w:gridCol w:w="3450"/>
+        <w:gridCol w:w="3200"/>
         <w:gridCol w:w="1145"/>
         <w:gridCol w:w="681"/>
         <w:gridCol w:w="931"/>
@@ -600,7 +600,7 @@
                 <w:szCs w:val="18"/>
                 <w:color w:val="000000"/>
               </w:rPr>
-              <w:t xml:space="preserve">HIST1H2AC expression</w:t>
+              <w:t xml:space="preserve">MAD2L1 expression</w:t>
             </w:r>
           </w:p>
         </w:tc>
@@ -710,7 +710,7 @@
                 <w:szCs w:val="18"/>
                 <w:color w:val="000000"/>
               </w:rPr>
-              <w:t xml:space="preserve">201</w:t>
+              <w:t xml:space="preserve">230</w:t>
             </w:r>
           </w:p>
         </w:tc>
@@ -765,7 +765,7 @@
                 <w:szCs w:val="18"/>
                 <w:color w:val="000000"/>
               </w:rPr>
-              <w:t xml:space="preserve">65</w:t>
+              <w:t xml:space="preserve">90</w:t>
             </w:r>
           </w:p>
         </w:tc>
@@ -1155,7 +1155,7 @@
                 <w:szCs w:val="18"/>
                 <w:color w:val="000000"/>
               </w:rPr>
-              <w:t xml:space="preserve">238</w:t>
+              <w:t xml:space="preserve">209</w:t>
             </w:r>
           </w:p>
         </w:tc>
@@ -1210,7 +1210,7 @@
                 <w:szCs w:val="18"/>
                 <w:color w:val="000000"/>
               </w:rPr>
-              <w:t xml:space="preserve">92</w:t>
+              <w:t xml:space="preserve">67</w:t>
             </w:r>
           </w:p>
         </w:tc>
@@ -1265,7 +1265,7 @@
                 <w:szCs w:val="18"/>
                 <w:color w:val="000000"/>
               </w:rPr>
-              <w:t xml:space="preserve">1.30 (0.95–1.79)</w:t>
+              <w:t xml:space="preserve">0.79 (0.58–1.09)</w:t>
             </w:r>
           </w:p>
         </w:tc>
@@ -1320,7 +1320,7 @@
                 <w:szCs w:val="18"/>
                 <w:color w:val="000000"/>
               </w:rPr>
-              <w:t xml:space="preserve">0.103</w:t>
+              <w:t xml:space="preserve">0.154</w:t>
             </w:r>
           </w:p>
         </w:tc>
@@ -1490,7 +1490,7 @@
                 <w:szCs w:val="18"/>
                 <w:color w:val="000000"/>
               </w:rPr>
-              <w:t xml:space="preserve">HIST1H2AC expression, log2 (per 1 unit)</w:t>
+              <w:t xml:space="preserve">MAD2L1 expression, log2 (per 1 unit)</w:t>
             </w:r>
           </w:p>
         </w:tc>
@@ -1710,7 +1710,7 @@
                 <w:szCs w:val="18"/>
                 <w:color w:val="000000"/>
               </w:rPr>
-              <w:t xml:space="preserve">1.14 (0.97–1.33)</w:t>
+              <w:t xml:space="preserve">0.84 (0.71–0.99)</w:t>
             </w:r>
           </w:p>
         </w:tc>
@@ -1765,7 +1765,7 @@
                 <w:szCs w:val="18"/>
                 <w:color w:val="000000"/>
               </w:rPr>
-              <w:t xml:space="preserve">0.105</w:t>
+              <w:t xml:space="preserve">0.037</w:t>
             </w:r>
           </w:p>
         </w:tc>
@@ -1935,7 +1935,7 @@
                 <w:szCs w:val="18"/>
                 <w:color w:val="000000"/>
               </w:rPr>
-              <w:t xml:space="preserve">HIST1H2AC expression, log2 (per 1 unit)</w:t>
+              <w:t xml:space="preserve">MAD2L1 expression, log2 (per 1 unit)</w:t>
             </w:r>
           </w:p>
         </w:tc>
@@ -2155,7 +2155,7 @@
                 <w:szCs w:val="18"/>
                 <w:color w:val="000000"/>
               </w:rPr>
-              <w:t xml:space="preserve">1.11 (0.95–1.29)</w:t>
+              <w:t xml:space="preserve">0.88 (0.74–1.05)</w:t>
             </w:r>
           </w:p>
         </w:tc>
@@ -2210,7 +2210,7 @@
                 <w:szCs w:val="18"/>
                 <w:color w:val="000000"/>
               </w:rPr>
-              <w:t xml:space="preserve">0.207</w:t>
+              <w:t xml:space="preserve">0.145</w:t>
             </w:r>
           </w:p>
         </w:tc>
@@ -3045,7 +3045,7 @@
                 <w:szCs w:val="18"/>
                 <w:color w:val="000000"/>
               </w:rPr>
-              <w:t xml:space="preserve">0.89 (0.65–1.23)</w:t>
+              <w:t xml:space="preserve">0.87 (0.63–1.20)</w:t>
             </w:r>
           </w:p>
         </w:tc>
@@ -3100,7 +3100,7 @@
                 <w:szCs w:val="18"/>
                 <w:color w:val="000000"/>
               </w:rPr>
-              <w:t xml:space="preserve">0.493</w:t>
+              <w:t xml:space="preserve">0.399</w:t>
             </w:r>
           </w:p>
         </w:tc>
@@ -3935,7 +3935,7 @@
                 <w:szCs w:val="18"/>
                 <w:color w:val="000000"/>
               </w:rPr>
-              <w:t xml:space="preserve">2.69 (1.90–3.79)</w:t>
+              <w:t xml:space="preserve">2.66 (1.88–3.76)</w:t>
             </w:r>
           </w:p>
         </w:tc>

--- a/output/tables/GEO/GSE39582/GSE39582_cox_RFS_pMMR.docx
+++ b/output/tables/GEO/GSE39582/GSE39582_cox_RFS_pMMR.docx
@@ -2045,7 +2045,7 @@
                 <w:szCs w:val="18"/>
                 <w:color w:val="000000"/>
               </w:rPr>
-              <w:t xml:space="preserve">436</w:t>
+              <w:t xml:space="preserve">435</w:t>
             </w:r>
           </w:p>
         </w:tc>
@@ -2380,62 +2380,62 @@
                 <w:szCs w:val="18"/>
                 <w:color w:val="000000"/>
               </w:rPr>
-              <w:t xml:space="preserve">Sex</w:t>
-            </w:r>
-          </w:p>
-        </w:tc>
-        <w:tc>
-          <w:tcPr>
-            <w:tcBorders>
-              <w:bottom w:val="none" w:sz="0" w:space="0" w:color="000000"/>
-              <w:top w:val="none" w:sz="0" w:space="0" w:color="000000"/>
-              <w:left w:val="none" w:sz="0" w:space="0" w:color="000000"/>
-              <w:right w:val="none" w:sz="0" w:space="0" w:color="000000"/>
-            </w:tcBorders>
-            <w:shd w:val="clear" w:color="auto" w:fill="FFFFFF"/>
-            <w:tcMar>
-              <w:top w:w="0" w:type="dxa"/>
-              <w:bottom w:w="0" w:type="dxa"/>
-              <w:left w:w="0" w:type="dxa"/>
-              <w:right w:w="0" w:type="dxa"/>
-            </w:tcMar>
-            <w:vAlign w:val="center"/>
-          </w:tcPr>
-          <w:p>
-            <w:pPr>
-              <w:pStyle w:val="Normal"/>
-              <w:jc w:val="left"/>
-              <w:pBdr>
-                <w:bottom w:val="none" w:sz="0" w:space="0" w:color="000000"/>
-                <w:top w:val="none" w:sz="0" w:space="0" w:color="000000"/>
-                <w:left w:val="none" w:sz="0" w:space="0" w:color="000000"/>
-                <w:right w:val="none" w:sz="0" w:space="0" w:color="000000"/>
-              </w:pBdr>
-              <w:spacing w:after="100" w:before="100" w:line="240"/>
-              <w:ind w:left="100" w:right="100" w:firstLine="0" w:firstLineChars="0"/>
-              <w:rPr>
-                <w:rFonts w:ascii="Times New Roman" w:hAnsi="Times New Roman" w:eastAsia="Times New Roman" w:cs="Times New Roman"/>
-                <w:i w:val="false"/>
-                <w:b w:val="false"/>
-                <w:u w:val="none"/>
-                <w:strike w:val="false"/>
-                <w:sz w:val="18"/>
-                <w:szCs w:val="18"/>
-                <w:color w:val="000000"/>
-              </w:rPr>
-            </w:pPr>
-            <w:r>
-              <w:rPr>
-                <w:rFonts w:ascii="Times New Roman" w:hAnsi="Times New Roman" w:eastAsia="Times New Roman" w:cs="Times New Roman"/>
-                <w:i w:val="false"/>
-                <w:b w:val="false"/>
-                <w:u w:val="none"/>
-                <w:strike w:val="false"/>
-                <w:sz w:val="18"/>
-                <w:szCs w:val="18"/>
-                <w:color w:val="000000"/>
-              </w:rPr>
-              <w:t xml:space="preserve">Male (ref)</w:t>
+              <w:t xml:space="preserve">Age group, years</w:t>
+            </w:r>
+          </w:p>
+        </w:tc>
+        <w:tc>
+          <w:tcPr>
+            <w:tcBorders>
+              <w:bottom w:val="none" w:sz="0" w:space="0" w:color="000000"/>
+              <w:top w:val="none" w:sz="0" w:space="0" w:color="000000"/>
+              <w:left w:val="none" w:sz="0" w:space="0" w:color="000000"/>
+              <w:right w:val="none" w:sz="0" w:space="0" w:color="000000"/>
+            </w:tcBorders>
+            <w:shd w:val="clear" w:color="auto" w:fill="FFFFFF"/>
+            <w:tcMar>
+              <w:top w:w="0" w:type="dxa"/>
+              <w:bottom w:w="0" w:type="dxa"/>
+              <w:left w:w="0" w:type="dxa"/>
+              <w:right w:w="0" w:type="dxa"/>
+            </w:tcMar>
+            <w:vAlign w:val="center"/>
+          </w:tcPr>
+          <w:p>
+            <w:pPr>
+              <w:pStyle w:val="Normal"/>
+              <w:jc w:val="left"/>
+              <w:pBdr>
+                <w:bottom w:val="none" w:sz="0" w:space="0" w:color="000000"/>
+                <w:top w:val="none" w:sz="0" w:space="0" w:color="000000"/>
+                <w:left w:val="none" w:sz="0" w:space="0" w:color="000000"/>
+                <w:right w:val="none" w:sz="0" w:space="0" w:color="000000"/>
+              </w:pBdr>
+              <w:spacing w:after="100" w:before="100" w:line="240"/>
+              <w:ind w:left="100" w:right="100" w:firstLine="0" w:firstLineChars="0"/>
+              <w:rPr>
+                <w:rFonts w:ascii="Times New Roman" w:hAnsi="Times New Roman" w:eastAsia="Times New Roman" w:cs="Times New Roman"/>
+                <w:i w:val="false"/>
+                <w:b w:val="false"/>
+                <w:u w:val="none"/>
+                <w:strike w:val="false"/>
+                <w:sz w:val="18"/>
+                <w:szCs w:val="18"/>
+                <w:color w:val="000000"/>
+              </w:rPr>
+            </w:pPr>
+            <w:r>
+              <w:rPr>
+                <w:rFonts w:ascii="Times New Roman" w:hAnsi="Times New Roman" w:eastAsia="Times New Roman" w:cs="Times New Roman"/>
+                <w:i w:val="false"/>
+                <w:b w:val="false"/>
+                <w:u w:val="none"/>
+                <w:strike w:val="false"/>
+                <w:sz w:val="18"/>
+                <w:szCs w:val="18"/>
+                <w:color w:val="000000"/>
+              </w:rPr>
+              <w:t xml:space="preserve">≤65 (ref)</w:t>
             </w:r>
           </w:p>
         </w:tc>
@@ -2490,7 +2490,7 @@
                 <w:szCs w:val="18"/>
                 <w:color w:val="000000"/>
               </w:rPr>
-              <w:t xml:space="preserve">248</w:t>
+              <w:t xml:space="preserve">182</w:t>
             </w:r>
           </w:p>
         </w:tc>
@@ -2545,7 +2545,7 @@
                 <w:szCs w:val="18"/>
                 <w:color w:val="000000"/>
               </w:rPr>
-              <w:t xml:space="preserve">91</w:t>
+              <w:t xml:space="preserve">71</w:t>
             </w:r>
           </w:p>
         </w:tc>
@@ -2880,7 +2880,7 @@
                 <w:szCs w:val="18"/>
                 <w:color w:val="000000"/>
               </w:rPr>
-              <w:t xml:space="preserve">Female</w:t>
+              <w:t xml:space="preserve">≥66</w:t>
             </w:r>
           </w:p>
         </w:tc>
@@ -2935,7 +2935,7 @@
                 <w:szCs w:val="18"/>
                 <w:color w:val="000000"/>
               </w:rPr>
-              <w:t xml:space="preserve">188</w:t>
+              <w:t xml:space="preserve">253</w:t>
             </w:r>
           </w:p>
         </w:tc>
@@ -2990,117 +2990,117 @@
                 <w:szCs w:val="18"/>
                 <w:color w:val="000000"/>
               </w:rPr>
-              <w:t xml:space="preserve">66</w:t>
-            </w:r>
-          </w:p>
-        </w:tc>
-        <w:tc>
-          <w:tcPr>
-            <w:tcBorders>
-              <w:bottom w:val="none" w:sz="0" w:space="0" w:color="000000"/>
-              <w:top w:val="none" w:sz="0" w:space="0" w:color="000000"/>
-              <w:left w:val="none" w:sz="0" w:space="0" w:color="000000"/>
-              <w:right w:val="none" w:sz="0" w:space="0" w:color="000000"/>
-            </w:tcBorders>
-            <w:shd w:val="clear" w:color="auto" w:fill="FFFFFF"/>
-            <w:tcMar>
-              <w:top w:w="0" w:type="dxa"/>
-              <w:bottom w:w="0" w:type="dxa"/>
-              <w:left w:w="0" w:type="dxa"/>
-              <w:right w:w="0" w:type="dxa"/>
-            </w:tcMar>
-            <w:vAlign w:val="center"/>
-          </w:tcPr>
-          <w:p>
-            <w:pPr>
-              <w:pStyle w:val="Normal"/>
-              <w:jc w:val="left"/>
-              <w:pBdr>
-                <w:bottom w:val="none" w:sz="0" w:space="0" w:color="000000"/>
-                <w:top w:val="none" w:sz="0" w:space="0" w:color="000000"/>
-                <w:left w:val="none" w:sz="0" w:space="0" w:color="000000"/>
-                <w:right w:val="none" w:sz="0" w:space="0" w:color="000000"/>
-              </w:pBdr>
-              <w:spacing w:after="100" w:before="100" w:line="240"/>
-              <w:ind w:left="100" w:right="100" w:firstLine="0" w:firstLineChars="0"/>
-              <w:rPr>
-                <w:rFonts w:ascii="Times New Roman" w:hAnsi="Times New Roman" w:eastAsia="Times New Roman" w:cs="Times New Roman"/>
-                <w:i w:val="false"/>
-                <w:b w:val="false"/>
-                <w:u w:val="none"/>
-                <w:strike w:val="false"/>
-                <w:sz w:val="18"/>
-                <w:szCs w:val="18"/>
-                <w:color w:val="000000"/>
-              </w:rPr>
-            </w:pPr>
-            <w:r>
-              <w:rPr>
-                <w:rFonts w:ascii="Times New Roman" w:hAnsi="Times New Roman" w:eastAsia="Times New Roman" w:cs="Times New Roman"/>
-                <w:i w:val="false"/>
-                <w:b w:val="false"/>
-                <w:u w:val="none"/>
-                <w:strike w:val="false"/>
-                <w:sz w:val="18"/>
-                <w:szCs w:val="18"/>
-                <w:color w:val="000000"/>
-              </w:rPr>
-              <w:t xml:space="preserve">0.87 (0.63–1.20)</w:t>
-            </w:r>
-          </w:p>
-        </w:tc>
-        <w:tc>
-          <w:tcPr>
-            <w:tcBorders>
-              <w:bottom w:val="none" w:sz="0" w:space="0" w:color="000000"/>
-              <w:top w:val="none" w:sz="0" w:space="0" w:color="000000"/>
-              <w:left w:val="none" w:sz="0" w:space="0" w:color="000000"/>
-              <w:right w:val="none" w:sz="0" w:space="0" w:color="000000"/>
-            </w:tcBorders>
-            <w:shd w:val="clear" w:color="auto" w:fill="FFFFFF"/>
-            <w:tcMar>
-              <w:top w:w="0" w:type="dxa"/>
-              <w:bottom w:w="0" w:type="dxa"/>
-              <w:left w:w="0" w:type="dxa"/>
-              <w:right w:w="0" w:type="dxa"/>
-            </w:tcMar>
-            <w:vAlign w:val="center"/>
-          </w:tcPr>
-          <w:p>
-            <w:pPr>
-              <w:pStyle w:val="Normal"/>
-              <w:jc w:val="left"/>
-              <w:pBdr>
-                <w:bottom w:val="none" w:sz="0" w:space="0" w:color="000000"/>
-                <w:top w:val="none" w:sz="0" w:space="0" w:color="000000"/>
-                <w:left w:val="none" w:sz="0" w:space="0" w:color="000000"/>
-                <w:right w:val="none" w:sz="0" w:space="0" w:color="000000"/>
-              </w:pBdr>
-              <w:spacing w:after="100" w:before="100" w:line="240"/>
-              <w:ind w:left="100" w:right="100" w:firstLine="0" w:firstLineChars="0"/>
-              <w:rPr>
-                <w:rFonts w:ascii="Times New Roman" w:hAnsi="Times New Roman" w:eastAsia="Times New Roman" w:cs="Times New Roman"/>
-                <w:i w:val="false"/>
-                <w:b w:val="false"/>
-                <w:u w:val="none"/>
-                <w:strike w:val="false"/>
-                <w:sz w:val="18"/>
-                <w:szCs w:val="18"/>
-                <w:color w:val="000000"/>
-              </w:rPr>
-            </w:pPr>
-            <w:r>
-              <w:rPr>
-                <w:rFonts w:ascii="Times New Roman" w:hAnsi="Times New Roman" w:eastAsia="Times New Roman" w:cs="Times New Roman"/>
-                <w:i w:val="false"/>
-                <w:b w:val="false"/>
-                <w:u w:val="none"/>
-                <w:strike w:val="false"/>
-                <w:sz w:val="18"/>
-                <w:szCs w:val="18"/>
-                <w:color w:val="000000"/>
-              </w:rPr>
-              <w:t xml:space="preserve">0.399</w:t>
+              <w:t xml:space="preserve">86</w:t>
+            </w:r>
+          </w:p>
+        </w:tc>
+        <w:tc>
+          <w:tcPr>
+            <w:tcBorders>
+              <w:bottom w:val="none" w:sz="0" w:space="0" w:color="000000"/>
+              <w:top w:val="none" w:sz="0" w:space="0" w:color="000000"/>
+              <w:left w:val="none" w:sz="0" w:space="0" w:color="000000"/>
+              <w:right w:val="none" w:sz="0" w:space="0" w:color="000000"/>
+            </w:tcBorders>
+            <w:shd w:val="clear" w:color="auto" w:fill="FFFFFF"/>
+            <w:tcMar>
+              <w:top w:w="0" w:type="dxa"/>
+              <w:bottom w:w="0" w:type="dxa"/>
+              <w:left w:w="0" w:type="dxa"/>
+              <w:right w:w="0" w:type="dxa"/>
+            </w:tcMar>
+            <w:vAlign w:val="center"/>
+          </w:tcPr>
+          <w:p>
+            <w:pPr>
+              <w:pStyle w:val="Normal"/>
+              <w:jc w:val="left"/>
+              <w:pBdr>
+                <w:bottom w:val="none" w:sz="0" w:space="0" w:color="000000"/>
+                <w:top w:val="none" w:sz="0" w:space="0" w:color="000000"/>
+                <w:left w:val="none" w:sz="0" w:space="0" w:color="000000"/>
+                <w:right w:val="none" w:sz="0" w:space="0" w:color="000000"/>
+              </w:pBdr>
+              <w:spacing w:after="100" w:before="100" w:line="240"/>
+              <w:ind w:left="100" w:right="100" w:firstLine="0" w:firstLineChars="0"/>
+              <w:rPr>
+                <w:rFonts w:ascii="Times New Roman" w:hAnsi="Times New Roman" w:eastAsia="Times New Roman" w:cs="Times New Roman"/>
+                <w:i w:val="false"/>
+                <w:b w:val="false"/>
+                <w:u w:val="none"/>
+                <w:strike w:val="false"/>
+                <w:sz w:val="18"/>
+                <w:szCs w:val="18"/>
+                <w:color w:val="000000"/>
+              </w:rPr>
+            </w:pPr>
+            <w:r>
+              <w:rPr>
+                <w:rFonts w:ascii="Times New Roman" w:hAnsi="Times New Roman" w:eastAsia="Times New Roman" w:cs="Times New Roman"/>
+                <w:i w:val="false"/>
+                <w:b w:val="false"/>
+                <w:u w:val="none"/>
+                <w:strike w:val="false"/>
+                <w:sz w:val="18"/>
+                <w:szCs w:val="18"/>
+                <w:color w:val="000000"/>
+              </w:rPr>
+              <w:t xml:space="preserve">0.94 (0.69–1.29)</w:t>
+            </w:r>
+          </w:p>
+        </w:tc>
+        <w:tc>
+          <w:tcPr>
+            <w:tcBorders>
+              <w:bottom w:val="none" w:sz="0" w:space="0" w:color="000000"/>
+              <w:top w:val="none" w:sz="0" w:space="0" w:color="000000"/>
+              <w:left w:val="none" w:sz="0" w:space="0" w:color="000000"/>
+              <w:right w:val="none" w:sz="0" w:space="0" w:color="000000"/>
+            </w:tcBorders>
+            <w:shd w:val="clear" w:color="auto" w:fill="FFFFFF"/>
+            <w:tcMar>
+              <w:top w:w="0" w:type="dxa"/>
+              <w:bottom w:w="0" w:type="dxa"/>
+              <w:left w:w="0" w:type="dxa"/>
+              <w:right w:w="0" w:type="dxa"/>
+            </w:tcMar>
+            <w:vAlign w:val="center"/>
+          </w:tcPr>
+          <w:p>
+            <w:pPr>
+              <w:pStyle w:val="Normal"/>
+              <w:jc w:val="left"/>
+              <w:pBdr>
+                <w:bottom w:val="none" w:sz="0" w:space="0" w:color="000000"/>
+                <w:top w:val="none" w:sz="0" w:space="0" w:color="000000"/>
+                <w:left w:val="none" w:sz="0" w:space="0" w:color="000000"/>
+                <w:right w:val="none" w:sz="0" w:space="0" w:color="000000"/>
+              </w:pBdr>
+              <w:spacing w:after="100" w:before="100" w:line="240"/>
+              <w:ind w:left="100" w:right="100" w:firstLine="0" w:firstLineChars="0"/>
+              <w:rPr>
+                <w:rFonts w:ascii="Times New Roman" w:hAnsi="Times New Roman" w:eastAsia="Times New Roman" w:cs="Times New Roman"/>
+                <w:i w:val="false"/>
+                <w:b w:val="false"/>
+                <w:u w:val="none"/>
+                <w:strike w:val="false"/>
+                <w:sz w:val="18"/>
+                <w:szCs w:val="18"/>
+                <w:color w:val="000000"/>
+              </w:rPr>
+            </w:pPr>
+            <w:r>
+              <w:rPr>
+                <w:rFonts w:ascii="Times New Roman" w:hAnsi="Times New Roman" w:eastAsia="Times New Roman" w:cs="Times New Roman"/>
+                <w:i w:val="false"/>
+                <w:b w:val="false"/>
+                <w:u w:val="none"/>
+                <w:strike w:val="false"/>
+                <w:sz w:val="18"/>
+                <w:szCs w:val="18"/>
+                <w:color w:val="000000"/>
+              </w:rPr>
+              <w:t xml:space="preserve">0.709</w:t>
             </w:r>
           </w:p>
         </w:tc>
@@ -3270,6 +3270,896 @@
                 <w:szCs w:val="18"/>
                 <w:color w:val="000000"/>
               </w:rPr>
+              <w:t xml:space="preserve">Sex</w:t>
+            </w:r>
+          </w:p>
+        </w:tc>
+        <w:tc>
+          <w:tcPr>
+            <w:tcBorders>
+              <w:bottom w:val="none" w:sz="0" w:space="0" w:color="000000"/>
+              <w:top w:val="none" w:sz="0" w:space="0" w:color="000000"/>
+              <w:left w:val="none" w:sz="0" w:space="0" w:color="000000"/>
+              <w:right w:val="none" w:sz="0" w:space="0" w:color="000000"/>
+            </w:tcBorders>
+            <w:shd w:val="clear" w:color="auto" w:fill="FFFFFF"/>
+            <w:tcMar>
+              <w:top w:w="0" w:type="dxa"/>
+              <w:bottom w:w="0" w:type="dxa"/>
+              <w:left w:w="0" w:type="dxa"/>
+              <w:right w:w="0" w:type="dxa"/>
+            </w:tcMar>
+            <w:vAlign w:val="center"/>
+          </w:tcPr>
+          <w:p>
+            <w:pPr>
+              <w:pStyle w:val="Normal"/>
+              <w:jc w:val="left"/>
+              <w:pBdr>
+                <w:bottom w:val="none" w:sz="0" w:space="0" w:color="000000"/>
+                <w:top w:val="none" w:sz="0" w:space="0" w:color="000000"/>
+                <w:left w:val="none" w:sz="0" w:space="0" w:color="000000"/>
+                <w:right w:val="none" w:sz="0" w:space="0" w:color="000000"/>
+              </w:pBdr>
+              <w:spacing w:after="100" w:before="100" w:line="240"/>
+              <w:ind w:left="100" w:right="100" w:firstLine="0" w:firstLineChars="0"/>
+              <w:rPr>
+                <w:rFonts w:ascii="Times New Roman" w:hAnsi="Times New Roman" w:eastAsia="Times New Roman" w:cs="Times New Roman"/>
+                <w:i w:val="false"/>
+                <w:b w:val="false"/>
+                <w:u w:val="none"/>
+                <w:strike w:val="false"/>
+                <w:sz w:val="18"/>
+                <w:szCs w:val="18"/>
+                <w:color w:val="000000"/>
+              </w:rPr>
+            </w:pPr>
+            <w:r>
+              <w:rPr>
+                <w:rFonts w:ascii="Times New Roman" w:hAnsi="Times New Roman" w:eastAsia="Times New Roman" w:cs="Times New Roman"/>
+                <w:i w:val="false"/>
+                <w:b w:val="false"/>
+                <w:u w:val="none"/>
+                <w:strike w:val="false"/>
+                <w:sz w:val="18"/>
+                <w:szCs w:val="18"/>
+                <w:color w:val="000000"/>
+              </w:rPr>
+              <w:t xml:space="preserve">Male (ref)</w:t>
+            </w:r>
+          </w:p>
+        </w:tc>
+        <w:tc>
+          <w:tcPr>
+            <w:tcBorders>
+              <w:bottom w:val="none" w:sz="0" w:space="0" w:color="000000"/>
+              <w:top w:val="none" w:sz="0" w:space="0" w:color="000000"/>
+              <w:left w:val="none" w:sz="0" w:space="0" w:color="000000"/>
+              <w:right w:val="none" w:sz="0" w:space="0" w:color="000000"/>
+            </w:tcBorders>
+            <w:shd w:val="clear" w:color="auto" w:fill="FFFFFF"/>
+            <w:tcMar>
+              <w:top w:w="0" w:type="dxa"/>
+              <w:bottom w:w="0" w:type="dxa"/>
+              <w:left w:w="0" w:type="dxa"/>
+              <w:right w:w="0" w:type="dxa"/>
+            </w:tcMar>
+            <w:vAlign w:val="center"/>
+          </w:tcPr>
+          <w:p>
+            <w:pPr>
+              <w:pStyle w:val="Normal"/>
+              <w:jc w:val="right"/>
+              <w:pBdr>
+                <w:bottom w:val="none" w:sz="0" w:space="0" w:color="000000"/>
+                <w:top w:val="none" w:sz="0" w:space="0" w:color="000000"/>
+                <w:left w:val="none" w:sz="0" w:space="0" w:color="000000"/>
+                <w:right w:val="none" w:sz="0" w:space="0" w:color="000000"/>
+              </w:pBdr>
+              <w:spacing w:after="100" w:before="100" w:line="240"/>
+              <w:ind w:left="100" w:right="100" w:firstLine="0" w:firstLineChars="0"/>
+              <w:rPr>
+                <w:rFonts w:ascii="Times New Roman" w:hAnsi="Times New Roman" w:eastAsia="Times New Roman" w:cs="Times New Roman"/>
+                <w:i w:val="false"/>
+                <w:b w:val="false"/>
+                <w:u w:val="none"/>
+                <w:strike w:val="false"/>
+                <w:sz w:val="18"/>
+                <w:szCs w:val="18"/>
+                <w:color w:val="000000"/>
+              </w:rPr>
+            </w:pPr>
+            <w:r>
+              <w:rPr>
+                <w:rFonts w:ascii="Times New Roman" w:hAnsi="Times New Roman" w:eastAsia="Times New Roman" w:cs="Times New Roman"/>
+                <w:i w:val="false"/>
+                <w:b w:val="false"/>
+                <w:u w:val="none"/>
+                <w:strike w:val="false"/>
+                <w:sz w:val="18"/>
+                <w:szCs w:val="18"/>
+                <w:color w:val="000000"/>
+              </w:rPr>
+              <w:t xml:space="preserve">247</w:t>
+            </w:r>
+          </w:p>
+        </w:tc>
+        <w:tc>
+          <w:tcPr>
+            <w:tcBorders>
+              <w:bottom w:val="none" w:sz="0" w:space="0" w:color="000000"/>
+              <w:top w:val="none" w:sz="0" w:space="0" w:color="000000"/>
+              <w:left w:val="none" w:sz="0" w:space="0" w:color="000000"/>
+              <w:right w:val="none" w:sz="0" w:space="0" w:color="000000"/>
+            </w:tcBorders>
+            <w:shd w:val="clear" w:color="auto" w:fill="FFFFFF"/>
+            <w:tcMar>
+              <w:top w:w="0" w:type="dxa"/>
+              <w:bottom w:w="0" w:type="dxa"/>
+              <w:left w:w="0" w:type="dxa"/>
+              <w:right w:w="0" w:type="dxa"/>
+            </w:tcMar>
+            <w:vAlign w:val="center"/>
+          </w:tcPr>
+          <w:p>
+            <w:pPr>
+              <w:pStyle w:val="Normal"/>
+              <w:jc w:val="right"/>
+              <w:pBdr>
+                <w:bottom w:val="none" w:sz="0" w:space="0" w:color="000000"/>
+                <w:top w:val="none" w:sz="0" w:space="0" w:color="000000"/>
+                <w:left w:val="none" w:sz="0" w:space="0" w:color="000000"/>
+                <w:right w:val="none" w:sz="0" w:space="0" w:color="000000"/>
+              </w:pBdr>
+              <w:spacing w:after="100" w:before="100" w:line="240"/>
+              <w:ind w:left="100" w:right="100" w:firstLine="0" w:firstLineChars="0"/>
+              <w:rPr>
+                <w:rFonts w:ascii="Times New Roman" w:hAnsi="Times New Roman" w:eastAsia="Times New Roman" w:cs="Times New Roman"/>
+                <w:i w:val="false"/>
+                <w:b w:val="false"/>
+                <w:u w:val="none"/>
+                <w:strike w:val="false"/>
+                <w:sz w:val="18"/>
+                <w:szCs w:val="18"/>
+                <w:color w:val="000000"/>
+              </w:rPr>
+            </w:pPr>
+            <w:r>
+              <w:rPr>
+                <w:rFonts w:ascii="Times New Roman" w:hAnsi="Times New Roman" w:eastAsia="Times New Roman" w:cs="Times New Roman"/>
+                <w:i w:val="false"/>
+                <w:b w:val="false"/>
+                <w:u w:val="none"/>
+                <w:strike w:val="false"/>
+                <w:sz w:val="18"/>
+                <w:szCs w:val="18"/>
+                <w:color w:val="000000"/>
+              </w:rPr>
+              <w:t xml:space="preserve">91</w:t>
+            </w:r>
+          </w:p>
+        </w:tc>
+        <w:tc>
+          <w:tcPr>
+            <w:tcBorders>
+              <w:bottom w:val="none" w:sz="0" w:space="0" w:color="000000"/>
+              <w:top w:val="none" w:sz="0" w:space="0" w:color="000000"/>
+              <w:left w:val="none" w:sz="0" w:space="0" w:color="000000"/>
+              <w:right w:val="none" w:sz="0" w:space="0" w:color="000000"/>
+            </w:tcBorders>
+            <w:shd w:val="clear" w:color="auto" w:fill="FFFFFF"/>
+            <w:tcMar>
+              <w:top w:w="0" w:type="dxa"/>
+              <w:bottom w:w="0" w:type="dxa"/>
+              <w:left w:w="0" w:type="dxa"/>
+              <w:right w:w="0" w:type="dxa"/>
+            </w:tcMar>
+            <w:vAlign w:val="center"/>
+          </w:tcPr>
+          <w:p>
+            <w:pPr>
+              <w:pStyle w:val="Normal"/>
+              <w:jc w:val="left"/>
+              <w:pBdr>
+                <w:bottom w:val="none" w:sz="0" w:space="0" w:color="000000"/>
+                <w:top w:val="none" w:sz="0" w:space="0" w:color="000000"/>
+                <w:left w:val="none" w:sz="0" w:space="0" w:color="000000"/>
+                <w:right w:val="none" w:sz="0" w:space="0" w:color="000000"/>
+              </w:pBdr>
+              <w:spacing w:after="100" w:before="100" w:line="240"/>
+              <w:ind w:left="100" w:right="100" w:firstLine="0" w:firstLineChars="0"/>
+              <w:rPr>
+                <w:rFonts w:ascii="Times New Roman" w:hAnsi="Times New Roman" w:eastAsia="Times New Roman" w:cs="Times New Roman"/>
+                <w:i w:val="false"/>
+                <w:b w:val="false"/>
+                <w:u w:val="none"/>
+                <w:strike w:val="false"/>
+                <w:sz w:val="18"/>
+                <w:szCs w:val="18"/>
+                <w:color w:val="000000"/>
+              </w:rPr>
+            </w:pPr>
+            <w:r>
+              <w:rPr>
+                <w:rFonts w:ascii="Times New Roman" w:hAnsi="Times New Roman" w:eastAsia="Times New Roman" w:cs="Times New Roman"/>
+                <w:i w:val="false"/>
+                <w:b w:val="false"/>
+                <w:u w:val="none"/>
+                <w:strike w:val="false"/>
+                <w:sz w:val="18"/>
+                <w:szCs w:val="18"/>
+                <w:color w:val="000000"/>
+              </w:rPr>
+              <w:t xml:space="preserve">Reference</w:t>
+            </w:r>
+          </w:p>
+        </w:tc>
+        <w:tc>
+          <w:tcPr>
+            <w:tcBorders>
+              <w:bottom w:val="none" w:sz="0" w:space="0" w:color="000000"/>
+              <w:top w:val="none" w:sz="0" w:space="0" w:color="000000"/>
+              <w:left w:val="none" w:sz="0" w:space="0" w:color="000000"/>
+              <w:right w:val="none" w:sz="0" w:space="0" w:color="000000"/>
+            </w:tcBorders>
+            <w:shd w:val="clear" w:color="auto" w:fill="FFFFFF"/>
+            <w:tcMar>
+              <w:top w:w="0" w:type="dxa"/>
+              <w:bottom w:w="0" w:type="dxa"/>
+              <w:left w:w="0" w:type="dxa"/>
+              <w:right w:w="0" w:type="dxa"/>
+            </w:tcMar>
+            <w:vAlign w:val="center"/>
+          </w:tcPr>
+          <w:p>
+            <w:pPr>
+              <w:pStyle w:val="Normal"/>
+              <w:jc w:val="left"/>
+              <w:pBdr>
+                <w:bottom w:val="none" w:sz="0" w:space="0" w:color="000000"/>
+                <w:top w:val="none" w:sz="0" w:space="0" w:color="000000"/>
+                <w:left w:val="none" w:sz="0" w:space="0" w:color="000000"/>
+                <w:right w:val="none" w:sz="0" w:space="0" w:color="000000"/>
+              </w:pBdr>
+              <w:spacing w:after="100" w:before="100" w:line="240"/>
+              <w:ind w:left="100" w:right="100" w:firstLine="0" w:firstLineChars="0"/>
+              <w:rPr>
+                <w:rFonts w:ascii="Times New Roman" w:hAnsi="Times New Roman" w:eastAsia="Times New Roman" w:cs="Times New Roman"/>
+                <w:i w:val="false"/>
+                <w:b w:val="false"/>
+                <w:u w:val="none"/>
+                <w:strike w:val="false"/>
+                <w:sz w:val="18"/>
+                <w:szCs w:val="18"/>
+                <w:color w:val="000000"/>
+              </w:rPr>
+            </w:pPr>
+            <w:r>
+              <w:rPr>
+                <w:rFonts w:ascii="Times New Roman" w:hAnsi="Times New Roman" w:eastAsia="Times New Roman" w:cs="Times New Roman"/>
+                <w:i w:val="false"/>
+                <w:b w:val="false"/>
+                <w:u w:val="none"/>
+                <w:strike w:val="false"/>
+                <w:sz w:val="18"/>
+                <w:szCs w:val="18"/>
+                <w:color w:val="000000"/>
+              </w:rPr>
+              <w:t xml:space="preserve"/>
+            </w:r>
+          </w:p>
+        </w:tc>
+        <w:tc>
+          <w:tcPr>
+            <w:tcBorders>
+              <w:bottom w:val="none" w:sz="0" w:space="0" w:color="000000"/>
+              <w:top w:val="none" w:sz="0" w:space="0" w:color="000000"/>
+              <w:left w:val="none" w:sz="0" w:space="0" w:color="000000"/>
+              <w:right w:val="none" w:sz="0" w:space="0" w:color="000000"/>
+            </w:tcBorders>
+            <w:shd w:val="clear" w:color="auto" w:fill="FFFFFF"/>
+            <w:tcMar>
+              <w:top w:w="0" w:type="dxa"/>
+              <w:bottom w:w="0" w:type="dxa"/>
+              <w:left w:w="0" w:type="dxa"/>
+              <w:right w:w="0" w:type="dxa"/>
+            </w:tcMar>
+            <w:vAlign w:val="center"/>
+          </w:tcPr>
+          <w:p>
+            <w:pPr>
+              <w:pStyle w:val="Normal"/>
+              <w:jc w:val="left"/>
+              <w:pBdr>
+                <w:bottom w:val="none" w:sz="0" w:space="0" w:color="000000"/>
+                <w:top w:val="none" w:sz="0" w:space="0" w:color="000000"/>
+                <w:left w:val="none" w:sz="0" w:space="0" w:color="000000"/>
+                <w:right w:val="none" w:sz="0" w:space="0" w:color="000000"/>
+              </w:pBdr>
+              <w:spacing w:after="100" w:before="100" w:line="240"/>
+              <w:ind w:left="100" w:right="100" w:firstLine="0" w:firstLineChars="0"/>
+              <w:rPr>
+                <w:rFonts w:ascii="Times New Roman" w:hAnsi="Times New Roman" w:eastAsia="Times New Roman" w:cs="Times New Roman"/>
+                <w:i w:val="false"/>
+                <w:b w:val="false"/>
+                <w:u w:val="none"/>
+                <w:strike w:val="false"/>
+                <w:sz w:val="18"/>
+                <w:szCs w:val="18"/>
+                <w:color w:val="000000"/>
+              </w:rPr>
+            </w:pPr>
+            <w:r>
+              <w:rPr>
+                <w:rFonts w:ascii="Times New Roman" w:hAnsi="Times New Roman" w:eastAsia="Times New Roman" w:cs="Times New Roman"/>
+                <w:i w:val="false"/>
+                <w:b w:val="false"/>
+                <w:u w:val="none"/>
+                <w:strike w:val="false"/>
+                <w:sz w:val="18"/>
+                <w:szCs w:val="18"/>
+                <w:color w:val="000000"/>
+              </w:rPr>
+              <w:t xml:space="preserve"/>
+            </w:r>
+          </w:p>
+        </w:tc>
+      </w:tr>
+      <w:tr>
+        <w:trPr>
+          <w:trHeight w:val="560" w:hRule="auto"/>
+        </w:trPr>
+        <w:tc>
+          <w:tcPr>
+            <w:tcBorders>
+              <w:bottom w:val="none" w:sz="0" w:space="0" w:color="000000"/>
+              <w:top w:val="none" w:sz="0" w:space="0" w:color="000000"/>
+              <w:left w:val="none" w:sz="0" w:space="0" w:color="000000"/>
+              <w:right w:val="none" w:sz="0" w:space="0" w:color="000000"/>
+            </w:tcBorders>
+            <w:shd w:val="clear" w:color="auto" w:fill="FFFFFF"/>
+            <w:tcMar>
+              <w:top w:w="0" w:type="dxa"/>
+              <w:bottom w:w="0" w:type="dxa"/>
+              <w:left w:w="0" w:type="dxa"/>
+              <w:right w:w="0" w:type="dxa"/>
+            </w:tcMar>
+            <w:vAlign w:val="center"/>
+          </w:tcPr>
+          <w:p>
+            <w:pPr>
+              <w:pStyle w:val="Normal"/>
+              <w:jc w:val="left"/>
+              <w:pBdr>
+                <w:bottom w:val="none" w:sz="0" w:space="0" w:color="000000"/>
+                <w:top w:val="none" w:sz="0" w:space="0" w:color="000000"/>
+                <w:left w:val="none" w:sz="0" w:space="0" w:color="000000"/>
+                <w:right w:val="none" w:sz="0" w:space="0" w:color="000000"/>
+              </w:pBdr>
+              <w:spacing w:after="100" w:before="100" w:line="240"/>
+              <w:ind w:left="100" w:right="100" w:firstLine="0" w:firstLineChars="0"/>
+              <w:rPr>
+                <w:rFonts w:ascii="Times New Roman" w:hAnsi="Times New Roman" w:eastAsia="Times New Roman" w:cs="Times New Roman"/>
+                <w:i w:val="false"/>
+                <w:b w:val="false"/>
+                <w:u w:val="none"/>
+                <w:strike w:val="false"/>
+                <w:sz w:val="18"/>
+                <w:szCs w:val="18"/>
+                <w:color w:val="000000"/>
+              </w:rPr>
+            </w:pPr>
+            <w:r>
+              <w:rPr>
+                <w:rFonts w:ascii="Times New Roman" w:hAnsi="Times New Roman" w:eastAsia="Times New Roman" w:cs="Times New Roman"/>
+                <w:i w:val="false"/>
+                <w:b w:val="false"/>
+                <w:u w:val="none"/>
+                <w:strike w:val="false"/>
+                <w:sz w:val="18"/>
+                <w:szCs w:val="18"/>
+                <w:color w:val="000000"/>
+              </w:rPr>
+              <w:t xml:space="preserve">Multivariable</w:t>
+            </w:r>
+          </w:p>
+        </w:tc>
+        <w:tc>
+          <w:tcPr>
+            <w:tcBorders>
+              <w:bottom w:val="none" w:sz="0" w:space="0" w:color="000000"/>
+              <w:top w:val="none" w:sz="0" w:space="0" w:color="000000"/>
+              <w:left w:val="none" w:sz="0" w:space="0" w:color="000000"/>
+              <w:right w:val="none" w:sz="0" w:space="0" w:color="000000"/>
+            </w:tcBorders>
+            <w:shd w:val="clear" w:color="auto" w:fill="FFFFFF"/>
+            <w:tcMar>
+              <w:top w:w="0" w:type="dxa"/>
+              <w:bottom w:w="0" w:type="dxa"/>
+              <w:left w:w="0" w:type="dxa"/>
+              <w:right w:w="0" w:type="dxa"/>
+            </w:tcMar>
+            <w:vAlign w:val="center"/>
+          </w:tcPr>
+          <w:p>
+            <w:pPr>
+              <w:pStyle w:val="Normal"/>
+              <w:jc w:val="left"/>
+              <w:pBdr>
+                <w:bottom w:val="none" w:sz="0" w:space="0" w:color="000000"/>
+                <w:top w:val="none" w:sz="0" w:space="0" w:color="000000"/>
+                <w:left w:val="none" w:sz="0" w:space="0" w:color="000000"/>
+                <w:right w:val="none" w:sz="0" w:space="0" w:color="000000"/>
+              </w:pBdr>
+              <w:spacing w:after="100" w:before="100" w:line="240"/>
+              <w:ind w:left="100" w:right="100" w:firstLine="0" w:firstLineChars="0"/>
+              <w:rPr>
+                <w:rFonts w:ascii="Times New Roman" w:hAnsi="Times New Roman" w:eastAsia="Times New Roman" w:cs="Times New Roman"/>
+                <w:i w:val="false"/>
+                <w:b w:val="false"/>
+                <w:u w:val="none"/>
+                <w:strike w:val="false"/>
+                <w:sz w:val="18"/>
+                <w:szCs w:val="18"/>
+                <w:color w:val="000000"/>
+              </w:rPr>
+            </w:pPr>
+            <w:r>
+              <w:rPr>
+                <w:rFonts w:ascii="Times New Roman" w:hAnsi="Times New Roman" w:eastAsia="Times New Roman" w:cs="Times New Roman"/>
+                <w:i w:val="false"/>
+                <w:b w:val="false"/>
+                <w:u w:val="none"/>
+                <w:strike w:val="false"/>
+                <w:sz w:val="18"/>
+                <w:szCs w:val="18"/>
+                <w:color w:val="000000"/>
+              </w:rPr>
+              <w:t xml:space="preserve"/>
+            </w:r>
+          </w:p>
+        </w:tc>
+        <w:tc>
+          <w:tcPr>
+            <w:tcBorders>
+              <w:bottom w:val="none" w:sz="0" w:space="0" w:color="000000"/>
+              <w:top w:val="none" w:sz="0" w:space="0" w:color="000000"/>
+              <w:left w:val="none" w:sz="0" w:space="0" w:color="000000"/>
+              <w:right w:val="none" w:sz="0" w:space="0" w:color="000000"/>
+            </w:tcBorders>
+            <w:shd w:val="clear" w:color="auto" w:fill="FFFFFF"/>
+            <w:tcMar>
+              <w:top w:w="0" w:type="dxa"/>
+              <w:bottom w:w="0" w:type="dxa"/>
+              <w:left w:w="0" w:type="dxa"/>
+              <w:right w:w="0" w:type="dxa"/>
+            </w:tcMar>
+            <w:vAlign w:val="center"/>
+          </w:tcPr>
+          <w:p>
+            <w:pPr>
+              <w:pStyle w:val="Normal"/>
+              <w:jc w:val="left"/>
+              <w:pBdr>
+                <w:bottom w:val="none" w:sz="0" w:space="0" w:color="000000"/>
+                <w:top w:val="none" w:sz="0" w:space="0" w:color="000000"/>
+                <w:left w:val="none" w:sz="0" w:space="0" w:color="000000"/>
+                <w:right w:val="none" w:sz="0" w:space="0" w:color="000000"/>
+              </w:pBdr>
+              <w:spacing w:after="100" w:before="100" w:line="240"/>
+              <w:ind w:left="100" w:right="100" w:firstLine="0" w:firstLineChars="0"/>
+              <w:rPr>
+                <w:rFonts w:ascii="Times New Roman" w:hAnsi="Times New Roman" w:eastAsia="Times New Roman" w:cs="Times New Roman"/>
+                <w:i w:val="false"/>
+                <w:b w:val="false"/>
+                <w:u w:val="none"/>
+                <w:strike w:val="false"/>
+                <w:sz w:val="18"/>
+                <w:szCs w:val="18"/>
+                <w:color w:val="000000"/>
+              </w:rPr>
+            </w:pPr>
+            <w:r>
+              <w:rPr>
+                <w:rFonts w:ascii="Times New Roman" w:hAnsi="Times New Roman" w:eastAsia="Times New Roman" w:cs="Times New Roman"/>
+                <w:i w:val="false"/>
+                <w:b w:val="false"/>
+                <w:u w:val="none"/>
+                <w:strike w:val="false"/>
+                <w:sz w:val="18"/>
+                <w:szCs w:val="18"/>
+                <w:color w:val="000000"/>
+              </w:rPr>
+              <w:t xml:space="preserve">Female</w:t>
+            </w:r>
+          </w:p>
+        </w:tc>
+        <w:tc>
+          <w:tcPr>
+            <w:tcBorders>
+              <w:bottom w:val="none" w:sz="0" w:space="0" w:color="000000"/>
+              <w:top w:val="none" w:sz="0" w:space="0" w:color="000000"/>
+              <w:left w:val="none" w:sz="0" w:space="0" w:color="000000"/>
+              <w:right w:val="none" w:sz="0" w:space="0" w:color="000000"/>
+            </w:tcBorders>
+            <w:shd w:val="clear" w:color="auto" w:fill="FFFFFF"/>
+            <w:tcMar>
+              <w:top w:w="0" w:type="dxa"/>
+              <w:bottom w:w="0" w:type="dxa"/>
+              <w:left w:w="0" w:type="dxa"/>
+              <w:right w:w="0" w:type="dxa"/>
+            </w:tcMar>
+            <w:vAlign w:val="center"/>
+          </w:tcPr>
+          <w:p>
+            <w:pPr>
+              <w:pStyle w:val="Normal"/>
+              <w:jc w:val="right"/>
+              <w:pBdr>
+                <w:bottom w:val="none" w:sz="0" w:space="0" w:color="000000"/>
+                <w:top w:val="none" w:sz="0" w:space="0" w:color="000000"/>
+                <w:left w:val="none" w:sz="0" w:space="0" w:color="000000"/>
+                <w:right w:val="none" w:sz="0" w:space="0" w:color="000000"/>
+              </w:pBdr>
+              <w:spacing w:after="100" w:before="100" w:line="240"/>
+              <w:ind w:left="100" w:right="100" w:firstLine="0" w:firstLineChars="0"/>
+              <w:rPr>
+                <w:rFonts w:ascii="Times New Roman" w:hAnsi="Times New Roman" w:eastAsia="Times New Roman" w:cs="Times New Roman"/>
+                <w:i w:val="false"/>
+                <w:b w:val="false"/>
+                <w:u w:val="none"/>
+                <w:strike w:val="false"/>
+                <w:sz w:val="18"/>
+                <w:szCs w:val="18"/>
+                <w:color w:val="000000"/>
+              </w:rPr>
+            </w:pPr>
+            <w:r>
+              <w:rPr>
+                <w:rFonts w:ascii="Times New Roman" w:hAnsi="Times New Roman" w:eastAsia="Times New Roman" w:cs="Times New Roman"/>
+                <w:i w:val="false"/>
+                <w:b w:val="false"/>
+                <w:u w:val="none"/>
+                <w:strike w:val="false"/>
+                <w:sz w:val="18"/>
+                <w:szCs w:val="18"/>
+                <w:color w:val="000000"/>
+              </w:rPr>
+              <w:t xml:space="preserve">188</w:t>
+            </w:r>
+          </w:p>
+        </w:tc>
+        <w:tc>
+          <w:tcPr>
+            <w:tcBorders>
+              <w:bottom w:val="none" w:sz="0" w:space="0" w:color="000000"/>
+              <w:top w:val="none" w:sz="0" w:space="0" w:color="000000"/>
+              <w:left w:val="none" w:sz="0" w:space="0" w:color="000000"/>
+              <w:right w:val="none" w:sz="0" w:space="0" w:color="000000"/>
+            </w:tcBorders>
+            <w:shd w:val="clear" w:color="auto" w:fill="FFFFFF"/>
+            <w:tcMar>
+              <w:top w:w="0" w:type="dxa"/>
+              <w:bottom w:w="0" w:type="dxa"/>
+              <w:left w:w="0" w:type="dxa"/>
+              <w:right w:w="0" w:type="dxa"/>
+            </w:tcMar>
+            <w:vAlign w:val="center"/>
+          </w:tcPr>
+          <w:p>
+            <w:pPr>
+              <w:pStyle w:val="Normal"/>
+              <w:jc w:val="right"/>
+              <w:pBdr>
+                <w:bottom w:val="none" w:sz="0" w:space="0" w:color="000000"/>
+                <w:top w:val="none" w:sz="0" w:space="0" w:color="000000"/>
+                <w:left w:val="none" w:sz="0" w:space="0" w:color="000000"/>
+                <w:right w:val="none" w:sz="0" w:space="0" w:color="000000"/>
+              </w:pBdr>
+              <w:spacing w:after="100" w:before="100" w:line="240"/>
+              <w:ind w:left="100" w:right="100" w:firstLine="0" w:firstLineChars="0"/>
+              <w:rPr>
+                <w:rFonts w:ascii="Times New Roman" w:hAnsi="Times New Roman" w:eastAsia="Times New Roman" w:cs="Times New Roman"/>
+                <w:i w:val="false"/>
+                <w:b w:val="false"/>
+                <w:u w:val="none"/>
+                <w:strike w:val="false"/>
+                <w:sz w:val="18"/>
+                <w:szCs w:val="18"/>
+                <w:color w:val="000000"/>
+              </w:rPr>
+            </w:pPr>
+            <w:r>
+              <w:rPr>
+                <w:rFonts w:ascii="Times New Roman" w:hAnsi="Times New Roman" w:eastAsia="Times New Roman" w:cs="Times New Roman"/>
+                <w:i w:val="false"/>
+                <w:b w:val="false"/>
+                <w:u w:val="none"/>
+                <w:strike w:val="false"/>
+                <w:sz w:val="18"/>
+                <w:szCs w:val="18"/>
+                <w:color w:val="000000"/>
+              </w:rPr>
+              <w:t xml:space="preserve">66</w:t>
+            </w:r>
+          </w:p>
+        </w:tc>
+        <w:tc>
+          <w:tcPr>
+            <w:tcBorders>
+              <w:bottom w:val="none" w:sz="0" w:space="0" w:color="000000"/>
+              <w:top w:val="none" w:sz="0" w:space="0" w:color="000000"/>
+              <w:left w:val="none" w:sz="0" w:space="0" w:color="000000"/>
+              <w:right w:val="none" w:sz="0" w:space="0" w:color="000000"/>
+            </w:tcBorders>
+            <w:shd w:val="clear" w:color="auto" w:fill="FFFFFF"/>
+            <w:tcMar>
+              <w:top w:w="0" w:type="dxa"/>
+              <w:bottom w:w="0" w:type="dxa"/>
+              <w:left w:w="0" w:type="dxa"/>
+              <w:right w:w="0" w:type="dxa"/>
+            </w:tcMar>
+            <w:vAlign w:val="center"/>
+          </w:tcPr>
+          <w:p>
+            <w:pPr>
+              <w:pStyle w:val="Normal"/>
+              <w:jc w:val="left"/>
+              <w:pBdr>
+                <w:bottom w:val="none" w:sz="0" w:space="0" w:color="000000"/>
+                <w:top w:val="none" w:sz="0" w:space="0" w:color="000000"/>
+                <w:left w:val="none" w:sz="0" w:space="0" w:color="000000"/>
+                <w:right w:val="none" w:sz="0" w:space="0" w:color="000000"/>
+              </w:pBdr>
+              <w:spacing w:after="100" w:before="100" w:line="240"/>
+              <w:ind w:left="100" w:right="100" w:firstLine="0" w:firstLineChars="0"/>
+              <w:rPr>
+                <w:rFonts w:ascii="Times New Roman" w:hAnsi="Times New Roman" w:eastAsia="Times New Roman" w:cs="Times New Roman"/>
+                <w:i w:val="false"/>
+                <w:b w:val="false"/>
+                <w:u w:val="none"/>
+                <w:strike w:val="false"/>
+                <w:sz w:val="18"/>
+                <w:szCs w:val="18"/>
+                <w:color w:val="000000"/>
+              </w:rPr>
+            </w:pPr>
+            <w:r>
+              <w:rPr>
+                <w:rFonts w:ascii="Times New Roman" w:hAnsi="Times New Roman" w:eastAsia="Times New Roman" w:cs="Times New Roman"/>
+                <w:i w:val="false"/>
+                <w:b w:val="false"/>
+                <w:u w:val="none"/>
+                <w:strike w:val="false"/>
+                <w:sz w:val="18"/>
+                <w:szCs w:val="18"/>
+                <w:color w:val="000000"/>
+              </w:rPr>
+              <w:t xml:space="preserve">0.87 (0.63–1.20)</w:t>
+            </w:r>
+          </w:p>
+        </w:tc>
+        <w:tc>
+          <w:tcPr>
+            <w:tcBorders>
+              <w:bottom w:val="none" w:sz="0" w:space="0" w:color="000000"/>
+              <w:top w:val="none" w:sz="0" w:space="0" w:color="000000"/>
+              <w:left w:val="none" w:sz="0" w:space="0" w:color="000000"/>
+              <w:right w:val="none" w:sz="0" w:space="0" w:color="000000"/>
+            </w:tcBorders>
+            <w:shd w:val="clear" w:color="auto" w:fill="FFFFFF"/>
+            <w:tcMar>
+              <w:top w:w="0" w:type="dxa"/>
+              <w:bottom w:w="0" w:type="dxa"/>
+              <w:left w:w="0" w:type="dxa"/>
+              <w:right w:w="0" w:type="dxa"/>
+            </w:tcMar>
+            <w:vAlign w:val="center"/>
+          </w:tcPr>
+          <w:p>
+            <w:pPr>
+              <w:pStyle w:val="Normal"/>
+              <w:jc w:val="left"/>
+              <w:pBdr>
+                <w:bottom w:val="none" w:sz="0" w:space="0" w:color="000000"/>
+                <w:top w:val="none" w:sz="0" w:space="0" w:color="000000"/>
+                <w:left w:val="none" w:sz="0" w:space="0" w:color="000000"/>
+                <w:right w:val="none" w:sz="0" w:space="0" w:color="000000"/>
+              </w:pBdr>
+              <w:spacing w:after="100" w:before="100" w:line="240"/>
+              <w:ind w:left="100" w:right="100" w:firstLine="0" w:firstLineChars="0"/>
+              <w:rPr>
+                <w:rFonts w:ascii="Times New Roman" w:hAnsi="Times New Roman" w:eastAsia="Times New Roman" w:cs="Times New Roman"/>
+                <w:i w:val="false"/>
+                <w:b w:val="false"/>
+                <w:u w:val="none"/>
+                <w:strike w:val="false"/>
+                <w:sz w:val="18"/>
+                <w:szCs w:val="18"/>
+                <w:color w:val="000000"/>
+              </w:rPr>
+            </w:pPr>
+            <w:r>
+              <w:rPr>
+                <w:rFonts w:ascii="Times New Roman" w:hAnsi="Times New Roman" w:eastAsia="Times New Roman" w:cs="Times New Roman"/>
+                <w:i w:val="false"/>
+                <w:b w:val="false"/>
+                <w:u w:val="none"/>
+                <w:strike w:val="false"/>
+                <w:sz w:val="18"/>
+                <w:szCs w:val="18"/>
+                <w:color w:val="000000"/>
+              </w:rPr>
+              <w:t xml:space="preserve">0.397</w:t>
+            </w:r>
+          </w:p>
+        </w:tc>
+        <w:tc>
+          <w:tcPr>
+            <w:tcBorders>
+              <w:bottom w:val="none" w:sz="0" w:space="0" w:color="000000"/>
+              <w:top w:val="none" w:sz="0" w:space="0" w:color="000000"/>
+              <w:left w:val="none" w:sz="0" w:space="0" w:color="000000"/>
+              <w:right w:val="none" w:sz="0" w:space="0" w:color="000000"/>
+            </w:tcBorders>
+            <w:shd w:val="clear" w:color="auto" w:fill="FFFFFF"/>
+            <w:tcMar>
+              <w:top w:w="0" w:type="dxa"/>
+              <w:bottom w:w="0" w:type="dxa"/>
+              <w:left w:w="0" w:type="dxa"/>
+              <w:right w:w="0" w:type="dxa"/>
+            </w:tcMar>
+            <w:vAlign w:val="center"/>
+          </w:tcPr>
+          <w:p>
+            <w:pPr>
+              <w:pStyle w:val="Normal"/>
+              <w:jc w:val="left"/>
+              <w:pBdr>
+                <w:bottom w:val="none" w:sz="0" w:space="0" w:color="000000"/>
+                <w:top w:val="none" w:sz="0" w:space="0" w:color="000000"/>
+                <w:left w:val="none" w:sz="0" w:space="0" w:color="000000"/>
+                <w:right w:val="none" w:sz="0" w:space="0" w:color="000000"/>
+              </w:pBdr>
+              <w:spacing w:after="100" w:before="100" w:line="240"/>
+              <w:ind w:left="100" w:right="100" w:firstLine="0" w:firstLineChars="0"/>
+              <w:rPr>
+                <w:rFonts w:ascii="Times New Roman" w:hAnsi="Times New Roman" w:eastAsia="Times New Roman" w:cs="Times New Roman"/>
+                <w:i w:val="false"/>
+                <w:b w:val="false"/>
+                <w:u w:val="none"/>
+                <w:strike w:val="false"/>
+                <w:sz w:val="18"/>
+                <w:szCs w:val="18"/>
+                <w:color w:val="000000"/>
+              </w:rPr>
+            </w:pPr>
+            <w:r>
+              <w:rPr>
+                <w:rFonts w:ascii="Times New Roman" w:hAnsi="Times New Roman" w:eastAsia="Times New Roman" w:cs="Times New Roman"/>
+                <w:i w:val="false"/>
+                <w:b w:val="false"/>
+                <w:u w:val="none"/>
+                <w:strike w:val="false"/>
+                <w:sz w:val="18"/>
+                <w:szCs w:val="18"/>
+                <w:color w:val="000000"/>
+              </w:rPr>
+              <w:t xml:space="preserve"/>
+            </w:r>
+          </w:p>
+        </w:tc>
+      </w:tr>
+      <w:tr>
+        <w:trPr>
+          <w:trHeight w:val="560" w:hRule="auto"/>
+        </w:trPr>
+        <w:tc>
+          <w:tcPr>
+            <w:tcBorders>
+              <w:bottom w:val="none" w:sz="0" w:space="0" w:color="000000"/>
+              <w:top w:val="none" w:sz="0" w:space="0" w:color="000000"/>
+              <w:left w:val="none" w:sz="0" w:space="0" w:color="000000"/>
+              <w:right w:val="none" w:sz="0" w:space="0" w:color="000000"/>
+            </w:tcBorders>
+            <w:shd w:val="clear" w:color="auto" w:fill="FFFFFF"/>
+            <w:tcMar>
+              <w:top w:w="0" w:type="dxa"/>
+              <w:bottom w:w="0" w:type="dxa"/>
+              <w:left w:w="0" w:type="dxa"/>
+              <w:right w:w="0" w:type="dxa"/>
+            </w:tcMar>
+            <w:vAlign w:val="center"/>
+          </w:tcPr>
+          <w:p>
+            <w:pPr>
+              <w:pStyle w:val="Normal"/>
+              <w:jc w:val="left"/>
+              <w:pBdr>
+                <w:bottom w:val="none" w:sz="0" w:space="0" w:color="000000"/>
+                <w:top w:val="none" w:sz="0" w:space="0" w:color="000000"/>
+                <w:left w:val="none" w:sz="0" w:space="0" w:color="000000"/>
+                <w:right w:val="none" w:sz="0" w:space="0" w:color="000000"/>
+              </w:pBdr>
+              <w:spacing w:after="100" w:before="100" w:line="240"/>
+              <w:ind w:left="100" w:right="100" w:firstLine="0" w:firstLineChars="0"/>
+              <w:rPr>
+                <w:rFonts w:ascii="Times New Roman" w:hAnsi="Times New Roman" w:eastAsia="Times New Roman" w:cs="Times New Roman"/>
+                <w:i w:val="false"/>
+                <w:b w:val="false"/>
+                <w:u w:val="none"/>
+                <w:strike w:val="false"/>
+                <w:sz w:val="18"/>
+                <w:szCs w:val="18"/>
+                <w:color w:val="000000"/>
+              </w:rPr>
+            </w:pPr>
+            <w:r>
+              <w:rPr>
+                <w:rFonts w:ascii="Times New Roman" w:hAnsi="Times New Roman" w:eastAsia="Times New Roman" w:cs="Times New Roman"/>
+                <w:i w:val="false"/>
+                <w:b w:val="false"/>
+                <w:u w:val="none"/>
+                <w:strike w:val="false"/>
+                <w:sz w:val="18"/>
+                <w:szCs w:val="18"/>
+                <w:color w:val="000000"/>
+              </w:rPr>
+              <w:t xml:space="preserve">Multivariable</w:t>
+            </w:r>
+          </w:p>
+        </w:tc>
+        <w:tc>
+          <w:tcPr>
+            <w:tcBorders>
+              <w:bottom w:val="none" w:sz="0" w:space="0" w:color="000000"/>
+              <w:top w:val="none" w:sz="0" w:space="0" w:color="000000"/>
+              <w:left w:val="none" w:sz="0" w:space="0" w:color="000000"/>
+              <w:right w:val="none" w:sz="0" w:space="0" w:color="000000"/>
+            </w:tcBorders>
+            <w:shd w:val="clear" w:color="auto" w:fill="FFFFFF"/>
+            <w:tcMar>
+              <w:top w:w="0" w:type="dxa"/>
+              <w:bottom w:w="0" w:type="dxa"/>
+              <w:left w:w="0" w:type="dxa"/>
+              <w:right w:w="0" w:type="dxa"/>
+            </w:tcMar>
+            <w:vAlign w:val="center"/>
+          </w:tcPr>
+          <w:p>
+            <w:pPr>
+              <w:pStyle w:val="Normal"/>
+              <w:jc w:val="left"/>
+              <w:pBdr>
+                <w:bottom w:val="none" w:sz="0" w:space="0" w:color="000000"/>
+                <w:top w:val="none" w:sz="0" w:space="0" w:color="000000"/>
+                <w:left w:val="none" w:sz="0" w:space="0" w:color="000000"/>
+                <w:right w:val="none" w:sz="0" w:space="0" w:color="000000"/>
+              </w:pBdr>
+              <w:spacing w:after="100" w:before="100" w:line="240"/>
+              <w:ind w:left="100" w:right="100" w:firstLine="0" w:firstLineChars="0"/>
+              <w:rPr>
+                <w:rFonts w:ascii="Times New Roman" w:hAnsi="Times New Roman" w:eastAsia="Times New Roman" w:cs="Times New Roman"/>
+                <w:i w:val="false"/>
+                <w:b w:val="false"/>
+                <w:u w:val="none"/>
+                <w:strike w:val="false"/>
+                <w:sz w:val="18"/>
+                <w:szCs w:val="18"/>
+                <w:color w:val="000000"/>
+              </w:rPr>
+            </w:pPr>
+            <w:r>
+              <w:rPr>
+                <w:rFonts w:ascii="Times New Roman" w:hAnsi="Times New Roman" w:eastAsia="Times New Roman" w:cs="Times New Roman"/>
+                <w:i w:val="false"/>
+                <w:b w:val="false"/>
+                <w:u w:val="none"/>
+                <w:strike w:val="false"/>
+                <w:sz w:val="18"/>
+                <w:szCs w:val="18"/>
+                <w:color w:val="000000"/>
+              </w:rPr>
               <w:t xml:space="preserve">Pathologic stage group</w:t>
             </w:r>
           </w:p>
@@ -3380,7 +4270,7 @@
                 <w:szCs w:val="18"/>
                 <w:color w:val="000000"/>
               </w:rPr>
-              <w:t xml:space="preserve">206</w:t>
+              <w:t xml:space="preserve">205</w:t>
             </w:r>
           </w:p>
         </w:tc>
@@ -3935,7 +4825,7 @@
                 <w:szCs w:val="18"/>
                 <w:color w:val="000000"/>
               </w:rPr>
-              <w:t xml:space="preserve">2.66 (1.88–3.76)</w:t>
+              <w:t xml:space="preserve">2.63 (1.86–3.72)</w:t>
             </w:r>
           </w:p>
         </w:tc>

--- a/output/tables/GEO/GSE39582/GSE39582_cox_RFS_pMMR.docx
+++ b/output/tables/GEO/GSE39582/GSE39582_cox_RFS_pMMR.docx
@@ -710,7 +710,7 @@
                 <w:szCs w:val="18"/>
                 <w:color w:val="000000"/>
               </w:rPr>
-              <w:t xml:space="preserve">230</w:t>
+              <w:t xml:space="preserve">197</w:t>
             </w:r>
           </w:p>
         </w:tc>
@@ -765,7 +765,7 @@
                 <w:szCs w:val="18"/>
                 <w:color w:val="000000"/>
               </w:rPr>
-              <w:t xml:space="preserve">90</w:t>
+              <w:t xml:space="preserve">70</w:t>
             </w:r>
           </w:p>
         </w:tc>
@@ -1155,7 +1155,7 @@
                 <w:szCs w:val="18"/>
                 <w:color w:val="000000"/>
               </w:rPr>
-              <w:t xml:space="preserve">209</w:t>
+              <w:t xml:space="preserve">186</w:t>
             </w:r>
           </w:p>
         </w:tc>
@@ -1210,117 +1210,117 @@
                 <w:szCs w:val="18"/>
                 <w:color w:val="000000"/>
               </w:rPr>
-              <w:t xml:space="preserve">67</w:t>
-            </w:r>
-          </w:p>
-        </w:tc>
-        <w:tc>
-          <w:tcPr>
-            <w:tcBorders>
-              <w:bottom w:val="none" w:sz="0" w:space="0" w:color="000000"/>
-              <w:top w:val="none" w:sz="0" w:space="0" w:color="000000"/>
-              <w:left w:val="none" w:sz="0" w:space="0" w:color="000000"/>
-              <w:right w:val="none" w:sz="0" w:space="0" w:color="000000"/>
-            </w:tcBorders>
-            <w:shd w:val="clear" w:color="auto" w:fill="FFFFFF"/>
-            <w:tcMar>
-              <w:top w:w="0" w:type="dxa"/>
-              <w:bottom w:w="0" w:type="dxa"/>
-              <w:left w:w="0" w:type="dxa"/>
-              <w:right w:w="0" w:type="dxa"/>
-            </w:tcMar>
-            <w:vAlign w:val="center"/>
-          </w:tcPr>
-          <w:p>
-            <w:pPr>
-              <w:pStyle w:val="Normal"/>
-              <w:jc w:val="left"/>
-              <w:pBdr>
-                <w:bottom w:val="none" w:sz="0" w:space="0" w:color="000000"/>
-                <w:top w:val="none" w:sz="0" w:space="0" w:color="000000"/>
-                <w:left w:val="none" w:sz="0" w:space="0" w:color="000000"/>
-                <w:right w:val="none" w:sz="0" w:space="0" w:color="000000"/>
-              </w:pBdr>
-              <w:spacing w:after="100" w:before="100" w:line="240"/>
-              <w:ind w:left="100" w:right="100" w:firstLine="0" w:firstLineChars="0"/>
-              <w:rPr>
-                <w:rFonts w:ascii="Times New Roman" w:hAnsi="Times New Roman" w:eastAsia="Times New Roman" w:cs="Times New Roman"/>
-                <w:i w:val="false"/>
-                <w:b w:val="false"/>
-                <w:u w:val="none"/>
-                <w:strike w:val="false"/>
-                <w:sz w:val="18"/>
-                <w:szCs w:val="18"/>
-                <w:color w:val="000000"/>
-              </w:rPr>
-            </w:pPr>
-            <w:r>
-              <w:rPr>
-                <w:rFonts w:ascii="Times New Roman" w:hAnsi="Times New Roman" w:eastAsia="Times New Roman" w:cs="Times New Roman"/>
-                <w:i w:val="false"/>
-                <w:b w:val="false"/>
-                <w:u w:val="none"/>
-                <w:strike w:val="false"/>
-                <w:sz w:val="18"/>
-                <w:szCs w:val="18"/>
-                <w:color w:val="000000"/>
-              </w:rPr>
-              <w:t xml:space="preserve">0.79 (0.58–1.09)</w:t>
-            </w:r>
-          </w:p>
-        </w:tc>
-        <w:tc>
-          <w:tcPr>
-            <w:tcBorders>
-              <w:bottom w:val="none" w:sz="0" w:space="0" w:color="000000"/>
-              <w:top w:val="none" w:sz="0" w:space="0" w:color="000000"/>
-              <w:left w:val="none" w:sz="0" w:space="0" w:color="000000"/>
-              <w:right w:val="none" w:sz="0" w:space="0" w:color="000000"/>
-            </w:tcBorders>
-            <w:shd w:val="clear" w:color="auto" w:fill="FFFFFF"/>
-            <w:tcMar>
-              <w:top w:w="0" w:type="dxa"/>
-              <w:bottom w:w="0" w:type="dxa"/>
-              <w:left w:w="0" w:type="dxa"/>
-              <w:right w:w="0" w:type="dxa"/>
-            </w:tcMar>
-            <w:vAlign w:val="center"/>
-          </w:tcPr>
-          <w:p>
-            <w:pPr>
-              <w:pStyle w:val="Normal"/>
-              <w:jc w:val="left"/>
-              <w:pBdr>
-                <w:bottom w:val="none" w:sz="0" w:space="0" w:color="000000"/>
-                <w:top w:val="none" w:sz="0" w:space="0" w:color="000000"/>
-                <w:left w:val="none" w:sz="0" w:space="0" w:color="000000"/>
-                <w:right w:val="none" w:sz="0" w:space="0" w:color="000000"/>
-              </w:pBdr>
-              <w:spacing w:after="100" w:before="100" w:line="240"/>
-              <w:ind w:left="100" w:right="100" w:firstLine="0" w:firstLineChars="0"/>
-              <w:rPr>
-                <w:rFonts w:ascii="Times New Roman" w:hAnsi="Times New Roman" w:eastAsia="Times New Roman" w:cs="Times New Roman"/>
-                <w:i w:val="false"/>
-                <w:b w:val="false"/>
-                <w:u w:val="none"/>
-                <w:strike w:val="false"/>
-                <w:sz w:val="18"/>
-                <w:szCs w:val="18"/>
-                <w:color w:val="000000"/>
-              </w:rPr>
-            </w:pPr>
-            <w:r>
-              <w:rPr>
-                <w:rFonts w:ascii="Times New Roman" w:hAnsi="Times New Roman" w:eastAsia="Times New Roman" w:cs="Times New Roman"/>
-                <w:i w:val="false"/>
-                <w:b w:val="false"/>
-                <w:u w:val="none"/>
-                <w:strike w:val="false"/>
-                <w:sz w:val="18"/>
-                <w:szCs w:val="18"/>
-                <w:color w:val="000000"/>
-              </w:rPr>
-              <w:t xml:space="preserve">0.154</w:t>
+              <w:t xml:space="preserve">52</w:t>
+            </w:r>
+          </w:p>
+        </w:tc>
+        <w:tc>
+          <w:tcPr>
+            <w:tcBorders>
+              <w:bottom w:val="none" w:sz="0" w:space="0" w:color="000000"/>
+              <w:top w:val="none" w:sz="0" w:space="0" w:color="000000"/>
+              <w:left w:val="none" w:sz="0" w:space="0" w:color="000000"/>
+              <w:right w:val="none" w:sz="0" w:space="0" w:color="000000"/>
+            </w:tcBorders>
+            <w:shd w:val="clear" w:color="auto" w:fill="FFFFFF"/>
+            <w:tcMar>
+              <w:top w:w="0" w:type="dxa"/>
+              <w:bottom w:w="0" w:type="dxa"/>
+              <w:left w:w="0" w:type="dxa"/>
+              <w:right w:w="0" w:type="dxa"/>
+            </w:tcMar>
+            <w:vAlign w:val="center"/>
+          </w:tcPr>
+          <w:p>
+            <w:pPr>
+              <w:pStyle w:val="Normal"/>
+              <w:jc w:val="left"/>
+              <w:pBdr>
+                <w:bottom w:val="none" w:sz="0" w:space="0" w:color="000000"/>
+                <w:top w:val="none" w:sz="0" w:space="0" w:color="000000"/>
+                <w:left w:val="none" w:sz="0" w:space="0" w:color="000000"/>
+                <w:right w:val="none" w:sz="0" w:space="0" w:color="000000"/>
+              </w:pBdr>
+              <w:spacing w:after="100" w:before="100" w:line="240"/>
+              <w:ind w:left="100" w:right="100" w:firstLine="0" w:firstLineChars="0"/>
+              <w:rPr>
+                <w:rFonts w:ascii="Times New Roman" w:hAnsi="Times New Roman" w:eastAsia="Times New Roman" w:cs="Times New Roman"/>
+                <w:i w:val="false"/>
+                <w:b w:val="false"/>
+                <w:u w:val="none"/>
+                <w:strike w:val="false"/>
+                <w:sz w:val="18"/>
+                <w:szCs w:val="18"/>
+                <w:color w:val="000000"/>
+              </w:rPr>
+            </w:pPr>
+            <w:r>
+              <w:rPr>
+                <w:rFonts w:ascii="Times New Roman" w:hAnsi="Times New Roman" w:eastAsia="Times New Roman" w:cs="Times New Roman"/>
+                <w:i w:val="false"/>
+                <w:b w:val="false"/>
+                <w:u w:val="none"/>
+                <w:strike w:val="false"/>
+                <w:sz w:val="18"/>
+                <w:szCs w:val="18"/>
+                <w:color w:val="000000"/>
+              </w:rPr>
+              <w:t xml:space="preserve">0.78 (0.54–1.12)</w:t>
+            </w:r>
+          </w:p>
+        </w:tc>
+        <w:tc>
+          <w:tcPr>
+            <w:tcBorders>
+              <w:bottom w:val="none" w:sz="0" w:space="0" w:color="000000"/>
+              <w:top w:val="none" w:sz="0" w:space="0" w:color="000000"/>
+              <w:left w:val="none" w:sz="0" w:space="0" w:color="000000"/>
+              <w:right w:val="none" w:sz="0" w:space="0" w:color="000000"/>
+            </w:tcBorders>
+            <w:shd w:val="clear" w:color="auto" w:fill="FFFFFF"/>
+            <w:tcMar>
+              <w:top w:w="0" w:type="dxa"/>
+              <w:bottom w:w="0" w:type="dxa"/>
+              <w:left w:w="0" w:type="dxa"/>
+              <w:right w:w="0" w:type="dxa"/>
+            </w:tcMar>
+            <w:vAlign w:val="center"/>
+          </w:tcPr>
+          <w:p>
+            <w:pPr>
+              <w:pStyle w:val="Normal"/>
+              <w:jc w:val="left"/>
+              <w:pBdr>
+                <w:bottom w:val="none" w:sz="0" w:space="0" w:color="000000"/>
+                <w:top w:val="none" w:sz="0" w:space="0" w:color="000000"/>
+                <w:left w:val="none" w:sz="0" w:space="0" w:color="000000"/>
+                <w:right w:val="none" w:sz="0" w:space="0" w:color="000000"/>
+              </w:pBdr>
+              <w:spacing w:after="100" w:before="100" w:line="240"/>
+              <w:ind w:left="100" w:right="100" w:firstLine="0" w:firstLineChars="0"/>
+              <w:rPr>
+                <w:rFonts w:ascii="Times New Roman" w:hAnsi="Times New Roman" w:eastAsia="Times New Roman" w:cs="Times New Roman"/>
+                <w:i w:val="false"/>
+                <w:b w:val="false"/>
+                <w:u w:val="none"/>
+                <w:strike w:val="false"/>
+                <w:sz w:val="18"/>
+                <w:szCs w:val="18"/>
+                <w:color w:val="000000"/>
+              </w:rPr>
+            </w:pPr>
+            <w:r>
+              <w:rPr>
+                <w:rFonts w:ascii="Times New Roman" w:hAnsi="Times New Roman" w:eastAsia="Times New Roman" w:cs="Times New Roman"/>
+                <w:i w:val="false"/>
+                <w:b w:val="false"/>
+                <w:u w:val="none"/>
+                <w:strike w:val="false"/>
+                <w:sz w:val="18"/>
+                <w:szCs w:val="18"/>
+                <w:color w:val="000000"/>
+              </w:rPr>
+              <w:t xml:space="preserve">0.172</w:t>
             </w:r>
           </w:p>
         </w:tc>
@@ -1600,7 +1600,7 @@
                 <w:szCs w:val="18"/>
                 <w:color w:val="000000"/>
               </w:rPr>
-              <w:t xml:space="preserve">439</w:t>
+              <w:t xml:space="preserve">383</w:t>
             </w:r>
           </w:p>
         </w:tc>
@@ -1655,117 +1655,117 @@
                 <w:szCs w:val="18"/>
                 <w:color w:val="000000"/>
               </w:rPr>
-              <w:t xml:space="preserve">157</w:t>
-            </w:r>
-          </w:p>
-        </w:tc>
-        <w:tc>
-          <w:tcPr>
-            <w:tcBorders>
-              <w:bottom w:val="none" w:sz="0" w:space="0" w:color="000000"/>
-              <w:top w:val="none" w:sz="0" w:space="0" w:color="000000"/>
-              <w:left w:val="none" w:sz="0" w:space="0" w:color="000000"/>
-              <w:right w:val="none" w:sz="0" w:space="0" w:color="000000"/>
-            </w:tcBorders>
-            <w:shd w:val="clear" w:color="auto" w:fill="FFFFFF"/>
-            <w:tcMar>
-              <w:top w:w="0" w:type="dxa"/>
-              <w:bottom w:w="0" w:type="dxa"/>
-              <w:left w:w="0" w:type="dxa"/>
-              <w:right w:w="0" w:type="dxa"/>
-            </w:tcMar>
-            <w:vAlign w:val="center"/>
-          </w:tcPr>
-          <w:p>
-            <w:pPr>
-              <w:pStyle w:val="Normal"/>
-              <w:jc w:val="left"/>
-              <w:pBdr>
-                <w:bottom w:val="none" w:sz="0" w:space="0" w:color="000000"/>
-                <w:top w:val="none" w:sz="0" w:space="0" w:color="000000"/>
-                <w:left w:val="none" w:sz="0" w:space="0" w:color="000000"/>
-                <w:right w:val="none" w:sz="0" w:space="0" w:color="000000"/>
-              </w:pBdr>
-              <w:spacing w:after="100" w:before="100" w:line="240"/>
-              <w:ind w:left="100" w:right="100" w:firstLine="0" w:firstLineChars="0"/>
-              <w:rPr>
-                <w:rFonts w:ascii="Times New Roman" w:hAnsi="Times New Roman" w:eastAsia="Times New Roman" w:cs="Times New Roman"/>
-                <w:i w:val="false"/>
-                <w:b w:val="false"/>
-                <w:u w:val="none"/>
-                <w:strike w:val="false"/>
-                <w:sz w:val="18"/>
-                <w:szCs w:val="18"/>
-                <w:color w:val="000000"/>
-              </w:rPr>
-            </w:pPr>
-            <w:r>
-              <w:rPr>
-                <w:rFonts w:ascii="Times New Roman" w:hAnsi="Times New Roman" w:eastAsia="Times New Roman" w:cs="Times New Roman"/>
-                <w:i w:val="false"/>
-                <w:b w:val="false"/>
-                <w:u w:val="none"/>
-                <w:strike w:val="false"/>
-                <w:sz w:val="18"/>
-                <w:szCs w:val="18"/>
-                <w:color w:val="000000"/>
-              </w:rPr>
-              <w:t xml:space="preserve">0.84 (0.71–0.99)</w:t>
-            </w:r>
-          </w:p>
-        </w:tc>
-        <w:tc>
-          <w:tcPr>
-            <w:tcBorders>
-              <w:bottom w:val="none" w:sz="0" w:space="0" w:color="000000"/>
-              <w:top w:val="none" w:sz="0" w:space="0" w:color="000000"/>
-              <w:left w:val="none" w:sz="0" w:space="0" w:color="000000"/>
-              <w:right w:val="none" w:sz="0" w:space="0" w:color="000000"/>
-            </w:tcBorders>
-            <w:shd w:val="clear" w:color="auto" w:fill="FFFFFF"/>
-            <w:tcMar>
-              <w:top w:w="0" w:type="dxa"/>
-              <w:bottom w:w="0" w:type="dxa"/>
-              <w:left w:w="0" w:type="dxa"/>
-              <w:right w:w="0" w:type="dxa"/>
-            </w:tcMar>
-            <w:vAlign w:val="center"/>
-          </w:tcPr>
-          <w:p>
-            <w:pPr>
-              <w:pStyle w:val="Normal"/>
-              <w:jc w:val="left"/>
-              <w:pBdr>
-                <w:bottom w:val="none" w:sz="0" w:space="0" w:color="000000"/>
-                <w:top w:val="none" w:sz="0" w:space="0" w:color="000000"/>
-                <w:left w:val="none" w:sz="0" w:space="0" w:color="000000"/>
-                <w:right w:val="none" w:sz="0" w:space="0" w:color="000000"/>
-              </w:pBdr>
-              <w:spacing w:after="100" w:before="100" w:line="240"/>
-              <w:ind w:left="100" w:right="100" w:firstLine="0" w:firstLineChars="0"/>
-              <w:rPr>
-                <w:rFonts w:ascii="Times New Roman" w:hAnsi="Times New Roman" w:eastAsia="Times New Roman" w:cs="Times New Roman"/>
-                <w:i w:val="false"/>
-                <w:b w:val="false"/>
-                <w:u w:val="none"/>
-                <w:strike w:val="false"/>
-                <w:sz w:val="18"/>
-                <w:szCs w:val="18"/>
-                <w:color w:val="000000"/>
-              </w:rPr>
-            </w:pPr>
-            <w:r>
-              <w:rPr>
-                <w:rFonts w:ascii="Times New Roman" w:hAnsi="Times New Roman" w:eastAsia="Times New Roman" w:cs="Times New Roman"/>
-                <w:i w:val="false"/>
-                <w:b w:val="false"/>
-                <w:u w:val="none"/>
-                <w:strike w:val="false"/>
-                <w:sz w:val="18"/>
-                <w:szCs w:val="18"/>
-                <w:color w:val="000000"/>
-              </w:rPr>
-              <w:t xml:space="preserve">0.037</w:t>
+              <w:t xml:space="preserve">122</w:t>
+            </w:r>
+          </w:p>
+        </w:tc>
+        <w:tc>
+          <w:tcPr>
+            <w:tcBorders>
+              <w:bottom w:val="none" w:sz="0" w:space="0" w:color="000000"/>
+              <w:top w:val="none" w:sz="0" w:space="0" w:color="000000"/>
+              <w:left w:val="none" w:sz="0" w:space="0" w:color="000000"/>
+              <w:right w:val="none" w:sz="0" w:space="0" w:color="000000"/>
+            </w:tcBorders>
+            <w:shd w:val="clear" w:color="auto" w:fill="FFFFFF"/>
+            <w:tcMar>
+              <w:top w:w="0" w:type="dxa"/>
+              <w:bottom w:w="0" w:type="dxa"/>
+              <w:left w:w="0" w:type="dxa"/>
+              <w:right w:w="0" w:type="dxa"/>
+            </w:tcMar>
+            <w:vAlign w:val="center"/>
+          </w:tcPr>
+          <w:p>
+            <w:pPr>
+              <w:pStyle w:val="Normal"/>
+              <w:jc w:val="left"/>
+              <w:pBdr>
+                <w:bottom w:val="none" w:sz="0" w:space="0" w:color="000000"/>
+                <w:top w:val="none" w:sz="0" w:space="0" w:color="000000"/>
+                <w:left w:val="none" w:sz="0" w:space="0" w:color="000000"/>
+                <w:right w:val="none" w:sz="0" w:space="0" w:color="000000"/>
+              </w:pBdr>
+              <w:spacing w:after="100" w:before="100" w:line="240"/>
+              <w:ind w:left="100" w:right="100" w:firstLine="0" w:firstLineChars="0"/>
+              <w:rPr>
+                <w:rFonts w:ascii="Times New Roman" w:hAnsi="Times New Roman" w:eastAsia="Times New Roman" w:cs="Times New Roman"/>
+                <w:i w:val="false"/>
+                <w:b w:val="false"/>
+                <w:u w:val="none"/>
+                <w:strike w:val="false"/>
+                <w:sz w:val="18"/>
+                <w:szCs w:val="18"/>
+                <w:color w:val="000000"/>
+              </w:rPr>
+            </w:pPr>
+            <w:r>
+              <w:rPr>
+                <w:rFonts w:ascii="Times New Roman" w:hAnsi="Times New Roman" w:eastAsia="Times New Roman" w:cs="Times New Roman"/>
+                <w:i w:val="false"/>
+                <w:b w:val="false"/>
+                <w:u w:val="none"/>
+                <w:strike w:val="false"/>
+                <w:sz w:val="18"/>
+                <w:szCs w:val="18"/>
+                <w:color w:val="000000"/>
+              </w:rPr>
+              <w:t xml:space="preserve">0.80 (0.66–0.97)</w:t>
+            </w:r>
+          </w:p>
+        </w:tc>
+        <w:tc>
+          <w:tcPr>
+            <w:tcBorders>
+              <w:bottom w:val="none" w:sz="0" w:space="0" w:color="000000"/>
+              <w:top w:val="none" w:sz="0" w:space="0" w:color="000000"/>
+              <w:left w:val="none" w:sz="0" w:space="0" w:color="000000"/>
+              <w:right w:val="none" w:sz="0" w:space="0" w:color="000000"/>
+            </w:tcBorders>
+            <w:shd w:val="clear" w:color="auto" w:fill="FFFFFF"/>
+            <w:tcMar>
+              <w:top w:w="0" w:type="dxa"/>
+              <w:bottom w:w="0" w:type="dxa"/>
+              <w:left w:w="0" w:type="dxa"/>
+              <w:right w:w="0" w:type="dxa"/>
+            </w:tcMar>
+            <w:vAlign w:val="center"/>
+          </w:tcPr>
+          <w:p>
+            <w:pPr>
+              <w:pStyle w:val="Normal"/>
+              <w:jc w:val="left"/>
+              <w:pBdr>
+                <w:bottom w:val="none" w:sz="0" w:space="0" w:color="000000"/>
+                <w:top w:val="none" w:sz="0" w:space="0" w:color="000000"/>
+                <w:left w:val="none" w:sz="0" w:space="0" w:color="000000"/>
+                <w:right w:val="none" w:sz="0" w:space="0" w:color="000000"/>
+              </w:pBdr>
+              <w:spacing w:after="100" w:before="100" w:line="240"/>
+              <w:ind w:left="100" w:right="100" w:firstLine="0" w:firstLineChars="0"/>
+              <w:rPr>
+                <w:rFonts w:ascii="Times New Roman" w:hAnsi="Times New Roman" w:eastAsia="Times New Roman" w:cs="Times New Roman"/>
+                <w:i w:val="false"/>
+                <w:b w:val="false"/>
+                <w:u w:val="none"/>
+                <w:strike w:val="false"/>
+                <w:sz w:val="18"/>
+                <w:szCs w:val="18"/>
+                <w:color w:val="000000"/>
+              </w:rPr>
+            </w:pPr>
+            <w:r>
+              <w:rPr>
+                <w:rFonts w:ascii="Times New Roman" w:hAnsi="Times New Roman" w:eastAsia="Times New Roman" w:cs="Times New Roman"/>
+                <w:i w:val="false"/>
+                <w:b w:val="false"/>
+                <w:u w:val="none"/>
+                <w:strike w:val="false"/>
+                <w:sz w:val="18"/>
+                <w:szCs w:val="18"/>
+                <w:color w:val="000000"/>
+              </w:rPr>
+              <w:t xml:space="preserve">0.021</w:t>
             </w:r>
           </w:p>
         </w:tc>
@@ -2045,7 +2045,7 @@
                 <w:szCs w:val="18"/>
                 <w:color w:val="000000"/>
               </w:rPr>
-              <w:t xml:space="preserve">435</w:t>
+              <w:t xml:space="preserve">379</w:t>
             </w:r>
           </w:p>
         </w:tc>
@@ -2100,117 +2100,117 @@
                 <w:szCs w:val="18"/>
                 <w:color w:val="000000"/>
               </w:rPr>
-              <w:t xml:space="preserve">157</w:t>
-            </w:r>
-          </w:p>
-        </w:tc>
-        <w:tc>
-          <w:tcPr>
-            <w:tcBorders>
-              <w:bottom w:val="none" w:sz="0" w:space="0" w:color="000000"/>
-              <w:top w:val="none" w:sz="0" w:space="0" w:color="000000"/>
-              <w:left w:val="none" w:sz="0" w:space="0" w:color="000000"/>
-              <w:right w:val="none" w:sz="0" w:space="0" w:color="000000"/>
-            </w:tcBorders>
-            <w:shd w:val="clear" w:color="auto" w:fill="FFFFFF"/>
-            <w:tcMar>
-              <w:top w:w="0" w:type="dxa"/>
-              <w:bottom w:w="0" w:type="dxa"/>
-              <w:left w:w="0" w:type="dxa"/>
-              <w:right w:w="0" w:type="dxa"/>
-            </w:tcMar>
-            <w:vAlign w:val="center"/>
-          </w:tcPr>
-          <w:p>
-            <w:pPr>
-              <w:pStyle w:val="Normal"/>
-              <w:jc w:val="left"/>
-              <w:pBdr>
-                <w:bottom w:val="none" w:sz="0" w:space="0" w:color="000000"/>
-                <w:top w:val="none" w:sz="0" w:space="0" w:color="000000"/>
-                <w:left w:val="none" w:sz="0" w:space="0" w:color="000000"/>
-                <w:right w:val="none" w:sz="0" w:space="0" w:color="000000"/>
-              </w:pBdr>
-              <w:spacing w:after="100" w:before="100" w:line="240"/>
-              <w:ind w:left="100" w:right="100" w:firstLine="0" w:firstLineChars="0"/>
-              <w:rPr>
-                <w:rFonts w:ascii="Times New Roman" w:hAnsi="Times New Roman" w:eastAsia="Times New Roman" w:cs="Times New Roman"/>
-                <w:i w:val="false"/>
-                <w:b w:val="false"/>
-                <w:u w:val="none"/>
-                <w:strike w:val="false"/>
-                <w:sz w:val="18"/>
-                <w:szCs w:val="18"/>
-                <w:color w:val="000000"/>
-              </w:rPr>
-            </w:pPr>
-            <w:r>
-              <w:rPr>
-                <w:rFonts w:ascii="Times New Roman" w:hAnsi="Times New Roman" w:eastAsia="Times New Roman" w:cs="Times New Roman"/>
-                <w:i w:val="false"/>
-                <w:b w:val="false"/>
-                <w:u w:val="none"/>
-                <w:strike w:val="false"/>
-                <w:sz w:val="18"/>
-                <w:szCs w:val="18"/>
-                <w:color w:val="000000"/>
-              </w:rPr>
-              <w:t xml:space="preserve">0.88 (0.74–1.05)</w:t>
-            </w:r>
-          </w:p>
-        </w:tc>
-        <w:tc>
-          <w:tcPr>
-            <w:tcBorders>
-              <w:bottom w:val="none" w:sz="0" w:space="0" w:color="000000"/>
-              <w:top w:val="none" w:sz="0" w:space="0" w:color="000000"/>
-              <w:left w:val="none" w:sz="0" w:space="0" w:color="000000"/>
-              <w:right w:val="none" w:sz="0" w:space="0" w:color="000000"/>
-            </w:tcBorders>
-            <w:shd w:val="clear" w:color="auto" w:fill="FFFFFF"/>
-            <w:tcMar>
-              <w:top w:w="0" w:type="dxa"/>
-              <w:bottom w:w="0" w:type="dxa"/>
-              <w:left w:w="0" w:type="dxa"/>
-              <w:right w:w="0" w:type="dxa"/>
-            </w:tcMar>
-            <w:vAlign w:val="center"/>
-          </w:tcPr>
-          <w:p>
-            <w:pPr>
-              <w:pStyle w:val="Normal"/>
-              <w:jc w:val="left"/>
-              <w:pBdr>
-                <w:bottom w:val="none" w:sz="0" w:space="0" w:color="000000"/>
-                <w:top w:val="none" w:sz="0" w:space="0" w:color="000000"/>
-                <w:left w:val="none" w:sz="0" w:space="0" w:color="000000"/>
-                <w:right w:val="none" w:sz="0" w:space="0" w:color="000000"/>
-              </w:pBdr>
-              <w:spacing w:after="100" w:before="100" w:line="240"/>
-              <w:ind w:left="100" w:right="100" w:firstLine="0" w:firstLineChars="0"/>
-              <w:rPr>
-                <w:rFonts w:ascii="Times New Roman" w:hAnsi="Times New Roman" w:eastAsia="Times New Roman" w:cs="Times New Roman"/>
-                <w:i w:val="false"/>
-                <w:b w:val="false"/>
-                <w:u w:val="none"/>
-                <w:strike w:val="false"/>
-                <w:sz w:val="18"/>
-                <w:szCs w:val="18"/>
-                <w:color w:val="000000"/>
-              </w:rPr>
-            </w:pPr>
-            <w:r>
-              <w:rPr>
-                <w:rFonts w:ascii="Times New Roman" w:hAnsi="Times New Roman" w:eastAsia="Times New Roman" w:cs="Times New Roman"/>
-                <w:i w:val="false"/>
-                <w:b w:val="false"/>
-                <w:u w:val="none"/>
-                <w:strike w:val="false"/>
-                <w:sz w:val="18"/>
-                <w:szCs w:val="18"/>
-                <w:color w:val="000000"/>
-              </w:rPr>
-              <w:t xml:space="preserve">0.145</w:t>
+              <w:t xml:space="preserve">122</w:t>
+            </w:r>
+          </w:p>
+        </w:tc>
+        <w:tc>
+          <w:tcPr>
+            <w:tcBorders>
+              <w:bottom w:val="none" w:sz="0" w:space="0" w:color="000000"/>
+              <w:top w:val="none" w:sz="0" w:space="0" w:color="000000"/>
+              <w:left w:val="none" w:sz="0" w:space="0" w:color="000000"/>
+              <w:right w:val="none" w:sz="0" w:space="0" w:color="000000"/>
+            </w:tcBorders>
+            <w:shd w:val="clear" w:color="auto" w:fill="FFFFFF"/>
+            <w:tcMar>
+              <w:top w:w="0" w:type="dxa"/>
+              <w:bottom w:w="0" w:type="dxa"/>
+              <w:left w:w="0" w:type="dxa"/>
+              <w:right w:w="0" w:type="dxa"/>
+            </w:tcMar>
+            <w:vAlign w:val="center"/>
+          </w:tcPr>
+          <w:p>
+            <w:pPr>
+              <w:pStyle w:val="Normal"/>
+              <w:jc w:val="left"/>
+              <w:pBdr>
+                <w:bottom w:val="none" w:sz="0" w:space="0" w:color="000000"/>
+                <w:top w:val="none" w:sz="0" w:space="0" w:color="000000"/>
+                <w:left w:val="none" w:sz="0" w:space="0" w:color="000000"/>
+                <w:right w:val="none" w:sz="0" w:space="0" w:color="000000"/>
+              </w:pBdr>
+              <w:spacing w:after="100" w:before="100" w:line="240"/>
+              <w:ind w:left="100" w:right="100" w:firstLine="0" w:firstLineChars="0"/>
+              <w:rPr>
+                <w:rFonts w:ascii="Times New Roman" w:hAnsi="Times New Roman" w:eastAsia="Times New Roman" w:cs="Times New Roman"/>
+                <w:i w:val="false"/>
+                <w:b w:val="false"/>
+                <w:u w:val="none"/>
+                <w:strike w:val="false"/>
+                <w:sz w:val="18"/>
+                <w:szCs w:val="18"/>
+                <w:color w:val="000000"/>
+              </w:rPr>
+            </w:pPr>
+            <w:r>
+              <w:rPr>
+                <w:rFonts w:ascii="Times New Roman" w:hAnsi="Times New Roman" w:eastAsia="Times New Roman" w:cs="Times New Roman"/>
+                <w:i w:val="false"/>
+                <w:b w:val="false"/>
+                <w:u w:val="none"/>
+                <w:strike w:val="false"/>
+                <w:sz w:val="18"/>
+                <w:szCs w:val="18"/>
+                <w:color w:val="000000"/>
+              </w:rPr>
+              <w:t xml:space="preserve">0.82 (0.68–1.00)</w:t>
+            </w:r>
+          </w:p>
+        </w:tc>
+        <w:tc>
+          <w:tcPr>
+            <w:tcBorders>
+              <w:bottom w:val="none" w:sz="0" w:space="0" w:color="000000"/>
+              <w:top w:val="none" w:sz="0" w:space="0" w:color="000000"/>
+              <w:left w:val="none" w:sz="0" w:space="0" w:color="000000"/>
+              <w:right w:val="none" w:sz="0" w:space="0" w:color="000000"/>
+            </w:tcBorders>
+            <w:shd w:val="clear" w:color="auto" w:fill="FFFFFF"/>
+            <w:tcMar>
+              <w:top w:w="0" w:type="dxa"/>
+              <w:bottom w:w="0" w:type="dxa"/>
+              <w:left w:w="0" w:type="dxa"/>
+              <w:right w:w="0" w:type="dxa"/>
+            </w:tcMar>
+            <w:vAlign w:val="center"/>
+          </w:tcPr>
+          <w:p>
+            <w:pPr>
+              <w:pStyle w:val="Normal"/>
+              <w:jc w:val="left"/>
+              <w:pBdr>
+                <w:bottom w:val="none" w:sz="0" w:space="0" w:color="000000"/>
+                <w:top w:val="none" w:sz="0" w:space="0" w:color="000000"/>
+                <w:left w:val="none" w:sz="0" w:space="0" w:color="000000"/>
+                <w:right w:val="none" w:sz="0" w:space="0" w:color="000000"/>
+              </w:pBdr>
+              <w:spacing w:after="100" w:before="100" w:line="240"/>
+              <w:ind w:left="100" w:right="100" w:firstLine="0" w:firstLineChars="0"/>
+              <w:rPr>
+                <w:rFonts w:ascii="Times New Roman" w:hAnsi="Times New Roman" w:eastAsia="Times New Roman" w:cs="Times New Roman"/>
+                <w:i w:val="false"/>
+                <w:b w:val="false"/>
+                <w:u w:val="none"/>
+                <w:strike w:val="false"/>
+                <w:sz w:val="18"/>
+                <w:szCs w:val="18"/>
+                <w:color w:val="000000"/>
+              </w:rPr>
+            </w:pPr>
+            <w:r>
+              <w:rPr>
+                <w:rFonts w:ascii="Times New Roman" w:hAnsi="Times New Roman" w:eastAsia="Times New Roman" w:cs="Times New Roman"/>
+                <w:i w:val="false"/>
+                <w:b w:val="false"/>
+                <w:u w:val="none"/>
+                <w:strike w:val="false"/>
+                <w:sz w:val="18"/>
+                <w:szCs w:val="18"/>
+                <w:color w:val="000000"/>
+              </w:rPr>
+              <w:t xml:space="preserve">0.054</w:t>
             </w:r>
           </w:p>
         </w:tc>
@@ -2490,7 +2490,7 @@
                 <w:szCs w:val="18"/>
                 <w:color w:val="000000"/>
               </w:rPr>
-              <w:t xml:space="preserve">182</w:t>
+              <w:t xml:space="preserve">151</w:t>
             </w:r>
           </w:p>
         </w:tc>
@@ -2545,7 +2545,7 @@
                 <w:szCs w:val="18"/>
                 <w:color w:val="000000"/>
               </w:rPr>
-              <w:t xml:space="preserve">71</w:t>
+              <w:t xml:space="preserve">51</w:t>
             </w:r>
           </w:p>
         </w:tc>
@@ -2935,7 +2935,7 @@
                 <w:szCs w:val="18"/>
                 <w:color w:val="000000"/>
               </w:rPr>
-              <w:t xml:space="preserve">253</w:t>
+              <w:t xml:space="preserve">228</w:t>
             </w:r>
           </w:p>
         </w:tc>
@@ -2990,117 +2990,117 @@
                 <w:szCs w:val="18"/>
                 <w:color w:val="000000"/>
               </w:rPr>
-              <w:t xml:space="preserve">86</w:t>
-            </w:r>
-          </w:p>
-        </w:tc>
-        <w:tc>
-          <w:tcPr>
-            <w:tcBorders>
-              <w:bottom w:val="none" w:sz="0" w:space="0" w:color="000000"/>
-              <w:top w:val="none" w:sz="0" w:space="0" w:color="000000"/>
-              <w:left w:val="none" w:sz="0" w:space="0" w:color="000000"/>
-              <w:right w:val="none" w:sz="0" w:space="0" w:color="000000"/>
-            </w:tcBorders>
-            <w:shd w:val="clear" w:color="auto" w:fill="FFFFFF"/>
-            <w:tcMar>
-              <w:top w:w="0" w:type="dxa"/>
-              <w:bottom w:w="0" w:type="dxa"/>
-              <w:left w:w="0" w:type="dxa"/>
-              <w:right w:w="0" w:type="dxa"/>
-            </w:tcMar>
-            <w:vAlign w:val="center"/>
-          </w:tcPr>
-          <w:p>
-            <w:pPr>
-              <w:pStyle w:val="Normal"/>
-              <w:jc w:val="left"/>
-              <w:pBdr>
-                <w:bottom w:val="none" w:sz="0" w:space="0" w:color="000000"/>
-                <w:top w:val="none" w:sz="0" w:space="0" w:color="000000"/>
-                <w:left w:val="none" w:sz="0" w:space="0" w:color="000000"/>
-                <w:right w:val="none" w:sz="0" w:space="0" w:color="000000"/>
-              </w:pBdr>
-              <w:spacing w:after="100" w:before="100" w:line="240"/>
-              <w:ind w:left="100" w:right="100" w:firstLine="0" w:firstLineChars="0"/>
-              <w:rPr>
-                <w:rFonts w:ascii="Times New Roman" w:hAnsi="Times New Roman" w:eastAsia="Times New Roman" w:cs="Times New Roman"/>
-                <w:i w:val="false"/>
-                <w:b w:val="false"/>
-                <w:u w:val="none"/>
-                <w:strike w:val="false"/>
-                <w:sz w:val="18"/>
-                <w:szCs w:val="18"/>
-                <w:color w:val="000000"/>
-              </w:rPr>
-            </w:pPr>
-            <w:r>
-              <w:rPr>
-                <w:rFonts w:ascii="Times New Roman" w:hAnsi="Times New Roman" w:eastAsia="Times New Roman" w:cs="Times New Roman"/>
-                <w:i w:val="false"/>
-                <w:b w:val="false"/>
-                <w:u w:val="none"/>
-                <w:strike w:val="false"/>
-                <w:sz w:val="18"/>
-                <w:szCs w:val="18"/>
-                <w:color w:val="000000"/>
-              </w:rPr>
-              <w:t xml:space="preserve">0.94 (0.69–1.29)</w:t>
-            </w:r>
-          </w:p>
-        </w:tc>
-        <w:tc>
-          <w:tcPr>
-            <w:tcBorders>
-              <w:bottom w:val="none" w:sz="0" w:space="0" w:color="000000"/>
-              <w:top w:val="none" w:sz="0" w:space="0" w:color="000000"/>
-              <w:left w:val="none" w:sz="0" w:space="0" w:color="000000"/>
-              <w:right w:val="none" w:sz="0" w:space="0" w:color="000000"/>
-            </w:tcBorders>
-            <w:shd w:val="clear" w:color="auto" w:fill="FFFFFF"/>
-            <w:tcMar>
-              <w:top w:w="0" w:type="dxa"/>
-              <w:bottom w:w="0" w:type="dxa"/>
-              <w:left w:w="0" w:type="dxa"/>
-              <w:right w:w="0" w:type="dxa"/>
-            </w:tcMar>
-            <w:vAlign w:val="center"/>
-          </w:tcPr>
-          <w:p>
-            <w:pPr>
-              <w:pStyle w:val="Normal"/>
-              <w:jc w:val="left"/>
-              <w:pBdr>
-                <w:bottom w:val="none" w:sz="0" w:space="0" w:color="000000"/>
-                <w:top w:val="none" w:sz="0" w:space="0" w:color="000000"/>
-                <w:left w:val="none" w:sz="0" w:space="0" w:color="000000"/>
-                <w:right w:val="none" w:sz="0" w:space="0" w:color="000000"/>
-              </w:pBdr>
-              <w:spacing w:after="100" w:before="100" w:line="240"/>
-              <w:ind w:left="100" w:right="100" w:firstLine="0" w:firstLineChars="0"/>
-              <w:rPr>
-                <w:rFonts w:ascii="Times New Roman" w:hAnsi="Times New Roman" w:eastAsia="Times New Roman" w:cs="Times New Roman"/>
-                <w:i w:val="false"/>
-                <w:b w:val="false"/>
-                <w:u w:val="none"/>
-                <w:strike w:val="false"/>
-                <w:sz w:val="18"/>
-                <w:szCs w:val="18"/>
-                <w:color w:val="000000"/>
-              </w:rPr>
-            </w:pPr>
-            <w:r>
-              <w:rPr>
-                <w:rFonts w:ascii="Times New Roman" w:hAnsi="Times New Roman" w:eastAsia="Times New Roman" w:cs="Times New Roman"/>
-                <w:i w:val="false"/>
-                <w:b w:val="false"/>
-                <w:u w:val="none"/>
-                <w:strike w:val="false"/>
-                <w:sz w:val="18"/>
-                <w:szCs w:val="18"/>
-                <w:color w:val="000000"/>
-              </w:rPr>
-              <w:t xml:space="preserve">0.709</w:t>
+              <w:t xml:space="preserve">71</w:t>
+            </w:r>
+          </w:p>
+        </w:tc>
+        <w:tc>
+          <w:tcPr>
+            <w:tcBorders>
+              <w:bottom w:val="none" w:sz="0" w:space="0" w:color="000000"/>
+              <w:top w:val="none" w:sz="0" w:space="0" w:color="000000"/>
+              <w:left w:val="none" w:sz="0" w:space="0" w:color="000000"/>
+              <w:right w:val="none" w:sz="0" w:space="0" w:color="000000"/>
+            </w:tcBorders>
+            <w:shd w:val="clear" w:color="auto" w:fill="FFFFFF"/>
+            <w:tcMar>
+              <w:top w:w="0" w:type="dxa"/>
+              <w:bottom w:w="0" w:type="dxa"/>
+              <w:left w:w="0" w:type="dxa"/>
+              <w:right w:w="0" w:type="dxa"/>
+            </w:tcMar>
+            <w:vAlign w:val="center"/>
+          </w:tcPr>
+          <w:p>
+            <w:pPr>
+              <w:pStyle w:val="Normal"/>
+              <w:jc w:val="left"/>
+              <w:pBdr>
+                <w:bottom w:val="none" w:sz="0" w:space="0" w:color="000000"/>
+                <w:top w:val="none" w:sz="0" w:space="0" w:color="000000"/>
+                <w:left w:val="none" w:sz="0" w:space="0" w:color="000000"/>
+                <w:right w:val="none" w:sz="0" w:space="0" w:color="000000"/>
+              </w:pBdr>
+              <w:spacing w:after="100" w:before="100" w:line="240"/>
+              <w:ind w:left="100" w:right="100" w:firstLine="0" w:firstLineChars="0"/>
+              <w:rPr>
+                <w:rFonts w:ascii="Times New Roman" w:hAnsi="Times New Roman" w:eastAsia="Times New Roman" w:cs="Times New Roman"/>
+                <w:i w:val="false"/>
+                <w:b w:val="false"/>
+                <w:u w:val="none"/>
+                <w:strike w:val="false"/>
+                <w:sz w:val="18"/>
+                <w:szCs w:val="18"/>
+                <w:color w:val="000000"/>
+              </w:rPr>
+            </w:pPr>
+            <w:r>
+              <w:rPr>
+                <w:rFonts w:ascii="Times New Roman" w:hAnsi="Times New Roman" w:eastAsia="Times New Roman" w:cs="Times New Roman"/>
+                <w:i w:val="false"/>
+                <w:b w:val="false"/>
+                <w:u w:val="none"/>
+                <w:strike w:val="false"/>
+                <w:sz w:val="18"/>
+                <w:szCs w:val="18"/>
+                <w:color w:val="000000"/>
+              </w:rPr>
+              <w:t xml:space="preserve">1.04 (0.72–1.49)</w:t>
+            </w:r>
+          </w:p>
+        </w:tc>
+        <w:tc>
+          <w:tcPr>
+            <w:tcBorders>
+              <w:bottom w:val="none" w:sz="0" w:space="0" w:color="000000"/>
+              <w:top w:val="none" w:sz="0" w:space="0" w:color="000000"/>
+              <w:left w:val="none" w:sz="0" w:space="0" w:color="000000"/>
+              <w:right w:val="none" w:sz="0" w:space="0" w:color="000000"/>
+            </w:tcBorders>
+            <w:shd w:val="clear" w:color="auto" w:fill="FFFFFF"/>
+            <w:tcMar>
+              <w:top w:w="0" w:type="dxa"/>
+              <w:bottom w:w="0" w:type="dxa"/>
+              <w:left w:w="0" w:type="dxa"/>
+              <w:right w:w="0" w:type="dxa"/>
+            </w:tcMar>
+            <w:vAlign w:val="center"/>
+          </w:tcPr>
+          <w:p>
+            <w:pPr>
+              <w:pStyle w:val="Normal"/>
+              <w:jc w:val="left"/>
+              <w:pBdr>
+                <w:bottom w:val="none" w:sz="0" w:space="0" w:color="000000"/>
+                <w:top w:val="none" w:sz="0" w:space="0" w:color="000000"/>
+                <w:left w:val="none" w:sz="0" w:space="0" w:color="000000"/>
+                <w:right w:val="none" w:sz="0" w:space="0" w:color="000000"/>
+              </w:pBdr>
+              <w:spacing w:after="100" w:before="100" w:line="240"/>
+              <w:ind w:left="100" w:right="100" w:firstLine="0" w:firstLineChars="0"/>
+              <w:rPr>
+                <w:rFonts w:ascii="Times New Roman" w:hAnsi="Times New Roman" w:eastAsia="Times New Roman" w:cs="Times New Roman"/>
+                <w:i w:val="false"/>
+                <w:b w:val="false"/>
+                <w:u w:val="none"/>
+                <w:strike w:val="false"/>
+                <w:sz w:val="18"/>
+                <w:szCs w:val="18"/>
+                <w:color w:val="000000"/>
+              </w:rPr>
+            </w:pPr>
+            <w:r>
+              <w:rPr>
+                <w:rFonts w:ascii="Times New Roman" w:hAnsi="Times New Roman" w:eastAsia="Times New Roman" w:cs="Times New Roman"/>
+                <w:i w:val="false"/>
+                <w:b w:val="false"/>
+                <w:u w:val="none"/>
+                <w:strike w:val="false"/>
+                <w:sz w:val="18"/>
+                <w:szCs w:val="18"/>
+                <w:color w:val="000000"/>
+              </w:rPr>
+              <w:t xml:space="preserve">0.844</w:t>
             </w:r>
           </w:p>
         </w:tc>
@@ -3380,7 +3380,7 @@
                 <w:szCs w:val="18"/>
                 <w:color w:val="000000"/>
               </w:rPr>
-              <w:t xml:space="preserve">247</w:t>
+              <w:t xml:space="preserve">219</w:t>
             </w:r>
           </w:p>
         </w:tc>
@@ -3435,7 +3435,7 @@
                 <w:szCs w:val="18"/>
                 <w:color w:val="000000"/>
               </w:rPr>
-              <w:t xml:space="preserve">91</w:t>
+              <w:t xml:space="preserve">74</w:t>
             </w:r>
           </w:p>
         </w:tc>
@@ -3825,7 +3825,7 @@
                 <w:szCs w:val="18"/>
                 <w:color w:val="000000"/>
               </w:rPr>
-              <w:t xml:space="preserve">188</w:t>
+              <w:t xml:space="preserve">160</w:t>
             </w:r>
           </w:p>
         </w:tc>
@@ -3880,117 +3880,117 @@
                 <w:szCs w:val="18"/>
                 <w:color w:val="000000"/>
               </w:rPr>
-              <w:t xml:space="preserve">66</w:t>
-            </w:r>
-          </w:p>
-        </w:tc>
-        <w:tc>
-          <w:tcPr>
-            <w:tcBorders>
-              <w:bottom w:val="none" w:sz="0" w:space="0" w:color="000000"/>
-              <w:top w:val="none" w:sz="0" w:space="0" w:color="000000"/>
-              <w:left w:val="none" w:sz="0" w:space="0" w:color="000000"/>
-              <w:right w:val="none" w:sz="0" w:space="0" w:color="000000"/>
-            </w:tcBorders>
-            <w:shd w:val="clear" w:color="auto" w:fill="FFFFFF"/>
-            <w:tcMar>
-              <w:top w:w="0" w:type="dxa"/>
-              <w:bottom w:w="0" w:type="dxa"/>
-              <w:left w:w="0" w:type="dxa"/>
-              <w:right w:w="0" w:type="dxa"/>
-            </w:tcMar>
-            <w:vAlign w:val="center"/>
-          </w:tcPr>
-          <w:p>
-            <w:pPr>
-              <w:pStyle w:val="Normal"/>
-              <w:jc w:val="left"/>
-              <w:pBdr>
-                <w:bottom w:val="none" w:sz="0" w:space="0" w:color="000000"/>
-                <w:top w:val="none" w:sz="0" w:space="0" w:color="000000"/>
-                <w:left w:val="none" w:sz="0" w:space="0" w:color="000000"/>
-                <w:right w:val="none" w:sz="0" w:space="0" w:color="000000"/>
-              </w:pBdr>
-              <w:spacing w:after="100" w:before="100" w:line="240"/>
-              <w:ind w:left="100" w:right="100" w:firstLine="0" w:firstLineChars="0"/>
-              <w:rPr>
-                <w:rFonts w:ascii="Times New Roman" w:hAnsi="Times New Roman" w:eastAsia="Times New Roman" w:cs="Times New Roman"/>
-                <w:i w:val="false"/>
-                <w:b w:val="false"/>
-                <w:u w:val="none"/>
-                <w:strike w:val="false"/>
-                <w:sz w:val="18"/>
-                <w:szCs w:val="18"/>
-                <w:color w:val="000000"/>
-              </w:rPr>
-            </w:pPr>
-            <w:r>
-              <w:rPr>
-                <w:rFonts w:ascii="Times New Roman" w:hAnsi="Times New Roman" w:eastAsia="Times New Roman" w:cs="Times New Roman"/>
-                <w:i w:val="false"/>
-                <w:b w:val="false"/>
-                <w:u w:val="none"/>
-                <w:strike w:val="false"/>
-                <w:sz w:val="18"/>
-                <w:szCs w:val="18"/>
-                <w:color w:val="000000"/>
-              </w:rPr>
-              <w:t xml:space="preserve">0.87 (0.63–1.20)</w:t>
-            </w:r>
-          </w:p>
-        </w:tc>
-        <w:tc>
-          <w:tcPr>
-            <w:tcBorders>
-              <w:bottom w:val="none" w:sz="0" w:space="0" w:color="000000"/>
-              <w:top w:val="none" w:sz="0" w:space="0" w:color="000000"/>
-              <w:left w:val="none" w:sz="0" w:space="0" w:color="000000"/>
-              <w:right w:val="none" w:sz="0" w:space="0" w:color="000000"/>
-            </w:tcBorders>
-            <w:shd w:val="clear" w:color="auto" w:fill="FFFFFF"/>
-            <w:tcMar>
-              <w:top w:w="0" w:type="dxa"/>
-              <w:bottom w:w="0" w:type="dxa"/>
-              <w:left w:w="0" w:type="dxa"/>
-              <w:right w:w="0" w:type="dxa"/>
-            </w:tcMar>
-            <w:vAlign w:val="center"/>
-          </w:tcPr>
-          <w:p>
-            <w:pPr>
-              <w:pStyle w:val="Normal"/>
-              <w:jc w:val="left"/>
-              <w:pBdr>
-                <w:bottom w:val="none" w:sz="0" w:space="0" w:color="000000"/>
-                <w:top w:val="none" w:sz="0" w:space="0" w:color="000000"/>
-                <w:left w:val="none" w:sz="0" w:space="0" w:color="000000"/>
-                <w:right w:val="none" w:sz="0" w:space="0" w:color="000000"/>
-              </w:pBdr>
-              <w:spacing w:after="100" w:before="100" w:line="240"/>
-              <w:ind w:left="100" w:right="100" w:firstLine="0" w:firstLineChars="0"/>
-              <w:rPr>
-                <w:rFonts w:ascii="Times New Roman" w:hAnsi="Times New Roman" w:eastAsia="Times New Roman" w:cs="Times New Roman"/>
-                <w:i w:val="false"/>
-                <w:b w:val="false"/>
-                <w:u w:val="none"/>
-                <w:strike w:val="false"/>
-                <w:sz w:val="18"/>
-                <w:szCs w:val="18"/>
-                <w:color w:val="000000"/>
-              </w:rPr>
-            </w:pPr>
-            <w:r>
-              <w:rPr>
-                <w:rFonts w:ascii="Times New Roman" w:hAnsi="Times New Roman" w:eastAsia="Times New Roman" w:cs="Times New Roman"/>
-                <w:i w:val="false"/>
-                <w:b w:val="false"/>
-                <w:u w:val="none"/>
-                <w:strike w:val="false"/>
-                <w:sz w:val="18"/>
-                <w:szCs w:val="18"/>
-                <w:color w:val="000000"/>
-              </w:rPr>
-              <w:t xml:space="preserve">0.397</w:t>
+              <w:t xml:space="preserve">48</w:t>
+            </w:r>
+          </w:p>
+        </w:tc>
+        <w:tc>
+          <w:tcPr>
+            <w:tcBorders>
+              <w:bottom w:val="none" w:sz="0" w:space="0" w:color="000000"/>
+              <w:top w:val="none" w:sz="0" w:space="0" w:color="000000"/>
+              <w:left w:val="none" w:sz="0" w:space="0" w:color="000000"/>
+              <w:right w:val="none" w:sz="0" w:space="0" w:color="000000"/>
+            </w:tcBorders>
+            <w:shd w:val="clear" w:color="auto" w:fill="FFFFFF"/>
+            <w:tcMar>
+              <w:top w:w="0" w:type="dxa"/>
+              <w:bottom w:w="0" w:type="dxa"/>
+              <w:left w:w="0" w:type="dxa"/>
+              <w:right w:w="0" w:type="dxa"/>
+            </w:tcMar>
+            <w:vAlign w:val="center"/>
+          </w:tcPr>
+          <w:p>
+            <w:pPr>
+              <w:pStyle w:val="Normal"/>
+              <w:jc w:val="left"/>
+              <w:pBdr>
+                <w:bottom w:val="none" w:sz="0" w:space="0" w:color="000000"/>
+                <w:top w:val="none" w:sz="0" w:space="0" w:color="000000"/>
+                <w:left w:val="none" w:sz="0" w:space="0" w:color="000000"/>
+                <w:right w:val="none" w:sz="0" w:space="0" w:color="000000"/>
+              </w:pBdr>
+              <w:spacing w:after="100" w:before="100" w:line="240"/>
+              <w:ind w:left="100" w:right="100" w:firstLine="0" w:firstLineChars="0"/>
+              <w:rPr>
+                <w:rFonts w:ascii="Times New Roman" w:hAnsi="Times New Roman" w:eastAsia="Times New Roman" w:cs="Times New Roman"/>
+                <w:i w:val="false"/>
+                <w:b w:val="false"/>
+                <w:u w:val="none"/>
+                <w:strike w:val="false"/>
+                <w:sz w:val="18"/>
+                <w:szCs w:val="18"/>
+                <w:color w:val="000000"/>
+              </w:rPr>
+            </w:pPr>
+            <w:r>
+              <w:rPr>
+                <w:rFonts w:ascii="Times New Roman" w:hAnsi="Times New Roman" w:eastAsia="Times New Roman" w:cs="Times New Roman"/>
+                <w:i w:val="false"/>
+                <w:b w:val="false"/>
+                <w:u w:val="none"/>
+                <w:strike w:val="false"/>
+                <w:sz w:val="18"/>
+                <w:szCs w:val="18"/>
+                <w:color w:val="000000"/>
+              </w:rPr>
+              <w:t xml:space="preserve">0.84 (0.59–1.21)</w:t>
+            </w:r>
+          </w:p>
+        </w:tc>
+        <w:tc>
+          <w:tcPr>
+            <w:tcBorders>
+              <w:bottom w:val="none" w:sz="0" w:space="0" w:color="000000"/>
+              <w:top w:val="none" w:sz="0" w:space="0" w:color="000000"/>
+              <w:left w:val="none" w:sz="0" w:space="0" w:color="000000"/>
+              <w:right w:val="none" w:sz="0" w:space="0" w:color="000000"/>
+            </w:tcBorders>
+            <w:shd w:val="clear" w:color="auto" w:fill="FFFFFF"/>
+            <w:tcMar>
+              <w:top w:w="0" w:type="dxa"/>
+              <w:bottom w:w="0" w:type="dxa"/>
+              <w:left w:w="0" w:type="dxa"/>
+              <w:right w:w="0" w:type="dxa"/>
+            </w:tcMar>
+            <w:vAlign w:val="center"/>
+          </w:tcPr>
+          <w:p>
+            <w:pPr>
+              <w:pStyle w:val="Normal"/>
+              <w:jc w:val="left"/>
+              <w:pBdr>
+                <w:bottom w:val="none" w:sz="0" w:space="0" w:color="000000"/>
+                <w:top w:val="none" w:sz="0" w:space="0" w:color="000000"/>
+                <w:left w:val="none" w:sz="0" w:space="0" w:color="000000"/>
+                <w:right w:val="none" w:sz="0" w:space="0" w:color="000000"/>
+              </w:pBdr>
+              <w:spacing w:after="100" w:before="100" w:line="240"/>
+              <w:ind w:left="100" w:right="100" w:firstLine="0" w:firstLineChars="0"/>
+              <w:rPr>
+                <w:rFonts w:ascii="Times New Roman" w:hAnsi="Times New Roman" w:eastAsia="Times New Roman" w:cs="Times New Roman"/>
+                <w:i w:val="false"/>
+                <w:b w:val="false"/>
+                <w:u w:val="none"/>
+                <w:strike w:val="false"/>
+                <w:sz w:val="18"/>
+                <w:szCs w:val="18"/>
+                <w:color w:val="000000"/>
+              </w:rPr>
+            </w:pPr>
+            <w:r>
+              <w:rPr>
+                <w:rFonts w:ascii="Times New Roman" w:hAnsi="Times New Roman" w:eastAsia="Times New Roman" w:cs="Times New Roman"/>
+                <w:i w:val="false"/>
+                <w:b w:val="false"/>
+                <w:u w:val="none"/>
+                <w:strike w:val="false"/>
+                <w:sz w:val="18"/>
+                <w:szCs w:val="18"/>
+                <w:color w:val="000000"/>
+              </w:rPr>
+              <w:t xml:space="preserve">0.359</w:t>
             </w:r>
           </w:p>
         </w:tc>
@@ -4715,7 +4715,7 @@
                 <w:szCs w:val="18"/>
                 <w:color w:val="000000"/>
               </w:rPr>
-              <w:t xml:space="preserve">230</w:t>
+              <w:t xml:space="preserve">174</w:t>
             </w:r>
           </w:p>
         </w:tc>
@@ -4770,7 +4770,7 @@
                 <w:szCs w:val="18"/>
                 <w:color w:val="000000"/>
               </w:rPr>
-              <w:t xml:space="preserve">110</w:t>
+              <w:t xml:space="preserve">75</w:t>
             </w:r>
           </w:p>
         </w:tc>
@@ -4825,7 +4825,7 @@
                 <w:szCs w:val="18"/>
                 <w:color w:val="000000"/>
               </w:rPr>
-              <w:t xml:space="preserve">2.63 (1.86–3.72)</w:t>
+              <w:t xml:space="preserve">2.07 (1.43–3.00)</w:t>
             </w:r>
           </w:p>
         </w:tc>

--- a/output/tables/GEO/GSE39582/GSE39582_cox_RFS_pMMR.docx
+++ b/output/tables/GEO/GSE39582/GSE39582_cox_RFS_pMMR.docx
@@ -1766,6 +1766,2676 @@
                 <w:color w:val="000000"/>
               </w:rPr>
               <w:t xml:space="preserve">0.021</w:t>
+            </w:r>
+          </w:p>
+        </w:tc>
+        <w:tc>
+          <w:tcPr>
+            <w:tcBorders>
+              <w:bottom w:val="none" w:sz="0" w:space="0" w:color="000000"/>
+              <w:top w:val="none" w:sz="0" w:space="0" w:color="000000"/>
+              <w:left w:val="none" w:sz="0" w:space="0" w:color="000000"/>
+              <w:right w:val="none" w:sz="0" w:space="0" w:color="000000"/>
+            </w:tcBorders>
+            <w:shd w:val="clear" w:color="auto" w:fill="FFFFFF"/>
+            <w:tcMar>
+              <w:top w:w="0" w:type="dxa"/>
+              <w:bottom w:w="0" w:type="dxa"/>
+              <w:left w:w="0" w:type="dxa"/>
+              <w:right w:w="0" w:type="dxa"/>
+            </w:tcMar>
+            <w:vAlign w:val="center"/>
+          </w:tcPr>
+          <w:p>
+            <w:pPr>
+              <w:pStyle w:val="Normal"/>
+              <w:jc w:val="left"/>
+              <w:pBdr>
+                <w:bottom w:val="none" w:sz="0" w:space="0" w:color="000000"/>
+                <w:top w:val="none" w:sz="0" w:space="0" w:color="000000"/>
+                <w:left w:val="none" w:sz="0" w:space="0" w:color="000000"/>
+                <w:right w:val="none" w:sz="0" w:space="0" w:color="000000"/>
+              </w:pBdr>
+              <w:spacing w:after="100" w:before="100" w:line="240"/>
+              <w:ind w:left="100" w:right="100" w:firstLine="0" w:firstLineChars="0"/>
+              <w:rPr>
+                <w:rFonts w:ascii="Times New Roman" w:hAnsi="Times New Roman" w:eastAsia="Times New Roman" w:cs="Times New Roman"/>
+                <w:i w:val="false"/>
+                <w:b w:val="false"/>
+                <w:u w:val="none"/>
+                <w:strike w:val="false"/>
+                <w:sz w:val="18"/>
+                <w:szCs w:val="18"/>
+                <w:color w:val="000000"/>
+              </w:rPr>
+            </w:pPr>
+            <w:r>
+              <w:rPr>
+                <w:rFonts w:ascii="Times New Roman" w:hAnsi="Times New Roman" w:eastAsia="Times New Roman" w:cs="Times New Roman"/>
+                <w:i w:val="false"/>
+                <w:b w:val="false"/>
+                <w:u w:val="none"/>
+                <w:strike w:val="false"/>
+                <w:sz w:val="18"/>
+                <w:szCs w:val="18"/>
+                <w:color w:val="000000"/>
+              </w:rPr>
+              <w:t xml:space="preserve"/>
+            </w:r>
+          </w:p>
+        </w:tc>
+      </w:tr>
+      <w:tr>
+        <w:trPr>
+          <w:trHeight w:val="560" w:hRule="auto"/>
+        </w:trPr>
+        <w:tc>
+          <w:tcPr>
+            <w:tcBorders>
+              <w:bottom w:val="none" w:sz="0" w:space="0" w:color="000000"/>
+              <w:top w:val="none" w:sz="0" w:space="0" w:color="000000"/>
+              <w:left w:val="none" w:sz="0" w:space="0" w:color="000000"/>
+              <w:right w:val="none" w:sz="0" w:space="0" w:color="000000"/>
+            </w:tcBorders>
+            <w:shd w:val="clear" w:color="auto" w:fill="FFFFFF"/>
+            <w:tcMar>
+              <w:top w:w="0" w:type="dxa"/>
+              <w:bottom w:w="0" w:type="dxa"/>
+              <w:left w:w="0" w:type="dxa"/>
+              <w:right w:w="0" w:type="dxa"/>
+            </w:tcMar>
+            <w:vAlign w:val="center"/>
+          </w:tcPr>
+          <w:p>
+            <w:pPr>
+              <w:pStyle w:val="Normal"/>
+              <w:jc w:val="left"/>
+              <w:pBdr>
+                <w:bottom w:val="none" w:sz="0" w:space="0" w:color="000000"/>
+                <w:top w:val="none" w:sz="0" w:space="0" w:color="000000"/>
+                <w:left w:val="none" w:sz="0" w:space="0" w:color="000000"/>
+                <w:right w:val="none" w:sz="0" w:space="0" w:color="000000"/>
+              </w:pBdr>
+              <w:spacing w:after="100" w:before="100" w:line="240"/>
+              <w:ind w:left="100" w:right="100" w:firstLine="0" w:firstLineChars="0"/>
+              <w:rPr>
+                <w:rFonts w:ascii="Times New Roman" w:hAnsi="Times New Roman" w:eastAsia="Times New Roman" w:cs="Times New Roman"/>
+                <w:i w:val="false"/>
+                <w:b w:val="false"/>
+                <w:u w:val="none"/>
+                <w:strike w:val="false"/>
+                <w:sz w:val="18"/>
+                <w:szCs w:val="18"/>
+                <w:color w:val="000000"/>
+              </w:rPr>
+            </w:pPr>
+            <w:r>
+              <w:rPr>
+                <w:rFonts w:ascii="Times New Roman" w:hAnsi="Times New Roman" w:eastAsia="Times New Roman" w:cs="Times New Roman"/>
+                <w:i w:val="false"/>
+                <w:b w:val="false"/>
+                <w:u w:val="none"/>
+                <w:strike w:val="false"/>
+                <w:sz w:val="18"/>
+                <w:szCs w:val="18"/>
+                <w:color w:val="000000"/>
+              </w:rPr>
+              <w:t xml:space="preserve">Univariable</w:t>
+            </w:r>
+          </w:p>
+        </w:tc>
+        <w:tc>
+          <w:tcPr>
+            <w:tcBorders>
+              <w:bottom w:val="none" w:sz="0" w:space="0" w:color="000000"/>
+              <w:top w:val="none" w:sz="0" w:space="0" w:color="000000"/>
+              <w:left w:val="none" w:sz="0" w:space="0" w:color="000000"/>
+              <w:right w:val="none" w:sz="0" w:space="0" w:color="000000"/>
+            </w:tcBorders>
+            <w:shd w:val="clear" w:color="auto" w:fill="FFFFFF"/>
+            <w:tcMar>
+              <w:top w:w="0" w:type="dxa"/>
+              <w:bottom w:w="0" w:type="dxa"/>
+              <w:left w:w="0" w:type="dxa"/>
+              <w:right w:w="0" w:type="dxa"/>
+            </w:tcMar>
+            <w:vAlign w:val="center"/>
+          </w:tcPr>
+          <w:p>
+            <w:pPr>
+              <w:pStyle w:val="Normal"/>
+              <w:jc w:val="left"/>
+              <w:pBdr>
+                <w:bottom w:val="none" w:sz="0" w:space="0" w:color="000000"/>
+                <w:top w:val="none" w:sz="0" w:space="0" w:color="000000"/>
+                <w:left w:val="none" w:sz="0" w:space="0" w:color="000000"/>
+                <w:right w:val="none" w:sz="0" w:space="0" w:color="000000"/>
+              </w:pBdr>
+              <w:spacing w:after="100" w:before="100" w:line="240"/>
+              <w:ind w:left="100" w:right="100" w:firstLine="0" w:firstLineChars="0"/>
+              <w:rPr>
+                <w:rFonts w:ascii="Times New Roman" w:hAnsi="Times New Roman" w:eastAsia="Times New Roman" w:cs="Times New Roman"/>
+                <w:i w:val="false"/>
+                <w:b w:val="false"/>
+                <w:u w:val="none"/>
+                <w:strike w:val="false"/>
+                <w:sz w:val="18"/>
+                <w:szCs w:val="18"/>
+                <w:color w:val="000000"/>
+              </w:rPr>
+            </w:pPr>
+            <w:r>
+              <w:rPr>
+                <w:rFonts w:ascii="Times New Roman" w:hAnsi="Times New Roman" w:eastAsia="Times New Roman" w:cs="Times New Roman"/>
+                <w:i w:val="false"/>
+                <w:b w:val="false"/>
+                <w:u w:val="none"/>
+                <w:strike w:val="false"/>
+                <w:sz w:val="18"/>
+                <w:szCs w:val="18"/>
+                <w:color w:val="000000"/>
+              </w:rPr>
+              <w:t xml:space="preserve">Age group, years</w:t>
+            </w:r>
+          </w:p>
+        </w:tc>
+        <w:tc>
+          <w:tcPr>
+            <w:tcBorders>
+              <w:bottom w:val="none" w:sz="0" w:space="0" w:color="000000"/>
+              <w:top w:val="none" w:sz="0" w:space="0" w:color="000000"/>
+              <w:left w:val="none" w:sz="0" w:space="0" w:color="000000"/>
+              <w:right w:val="none" w:sz="0" w:space="0" w:color="000000"/>
+            </w:tcBorders>
+            <w:shd w:val="clear" w:color="auto" w:fill="FFFFFF"/>
+            <w:tcMar>
+              <w:top w:w="0" w:type="dxa"/>
+              <w:bottom w:w="0" w:type="dxa"/>
+              <w:left w:w="0" w:type="dxa"/>
+              <w:right w:w="0" w:type="dxa"/>
+            </w:tcMar>
+            <w:vAlign w:val="center"/>
+          </w:tcPr>
+          <w:p>
+            <w:pPr>
+              <w:pStyle w:val="Normal"/>
+              <w:jc w:val="left"/>
+              <w:pBdr>
+                <w:bottom w:val="none" w:sz="0" w:space="0" w:color="000000"/>
+                <w:top w:val="none" w:sz="0" w:space="0" w:color="000000"/>
+                <w:left w:val="none" w:sz="0" w:space="0" w:color="000000"/>
+                <w:right w:val="none" w:sz="0" w:space="0" w:color="000000"/>
+              </w:pBdr>
+              <w:spacing w:after="100" w:before="100" w:line="240"/>
+              <w:ind w:left="100" w:right="100" w:firstLine="0" w:firstLineChars="0"/>
+              <w:rPr>
+                <w:rFonts w:ascii="Times New Roman" w:hAnsi="Times New Roman" w:eastAsia="Times New Roman" w:cs="Times New Roman"/>
+                <w:i w:val="false"/>
+                <w:b w:val="false"/>
+                <w:u w:val="none"/>
+                <w:strike w:val="false"/>
+                <w:sz w:val="18"/>
+                <w:szCs w:val="18"/>
+                <w:color w:val="000000"/>
+              </w:rPr>
+            </w:pPr>
+            <w:r>
+              <w:rPr>
+                <w:rFonts w:ascii="Times New Roman" w:hAnsi="Times New Roman" w:eastAsia="Times New Roman" w:cs="Times New Roman"/>
+                <w:i w:val="false"/>
+                <w:b w:val="false"/>
+                <w:u w:val="none"/>
+                <w:strike w:val="false"/>
+                <w:sz w:val="18"/>
+                <w:szCs w:val="18"/>
+                <w:color w:val="000000"/>
+              </w:rPr>
+              <w:t xml:space="preserve">≤65 (ref)</w:t>
+            </w:r>
+          </w:p>
+        </w:tc>
+        <w:tc>
+          <w:tcPr>
+            <w:tcBorders>
+              <w:bottom w:val="none" w:sz="0" w:space="0" w:color="000000"/>
+              <w:top w:val="none" w:sz="0" w:space="0" w:color="000000"/>
+              <w:left w:val="none" w:sz="0" w:space="0" w:color="000000"/>
+              <w:right w:val="none" w:sz="0" w:space="0" w:color="000000"/>
+            </w:tcBorders>
+            <w:shd w:val="clear" w:color="auto" w:fill="FFFFFF"/>
+            <w:tcMar>
+              <w:top w:w="0" w:type="dxa"/>
+              <w:bottom w:w="0" w:type="dxa"/>
+              <w:left w:w="0" w:type="dxa"/>
+              <w:right w:w="0" w:type="dxa"/>
+            </w:tcMar>
+            <w:vAlign w:val="center"/>
+          </w:tcPr>
+          <w:p>
+            <w:pPr>
+              <w:pStyle w:val="Normal"/>
+              <w:jc w:val="right"/>
+              <w:pBdr>
+                <w:bottom w:val="none" w:sz="0" w:space="0" w:color="000000"/>
+                <w:top w:val="none" w:sz="0" w:space="0" w:color="000000"/>
+                <w:left w:val="none" w:sz="0" w:space="0" w:color="000000"/>
+                <w:right w:val="none" w:sz="0" w:space="0" w:color="000000"/>
+              </w:pBdr>
+              <w:spacing w:after="100" w:before="100" w:line="240"/>
+              <w:ind w:left="100" w:right="100" w:firstLine="0" w:firstLineChars="0"/>
+              <w:rPr>
+                <w:rFonts w:ascii="Times New Roman" w:hAnsi="Times New Roman" w:eastAsia="Times New Roman" w:cs="Times New Roman"/>
+                <w:i w:val="false"/>
+                <w:b w:val="false"/>
+                <w:u w:val="none"/>
+                <w:strike w:val="false"/>
+                <w:sz w:val="18"/>
+                <w:szCs w:val="18"/>
+                <w:color w:val="000000"/>
+              </w:rPr>
+            </w:pPr>
+            <w:r>
+              <w:rPr>
+                <w:rFonts w:ascii="Times New Roman" w:hAnsi="Times New Roman" w:eastAsia="Times New Roman" w:cs="Times New Roman"/>
+                <w:i w:val="false"/>
+                <w:b w:val="false"/>
+                <w:u w:val="none"/>
+                <w:strike w:val="false"/>
+                <w:sz w:val="18"/>
+                <w:szCs w:val="18"/>
+                <w:color w:val="000000"/>
+              </w:rPr>
+              <w:t xml:space="preserve">151</w:t>
+            </w:r>
+          </w:p>
+        </w:tc>
+        <w:tc>
+          <w:tcPr>
+            <w:tcBorders>
+              <w:bottom w:val="none" w:sz="0" w:space="0" w:color="000000"/>
+              <w:top w:val="none" w:sz="0" w:space="0" w:color="000000"/>
+              <w:left w:val="none" w:sz="0" w:space="0" w:color="000000"/>
+              <w:right w:val="none" w:sz="0" w:space="0" w:color="000000"/>
+            </w:tcBorders>
+            <w:shd w:val="clear" w:color="auto" w:fill="FFFFFF"/>
+            <w:tcMar>
+              <w:top w:w="0" w:type="dxa"/>
+              <w:bottom w:w="0" w:type="dxa"/>
+              <w:left w:w="0" w:type="dxa"/>
+              <w:right w:w="0" w:type="dxa"/>
+            </w:tcMar>
+            <w:vAlign w:val="center"/>
+          </w:tcPr>
+          <w:p>
+            <w:pPr>
+              <w:pStyle w:val="Normal"/>
+              <w:jc w:val="right"/>
+              <w:pBdr>
+                <w:bottom w:val="none" w:sz="0" w:space="0" w:color="000000"/>
+                <w:top w:val="none" w:sz="0" w:space="0" w:color="000000"/>
+                <w:left w:val="none" w:sz="0" w:space="0" w:color="000000"/>
+                <w:right w:val="none" w:sz="0" w:space="0" w:color="000000"/>
+              </w:pBdr>
+              <w:spacing w:after="100" w:before="100" w:line="240"/>
+              <w:ind w:left="100" w:right="100" w:firstLine="0" w:firstLineChars="0"/>
+              <w:rPr>
+                <w:rFonts w:ascii="Times New Roman" w:hAnsi="Times New Roman" w:eastAsia="Times New Roman" w:cs="Times New Roman"/>
+                <w:i w:val="false"/>
+                <w:b w:val="false"/>
+                <w:u w:val="none"/>
+                <w:strike w:val="false"/>
+                <w:sz w:val="18"/>
+                <w:szCs w:val="18"/>
+                <w:color w:val="000000"/>
+              </w:rPr>
+            </w:pPr>
+            <w:r>
+              <w:rPr>
+                <w:rFonts w:ascii="Times New Roman" w:hAnsi="Times New Roman" w:eastAsia="Times New Roman" w:cs="Times New Roman"/>
+                <w:i w:val="false"/>
+                <w:b w:val="false"/>
+                <w:u w:val="none"/>
+                <w:strike w:val="false"/>
+                <w:sz w:val="18"/>
+                <w:szCs w:val="18"/>
+                <w:color w:val="000000"/>
+              </w:rPr>
+              <w:t xml:space="preserve">51</w:t>
+            </w:r>
+          </w:p>
+        </w:tc>
+        <w:tc>
+          <w:tcPr>
+            <w:tcBorders>
+              <w:bottom w:val="none" w:sz="0" w:space="0" w:color="000000"/>
+              <w:top w:val="none" w:sz="0" w:space="0" w:color="000000"/>
+              <w:left w:val="none" w:sz="0" w:space="0" w:color="000000"/>
+              <w:right w:val="none" w:sz="0" w:space="0" w:color="000000"/>
+            </w:tcBorders>
+            <w:shd w:val="clear" w:color="auto" w:fill="FFFFFF"/>
+            <w:tcMar>
+              <w:top w:w="0" w:type="dxa"/>
+              <w:bottom w:w="0" w:type="dxa"/>
+              <w:left w:w="0" w:type="dxa"/>
+              <w:right w:w="0" w:type="dxa"/>
+            </w:tcMar>
+            <w:vAlign w:val="center"/>
+          </w:tcPr>
+          <w:p>
+            <w:pPr>
+              <w:pStyle w:val="Normal"/>
+              <w:jc w:val="left"/>
+              <w:pBdr>
+                <w:bottom w:val="none" w:sz="0" w:space="0" w:color="000000"/>
+                <w:top w:val="none" w:sz="0" w:space="0" w:color="000000"/>
+                <w:left w:val="none" w:sz="0" w:space="0" w:color="000000"/>
+                <w:right w:val="none" w:sz="0" w:space="0" w:color="000000"/>
+              </w:pBdr>
+              <w:spacing w:after="100" w:before="100" w:line="240"/>
+              <w:ind w:left="100" w:right="100" w:firstLine="0" w:firstLineChars="0"/>
+              <w:rPr>
+                <w:rFonts w:ascii="Times New Roman" w:hAnsi="Times New Roman" w:eastAsia="Times New Roman" w:cs="Times New Roman"/>
+                <w:i w:val="false"/>
+                <w:b w:val="false"/>
+                <w:u w:val="none"/>
+                <w:strike w:val="false"/>
+                <w:sz w:val="18"/>
+                <w:szCs w:val="18"/>
+                <w:color w:val="000000"/>
+              </w:rPr>
+            </w:pPr>
+            <w:r>
+              <w:rPr>
+                <w:rFonts w:ascii="Times New Roman" w:hAnsi="Times New Roman" w:eastAsia="Times New Roman" w:cs="Times New Roman"/>
+                <w:i w:val="false"/>
+                <w:b w:val="false"/>
+                <w:u w:val="none"/>
+                <w:strike w:val="false"/>
+                <w:sz w:val="18"/>
+                <w:szCs w:val="18"/>
+                <w:color w:val="000000"/>
+              </w:rPr>
+              <w:t xml:space="preserve">Reference</w:t>
+            </w:r>
+          </w:p>
+        </w:tc>
+        <w:tc>
+          <w:tcPr>
+            <w:tcBorders>
+              <w:bottom w:val="none" w:sz="0" w:space="0" w:color="000000"/>
+              <w:top w:val="none" w:sz="0" w:space="0" w:color="000000"/>
+              <w:left w:val="none" w:sz="0" w:space="0" w:color="000000"/>
+              <w:right w:val="none" w:sz="0" w:space="0" w:color="000000"/>
+            </w:tcBorders>
+            <w:shd w:val="clear" w:color="auto" w:fill="FFFFFF"/>
+            <w:tcMar>
+              <w:top w:w="0" w:type="dxa"/>
+              <w:bottom w:w="0" w:type="dxa"/>
+              <w:left w:w="0" w:type="dxa"/>
+              <w:right w:w="0" w:type="dxa"/>
+            </w:tcMar>
+            <w:vAlign w:val="center"/>
+          </w:tcPr>
+          <w:p>
+            <w:pPr>
+              <w:pStyle w:val="Normal"/>
+              <w:jc w:val="left"/>
+              <w:pBdr>
+                <w:bottom w:val="none" w:sz="0" w:space="0" w:color="000000"/>
+                <w:top w:val="none" w:sz="0" w:space="0" w:color="000000"/>
+                <w:left w:val="none" w:sz="0" w:space="0" w:color="000000"/>
+                <w:right w:val="none" w:sz="0" w:space="0" w:color="000000"/>
+              </w:pBdr>
+              <w:spacing w:after="100" w:before="100" w:line="240"/>
+              <w:ind w:left="100" w:right="100" w:firstLine="0" w:firstLineChars="0"/>
+              <w:rPr>
+                <w:rFonts w:ascii="Times New Roman" w:hAnsi="Times New Roman" w:eastAsia="Times New Roman" w:cs="Times New Roman"/>
+                <w:i w:val="false"/>
+                <w:b w:val="false"/>
+                <w:u w:val="none"/>
+                <w:strike w:val="false"/>
+                <w:sz w:val="18"/>
+                <w:szCs w:val="18"/>
+                <w:color w:val="000000"/>
+              </w:rPr>
+            </w:pPr>
+            <w:r>
+              <w:rPr>
+                <w:rFonts w:ascii="Times New Roman" w:hAnsi="Times New Roman" w:eastAsia="Times New Roman" w:cs="Times New Roman"/>
+                <w:i w:val="false"/>
+                <w:b w:val="false"/>
+                <w:u w:val="none"/>
+                <w:strike w:val="false"/>
+                <w:sz w:val="18"/>
+                <w:szCs w:val="18"/>
+                <w:color w:val="000000"/>
+              </w:rPr>
+              <w:t xml:space="preserve"/>
+            </w:r>
+          </w:p>
+        </w:tc>
+        <w:tc>
+          <w:tcPr>
+            <w:tcBorders>
+              <w:bottom w:val="none" w:sz="0" w:space="0" w:color="000000"/>
+              <w:top w:val="none" w:sz="0" w:space="0" w:color="000000"/>
+              <w:left w:val="none" w:sz="0" w:space="0" w:color="000000"/>
+              <w:right w:val="none" w:sz="0" w:space="0" w:color="000000"/>
+            </w:tcBorders>
+            <w:shd w:val="clear" w:color="auto" w:fill="FFFFFF"/>
+            <w:tcMar>
+              <w:top w:w="0" w:type="dxa"/>
+              <w:bottom w:w="0" w:type="dxa"/>
+              <w:left w:w="0" w:type="dxa"/>
+              <w:right w:w="0" w:type="dxa"/>
+            </w:tcMar>
+            <w:vAlign w:val="center"/>
+          </w:tcPr>
+          <w:p>
+            <w:pPr>
+              <w:pStyle w:val="Normal"/>
+              <w:jc w:val="left"/>
+              <w:pBdr>
+                <w:bottom w:val="none" w:sz="0" w:space="0" w:color="000000"/>
+                <w:top w:val="none" w:sz="0" w:space="0" w:color="000000"/>
+                <w:left w:val="none" w:sz="0" w:space="0" w:color="000000"/>
+                <w:right w:val="none" w:sz="0" w:space="0" w:color="000000"/>
+              </w:pBdr>
+              <w:spacing w:after="100" w:before="100" w:line="240"/>
+              <w:ind w:left="100" w:right="100" w:firstLine="0" w:firstLineChars="0"/>
+              <w:rPr>
+                <w:rFonts w:ascii="Times New Roman" w:hAnsi="Times New Roman" w:eastAsia="Times New Roman" w:cs="Times New Roman"/>
+                <w:i w:val="false"/>
+                <w:b w:val="false"/>
+                <w:u w:val="none"/>
+                <w:strike w:val="false"/>
+                <w:sz w:val="18"/>
+                <w:szCs w:val="18"/>
+                <w:color w:val="000000"/>
+              </w:rPr>
+            </w:pPr>
+            <w:r>
+              <w:rPr>
+                <w:rFonts w:ascii="Times New Roman" w:hAnsi="Times New Roman" w:eastAsia="Times New Roman" w:cs="Times New Roman"/>
+                <w:i w:val="false"/>
+                <w:b w:val="false"/>
+                <w:u w:val="none"/>
+                <w:strike w:val="false"/>
+                <w:sz w:val="18"/>
+                <w:szCs w:val="18"/>
+                <w:color w:val="000000"/>
+              </w:rPr>
+              <w:t xml:space="preserve"/>
+            </w:r>
+          </w:p>
+        </w:tc>
+      </w:tr>
+      <w:tr>
+        <w:trPr>
+          <w:trHeight w:val="560" w:hRule="auto"/>
+        </w:trPr>
+        <w:tc>
+          <w:tcPr>
+            <w:tcBorders>
+              <w:bottom w:val="none" w:sz="0" w:space="0" w:color="000000"/>
+              <w:top w:val="none" w:sz="0" w:space="0" w:color="000000"/>
+              <w:left w:val="none" w:sz="0" w:space="0" w:color="000000"/>
+              <w:right w:val="none" w:sz="0" w:space="0" w:color="000000"/>
+            </w:tcBorders>
+            <w:shd w:val="clear" w:color="auto" w:fill="FFFFFF"/>
+            <w:tcMar>
+              <w:top w:w="0" w:type="dxa"/>
+              <w:bottom w:w="0" w:type="dxa"/>
+              <w:left w:w="0" w:type="dxa"/>
+              <w:right w:w="0" w:type="dxa"/>
+            </w:tcMar>
+            <w:vAlign w:val="center"/>
+          </w:tcPr>
+          <w:p>
+            <w:pPr>
+              <w:pStyle w:val="Normal"/>
+              <w:jc w:val="left"/>
+              <w:pBdr>
+                <w:bottom w:val="none" w:sz="0" w:space="0" w:color="000000"/>
+                <w:top w:val="none" w:sz="0" w:space="0" w:color="000000"/>
+                <w:left w:val="none" w:sz="0" w:space="0" w:color="000000"/>
+                <w:right w:val="none" w:sz="0" w:space="0" w:color="000000"/>
+              </w:pBdr>
+              <w:spacing w:after="100" w:before="100" w:line="240"/>
+              <w:ind w:left="100" w:right="100" w:firstLine="0" w:firstLineChars="0"/>
+              <w:rPr>
+                <w:rFonts w:ascii="Times New Roman" w:hAnsi="Times New Roman" w:eastAsia="Times New Roman" w:cs="Times New Roman"/>
+                <w:i w:val="false"/>
+                <w:b w:val="false"/>
+                <w:u w:val="none"/>
+                <w:strike w:val="false"/>
+                <w:sz w:val="18"/>
+                <w:szCs w:val="18"/>
+                <w:color w:val="000000"/>
+              </w:rPr>
+            </w:pPr>
+            <w:r>
+              <w:rPr>
+                <w:rFonts w:ascii="Times New Roman" w:hAnsi="Times New Roman" w:eastAsia="Times New Roman" w:cs="Times New Roman"/>
+                <w:i w:val="false"/>
+                <w:b w:val="false"/>
+                <w:u w:val="none"/>
+                <w:strike w:val="false"/>
+                <w:sz w:val="18"/>
+                <w:szCs w:val="18"/>
+                <w:color w:val="000000"/>
+              </w:rPr>
+              <w:t xml:space="preserve">Univariable</w:t>
+            </w:r>
+          </w:p>
+        </w:tc>
+        <w:tc>
+          <w:tcPr>
+            <w:tcBorders>
+              <w:bottom w:val="none" w:sz="0" w:space="0" w:color="000000"/>
+              <w:top w:val="none" w:sz="0" w:space="0" w:color="000000"/>
+              <w:left w:val="none" w:sz="0" w:space="0" w:color="000000"/>
+              <w:right w:val="none" w:sz="0" w:space="0" w:color="000000"/>
+            </w:tcBorders>
+            <w:shd w:val="clear" w:color="auto" w:fill="FFFFFF"/>
+            <w:tcMar>
+              <w:top w:w="0" w:type="dxa"/>
+              <w:bottom w:w="0" w:type="dxa"/>
+              <w:left w:w="0" w:type="dxa"/>
+              <w:right w:w="0" w:type="dxa"/>
+            </w:tcMar>
+            <w:vAlign w:val="center"/>
+          </w:tcPr>
+          <w:p>
+            <w:pPr>
+              <w:pStyle w:val="Normal"/>
+              <w:jc w:val="left"/>
+              <w:pBdr>
+                <w:bottom w:val="none" w:sz="0" w:space="0" w:color="000000"/>
+                <w:top w:val="none" w:sz="0" w:space="0" w:color="000000"/>
+                <w:left w:val="none" w:sz="0" w:space="0" w:color="000000"/>
+                <w:right w:val="none" w:sz="0" w:space="0" w:color="000000"/>
+              </w:pBdr>
+              <w:spacing w:after="100" w:before="100" w:line="240"/>
+              <w:ind w:left="100" w:right="100" w:firstLine="0" w:firstLineChars="0"/>
+              <w:rPr>
+                <w:rFonts w:ascii="Times New Roman" w:hAnsi="Times New Roman" w:eastAsia="Times New Roman" w:cs="Times New Roman"/>
+                <w:i w:val="false"/>
+                <w:b w:val="false"/>
+                <w:u w:val="none"/>
+                <w:strike w:val="false"/>
+                <w:sz w:val="18"/>
+                <w:szCs w:val="18"/>
+                <w:color w:val="000000"/>
+              </w:rPr>
+            </w:pPr>
+            <w:r>
+              <w:rPr>
+                <w:rFonts w:ascii="Times New Roman" w:hAnsi="Times New Roman" w:eastAsia="Times New Roman" w:cs="Times New Roman"/>
+                <w:i w:val="false"/>
+                <w:b w:val="false"/>
+                <w:u w:val="none"/>
+                <w:strike w:val="false"/>
+                <w:sz w:val="18"/>
+                <w:szCs w:val="18"/>
+                <w:color w:val="000000"/>
+              </w:rPr>
+              <w:t xml:space="preserve"/>
+            </w:r>
+          </w:p>
+        </w:tc>
+        <w:tc>
+          <w:tcPr>
+            <w:tcBorders>
+              <w:bottom w:val="none" w:sz="0" w:space="0" w:color="000000"/>
+              <w:top w:val="none" w:sz="0" w:space="0" w:color="000000"/>
+              <w:left w:val="none" w:sz="0" w:space="0" w:color="000000"/>
+              <w:right w:val="none" w:sz="0" w:space="0" w:color="000000"/>
+            </w:tcBorders>
+            <w:shd w:val="clear" w:color="auto" w:fill="FFFFFF"/>
+            <w:tcMar>
+              <w:top w:w="0" w:type="dxa"/>
+              <w:bottom w:w="0" w:type="dxa"/>
+              <w:left w:w="0" w:type="dxa"/>
+              <w:right w:w="0" w:type="dxa"/>
+            </w:tcMar>
+            <w:vAlign w:val="center"/>
+          </w:tcPr>
+          <w:p>
+            <w:pPr>
+              <w:pStyle w:val="Normal"/>
+              <w:jc w:val="left"/>
+              <w:pBdr>
+                <w:bottom w:val="none" w:sz="0" w:space="0" w:color="000000"/>
+                <w:top w:val="none" w:sz="0" w:space="0" w:color="000000"/>
+                <w:left w:val="none" w:sz="0" w:space="0" w:color="000000"/>
+                <w:right w:val="none" w:sz="0" w:space="0" w:color="000000"/>
+              </w:pBdr>
+              <w:spacing w:after="100" w:before="100" w:line="240"/>
+              <w:ind w:left="100" w:right="100" w:firstLine="0" w:firstLineChars="0"/>
+              <w:rPr>
+                <w:rFonts w:ascii="Times New Roman" w:hAnsi="Times New Roman" w:eastAsia="Times New Roman" w:cs="Times New Roman"/>
+                <w:i w:val="false"/>
+                <w:b w:val="false"/>
+                <w:u w:val="none"/>
+                <w:strike w:val="false"/>
+                <w:sz w:val="18"/>
+                <w:szCs w:val="18"/>
+                <w:color w:val="000000"/>
+              </w:rPr>
+            </w:pPr>
+            <w:r>
+              <w:rPr>
+                <w:rFonts w:ascii="Times New Roman" w:hAnsi="Times New Roman" w:eastAsia="Times New Roman" w:cs="Times New Roman"/>
+                <w:i w:val="false"/>
+                <w:b w:val="false"/>
+                <w:u w:val="none"/>
+                <w:strike w:val="false"/>
+                <w:sz w:val="18"/>
+                <w:szCs w:val="18"/>
+                <w:color w:val="000000"/>
+              </w:rPr>
+              <w:t xml:space="preserve">≥66</w:t>
+            </w:r>
+          </w:p>
+        </w:tc>
+        <w:tc>
+          <w:tcPr>
+            <w:tcBorders>
+              <w:bottom w:val="none" w:sz="0" w:space="0" w:color="000000"/>
+              <w:top w:val="none" w:sz="0" w:space="0" w:color="000000"/>
+              <w:left w:val="none" w:sz="0" w:space="0" w:color="000000"/>
+              <w:right w:val="none" w:sz="0" w:space="0" w:color="000000"/>
+            </w:tcBorders>
+            <w:shd w:val="clear" w:color="auto" w:fill="FFFFFF"/>
+            <w:tcMar>
+              <w:top w:w="0" w:type="dxa"/>
+              <w:bottom w:w="0" w:type="dxa"/>
+              <w:left w:w="0" w:type="dxa"/>
+              <w:right w:w="0" w:type="dxa"/>
+            </w:tcMar>
+            <w:vAlign w:val="center"/>
+          </w:tcPr>
+          <w:p>
+            <w:pPr>
+              <w:pStyle w:val="Normal"/>
+              <w:jc w:val="right"/>
+              <w:pBdr>
+                <w:bottom w:val="none" w:sz="0" w:space="0" w:color="000000"/>
+                <w:top w:val="none" w:sz="0" w:space="0" w:color="000000"/>
+                <w:left w:val="none" w:sz="0" w:space="0" w:color="000000"/>
+                <w:right w:val="none" w:sz="0" w:space="0" w:color="000000"/>
+              </w:pBdr>
+              <w:spacing w:after="100" w:before="100" w:line="240"/>
+              <w:ind w:left="100" w:right="100" w:firstLine="0" w:firstLineChars="0"/>
+              <w:rPr>
+                <w:rFonts w:ascii="Times New Roman" w:hAnsi="Times New Roman" w:eastAsia="Times New Roman" w:cs="Times New Roman"/>
+                <w:i w:val="false"/>
+                <w:b w:val="false"/>
+                <w:u w:val="none"/>
+                <w:strike w:val="false"/>
+                <w:sz w:val="18"/>
+                <w:szCs w:val="18"/>
+                <w:color w:val="000000"/>
+              </w:rPr>
+            </w:pPr>
+            <w:r>
+              <w:rPr>
+                <w:rFonts w:ascii="Times New Roman" w:hAnsi="Times New Roman" w:eastAsia="Times New Roman" w:cs="Times New Roman"/>
+                <w:i w:val="false"/>
+                <w:b w:val="false"/>
+                <w:u w:val="none"/>
+                <w:strike w:val="false"/>
+                <w:sz w:val="18"/>
+                <w:szCs w:val="18"/>
+                <w:color w:val="000000"/>
+              </w:rPr>
+              <w:t xml:space="preserve">231</w:t>
+            </w:r>
+          </w:p>
+        </w:tc>
+        <w:tc>
+          <w:tcPr>
+            <w:tcBorders>
+              <w:bottom w:val="none" w:sz="0" w:space="0" w:color="000000"/>
+              <w:top w:val="none" w:sz="0" w:space="0" w:color="000000"/>
+              <w:left w:val="none" w:sz="0" w:space="0" w:color="000000"/>
+              <w:right w:val="none" w:sz="0" w:space="0" w:color="000000"/>
+            </w:tcBorders>
+            <w:shd w:val="clear" w:color="auto" w:fill="FFFFFF"/>
+            <w:tcMar>
+              <w:top w:w="0" w:type="dxa"/>
+              <w:bottom w:w="0" w:type="dxa"/>
+              <w:left w:w="0" w:type="dxa"/>
+              <w:right w:w="0" w:type="dxa"/>
+            </w:tcMar>
+            <w:vAlign w:val="center"/>
+          </w:tcPr>
+          <w:p>
+            <w:pPr>
+              <w:pStyle w:val="Normal"/>
+              <w:jc w:val="right"/>
+              <w:pBdr>
+                <w:bottom w:val="none" w:sz="0" w:space="0" w:color="000000"/>
+                <w:top w:val="none" w:sz="0" w:space="0" w:color="000000"/>
+                <w:left w:val="none" w:sz="0" w:space="0" w:color="000000"/>
+                <w:right w:val="none" w:sz="0" w:space="0" w:color="000000"/>
+              </w:pBdr>
+              <w:spacing w:after="100" w:before="100" w:line="240"/>
+              <w:ind w:left="100" w:right="100" w:firstLine="0" w:firstLineChars="0"/>
+              <w:rPr>
+                <w:rFonts w:ascii="Times New Roman" w:hAnsi="Times New Roman" w:eastAsia="Times New Roman" w:cs="Times New Roman"/>
+                <w:i w:val="false"/>
+                <w:b w:val="false"/>
+                <w:u w:val="none"/>
+                <w:strike w:val="false"/>
+                <w:sz w:val="18"/>
+                <w:szCs w:val="18"/>
+                <w:color w:val="000000"/>
+              </w:rPr>
+            </w:pPr>
+            <w:r>
+              <w:rPr>
+                <w:rFonts w:ascii="Times New Roman" w:hAnsi="Times New Roman" w:eastAsia="Times New Roman" w:cs="Times New Roman"/>
+                <w:i w:val="false"/>
+                <w:b w:val="false"/>
+                <w:u w:val="none"/>
+                <w:strike w:val="false"/>
+                <w:sz w:val="18"/>
+                <w:szCs w:val="18"/>
+                <w:color w:val="000000"/>
+              </w:rPr>
+              <w:t xml:space="preserve">71</w:t>
+            </w:r>
+          </w:p>
+        </w:tc>
+        <w:tc>
+          <w:tcPr>
+            <w:tcBorders>
+              <w:bottom w:val="none" w:sz="0" w:space="0" w:color="000000"/>
+              <w:top w:val="none" w:sz="0" w:space="0" w:color="000000"/>
+              <w:left w:val="none" w:sz="0" w:space="0" w:color="000000"/>
+              <w:right w:val="none" w:sz="0" w:space="0" w:color="000000"/>
+            </w:tcBorders>
+            <w:shd w:val="clear" w:color="auto" w:fill="FFFFFF"/>
+            <w:tcMar>
+              <w:top w:w="0" w:type="dxa"/>
+              <w:bottom w:w="0" w:type="dxa"/>
+              <w:left w:w="0" w:type="dxa"/>
+              <w:right w:w="0" w:type="dxa"/>
+            </w:tcMar>
+            <w:vAlign w:val="center"/>
+          </w:tcPr>
+          <w:p>
+            <w:pPr>
+              <w:pStyle w:val="Normal"/>
+              <w:jc w:val="left"/>
+              <w:pBdr>
+                <w:bottom w:val="none" w:sz="0" w:space="0" w:color="000000"/>
+                <w:top w:val="none" w:sz="0" w:space="0" w:color="000000"/>
+                <w:left w:val="none" w:sz="0" w:space="0" w:color="000000"/>
+                <w:right w:val="none" w:sz="0" w:space="0" w:color="000000"/>
+              </w:pBdr>
+              <w:spacing w:after="100" w:before="100" w:line="240"/>
+              <w:ind w:left="100" w:right="100" w:firstLine="0" w:firstLineChars="0"/>
+              <w:rPr>
+                <w:rFonts w:ascii="Times New Roman" w:hAnsi="Times New Roman" w:eastAsia="Times New Roman" w:cs="Times New Roman"/>
+                <w:i w:val="false"/>
+                <w:b w:val="false"/>
+                <w:u w:val="none"/>
+                <w:strike w:val="false"/>
+                <w:sz w:val="18"/>
+                <w:szCs w:val="18"/>
+                <w:color w:val="000000"/>
+              </w:rPr>
+            </w:pPr>
+            <w:r>
+              <w:rPr>
+                <w:rFonts w:ascii="Times New Roman" w:hAnsi="Times New Roman" w:eastAsia="Times New Roman" w:cs="Times New Roman"/>
+                <w:i w:val="false"/>
+                <w:b w:val="false"/>
+                <w:u w:val="none"/>
+                <w:strike w:val="false"/>
+                <w:sz w:val="18"/>
+                <w:szCs w:val="18"/>
+                <w:color w:val="000000"/>
+              </w:rPr>
+              <w:t xml:space="preserve">0.95 (0.66–1.36)</w:t>
+            </w:r>
+          </w:p>
+        </w:tc>
+        <w:tc>
+          <w:tcPr>
+            <w:tcBorders>
+              <w:bottom w:val="none" w:sz="0" w:space="0" w:color="000000"/>
+              <w:top w:val="none" w:sz="0" w:space="0" w:color="000000"/>
+              <w:left w:val="none" w:sz="0" w:space="0" w:color="000000"/>
+              <w:right w:val="none" w:sz="0" w:space="0" w:color="000000"/>
+            </w:tcBorders>
+            <w:shd w:val="clear" w:color="auto" w:fill="FFFFFF"/>
+            <w:tcMar>
+              <w:top w:w="0" w:type="dxa"/>
+              <w:bottom w:w="0" w:type="dxa"/>
+              <w:left w:w="0" w:type="dxa"/>
+              <w:right w:w="0" w:type="dxa"/>
+            </w:tcMar>
+            <w:vAlign w:val="center"/>
+          </w:tcPr>
+          <w:p>
+            <w:pPr>
+              <w:pStyle w:val="Normal"/>
+              <w:jc w:val="left"/>
+              <w:pBdr>
+                <w:bottom w:val="none" w:sz="0" w:space="0" w:color="000000"/>
+                <w:top w:val="none" w:sz="0" w:space="0" w:color="000000"/>
+                <w:left w:val="none" w:sz="0" w:space="0" w:color="000000"/>
+                <w:right w:val="none" w:sz="0" w:space="0" w:color="000000"/>
+              </w:pBdr>
+              <w:spacing w:after="100" w:before="100" w:line="240"/>
+              <w:ind w:left="100" w:right="100" w:firstLine="0" w:firstLineChars="0"/>
+              <w:rPr>
+                <w:rFonts w:ascii="Times New Roman" w:hAnsi="Times New Roman" w:eastAsia="Times New Roman" w:cs="Times New Roman"/>
+                <w:i w:val="false"/>
+                <w:b w:val="false"/>
+                <w:u w:val="none"/>
+                <w:strike w:val="false"/>
+                <w:sz w:val="18"/>
+                <w:szCs w:val="18"/>
+                <w:color w:val="000000"/>
+              </w:rPr>
+            </w:pPr>
+            <w:r>
+              <w:rPr>
+                <w:rFonts w:ascii="Times New Roman" w:hAnsi="Times New Roman" w:eastAsia="Times New Roman" w:cs="Times New Roman"/>
+                <w:i w:val="false"/>
+                <w:b w:val="false"/>
+                <w:u w:val="none"/>
+                <w:strike w:val="false"/>
+                <w:sz w:val="18"/>
+                <w:szCs w:val="18"/>
+                <w:color w:val="000000"/>
+              </w:rPr>
+              <w:t xml:space="preserve">0.761</w:t>
+            </w:r>
+          </w:p>
+        </w:tc>
+        <w:tc>
+          <w:tcPr>
+            <w:tcBorders>
+              <w:bottom w:val="none" w:sz="0" w:space="0" w:color="000000"/>
+              <w:top w:val="none" w:sz="0" w:space="0" w:color="000000"/>
+              <w:left w:val="none" w:sz="0" w:space="0" w:color="000000"/>
+              <w:right w:val="none" w:sz="0" w:space="0" w:color="000000"/>
+            </w:tcBorders>
+            <w:shd w:val="clear" w:color="auto" w:fill="FFFFFF"/>
+            <w:tcMar>
+              <w:top w:w="0" w:type="dxa"/>
+              <w:bottom w:w="0" w:type="dxa"/>
+              <w:left w:w="0" w:type="dxa"/>
+              <w:right w:w="0" w:type="dxa"/>
+            </w:tcMar>
+            <w:vAlign w:val="center"/>
+          </w:tcPr>
+          <w:p>
+            <w:pPr>
+              <w:pStyle w:val="Normal"/>
+              <w:jc w:val="left"/>
+              <w:pBdr>
+                <w:bottom w:val="none" w:sz="0" w:space="0" w:color="000000"/>
+                <w:top w:val="none" w:sz="0" w:space="0" w:color="000000"/>
+                <w:left w:val="none" w:sz="0" w:space="0" w:color="000000"/>
+                <w:right w:val="none" w:sz="0" w:space="0" w:color="000000"/>
+              </w:pBdr>
+              <w:spacing w:after="100" w:before="100" w:line="240"/>
+              <w:ind w:left="100" w:right="100" w:firstLine="0" w:firstLineChars="0"/>
+              <w:rPr>
+                <w:rFonts w:ascii="Times New Roman" w:hAnsi="Times New Roman" w:eastAsia="Times New Roman" w:cs="Times New Roman"/>
+                <w:i w:val="false"/>
+                <w:b w:val="false"/>
+                <w:u w:val="none"/>
+                <w:strike w:val="false"/>
+                <w:sz w:val="18"/>
+                <w:szCs w:val="18"/>
+                <w:color w:val="000000"/>
+              </w:rPr>
+            </w:pPr>
+            <w:r>
+              <w:rPr>
+                <w:rFonts w:ascii="Times New Roman" w:hAnsi="Times New Roman" w:eastAsia="Times New Roman" w:cs="Times New Roman"/>
+                <w:i w:val="false"/>
+                <w:b w:val="false"/>
+                <w:u w:val="none"/>
+                <w:strike w:val="false"/>
+                <w:sz w:val="18"/>
+                <w:szCs w:val="18"/>
+                <w:color w:val="000000"/>
+              </w:rPr>
+              <w:t xml:space="preserve"/>
+            </w:r>
+          </w:p>
+        </w:tc>
+      </w:tr>
+      <w:tr>
+        <w:trPr>
+          <w:trHeight w:val="560" w:hRule="auto"/>
+        </w:trPr>
+        <w:tc>
+          <w:tcPr>
+            <w:tcBorders>
+              <w:bottom w:val="none" w:sz="0" w:space="0" w:color="000000"/>
+              <w:top w:val="none" w:sz="0" w:space="0" w:color="000000"/>
+              <w:left w:val="none" w:sz="0" w:space="0" w:color="000000"/>
+              <w:right w:val="none" w:sz="0" w:space="0" w:color="000000"/>
+            </w:tcBorders>
+            <w:shd w:val="clear" w:color="auto" w:fill="FFFFFF"/>
+            <w:tcMar>
+              <w:top w:w="0" w:type="dxa"/>
+              <w:bottom w:w="0" w:type="dxa"/>
+              <w:left w:w="0" w:type="dxa"/>
+              <w:right w:w="0" w:type="dxa"/>
+            </w:tcMar>
+            <w:vAlign w:val="center"/>
+          </w:tcPr>
+          <w:p>
+            <w:pPr>
+              <w:pStyle w:val="Normal"/>
+              <w:jc w:val="left"/>
+              <w:pBdr>
+                <w:bottom w:val="none" w:sz="0" w:space="0" w:color="000000"/>
+                <w:top w:val="none" w:sz="0" w:space="0" w:color="000000"/>
+                <w:left w:val="none" w:sz="0" w:space="0" w:color="000000"/>
+                <w:right w:val="none" w:sz="0" w:space="0" w:color="000000"/>
+              </w:pBdr>
+              <w:spacing w:after="100" w:before="100" w:line="240"/>
+              <w:ind w:left="100" w:right="100" w:firstLine="0" w:firstLineChars="0"/>
+              <w:rPr>
+                <w:rFonts w:ascii="Times New Roman" w:hAnsi="Times New Roman" w:eastAsia="Times New Roman" w:cs="Times New Roman"/>
+                <w:i w:val="false"/>
+                <w:b w:val="false"/>
+                <w:u w:val="none"/>
+                <w:strike w:val="false"/>
+                <w:sz w:val="18"/>
+                <w:szCs w:val="18"/>
+                <w:color w:val="000000"/>
+              </w:rPr>
+            </w:pPr>
+            <w:r>
+              <w:rPr>
+                <w:rFonts w:ascii="Times New Roman" w:hAnsi="Times New Roman" w:eastAsia="Times New Roman" w:cs="Times New Roman"/>
+                <w:i w:val="false"/>
+                <w:b w:val="false"/>
+                <w:u w:val="none"/>
+                <w:strike w:val="false"/>
+                <w:sz w:val="18"/>
+                <w:szCs w:val="18"/>
+                <w:color w:val="000000"/>
+              </w:rPr>
+              <w:t xml:space="preserve">Univariable</w:t>
+            </w:r>
+          </w:p>
+        </w:tc>
+        <w:tc>
+          <w:tcPr>
+            <w:tcBorders>
+              <w:bottom w:val="none" w:sz="0" w:space="0" w:color="000000"/>
+              <w:top w:val="none" w:sz="0" w:space="0" w:color="000000"/>
+              <w:left w:val="none" w:sz="0" w:space="0" w:color="000000"/>
+              <w:right w:val="none" w:sz="0" w:space="0" w:color="000000"/>
+            </w:tcBorders>
+            <w:shd w:val="clear" w:color="auto" w:fill="FFFFFF"/>
+            <w:tcMar>
+              <w:top w:w="0" w:type="dxa"/>
+              <w:bottom w:w="0" w:type="dxa"/>
+              <w:left w:w="0" w:type="dxa"/>
+              <w:right w:w="0" w:type="dxa"/>
+            </w:tcMar>
+            <w:vAlign w:val="center"/>
+          </w:tcPr>
+          <w:p>
+            <w:pPr>
+              <w:pStyle w:val="Normal"/>
+              <w:jc w:val="left"/>
+              <w:pBdr>
+                <w:bottom w:val="none" w:sz="0" w:space="0" w:color="000000"/>
+                <w:top w:val="none" w:sz="0" w:space="0" w:color="000000"/>
+                <w:left w:val="none" w:sz="0" w:space="0" w:color="000000"/>
+                <w:right w:val="none" w:sz="0" w:space="0" w:color="000000"/>
+              </w:pBdr>
+              <w:spacing w:after="100" w:before="100" w:line="240"/>
+              <w:ind w:left="100" w:right="100" w:firstLine="0" w:firstLineChars="0"/>
+              <w:rPr>
+                <w:rFonts w:ascii="Times New Roman" w:hAnsi="Times New Roman" w:eastAsia="Times New Roman" w:cs="Times New Roman"/>
+                <w:i w:val="false"/>
+                <w:b w:val="false"/>
+                <w:u w:val="none"/>
+                <w:strike w:val="false"/>
+                <w:sz w:val="18"/>
+                <w:szCs w:val="18"/>
+                <w:color w:val="000000"/>
+              </w:rPr>
+            </w:pPr>
+            <w:r>
+              <w:rPr>
+                <w:rFonts w:ascii="Times New Roman" w:hAnsi="Times New Roman" w:eastAsia="Times New Roman" w:cs="Times New Roman"/>
+                <w:i w:val="false"/>
+                <w:b w:val="false"/>
+                <w:u w:val="none"/>
+                <w:strike w:val="false"/>
+                <w:sz w:val="18"/>
+                <w:szCs w:val="18"/>
+                <w:color w:val="000000"/>
+              </w:rPr>
+              <w:t xml:space="preserve">Sex</w:t>
+            </w:r>
+          </w:p>
+        </w:tc>
+        <w:tc>
+          <w:tcPr>
+            <w:tcBorders>
+              <w:bottom w:val="none" w:sz="0" w:space="0" w:color="000000"/>
+              <w:top w:val="none" w:sz="0" w:space="0" w:color="000000"/>
+              <w:left w:val="none" w:sz="0" w:space="0" w:color="000000"/>
+              <w:right w:val="none" w:sz="0" w:space="0" w:color="000000"/>
+            </w:tcBorders>
+            <w:shd w:val="clear" w:color="auto" w:fill="FFFFFF"/>
+            <w:tcMar>
+              <w:top w:w="0" w:type="dxa"/>
+              <w:bottom w:w="0" w:type="dxa"/>
+              <w:left w:w="0" w:type="dxa"/>
+              <w:right w:w="0" w:type="dxa"/>
+            </w:tcMar>
+            <w:vAlign w:val="center"/>
+          </w:tcPr>
+          <w:p>
+            <w:pPr>
+              <w:pStyle w:val="Normal"/>
+              <w:jc w:val="left"/>
+              <w:pBdr>
+                <w:bottom w:val="none" w:sz="0" w:space="0" w:color="000000"/>
+                <w:top w:val="none" w:sz="0" w:space="0" w:color="000000"/>
+                <w:left w:val="none" w:sz="0" w:space="0" w:color="000000"/>
+                <w:right w:val="none" w:sz="0" w:space="0" w:color="000000"/>
+              </w:pBdr>
+              <w:spacing w:after="100" w:before="100" w:line="240"/>
+              <w:ind w:left="100" w:right="100" w:firstLine="0" w:firstLineChars="0"/>
+              <w:rPr>
+                <w:rFonts w:ascii="Times New Roman" w:hAnsi="Times New Roman" w:eastAsia="Times New Roman" w:cs="Times New Roman"/>
+                <w:i w:val="false"/>
+                <w:b w:val="false"/>
+                <w:u w:val="none"/>
+                <w:strike w:val="false"/>
+                <w:sz w:val="18"/>
+                <w:szCs w:val="18"/>
+                <w:color w:val="000000"/>
+              </w:rPr>
+            </w:pPr>
+            <w:r>
+              <w:rPr>
+                <w:rFonts w:ascii="Times New Roman" w:hAnsi="Times New Roman" w:eastAsia="Times New Roman" w:cs="Times New Roman"/>
+                <w:i w:val="false"/>
+                <w:b w:val="false"/>
+                <w:u w:val="none"/>
+                <w:strike w:val="false"/>
+                <w:sz w:val="18"/>
+                <w:szCs w:val="18"/>
+                <w:color w:val="000000"/>
+              </w:rPr>
+              <w:t xml:space="preserve">Male (ref)</w:t>
+            </w:r>
+          </w:p>
+        </w:tc>
+        <w:tc>
+          <w:tcPr>
+            <w:tcBorders>
+              <w:bottom w:val="none" w:sz="0" w:space="0" w:color="000000"/>
+              <w:top w:val="none" w:sz="0" w:space="0" w:color="000000"/>
+              <w:left w:val="none" w:sz="0" w:space="0" w:color="000000"/>
+              <w:right w:val="none" w:sz="0" w:space="0" w:color="000000"/>
+            </w:tcBorders>
+            <w:shd w:val="clear" w:color="auto" w:fill="FFFFFF"/>
+            <w:tcMar>
+              <w:top w:w="0" w:type="dxa"/>
+              <w:bottom w:w="0" w:type="dxa"/>
+              <w:left w:w="0" w:type="dxa"/>
+              <w:right w:w="0" w:type="dxa"/>
+            </w:tcMar>
+            <w:vAlign w:val="center"/>
+          </w:tcPr>
+          <w:p>
+            <w:pPr>
+              <w:pStyle w:val="Normal"/>
+              <w:jc w:val="right"/>
+              <w:pBdr>
+                <w:bottom w:val="none" w:sz="0" w:space="0" w:color="000000"/>
+                <w:top w:val="none" w:sz="0" w:space="0" w:color="000000"/>
+                <w:left w:val="none" w:sz="0" w:space="0" w:color="000000"/>
+                <w:right w:val="none" w:sz="0" w:space="0" w:color="000000"/>
+              </w:pBdr>
+              <w:spacing w:after="100" w:before="100" w:line="240"/>
+              <w:ind w:left="100" w:right="100" w:firstLine="0" w:firstLineChars="0"/>
+              <w:rPr>
+                <w:rFonts w:ascii="Times New Roman" w:hAnsi="Times New Roman" w:eastAsia="Times New Roman" w:cs="Times New Roman"/>
+                <w:i w:val="false"/>
+                <w:b w:val="false"/>
+                <w:u w:val="none"/>
+                <w:strike w:val="false"/>
+                <w:sz w:val="18"/>
+                <w:szCs w:val="18"/>
+                <w:color w:val="000000"/>
+              </w:rPr>
+            </w:pPr>
+            <w:r>
+              <w:rPr>
+                <w:rFonts w:ascii="Times New Roman" w:hAnsi="Times New Roman" w:eastAsia="Times New Roman" w:cs="Times New Roman"/>
+                <w:i w:val="false"/>
+                <w:b w:val="false"/>
+                <w:u w:val="none"/>
+                <w:strike w:val="false"/>
+                <w:sz w:val="18"/>
+                <w:szCs w:val="18"/>
+                <w:color w:val="000000"/>
+              </w:rPr>
+              <w:t xml:space="preserve">223</w:t>
+            </w:r>
+          </w:p>
+        </w:tc>
+        <w:tc>
+          <w:tcPr>
+            <w:tcBorders>
+              <w:bottom w:val="none" w:sz="0" w:space="0" w:color="000000"/>
+              <w:top w:val="none" w:sz="0" w:space="0" w:color="000000"/>
+              <w:left w:val="none" w:sz="0" w:space="0" w:color="000000"/>
+              <w:right w:val="none" w:sz="0" w:space="0" w:color="000000"/>
+            </w:tcBorders>
+            <w:shd w:val="clear" w:color="auto" w:fill="FFFFFF"/>
+            <w:tcMar>
+              <w:top w:w="0" w:type="dxa"/>
+              <w:bottom w:w="0" w:type="dxa"/>
+              <w:left w:w="0" w:type="dxa"/>
+              <w:right w:w="0" w:type="dxa"/>
+            </w:tcMar>
+            <w:vAlign w:val="center"/>
+          </w:tcPr>
+          <w:p>
+            <w:pPr>
+              <w:pStyle w:val="Normal"/>
+              <w:jc w:val="right"/>
+              <w:pBdr>
+                <w:bottom w:val="none" w:sz="0" w:space="0" w:color="000000"/>
+                <w:top w:val="none" w:sz="0" w:space="0" w:color="000000"/>
+                <w:left w:val="none" w:sz="0" w:space="0" w:color="000000"/>
+                <w:right w:val="none" w:sz="0" w:space="0" w:color="000000"/>
+              </w:pBdr>
+              <w:spacing w:after="100" w:before="100" w:line="240"/>
+              <w:ind w:left="100" w:right="100" w:firstLine="0" w:firstLineChars="0"/>
+              <w:rPr>
+                <w:rFonts w:ascii="Times New Roman" w:hAnsi="Times New Roman" w:eastAsia="Times New Roman" w:cs="Times New Roman"/>
+                <w:i w:val="false"/>
+                <w:b w:val="false"/>
+                <w:u w:val="none"/>
+                <w:strike w:val="false"/>
+                <w:sz w:val="18"/>
+                <w:szCs w:val="18"/>
+                <w:color w:val="000000"/>
+              </w:rPr>
+            </w:pPr>
+            <w:r>
+              <w:rPr>
+                <w:rFonts w:ascii="Times New Roman" w:hAnsi="Times New Roman" w:eastAsia="Times New Roman" w:cs="Times New Roman"/>
+                <w:i w:val="false"/>
+                <w:b w:val="false"/>
+                <w:u w:val="none"/>
+                <w:strike w:val="false"/>
+                <w:sz w:val="18"/>
+                <w:szCs w:val="18"/>
+                <w:color w:val="000000"/>
+              </w:rPr>
+              <w:t xml:space="preserve">74</w:t>
+            </w:r>
+          </w:p>
+        </w:tc>
+        <w:tc>
+          <w:tcPr>
+            <w:tcBorders>
+              <w:bottom w:val="none" w:sz="0" w:space="0" w:color="000000"/>
+              <w:top w:val="none" w:sz="0" w:space="0" w:color="000000"/>
+              <w:left w:val="none" w:sz="0" w:space="0" w:color="000000"/>
+              <w:right w:val="none" w:sz="0" w:space="0" w:color="000000"/>
+            </w:tcBorders>
+            <w:shd w:val="clear" w:color="auto" w:fill="FFFFFF"/>
+            <w:tcMar>
+              <w:top w:w="0" w:type="dxa"/>
+              <w:bottom w:w="0" w:type="dxa"/>
+              <w:left w:w="0" w:type="dxa"/>
+              <w:right w:w="0" w:type="dxa"/>
+            </w:tcMar>
+            <w:vAlign w:val="center"/>
+          </w:tcPr>
+          <w:p>
+            <w:pPr>
+              <w:pStyle w:val="Normal"/>
+              <w:jc w:val="left"/>
+              <w:pBdr>
+                <w:bottom w:val="none" w:sz="0" w:space="0" w:color="000000"/>
+                <w:top w:val="none" w:sz="0" w:space="0" w:color="000000"/>
+                <w:left w:val="none" w:sz="0" w:space="0" w:color="000000"/>
+                <w:right w:val="none" w:sz="0" w:space="0" w:color="000000"/>
+              </w:pBdr>
+              <w:spacing w:after="100" w:before="100" w:line="240"/>
+              <w:ind w:left="100" w:right="100" w:firstLine="0" w:firstLineChars="0"/>
+              <w:rPr>
+                <w:rFonts w:ascii="Times New Roman" w:hAnsi="Times New Roman" w:eastAsia="Times New Roman" w:cs="Times New Roman"/>
+                <w:i w:val="false"/>
+                <w:b w:val="false"/>
+                <w:u w:val="none"/>
+                <w:strike w:val="false"/>
+                <w:sz w:val="18"/>
+                <w:szCs w:val="18"/>
+                <w:color w:val="000000"/>
+              </w:rPr>
+            </w:pPr>
+            <w:r>
+              <w:rPr>
+                <w:rFonts w:ascii="Times New Roman" w:hAnsi="Times New Roman" w:eastAsia="Times New Roman" w:cs="Times New Roman"/>
+                <w:i w:val="false"/>
+                <w:b w:val="false"/>
+                <w:u w:val="none"/>
+                <w:strike w:val="false"/>
+                <w:sz w:val="18"/>
+                <w:szCs w:val="18"/>
+                <w:color w:val="000000"/>
+              </w:rPr>
+              <w:t xml:space="preserve">Reference</w:t>
+            </w:r>
+          </w:p>
+        </w:tc>
+        <w:tc>
+          <w:tcPr>
+            <w:tcBorders>
+              <w:bottom w:val="none" w:sz="0" w:space="0" w:color="000000"/>
+              <w:top w:val="none" w:sz="0" w:space="0" w:color="000000"/>
+              <w:left w:val="none" w:sz="0" w:space="0" w:color="000000"/>
+              <w:right w:val="none" w:sz="0" w:space="0" w:color="000000"/>
+            </w:tcBorders>
+            <w:shd w:val="clear" w:color="auto" w:fill="FFFFFF"/>
+            <w:tcMar>
+              <w:top w:w="0" w:type="dxa"/>
+              <w:bottom w:w="0" w:type="dxa"/>
+              <w:left w:w="0" w:type="dxa"/>
+              <w:right w:w="0" w:type="dxa"/>
+            </w:tcMar>
+            <w:vAlign w:val="center"/>
+          </w:tcPr>
+          <w:p>
+            <w:pPr>
+              <w:pStyle w:val="Normal"/>
+              <w:jc w:val="left"/>
+              <w:pBdr>
+                <w:bottom w:val="none" w:sz="0" w:space="0" w:color="000000"/>
+                <w:top w:val="none" w:sz="0" w:space="0" w:color="000000"/>
+                <w:left w:val="none" w:sz="0" w:space="0" w:color="000000"/>
+                <w:right w:val="none" w:sz="0" w:space="0" w:color="000000"/>
+              </w:pBdr>
+              <w:spacing w:after="100" w:before="100" w:line="240"/>
+              <w:ind w:left="100" w:right="100" w:firstLine="0" w:firstLineChars="0"/>
+              <w:rPr>
+                <w:rFonts w:ascii="Times New Roman" w:hAnsi="Times New Roman" w:eastAsia="Times New Roman" w:cs="Times New Roman"/>
+                <w:i w:val="false"/>
+                <w:b w:val="false"/>
+                <w:u w:val="none"/>
+                <w:strike w:val="false"/>
+                <w:sz w:val="18"/>
+                <w:szCs w:val="18"/>
+                <w:color w:val="000000"/>
+              </w:rPr>
+            </w:pPr>
+            <w:r>
+              <w:rPr>
+                <w:rFonts w:ascii="Times New Roman" w:hAnsi="Times New Roman" w:eastAsia="Times New Roman" w:cs="Times New Roman"/>
+                <w:i w:val="false"/>
+                <w:b w:val="false"/>
+                <w:u w:val="none"/>
+                <w:strike w:val="false"/>
+                <w:sz w:val="18"/>
+                <w:szCs w:val="18"/>
+                <w:color w:val="000000"/>
+              </w:rPr>
+              <w:t xml:space="preserve"/>
+            </w:r>
+          </w:p>
+        </w:tc>
+        <w:tc>
+          <w:tcPr>
+            <w:tcBorders>
+              <w:bottom w:val="none" w:sz="0" w:space="0" w:color="000000"/>
+              <w:top w:val="none" w:sz="0" w:space="0" w:color="000000"/>
+              <w:left w:val="none" w:sz="0" w:space="0" w:color="000000"/>
+              <w:right w:val="none" w:sz="0" w:space="0" w:color="000000"/>
+            </w:tcBorders>
+            <w:shd w:val="clear" w:color="auto" w:fill="FFFFFF"/>
+            <w:tcMar>
+              <w:top w:w="0" w:type="dxa"/>
+              <w:bottom w:w="0" w:type="dxa"/>
+              <w:left w:w="0" w:type="dxa"/>
+              <w:right w:w="0" w:type="dxa"/>
+            </w:tcMar>
+            <w:vAlign w:val="center"/>
+          </w:tcPr>
+          <w:p>
+            <w:pPr>
+              <w:pStyle w:val="Normal"/>
+              <w:jc w:val="left"/>
+              <w:pBdr>
+                <w:bottom w:val="none" w:sz="0" w:space="0" w:color="000000"/>
+                <w:top w:val="none" w:sz="0" w:space="0" w:color="000000"/>
+                <w:left w:val="none" w:sz="0" w:space="0" w:color="000000"/>
+                <w:right w:val="none" w:sz="0" w:space="0" w:color="000000"/>
+              </w:pBdr>
+              <w:spacing w:after="100" w:before="100" w:line="240"/>
+              <w:ind w:left="100" w:right="100" w:firstLine="0" w:firstLineChars="0"/>
+              <w:rPr>
+                <w:rFonts w:ascii="Times New Roman" w:hAnsi="Times New Roman" w:eastAsia="Times New Roman" w:cs="Times New Roman"/>
+                <w:i w:val="false"/>
+                <w:b w:val="false"/>
+                <w:u w:val="none"/>
+                <w:strike w:val="false"/>
+                <w:sz w:val="18"/>
+                <w:szCs w:val="18"/>
+                <w:color w:val="000000"/>
+              </w:rPr>
+            </w:pPr>
+            <w:r>
+              <w:rPr>
+                <w:rFonts w:ascii="Times New Roman" w:hAnsi="Times New Roman" w:eastAsia="Times New Roman" w:cs="Times New Roman"/>
+                <w:i w:val="false"/>
+                <w:b w:val="false"/>
+                <w:u w:val="none"/>
+                <w:strike w:val="false"/>
+                <w:sz w:val="18"/>
+                <w:szCs w:val="18"/>
+                <w:color w:val="000000"/>
+              </w:rPr>
+              <w:t xml:space="preserve"/>
+            </w:r>
+          </w:p>
+        </w:tc>
+      </w:tr>
+      <w:tr>
+        <w:trPr>
+          <w:trHeight w:val="560" w:hRule="auto"/>
+        </w:trPr>
+        <w:tc>
+          <w:tcPr>
+            <w:tcBorders>
+              <w:bottom w:val="none" w:sz="0" w:space="0" w:color="000000"/>
+              <w:top w:val="none" w:sz="0" w:space="0" w:color="000000"/>
+              <w:left w:val="none" w:sz="0" w:space="0" w:color="000000"/>
+              <w:right w:val="none" w:sz="0" w:space="0" w:color="000000"/>
+            </w:tcBorders>
+            <w:shd w:val="clear" w:color="auto" w:fill="FFFFFF"/>
+            <w:tcMar>
+              <w:top w:w="0" w:type="dxa"/>
+              <w:bottom w:w="0" w:type="dxa"/>
+              <w:left w:w="0" w:type="dxa"/>
+              <w:right w:w="0" w:type="dxa"/>
+            </w:tcMar>
+            <w:vAlign w:val="center"/>
+          </w:tcPr>
+          <w:p>
+            <w:pPr>
+              <w:pStyle w:val="Normal"/>
+              <w:jc w:val="left"/>
+              <w:pBdr>
+                <w:bottom w:val="none" w:sz="0" w:space="0" w:color="000000"/>
+                <w:top w:val="none" w:sz="0" w:space="0" w:color="000000"/>
+                <w:left w:val="none" w:sz="0" w:space="0" w:color="000000"/>
+                <w:right w:val="none" w:sz="0" w:space="0" w:color="000000"/>
+              </w:pBdr>
+              <w:spacing w:after="100" w:before="100" w:line="240"/>
+              <w:ind w:left="100" w:right="100" w:firstLine="0" w:firstLineChars="0"/>
+              <w:rPr>
+                <w:rFonts w:ascii="Times New Roman" w:hAnsi="Times New Roman" w:eastAsia="Times New Roman" w:cs="Times New Roman"/>
+                <w:i w:val="false"/>
+                <w:b w:val="false"/>
+                <w:u w:val="none"/>
+                <w:strike w:val="false"/>
+                <w:sz w:val="18"/>
+                <w:szCs w:val="18"/>
+                <w:color w:val="000000"/>
+              </w:rPr>
+            </w:pPr>
+            <w:r>
+              <w:rPr>
+                <w:rFonts w:ascii="Times New Roman" w:hAnsi="Times New Roman" w:eastAsia="Times New Roman" w:cs="Times New Roman"/>
+                <w:i w:val="false"/>
+                <w:b w:val="false"/>
+                <w:u w:val="none"/>
+                <w:strike w:val="false"/>
+                <w:sz w:val="18"/>
+                <w:szCs w:val="18"/>
+                <w:color w:val="000000"/>
+              </w:rPr>
+              <w:t xml:space="preserve">Univariable</w:t>
+            </w:r>
+          </w:p>
+        </w:tc>
+        <w:tc>
+          <w:tcPr>
+            <w:tcBorders>
+              <w:bottom w:val="none" w:sz="0" w:space="0" w:color="000000"/>
+              <w:top w:val="none" w:sz="0" w:space="0" w:color="000000"/>
+              <w:left w:val="none" w:sz="0" w:space="0" w:color="000000"/>
+              <w:right w:val="none" w:sz="0" w:space="0" w:color="000000"/>
+            </w:tcBorders>
+            <w:shd w:val="clear" w:color="auto" w:fill="FFFFFF"/>
+            <w:tcMar>
+              <w:top w:w="0" w:type="dxa"/>
+              <w:bottom w:w="0" w:type="dxa"/>
+              <w:left w:w="0" w:type="dxa"/>
+              <w:right w:w="0" w:type="dxa"/>
+            </w:tcMar>
+            <w:vAlign w:val="center"/>
+          </w:tcPr>
+          <w:p>
+            <w:pPr>
+              <w:pStyle w:val="Normal"/>
+              <w:jc w:val="left"/>
+              <w:pBdr>
+                <w:bottom w:val="none" w:sz="0" w:space="0" w:color="000000"/>
+                <w:top w:val="none" w:sz="0" w:space="0" w:color="000000"/>
+                <w:left w:val="none" w:sz="0" w:space="0" w:color="000000"/>
+                <w:right w:val="none" w:sz="0" w:space="0" w:color="000000"/>
+              </w:pBdr>
+              <w:spacing w:after="100" w:before="100" w:line="240"/>
+              <w:ind w:left="100" w:right="100" w:firstLine="0" w:firstLineChars="0"/>
+              <w:rPr>
+                <w:rFonts w:ascii="Times New Roman" w:hAnsi="Times New Roman" w:eastAsia="Times New Roman" w:cs="Times New Roman"/>
+                <w:i w:val="false"/>
+                <w:b w:val="false"/>
+                <w:u w:val="none"/>
+                <w:strike w:val="false"/>
+                <w:sz w:val="18"/>
+                <w:szCs w:val="18"/>
+                <w:color w:val="000000"/>
+              </w:rPr>
+            </w:pPr>
+            <w:r>
+              <w:rPr>
+                <w:rFonts w:ascii="Times New Roman" w:hAnsi="Times New Roman" w:eastAsia="Times New Roman" w:cs="Times New Roman"/>
+                <w:i w:val="false"/>
+                <w:b w:val="false"/>
+                <w:u w:val="none"/>
+                <w:strike w:val="false"/>
+                <w:sz w:val="18"/>
+                <w:szCs w:val="18"/>
+                <w:color w:val="000000"/>
+              </w:rPr>
+              <w:t xml:space="preserve"/>
+            </w:r>
+          </w:p>
+        </w:tc>
+        <w:tc>
+          <w:tcPr>
+            <w:tcBorders>
+              <w:bottom w:val="none" w:sz="0" w:space="0" w:color="000000"/>
+              <w:top w:val="none" w:sz="0" w:space="0" w:color="000000"/>
+              <w:left w:val="none" w:sz="0" w:space="0" w:color="000000"/>
+              <w:right w:val="none" w:sz="0" w:space="0" w:color="000000"/>
+            </w:tcBorders>
+            <w:shd w:val="clear" w:color="auto" w:fill="FFFFFF"/>
+            <w:tcMar>
+              <w:top w:w="0" w:type="dxa"/>
+              <w:bottom w:w="0" w:type="dxa"/>
+              <w:left w:w="0" w:type="dxa"/>
+              <w:right w:w="0" w:type="dxa"/>
+            </w:tcMar>
+            <w:vAlign w:val="center"/>
+          </w:tcPr>
+          <w:p>
+            <w:pPr>
+              <w:pStyle w:val="Normal"/>
+              <w:jc w:val="left"/>
+              <w:pBdr>
+                <w:bottom w:val="none" w:sz="0" w:space="0" w:color="000000"/>
+                <w:top w:val="none" w:sz="0" w:space="0" w:color="000000"/>
+                <w:left w:val="none" w:sz="0" w:space="0" w:color="000000"/>
+                <w:right w:val="none" w:sz="0" w:space="0" w:color="000000"/>
+              </w:pBdr>
+              <w:spacing w:after="100" w:before="100" w:line="240"/>
+              <w:ind w:left="100" w:right="100" w:firstLine="0" w:firstLineChars="0"/>
+              <w:rPr>
+                <w:rFonts w:ascii="Times New Roman" w:hAnsi="Times New Roman" w:eastAsia="Times New Roman" w:cs="Times New Roman"/>
+                <w:i w:val="false"/>
+                <w:b w:val="false"/>
+                <w:u w:val="none"/>
+                <w:strike w:val="false"/>
+                <w:sz w:val="18"/>
+                <w:szCs w:val="18"/>
+                <w:color w:val="000000"/>
+              </w:rPr>
+            </w:pPr>
+            <w:r>
+              <w:rPr>
+                <w:rFonts w:ascii="Times New Roman" w:hAnsi="Times New Roman" w:eastAsia="Times New Roman" w:cs="Times New Roman"/>
+                <w:i w:val="false"/>
+                <w:b w:val="false"/>
+                <w:u w:val="none"/>
+                <w:strike w:val="false"/>
+                <w:sz w:val="18"/>
+                <w:szCs w:val="18"/>
+                <w:color w:val="000000"/>
+              </w:rPr>
+              <w:t xml:space="preserve">Female</w:t>
+            </w:r>
+          </w:p>
+        </w:tc>
+        <w:tc>
+          <w:tcPr>
+            <w:tcBorders>
+              <w:bottom w:val="none" w:sz="0" w:space="0" w:color="000000"/>
+              <w:top w:val="none" w:sz="0" w:space="0" w:color="000000"/>
+              <w:left w:val="none" w:sz="0" w:space="0" w:color="000000"/>
+              <w:right w:val="none" w:sz="0" w:space="0" w:color="000000"/>
+            </w:tcBorders>
+            <w:shd w:val="clear" w:color="auto" w:fill="FFFFFF"/>
+            <w:tcMar>
+              <w:top w:w="0" w:type="dxa"/>
+              <w:bottom w:w="0" w:type="dxa"/>
+              <w:left w:w="0" w:type="dxa"/>
+              <w:right w:w="0" w:type="dxa"/>
+            </w:tcMar>
+            <w:vAlign w:val="center"/>
+          </w:tcPr>
+          <w:p>
+            <w:pPr>
+              <w:pStyle w:val="Normal"/>
+              <w:jc w:val="right"/>
+              <w:pBdr>
+                <w:bottom w:val="none" w:sz="0" w:space="0" w:color="000000"/>
+                <w:top w:val="none" w:sz="0" w:space="0" w:color="000000"/>
+                <w:left w:val="none" w:sz="0" w:space="0" w:color="000000"/>
+                <w:right w:val="none" w:sz="0" w:space="0" w:color="000000"/>
+              </w:pBdr>
+              <w:spacing w:after="100" w:before="100" w:line="240"/>
+              <w:ind w:left="100" w:right="100" w:firstLine="0" w:firstLineChars="0"/>
+              <w:rPr>
+                <w:rFonts w:ascii="Times New Roman" w:hAnsi="Times New Roman" w:eastAsia="Times New Roman" w:cs="Times New Roman"/>
+                <w:i w:val="false"/>
+                <w:b w:val="false"/>
+                <w:u w:val="none"/>
+                <w:strike w:val="false"/>
+                <w:sz w:val="18"/>
+                <w:szCs w:val="18"/>
+                <w:color w:val="000000"/>
+              </w:rPr>
+            </w:pPr>
+            <w:r>
+              <w:rPr>
+                <w:rFonts w:ascii="Times New Roman" w:hAnsi="Times New Roman" w:eastAsia="Times New Roman" w:cs="Times New Roman"/>
+                <w:i w:val="false"/>
+                <w:b w:val="false"/>
+                <w:u w:val="none"/>
+                <w:strike w:val="false"/>
+                <w:sz w:val="18"/>
+                <w:szCs w:val="18"/>
+                <w:color w:val="000000"/>
+              </w:rPr>
+              <w:t xml:space="preserve">160</w:t>
+            </w:r>
+          </w:p>
+        </w:tc>
+        <w:tc>
+          <w:tcPr>
+            <w:tcBorders>
+              <w:bottom w:val="none" w:sz="0" w:space="0" w:color="000000"/>
+              <w:top w:val="none" w:sz="0" w:space="0" w:color="000000"/>
+              <w:left w:val="none" w:sz="0" w:space="0" w:color="000000"/>
+              <w:right w:val="none" w:sz="0" w:space="0" w:color="000000"/>
+            </w:tcBorders>
+            <w:shd w:val="clear" w:color="auto" w:fill="FFFFFF"/>
+            <w:tcMar>
+              <w:top w:w="0" w:type="dxa"/>
+              <w:bottom w:w="0" w:type="dxa"/>
+              <w:left w:w="0" w:type="dxa"/>
+              <w:right w:w="0" w:type="dxa"/>
+            </w:tcMar>
+            <w:vAlign w:val="center"/>
+          </w:tcPr>
+          <w:p>
+            <w:pPr>
+              <w:pStyle w:val="Normal"/>
+              <w:jc w:val="right"/>
+              <w:pBdr>
+                <w:bottom w:val="none" w:sz="0" w:space="0" w:color="000000"/>
+                <w:top w:val="none" w:sz="0" w:space="0" w:color="000000"/>
+                <w:left w:val="none" w:sz="0" w:space="0" w:color="000000"/>
+                <w:right w:val="none" w:sz="0" w:space="0" w:color="000000"/>
+              </w:pBdr>
+              <w:spacing w:after="100" w:before="100" w:line="240"/>
+              <w:ind w:left="100" w:right="100" w:firstLine="0" w:firstLineChars="0"/>
+              <w:rPr>
+                <w:rFonts w:ascii="Times New Roman" w:hAnsi="Times New Roman" w:eastAsia="Times New Roman" w:cs="Times New Roman"/>
+                <w:i w:val="false"/>
+                <w:b w:val="false"/>
+                <w:u w:val="none"/>
+                <w:strike w:val="false"/>
+                <w:sz w:val="18"/>
+                <w:szCs w:val="18"/>
+                <w:color w:val="000000"/>
+              </w:rPr>
+            </w:pPr>
+            <w:r>
+              <w:rPr>
+                <w:rFonts w:ascii="Times New Roman" w:hAnsi="Times New Roman" w:eastAsia="Times New Roman" w:cs="Times New Roman"/>
+                <w:i w:val="false"/>
+                <w:b w:val="false"/>
+                <w:u w:val="none"/>
+                <w:strike w:val="false"/>
+                <w:sz w:val="18"/>
+                <w:szCs w:val="18"/>
+                <w:color w:val="000000"/>
+              </w:rPr>
+              <w:t xml:space="preserve">48</w:t>
+            </w:r>
+          </w:p>
+        </w:tc>
+        <w:tc>
+          <w:tcPr>
+            <w:tcBorders>
+              <w:bottom w:val="none" w:sz="0" w:space="0" w:color="000000"/>
+              <w:top w:val="none" w:sz="0" w:space="0" w:color="000000"/>
+              <w:left w:val="none" w:sz="0" w:space="0" w:color="000000"/>
+              <w:right w:val="none" w:sz="0" w:space="0" w:color="000000"/>
+            </w:tcBorders>
+            <w:shd w:val="clear" w:color="auto" w:fill="FFFFFF"/>
+            <w:tcMar>
+              <w:top w:w="0" w:type="dxa"/>
+              <w:bottom w:w="0" w:type="dxa"/>
+              <w:left w:w="0" w:type="dxa"/>
+              <w:right w:w="0" w:type="dxa"/>
+            </w:tcMar>
+            <w:vAlign w:val="center"/>
+          </w:tcPr>
+          <w:p>
+            <w:pPr>
+              <w:pStyle w:val="Normal"/>
+              <w:jc w:val="left"/>
+              <w:pBdr>
+                <w:bottom w:val="none" w:sz="0" w:space="0" w:color="000000"/>
+                <w:top w:val="none" w:sz="0" w:space="0" w:color="000000"/>
+                <w:left w:val="none" w:sz="0" w:space="0" w:color="000000"/>
+                <w:right w:val="none" w:sz="0" w:space="0" w:color="000000"/>
+              </w:pBdr>
+              <w:spacing w:after="100" w:before="100" w:line="240"/>
+              <w:ind w:left="100" w:right="100" w:firstLine="0" w:firstLineChars="0"/>
+              <w:rPr>
+                <w:rFonts w:ascii="Times New Roman" w:hAnsi="Times New Roman" w:eastAsia="Times New Roman" w:cs="Times New Roman"/>
+                <w:i w:val="false"/>
+                <w:b w:val="false"/>
+                <w:u w:val="none"/>
+                <w:strike w:val="false"/>
+                <w:sz w:val="18"/>
+                <w:szCs w:val="18"/>
+                <w:color w:val="000000"/>
+              </w:rPr>
+            </w:pPr>
+            <w:r>
+              <w:rPr>
+                <w:rFonts w:ascii="Times New Roman" w:hAnsi="Times New Roman" w:eastAsia="Times New Roman" w:cs="Times New Roman"/>
+                <w:i w:val="false"/>
+                <w:b w:val="false"/>
+                <w:u w:val="none"/>
+                <w:strike w:val="false"/>
+                <w:sz w:val="18"/>
+                <w:szCs w:val="18"/>
+                <w:color w:val="000000"/>
+              </w:rPr>
+              <w:t xml:space="preserve">0.92 (0.64–1.32)</w:t>
+            </w:r>
+          </w:p>
+        </w:tc>
+        <w:tc>
+          <w:tcPr>
+            <w:tcBorders>
+              <w:bottom w:val="none" w:sz="0" w:space="0" w:color="000000"/>
+              <w:top w:val="none" w:sz="0" w:space="0" w:color="000000"/>
+              <w:left w:val="none" w:sz="0" w:space="0" w:color="000000"/>
+              <w:right w:val="none" w:sz="0" w:space="0" w:color="000000"/>
+            </w:tcBorders>
+            <w:shd w:val="clear" w:color="auto" w:fill="FFFFFF"/>
+            <w:tcMar>
+              <w:top w:w="0" w:type="dxa"/>
+              <w:bottom w:w="0" w:type="dxa"/>
+              <w:left w:w="0" w:type="dxa"/>
+              <w:right w:w="0" w:type="dxa"/>
+            </w:tcMar>
+            <w:vAlign w:val="center"/>
+          </w:tcPr>
+          <w:p>
+            <w:pPr>
+              <w:pStyle w:val="Normal"/>
+              <w:jc w:val="left"/>
+              <w:pBdr>
+                <w:bottom w:val="none" w:sz="0" w:space="0" w:color="000000"/>
+                <w:top w:val="none" w:sz="0" w:space="0" w:color="000000"/>
+                <w:left w:val="none" w:sz="0" w:space="0" w:color="000000"/>
+                <w:right w:val="none" w:sz="0" w:space="0" w:color="000000"/>
+              </w:pBdr>
+              <w:spacing w:after="100" w:before="100" w:line="240"/>
+              <w:ind w:left="100" w:right="100" w:firstLine="0" w:firstLineChars="0"/>
+              <w:rPr>
+                <w:rFonts w:ascii="Times New Roman" w:hAnsi="Times New Roman" w:eastAsia="Times New Roman" w:cs="Times New Roman"/>
+                <w:i w:val="false"/>
+                <w:b w:val="false"/>
+                <w:u w:val="none"/>
+                <w:strike w:val="false"/>
+                <w:sz w:val="18"/>
+                <w:szCs w:val="18"/>
+                <w:color w:val="000000"/>
+              </w:rPr>
+            </w:pPr>
+            <w:r>
+              <w:rPr>
+                <w:rFonts w:ascii="Times New Roman" w:hAnsi="Times New Roman" w:eastAsia="Times New Roman" w:cs="Times New Roman"/>
+                <w:i w:val="false"/>
+                <w:b w:val="false"/>
+                <w:u w:val="none"/>
+                <w:strike w:val="false"/>
+                <w:sz w:val="18"/>
+                <w:szCs w:val="18"/>
+                <w:color w:val="000000"/>
+              </w:rPr>
+              <w:t xml:space="preserve">0.638</w:t>
+            </w:r>
+          </w:p>
+        </w:tc>
+        <w:tc>
+          <w:tcPr>
+            <w:tcBorders>
+              <w:bottom w:val="none" w:sz="0" w:space="0" w:color="000000"/>
+              <w:top w:val="none" w:sz="0" w:space="0" w:color="000000"/>
+              <w:left w:val="none" w:sz="0" w:space="0" w:color="000000"/>
+              <w:right w:val="none" w:sz="0" w:space="0" w:color="000000"/>
+            </w:tcBorders>
+            <w:shd w:val="clear" w:color="auto" w:fill="FFFFFF"/>
+            <w:tcMar>
+              <w:top w:w="0" w:type="dxa"/>
+              <w:bottom w:w="0" w:type="dxa"/>
+              <w:left w:w="0" w:type="dxa"/>
+              <w:right w:w="0" w:type="dxa"/>
+            </w:tcMar>
+            <w:vAlign w:val="center"/>
+          </w:tcPr>
+          <w:p>
+            <w:pPr>
+              <w:pStyle w:val="Normal"/>
+              <w:jc w:val="left"/>
+              <w:pBdr>
+                <w:bottom w:val="none" w:sz="0" w:space="0" w:color="000000"/>
+                <w:top w:val="none" w:sz="0" w:space="0" w:color="000000"/>
+                <w:left w:val="none" w:sz="0" w:space="0" w:color="000000"/>
+                <w:right w:val="none" w:sz="0" w:space="0" w:color="000000"/>
+              </w:pBdr>
+              <w:spacing w:after="100" w:before="100" w:line="240"/>
+              <w:ind w:left="100" w:right="100" w:firstLine="0" w:firstLineChars="0"/>
+              <w:rPr>
+                <w:rFonts w:ascii="Times New Roman" w:hAnsi="Times New Roman" w:eastAsia="Times New Roman" w:cs="Times New Roman"/>
+                <w:i w:val="false"/>
+                <w:b w:val="false"/>
+                <w:u w:val="none"/>
+                <w:strike w:val="false"/>
+                <w:sz w:val="18"/>
+                <w:szCs w:val="18"/>
+                <w:color w:val="000000"/>
+              </w:rPr>
+            </w:pPr>
+            <w:r>
+              <w:rPr>
+                <w:rFonts w:ascii="Times New Roman" w:hAnsi="Times New Roman" w:eastAsia="Times New Roman" w:cs="Times New Roman"/>
+                <w:i w:val="false"/>
+                <w:b w:val="false"/>
+                <w:u w:val="none"/>
+                <w:strike w:val="false"/>
+                <w:sz w:val="18"/>
+                <w:szCs w:val="18"/>
+                <w:color w:val="000000"/>
+              </w:rPr>
+              <w:t xml:space="preserve"/>
+            </w:r>
+          </w:p>
+        </w:tc>
+      </w:tr>
+      <w:tr>
+        <w:trPr>
+          <w:trHeight w:val="560" w:hRule="auto"/>
+        </w:trPr>
+        <w:tc>
+          <w:tcPr>
+            <w:tcBorders>
+              <w:bottom w:val="none" w:sz="0" w:space="0" w:color="000000"/>
+              <w:top w:val="none" w:sz="0" w:space="0" w:color="000000"/>
+              <w:left w:val="none" w:sz="0" w:space="0" w:color="000000"/>
+              <w:right w:val="none" w:sz="0" w:space="0" w:color="000000"/>
+            </w:tcBorders>
+            <w:shd w:val="clear" w:color="auto" w:fill="FFFFFF"/>
+            <w:tcMar>
+              <w:top w:w="0" w:type="dxa"/>
+              <w:bottom w:w="0" w:type="dxa"/>
+              <w:left w:w="0" w:type="dxa"/>
+              <w:right w:w="0" w:type="dxa"/>
+            </w:tcMar>
+            <w:vAlign w:val="center"/>
+          </w:tcPr>
+          <w:p>
+            <w:pPr>
+              <w:pStyle w:val="Normal"/>
+              <w:jc w:val="left"/>
+              <w:pBdr>
+                <w:bottom w:val="none" w:sz="0" w:space="0" w:color="000000"/>
+                <w:top w:val="none" w:sz="0" w:space="0" w:color="000000"/>
+                <w:left w:val="none" w:sz="0" w:space="0" w:color="000000"/>
+                <w:right w:val="none" w:sz="0" w:space="0" w:color="000000"/>
+              </w:pBdr>
+              <w:spacing w:after="100" w:before="100" w:line="240"/>
+              <w:ind w:left="100" w:right="100" w:firstLine="0" w:firstLineChars="0"/>
+              <w:rPr>
+                <w:rFonts w:ascii="Times New Roman" w:hAnsi="Times New Roman" w:eastAsia="Times New Roman" w:cs="Times New Roman"/>
+                <w:i w:val="false"/>
+                <w:b w:val="false"/>
+                <w:u w:val="none"/>
+                <w:strike w:val="false"/>
+                <w:sz w:val="18"/>
+                <w:szCs w:val="18"/>
+                <w:color w:val="000000"/>
+              </w:rPr>
+            </w:pPr>
+            <w:r>
+              <w:rPr>
+                <w:rFonts w:ascii="Times New Roman" w:hAnsi="Times New Roman" w:eastAsia="Times New Roman" w:cs="Times New Roman"/>
+                <w:i w:val="false"/>
+                <w:b w:val="false"/>
+                <w:u w:val="none"/>
+                <w:strike w:val="false"/>
+                <w:sz w:val="18"/>
+                <w:szCs w:val="18"/>
+                <w:color w:val="000000"/>
+              </w:rPr>
+              <w:t xml:space="preserve">Univariable</w:t>
+            </w:r>
+          </w:p>
+        </w:tc>
+        <w:tc>
+          <w:tcPr>
+            <w:tcBorders>
+              <w:bottom w:val="none" w:sz="0" w:space="0" w:color="000000"/>
+              <w:top w:val="none" w:sz="0" w:space="0" w:color="000000"/>
+              <w:left w:val="none" w:sz="0" w:space="0" w:color="000000"/>
+              <w:right w:val="none" w:sz="0" w:space="0" w:color="000000"/>
+            </w:tcBorders>
+            <w:shd w:val="clear" w:color="auto" w:fill="FFFFFF"/>
+            <w:tcMar>
+              <w:top w:w="0" w:type="dxa"/>
+              <w:bottom w:w="0" w:type="dxa"/>
+              <w:left w:w="0" w:type="dxa"/>
+              <w:right w:w="0" w:type="dxa"/>
+            </w:tcMar>
+            <w:vAlign w:val="center"/>
+          </w:tcPr>
+          <w:p>
+            <w:pPr>
+              <w:pStyle w:val="Normal"/>
+              <w:jc w:val="left"/>
+              <w:pBdr>
+                <w:bottom w:val="none" w:sz="0" w:space="0" w:color="000000"/>
+                <w:top w:val="none" w:sz="0" w:space="0" w:color="000000"/>
+                <w:left w:val="none" w:sz="0" w:space="0" w:color="000000"/>
+                <w:right w:val="none" w:sz="0" w:space="0" w:color="000000"/>
+              </w:pBdr>
+              <w:spacing w:after="100" w:before="100" w:line="240"/>
+              <w:ind w:left="100" w:right="100" w:firstLine="0" w:firstLineChars="0"/>
+              <w:rPr>
+                <w:rFonts w:ascii="Times New Roman" w:hAnsi="Times New Roman" w:eastAsia="Times New Roman" w:cs="Times New Roman"/>
+                <w:i w:val="false"/>
+                <w:b w:val="false"/>
+                <w:u w:val="none"/>
+                <w:strike w:val="false"/>
+                <w:sz w:val="18"/>
+                <w:szCs w:val="18"/>
+                <w:color w:val="000000"/>
+              </w:rPr>
+            </w:pPr>
+            <w:r>
+              <w:rPr>
+                <w:rFonts w:ascii="Times New Roman" w:hAnsi="Times New Roman" w:eastAsia="Times New Roman" w:cs="Times New Roman"/>
+                <w:i w:val="false"/>
+                <w:b w:val="false"/>
+                <w:u w:val="none"/>
+                <w:strike w:val="false"/>
+                <w:sz w:val="18"/>
+                <w:szCs w:val="18"/>
+                <w:color w:val="000000"/>
+              </w:rPr>
+              <w:t xml:space="preserve">Pathologic stage group</w:t>
+            </w:r>
+          </w:p>
+        </w:tc>
+        <w:tc>
+          <w:tcPr>
+            <w:tcBorders>
+              <w:bottom w:val="none" w:sz="0" w:space="0" w:color="000000"/>
+              <w:top w:val="none" w:sz="0" w:space="0" w:color="000000"/>
+              <w:left w:val="none" w:sz="0" w:space="0" w:color="000000"/>
+              <w:right w:val="none" w:sz="0" w:space="0" w:color="000000"/>
+            </w:tcBorders>
+            <w:shd w:val="clear" w:color="auto" w:fill="FFFFFF"/>
+            <w:tcMar>
+              <w:top w:w="0" w:type="dxa"/>
+              <w:bottom w:w="0" w:type="dxa"/>
+              <w:left w:w="0" w:type="dxa"/>
+              <w:right w:w="0" w:type="dxa"/>
+            </w:tcMar>
+            <w:vAlign w:val="center"/>
+          </w:tcPr>
+          <w:p>
+            <w:pPr>
+              <w:pStyle w:val="Normal"/>
+              <w:jc w:val="left"/>
+              <w:pBdr>
+                <w:bottom w:val="none" w:sz="0" w:space="0" w:color="000000"/>
+                <w:top w:val="none" w:sz="0" w:space="0" w:color="000000"/>
+                <w:left w:val="none" w:sz="0" w:space="0" w:color="000000"/>
+                <w:right w:val="none" w:sz="0" w:space="0" w:color="000000"/>
+              </w:pBdr>
+              <w:spacing w:after="100" w:before="100" w:line="240"/>
+              <w:ind w:left="100" w:right="100" w:firstLine="0" w:firstLineChars="0"/>
+              <w:rPr>
+                <w:rFonts w:ascii="Times New Roman" w:hAnsi="Times New Roman" w:eastAsia="Times New Roman" w:cs="Times New Roman"/>
+                <w:i w:val="false"/>
+                <w:b w:val="false"/>
+                <w:u w:val="none"/>
+                <w:strike w:val="false"/>
+                <w:sz w:val="18"/>
+                <w:szCs w:val="18"/>
+                <w:color w:val="000000"/>
+              </w:rPr>
+            </w:pPr>
+            <w:r>
+              <w:rPr>
+                <w:rFonts w:ascii="Times New Roman" w:hAnsi="Times New Roman" w:eastAsia="Times New Roman" w:cs="Times New Roman"/>
+                <w:i w:val="false"/>
+                <w:b w:val="false"/>
+                <w:u w:val="none"/>
+                <w:strike w:val="false"/>
+                <w:sz w:val="18"/>
+                <w:szCs w:val="18"/>
+                <w:color w:val="000000"/>
+              </w:rPr>
+              <w:t xml:space="preserve">I–II (ref)</w:t>
+            </w:r>
+          </w:p>
+        </w:tc>
+        <w:tc>
+          <w:tcPr>
+            <w:tcBorders>
+              <w:bottom w:val="none" w:sz="0" w:space="0" w:color="000000"/>
+              <w:top w:val="none" w:sz="0" w:space="0" w:color="000000"/>
+              <w:left w:val="none" w:sz="0" w:space="0" w:color="000000"/>
+              <w:right w:val="none" w:sz="0" w:space="0" w:color="000000"/>
+            </w:tcBorders>
+            <w:shd w:val="clear" w:color="auto" w:fill="FFFFFF"/>
+            <w:tcMar>
+              <w:top w:w="0" w:type="dxa"/>
+              <w:bottom w:w="0" w:type="dxa"/>
+              <w:left w:w="0" w:type="dxa"/>
+              <w:right w:w="0" w:type="dxa"/>
+            </w:tcMar>
+            <w:vAlign w:val="center"/>
+          </w:tcPr>
+          <w:p>
+            <w:pPr>
+              <w:pStyle w:val="Normal"/>
+              <w:jc w:val="right"/>
+              <w:pBdr>
+                <w:bottom w:val="none" w:sz="0" w:space="0" w:color="000000"/>
+                <w:top w:val="none" w:sz="0" w:space="0" w:color="000000"/>
+                <w:left w:val="none" w:sz="0" w:space="0" w:color="000000"/>
+                <w:right w:val="none" w:sz="0" w:space="0" w:color="000000"/>
+              </w:pBdr>
+              <w:spacing w:after="100" w:before="100" w:line="240"/>
+              <w:ind w:left="100" w:right="100" w:firstLine="0" w:firstLineChars="0"/>
+              <w:rPr>
+                <w:rFonts w:ascii="Times New Roman" w:hAnsi="Times New Roman" w:eastAsia="Times New Roman" w:cs="Times New Roman"/>
+                <w:i w:val="false"/>
+                <w:b w:val="false"/>
+                <w:u w:val="none"/>
+                <w:strike w:val="false"/>
+                <w:sz w:val="18"/>
+                <w:szCs w:val="18"/>
+                <w:color w:val="000000"/>
+              </w:rPr>
+            </w:pPr>
+            <w:r>
+              <w:rPr>
+                <w:rFonts w:ascii="Times New Roman" w:hAnsi="Times New Roman" w:eastAsia="Times New Roman" w:cs="Times New Roman"/>
+                <w:i w:val="false"/>
+                <w:b w:val="false"/>
+                <w:u w:val="none"/>
+                <w:strike w:val="false"/>
+                <w:sz w:val="18"/>
+                <w:szCs w:val="18"/>
+                <w:color w:val="000000"/>
+              </w:rPr>
+              <w:t xml:space="preserve">206</w:t>
+            </w:r>
+          </w:p>
+        </w:tc>
+        <w:tc>
+          <w:tcPr>
+            <w:tcBorders>
+              <w:bottom w:val="none" w:sz="0" w:space="0" w:color="000000"/>
+              <w:top w:val="none" w:sz="0" w:space="0" w:color="000000"/>
+              <w:left w:val="none" w:sz="0" w:space="0" w:color="000000"/>
+              <w:right w:val="none" w:sz="0" w:space="0" w:color="000000"/>
+            </w:tcBorders>
+            <w:shd w:val="clear" w:color="auto" w:fill="FFFFFF"/>
+            <w:tcMar>
+              <w:top w:w="0" w:type="dxa"/>
+              <w:bottom w:w="0" w:type="dxa"/>
+              <w:left w:w="0" w:type="dxa"/>
+              <w:right w:w="0" w:type="dxa"/>
+            </w:tcMar>
+            <w:vAlign w:val="center"/>
+          </w:tcPr>
+          <w:p>
+            <w:pPr>
+              <w:pStyle w:val="Normal"/>
+              <w:jc w:val="right"/>
+              <w:pBdr>
+                <w:bottom w:val="none" w:sz="0" w:space="0" w:color="000000"/>
+                <w:top w:val="none" w:sz="0" w:space="0" w:color="000000"/>
+                <w:left w:val="none" w:sz="0" w:space="0" w:color="000000"/>
+                <w:right w:val="none" w:sz="0" w:space="0" w:color="000000"/>
+              </w:pBdr>
+              <w:spacing w:after="100" w:before="100" w:line="240"/>
+              <w:ind w:left="100" w:right="100" w:firstLine="0" w:firstLineChars="0"/>
+              <w:rPr>
+                <w:rFonts w:ascii="Times New Roman" w:hAnsi="Times New Roman" w:eastAsia="Times New Roman" w:cs="Times New Roman"/>
+                <w:i w:val="false"/>
+                <w:b w:val="false"/>
+                <w:u w:val="none"/>
+                <w:strike w:val="false"/>
+                <w:sz w:val="18"/>
+                <w:szCs w:val="18"/>
+                <w:color w:val="000000"/>
+              </w:rPr>
+            </w:pPr>
+            <w:r>
+              <w:rPr>
+                <w:rFonts w:ascii="Times New Roman" w:hAnsi="Times New Roman" w:eastAsia="Times New Roman" w:cs="Times New Roman"/>
+                <w:i w:val="false"/>
+                <w:b w:val="false"/>
+                <w:u w:val="none"/>
+                <w:strike w:val="false"/>
+                <w:sz w:val="18"/>
+                <w:szCs w:val="18"/>
+                <w:color w:val="000000"/>
+              </w:rPr>
+              <w:t xml:space="preserve">47</w:t>
+            </w:r>
+          </w:p>
+        </w:tc>
+        <w:tc>
+          <w:tcPr>
+            <w:tcBorders>
+              <w:bottom w:val="none" w:sz="0" w:space="0" w:color="000000"/>
+              <w:top w:val="none" w:sz="0" w:space="0" w:color="000000"/>
+              <w:left w:val="none" w:sz="0" w:space="0" w:color="000000"/>
+              <w:right w:val="none" w:sz="0" w:space="0" w:color="000000"/>
+            </w:tcBorders>
+            <w:shd w:val="clear" w:color="auto" w:fill="FFFFFF"/>
+            <w:tcMar>
+              <w:top w:w="0" w:type="dxa"/>
+              <w:bottom w:w="0" w:type="dxa"/>
+              <w:left w:w="0" w:type="dxa"/>
+              <w:right w:w="0" w:type="dxa"/>
+            </w:tcMar>
+            <w:vAlign w:val="center"/>
+          </w:tcPr>
+          <w:p>
+            <w:pPr>
+              <w:pStyle w:val="Normal"/>
+              <w:jc w:val="left"/>
+              <w:pBdr>
+                <w:bottom w:val="none" w:sz="0" w:space="0" w:color="000000"/>
+                <w:top w:val="none" w:sz="0" w:space="0" w:color="000000"/>
+                <w:left w:val="none" w:sz="0" w:space="0" w:color="000000"/>
+                <w:right w:val="none" w:sz="0" w:space="0" w:color="000000"/>
+              </w:pBdr>
+              <w:spacing w:after="100" w:before="100" w:line="240"/>
+              <w:ind w:left="100" w:right="100" w:firstLine="0" w:firstLineChars="0"/>
+              <w:rPr>
+                <w:rFonts w:ascii="Times New Roman" w:hAnsi="Times New Roman" w:eastAsia="Times New Roman" w:cs="Times New Roman"/>
+                <w:i w:val="false"/>
+                <w:b w:val="false"/>
+                <w:u w:val="none"/>
+                <w:strike w:val="false"/>
+                <w:sz w:val="18"/>
+                <w:szCs w:val="18"/>
+                <w:color w:val="000000"/>
+              </w:rPr>
+            </w:pPr>
+            <w:r>
+              <w:rPr>
+                <w:rFonts w:ascii="Times New Roman" w:hAnsi="Times New Roman" w:eastAsia="Times New Roman" w:cs="Times New Roman"/>
+                <w:i w:val="false"/>
+                <w:b w:val="false"/>
+                <w:u w:val="none"/>
+                <w:strike w:val="false"/>
+                <w:sz w:val="18"/>
+                <w:szCs w:val="18"/>
+                <w:color w:val="000000"/>
+              </w:rPr>
+              <w:t xml:space="preserve">Reference</w:t>
+            </w:r>
+          </w:p>
+        </w:tc>
+        <w:tc>
+          <w:tcPr>
+            <w:tcBorders>
+              <w:bottom w:val="none" w:sz="0" w:space="0" w:color="000000"/>
+              <w:top w:val="none" w:sz="0" w:space="0" w:color="000000"/>
+              <w:left w:val="none" w:sz="0" w:space="0" w:color="000000"/>
+              <w:right w:val="none" w:sz="0" w:space="0" w:color="000000"/>
+            </w:tcBorders>
+            <w:shd w:val="clear" w:color="auto" w:fill="FFFFFF"/>
+            <w:tcMar>
+              <w:top w:w="0" w:type="dxa"/>
+              <w:bottom w:w="0" w:type="dxa"/>
+              <w:left w:w="0" w:type="dxa"/>
+              <w:right w:w="0" w:type="dxa"/>
+            </w:tcMar>
+            <w:vAlign w:val="center"/>
+          </w:tcPr>
+          <w:p>
+            <w:pPr>
+              <w:pStyle w:val="Normal"/>
+              <w:jc w:val="left"/>
+              <w:pBdr>
+                <w:bottom w:val="none" w:sz="0" w:space="0" w:color="000000"/>
+                <w:top w:val="none" w:sz="0" w:space="0" w:color="000000"/>
+                <w:left w:val="none" w:sz="0" w:space="0" w:color="000000"/>
+                <w:right w:val="none" w:sz="0" w:space="0" w:color="000000"/>
+              </w:pBdr>
+              <w:spacing w:after="100" w:before="100" w:line="240"/>
+              <w:ind w:left="100" w:right="100" w:firstLine="0" w:firstLineChars="0"/>
+              <w:rPr>
+                <w:rFonts w:ascii="Times New Roman" w:hAnsi="Times New Roman" w:eastAsia="Times New Roman" w:cs="Times New Roman"/>
+                <w:i w:val="false"/>
+                <w:b w:val="false"/>
+                <w:u w:val="none"/>
+                <w:strike w:val="false"/>
+                <w:sz w:val="18"/>
+                <w:szCs w:val="18"/>
+                <w:color w:val="000000"/>
+              </w:rPr>
+            </w:pPr>
+            <w:r>
+              <w:rPr>
+                <w:rFonts w:ascii="Times New Roman" w:hAnsi="Times New Roman" w:eastAsia="Times New Roman" w:cs="Times New Roman"/>
+                <w:i w:val="false"/>
+                <w:b w:val="false"/>
+                <w:u w:val="none"/>
+                <w:strike w:val="false"/>
+                <w:sz w:val="18"/>
+                <w:szCs w:val="18"/>
+                <w:color w:val="000000"/>
+              </w:rPr>
+              <w:t xml:space="preserve"/>
+            </w:r>
+          </w:p>
+        </w:tc>
+        <w:tc>
+          <w:tcPr>
+            <w:tcBorders>
+              <w:bottom w:val="none" w:sz="0" w:space="0" w:color="000000"/>
+              <w:top w:val="none" w:sz="0" w:space="0" w:color="000000"/>
+              <w:left w:val="none" w:sz="0" w:space="0" w:color="000000"/>
+              <w:right w:val="none" w:sz="0" w:space="0" w:color="000000"/>
+            </w:tcBorders>
+            <w:shd w:val="clear" w:color="auto" w:fill="FFFFFF"/>
+            <w:tcMar>
+              <w:top w:w="0" w:type="dxa"/>
+              <w:bottom w:w="0" w:type="dxa"/>
+              <w:left w:w="0" w:type="dxa"/>
+              <w:right w:w="0" w:type="dxa"/>
+            </w:tcMar>
+            <w:vAlign w:val="center"/>
+          </w:tcPr>
+          <w:p>
+            <w:pPr>
+              <w:pStyle w:val="Normal"/>
+              <w:jc w:val="left"/>
+              <w:pBdr>
+                <w:bottom w:val="none" w:sz="0" w:space="0" w:color="000000"/>
+                <w:top w:val="none" w:sz="0" w:space="0" w:color="000000"/>
+                <w:left w:val="none" w:sz="0" w:space="0" w:color="000000"/>
+                <w:right w:val="none" w:sz="0" w:space="0" w:color="000000"/>
+              </w:pBdr>
+              <w:spacing w:after="100" w:before="100" w:line="240"/>
+              <w:ind w:left="100" w:right="100" w:firstLine="0" w:firstLineChars="0"/>
+              <w:rPr>
+                <w:rFonts w:ascii="Times New Roman" w:hAnsi="Times New Roman" w:eastAsia="Times New Roman" w:cs="Times New Roman"/>
+                <w:i w:val="false"/>
+                <w:b w:val="false"/>
+                <w:u w:val="none"/>
+                <w:strike w:val="false"/>
+                <w:sz w:val="18"/>
+                <w:szCs w:val="18"/>
+                <w:color w:val="000000"/>
+              </w:rPr>
+            </w:pPr>
+            <w:r>
+              <w:rPr>
+                <w:rFonts w:ascii="Times New Roman" w:hAnsi="Times New Roman" w:eastAsia="Times New Roman" w:cs="Times New Roman"/>
+                <w:i w:val="false"/>
+                <w:b w:val="false"/>
+                <w:u w:val="none"/>
+                <w:strike w:val="false"/>
+                <w:sz w:val="18"/>
+                <w:szCs w:val="18"/>
+                <w:color w:val="000000"/>
+              </w:rPr>
+              <w:t xml:space="preserve"/>
+            </w:r>
+          </w:p>
+        </w:tc>
+      </w:tr>
+      <w:tr>
+        <w:trPr>
+          <w:trHeight w:val="560" w:hRule="auto"/>
+        </w:trPr>
+        <w:tc>
+          <w:tcPr>
+            <w:tcBorders>
+              <w:bottom w:val="none" w:sz="0" w:space="0" w:color="000000"/>
+              <w:top w:val="none" w:sz="0" w:space="0" w:color="000000"/>
+              <w:left w:val="none" w:sz="0" w:space="0" w:color="000000"/>
+              <w:right w:val="none" w:sz="0" w:space="0" w:color="000000"/>
+            </w:tcBorders>
+            <w:shd w:val="clear" w:color="auto" w:fill="FFFFFF"/>
+            <w:tcMar>
+              <w:top w:w="0" w:type="dxa"/>
+              <w:bottom w:w="0" w:type="dxa"/>
+              <w:left w:w="0" w:type="dxa"/>
+              <w:right w:w="0" w:type="dxa"/>
+            </w:tcMar>
+            <w:vAlign w:val="center"/>
+          </w:tcPr>
+          <w:p>
+            <w:pPr>
+              <w:pStyle w:val="Normal"/>
+              <w:jc w:val="left"/>
+              <w:pBdr>
+                <w:bottom w:val="none" w:sz="0" w:space="0" w:color="000000"/>
+                <w:top w:val="none" w:sz="0" w:space="0" w:color="000000"/>
+                <w:left w:val="none" w:sz="0" w:space="0" w:color="000000"/>
+                <w:right w:val="none" w:sz="0" w:space="0" w:color="000000"/>
+              </w:pBdr>
+              <w:spacing w:after="100" w:before="100" w:line="240"/>
+              <w:ind w:left="100" w:right="100" w:firstLine="0" w:firstLineChars="0"/>
+              <w:rPr>
+                <w:rFonts w:ascii="Times New Roman" w:hAnsi="Times New Roman" w:eastAsia="Times New Roman" w:cs="Times New Roman"/>
+                <w:i w:val="false"/>
+                <w:b w:val="false"/>
+                <w:u w:val="none"/>
+                <w:strike w:val="false"/>
+                <w:sz w:val="18"/>
+                <w:szCs w:val="18"/>
+                <w:color w:val="000000"/>
+              </w:rPr>
+            </w:pPr>
+            <w:r>
+              <w:rPr>
+                <w:rFonts w:ascii="Times New Roman" w:hAnsi="Times New Roman" w:eastAsia="Times New Roman" w:cs="Times New Roman"/>
+                <w:i w:val="false"/>
+                <w:b w:val="false"/>
+                <w:u w:val="none"/>
+                <w:strike w:val="false"/>
+                <w:sz w:val="18"/>
+                <w:szCs w:val="18"/>
+                <w:color w:val="000000"/>
+              </w:rPr>
+              <w:t xml:space="preserve">Univariable</w:t>
+            </w:r>
+          </w:p>
+        </w:tc>
+        <w:tc>
+          <w:tcPr>
+            <w:tcBorders>
+              <w:bottom w:val="none" w:sz="0" w:space="0" w:color="000000"/>
+              <w:top w:val="none" w:sz="0" w:space="0" w:color="000000"/>
+              <w:left w:val="none" w:sz="0" w:space="0" w:color="000000"/>
+              <w:right w:val="none" w:sz="0" w:space="0" w:color="000000"/>
+            </w:tcBorders>
+            <w:shd w:val="clear" w:color="auto" w:fill="FFFFFF"/>
+            <w:tcMar>
+              <w:top w:w="0" w:type="dxa"/>
+              <w:bottom w:w="0" w:type="dxa"/>
+              <w:left w:w="0" w:type="dxa"/>
+              <w:right w:w="0" w:type="dxa"/>
+            </w:tcMar>
+            <w:vAlign w:val="center"/>
+          </w:tcPr>
+          <w:p>
+            <w:pPr>
+              <w:pStyle w:val="Normal"/>
+              <w:jc w:val="left"/>
+              <w:pBdr>
+                <w:bottom w:val="none" w:sz="0" w:space="0" w:color="000000"/>
+                <w:top w:val="none" w:sz="0" w:space="0" w:color="000000"/>
+                <w:left w:val="none" w:sz="0" w:space="0" w:color="000000"/>
+                <w:right w:val="none" w:sz="0" w:space="0" w:color="000000"/>
+              </w:pBdr>
+              <w:spacing w:after="100" w:before="100" w:line="240"/>
+              <w:ind w:left="100" w:right="100" w:firstLine="0" w:firstLineChars="0"/>
+              <w:rPr>
+                <w:rFonts w:ascii="Times New Roman" w:hAnsi="Times New Roman" w:eastAsia="Times New Roman" w:cs="Times New Roman"/>
+                <w:i w:val="false"/>
+                <w:b w:val="false"/>
+                <w:u w:val="none"/>
+                <w:strike w:val="false"/>
+                <w:sz w:val="18"/>
+                <w:szCs w:val="18"/>
+                <w:color w:val="000000"/>
+              </w:rPr>
+            </w:pPr>
+            <w:r>
+              <w:rPr>
+                <w:rFonts w:ascii="Times New Roman" w:hAnsi="Times New Roman" w:eastAsia="Times New Roman" w:cs="Times New Roman"/>
+                <w:i w:val="false"/>
+                <w:b w:val="false"/>
+                <w:u w:val="none"/>
+                <w:strike w:val="false"/>
+                <w:sz w:val="18"/>
+                <w:szCs w:val="18"/>
+                <w:color w:val="000000"/>
+              </w:rPr>
+              <w:t xml:space="preserve"/>
+            </w:r>
+          </w:p>
+        </w:tc>
+        <w:tc>
+          <w:tcPr>
+            <w:tcBorders>
+              <w:bottom w:val="none" w:sz="0" w:space="0" w:color="000000"/>
+              <w:top w:val="none" w:sz="0" w:space="0" w:color="000000"/>
+              <w:left w:val="none" w:sz="0" w:space="0" w:color="000000"/>
+              <w:right w:val="none" w:sz="0" w:space="0" w:color="000000"/>
+            </w:tcBorders>
+            <w:shd w:val="clear" w:color="auto" w:fill="FFFFFF"/>
+            <w:tcMar>
+              <w:top w:w="0" w:type="dxa"/>
+              <w:bottom w:w="0" w:type="dxa"/>
+              <w:left w:w="0" w:type="dxa"/>
+              <w:right w:w="0" w:type="dxa"/>
+            </w:tcMar>
+            <w:vAlign w:val="center"/>
+          </w:tcPr>
+          <w:p>
+            <w:pPr>
+              <w:pStyle w:val="Normal"/>
+              <w:jc w:val="left"/>
+              <w:pBdr>
+                <w:bottom w:val="none" w:sz="0" w:space="0" w:color="000000"/>
+                <w:top w:val="none" w:sz="0" w:space="0" w:color="000000"/>
+                <w:left w:val="none" w:sz="0" w:space="0" w:color="000000"/>
+                <w:right w:val="none" w:sz="0" w:space="0" w:color="000000"/>
+              </w:pBdr>
+              <w:spacing w:after="100" w:before="100" w:line="240"/>
+              <w:ind w:left="100" w:right="100" w:firstLine="0" w:firstLineChars="0"/>
+              <w:rPr>
+                <w:rFonts w:ascii="Times New Roman" w:hAnsi="Times New Roman" w:eastAsia="Times New Roman" w:cs="Times New Roman"/>
+                <w:i w:val="false"/>
+                <w:b w:val="false"/>
+                <w:u w:val="none"/>
+                <w:strike w:val="false"/>
+                <w:sz w:val="18"/>
+                <w:szCs w:val="18"/>
+                <w:color w:val="000000"/>
+              </w:rPr>
+            </w:pPr>
+            <w:r>
+              <w:rPr>
+                <w:rFonts w:ascii="Times New Roman" w:hAnsi="Times New Roman" w:eastAsia="Times New Roman" w:cs="Times New Roman"/>
+                <w:i w:val="false"/>
+                <w:b w:val="false"/>
+                <w:u w:val="none"/>
+                <w:strike w:val="false"/>
+                <w:sz w:val="18"/>
+                <w:szCs w:val="18"/>
+                <w:color w:val="000000"/>
+              </w:rPr>
+              <w:t xml:space="preserve">III–IV</w:t>
+            </w:r>
+          </w:p>
+        </w:tc>
+        <w:tc>
+          <w:tcPr>
+            <w:tcBorders>
+              <w:bottom w:val="none" w:sz="0" w:space="0" w:color="000000"/>
+              <w:top w:val="none" w:sz="0" w:space="0" w:color="000000"/>
+              <w:left w:val="none" w:sz="0" w:space="0" w:color="000000"/>
+              <w:right w:val="none" w:sz="0" w:space="0" w:color="000000"/>
+            </w:tcBorders>
+            <w:shd w:val="clear" w:color="auto" w:fill="FFFFFF"/>
+            <w:tcMar>
+              <w:top w:w="0" w:type="dxa"/>
+              <w:bottom w:w="0" w:type="dxa"/>
+              <w:left w:w="0" w:type="dxa"/>
+              <w:right w:w="0" w:type="dxa"/>
+            </w:tcMar>
+            <w:vAlign w:val="center"/>
+          </w:tcPr>
+          <w:p>
+            <w:pPr>
+              <w:pStyle w:val="Normal"/>
+              <w:jc w:val="right"/>
+              <w:pBdr>
+                <w:bottom w:val="none" w:sz="0" w:space="0" w:color="000000"/>
+                <w:top w:val="none" w:sz="0" w:space="0" w:color="000000"/>
+                <w:left w:val="none" w:sz="0" w:space="0" w:color="000000"/>
+                <w:right w:val="none" w:sz="0" w:space="0" w:color="000000"/>
+              </w:pBdr>
+              <w:spacing w:after="100" w:before="100" w:line="240"/>
+              <w:ind w:left="100" w:right="100" w:firstLine="0" w:firstLineChars="0"/>
+              <w:rPr>
+                <w:rFonts w:ascii="Times New Roman" w:hAnsi="Times New Roman" w:eastAsia="Times New Roman" w:cs="Times New Roman"/>
+                <w:i w:val="false"/>
+                <w:b w:val="false"/>
+                <w:u w:val="none"/>
+                <w:strike w:val="false"/>
+                <w:sz w:val="18"/>
+                <w:szCs w:val="18"/>
+                <w:color w:val="000000"/>
+              </w:rPr>
+            </w:pPr>
+            <w:r>
+              <w:rPr>
+                <w:rFonts w:ascii="Times New Roman" w:hAnsi="Times New Roman" w:eastAsia="Times New Roman" w:cs="Times New Roman"/>
+                <w:i w:val="false"/>
+                <w:b w:val="false"/>
+                <w:u w:val="none"/>
+                <w:strike w:val="false"/>
+                <w:sz w:val="18"/>
+                <w:szCs w:val="18"/>
+                <w:color w:val="000000"/>
+              </w:rPr>
+              <w:t xml:space="preserve">174</w:t>
+            </w:r>
+          </w:p>
+        </w:tc>
+        <w:tc>
+          <w:tcPr>
+            <w:tcBorders>
+              <w:bottom w:val="none" w:sz="0" w:space="0" w:color="000000"/>
+              <w:top w:val="none" w:sz="0" w:space="0" w:color="000000"/>
+              <w:left w:val="none" w:sz="0" w:space="0" w:color="000000"/>
+              <w:right w:val="none" w:sz="0" w:space="0" w:color="000000"/>
+            </w:tcBorders>
+            <w:shd w:val="clear" w:color="auto" w:fill="FFFFFF"/>
+            <w:tcMar>
+              <w:top w:w="0" w:type="dxa"/>
+              <w:bottom w:w="0" w:type="dxa"/>
+              <w:left w:w="0" w:type="dxa"/>
+              <w:right w:w="0" w:type="dxa"/>
+            </w:tcMar>
+            <w:vAlign w:val="center"/>
+          </w:tcPr>
+          <w:p>
+            <w:pPr>
+              <w:pStyle w:val="Normal"/>
+              <w:jc w:val="right"/>
+              <w:pBdr>
+                <w:bottom w:val="none" w:sz="0" w:space="0" w:color="000000"/>
+                <w:top w:val="none" w:sz="0" w:space="0" w:color="000000"/>
+                <w:left w:val="none" w:sz="0" w:space="0" w:color="000000"/>
+                <w:right w:val="none" w:sz="0" w:space="0" w:color="000000"/>
+              </w:pBdr>
+              <w:spacing w:after="100" w:before="100" w:line="240"/>
+              <w:ind w:left="100" w:right="100" w:firstLine="0" w:firstLineChars="0"/>
+              <w:rPr>
+                <w:rFonts w:ascii="Times New Roman" w:hAnsi="Times New Roman" w:eastAsia="Times New Roman" w:cs="Times New Roman"/>
+                <w:i w:val="false"/>
+                <w:b w:val="false"/>
+                <w:u w:val="none"/>
+                <w:strike w:val="false"/>
+                <w:sz w:val="18"/>
+                <w:szCs w:val="18"/>
+                <w:color w:val="000000"/>
+              </w:rPr>
+            </w:pPr>
+            <w:r>
+              <w:rPr>
+                <w:rFonts w:ascii="Times New Roman" w:hAnsi="Times New Roman" w:eastAsia="Times New Roman" w:cs="Times New Roman"/>
+                <w:i w:val="false"/>
+                <w:b w:val="false"/>
+                <w:u w:val="none"/>
+                <w:strike w:val="false"/>
+                <w:sz w:val="18"/>
+                <w:szCs w:val="18"/>
+                <w:color w:val="000000"/>
+              </w:rPr>
+              <w:t xml:space="preserve">75</w:t>
+            </w:r>
+          </w:p>
+        </w:tc>
+        <w:tc>
+          <w:tcPr>
+            <w:tcBorders>
+              <w:bottom w:val="none" w:sz="0" w:space="0" w:color="000000"/>
+              <w:top w:val="none" w:sz="0" w:space="0" w:color="000000"/>
+              <w:left w:val="none" w:sz="0" w:space="0" w:color="000000"/>
+              <w:right w:val="none" w:sz="0" w:space="0" w:color="000000"/>
+            </w:tcBorders>
+            <w:shd w:val="clear" w:color="auto" w:fill="FFFFFF"/>
+            <w:tcMar>
+              <w:top w:w="0" w:type="dxa"/>
+              <w:bottom w:w="0" w:type="dxa"/>
+              <w:left w:w="0" w:type="dxa"/>
+              <w:right w:w="0" w:type="dxa"/>
+            </w:tcMar>
+            <w:vAlign w:val="center"/>
+          </w:tcPr>
+          <w:p>
+            <w:pPr>
+              <w:pStyle w:val="Normal"/>
+              <w:jc w:val="left"/>
+              <w:pBdr>
+                <w:bottom w:val="none" w:sz="0" w:space="0" w:color="000000"/>
+                <w:top w:val="none" w:sz="0" w:space="0" w:color="000000"/>
+                <w:left w:val="none" w:sz="0" w:space="0" w:color="000000"/>
+                <w:right w:val="none" w:sz="0" w:space="0" w:color="000000"/>
+              </w:pBdr>
+              <w:spacing w:after="100" w:before="100" w:line="240"/>
+              <w:ind w:left="100" w:right="100" w:firstLine="0" w:firstLineChars="0"/>
+              <w:rPr>
+                <w:rFonts w:ascii="Times New Roman" w:hAnsi="Times New Roman" w:eastAsia="Times New Roman" w:cs="Times New Roman"/>
+                <w:i w:val="false"/>
+                <w:b w:val="false"/>
+                <w:u w:val="none"/>
+                <w:strike w:val="false"/>
+                <w:sz w:val="18"/>
+                <w:szCs w:val="18"/>
+                <w:color w:val="000000"/>
+              </w:rPr>
+            </w:pPr>
+            <w:r>
+              <w:rPr>
+                <w:rFonts w:ascii="Times New Roman" w:hAnsi="Times New Roman" w:eastAsia="Times New Roman" w:cs="Times New Roman"/>
+                <w:i w:val="false"/>
+                <w:b w:val="false"/>
+                <w:u w:val="none"/>
+                <w:strike w:val="false"/>
+                <w:sz w:val="18"/>
+                <w:szCs w:val="18"/>
+                <w:color w:val="000000"/>
+              </w:rPr>
+              <w:t xml:space="preserve">2.11 (1.46–3.04)</w:t>
+            </w:r>
+          </w:p>
+        </w:tc>
+        <w:tc>
+          <w:tcPr>
+            <w:tcBorders>
+              <w:bottom w:val="none" w:sz="0" w:space="0" w:color="000000"/>
+              <w:top w:val="none" w:sz="0" w:space="0" w:color="000000"/>
+              <w:left w:val="none" w:sz="0" w:space="0" w:color="000000"/>
+              <w:right w:val="none" w:sz="0" w:space="0" w:color="000000"/>
+            </w:tcBorders>
+            <w:shd w:val="clear" w:color="auto" w:fill="FFFFFF"/>
+            <w:tcMar>
+              <w:top w:w="0" w:type="dxa"/>
+              <w:bottom w:w="0" w:type="dxa"/>
+              <w:left w:w="0" w:type="dxa"/>
+              <w:right w:w="0" w:type="dxa"/>
+            </w:tcMar>
+            <w:vAlign w:val="center"/>
+          </w:tcPr>
+          <w:p>
+            <w:pPr>
+              <w:pStyle w:val="Normal"/>
+              <w:jc w:val="left"/>
+              <w:pBdr>
+                <w:bottom w:val="none" w:sz="0" w:space="0" w:color="000000"/>
+                <w:top w:val="none" w:sz="0" w:space="0" w:color="000000"/>
+                <w:left w:val="none" w:sz="0" w:space="0" w:color="000000"/>
+                <w:right w:val="none" w:sz="0" w:space="0" w:color="000000"/>
+              </w:pBdr>
+              <w:spacing w:after="100" w:before="100" w:line="240"/>
+              <w:ind w:left="100" w:right="100" w:firstLine="0" w:firstLineChars="0"/>
+              <w:rPr>
+                <w:rFonts w:ascii="Times New Roman" w:hAnsi="Times New Roman" w:eastAsia="Times New Roman" w:cs="Times New Roman"/>
+                <w:i w:val="false"/>
+                <w:b w:val="false"/>
+                <w:u w:val="none"/>
+                <w:strike w:val="false"/>
+                <w:sz w:val="18"/>
+                <w:szCs w:val="18"/>
+                <w:color w:val="000000"/>
+              </w:rPr>
+            </w:pPr>
+            <w:r>
+              <w:rPr>
+                <w:rFonts w:ascii="Times New Roman" w:hAnsi="Times New Roman" w:eastAsia="Times New Roman" w:cs="Times New Roman"/>
+                <w:i w:val="false"/>
+                <w:b w:val="false"/>
+                <w:u w:val="none"/>
+                <w:strike w:val="false"/>
+                <w:sz w:val="18"/>
+                <w:szCs w:val="18"/>
+                <w:color w:val="000000"/>
+              </w:rPr>
+              <w:t xml:space="preserve">&lt;0.001</w:t>
             </w:r>
           </w:p>
         </w:tc>

--- a/output/tables/GEO/GSE39582/GSE39582_cox_RFS_pMMR.docx
+++ b/output/tables/GEO/GSE39582/GSE39582_cox_RFS_pMMR.docx
@@ -25,7 +25,7 @@
         <w:ind w:left="60" w:right="60" w:firstLine="0" w:firstLineChars="0"/>
       </w:pPr>
       <w:r>
-        <w:t xml:space="preserve">Cox regression for relapse-free survival: MAD2L1 expression, GSE39582 (CIT, colon), pMMR only</w:t>
+        <w:t xml:space="preserve">Cox regression for relapse-free survival: HIST1H2AC expression, GSE39582 (CIT, colon), pMMR only</w:t>
       </w:r>
     </w:p>
     <w:tbl xmlns:a="http://schemas.openxmlformats.org/drawingml/2006/main" xmlns:pic="http://schemas.openxmlformats.org/drawingml/2006/picture">
@@ -36,7 +36,7 @@
       </w:tblPr>
       <w:tblGrid>
         <w:gridCol w:w="3360"/>
-        <w:gridCol w:w="3200"/>
+        <w:gridCol w:w="3450"/>
         <w:gridCol w:w="1145"/>
         <w:gridCol w:w="681"/>
         <w:gridCol w:w="931"/>
@@ -600,7 +600,7 @@
                 <w:szCs w:val="18"/>
                 <w:color w:val="000000"/>
               </w:rPr>
-              <w:t xml:space="preserve">MAD2L1 expression</w:t>
+              <w:t xml:space="preserve">HIST1H2AC expression</w:t>
             </w:r>
           </w:p>
         </w:tc>
@@ -710,7 +710,7 @@
                 <w:szCs w:val="18"/>
                 <w:color w:val="000000"/>
               </w:rPr>
-              <w:t xml:space="preserve">197</w:t>
+              <w:t xml:space="preserve">182</w:t>
             </w:r>
           </w:p>
         </w:tc>
@@ -765,7 +765,7 @@
                 <w:szCs w:val="18"/>
                 <w:color w:val="000000"/>
               </w:rPr>
-              <w:t xml:space="preserve">70</w:t>
+              <w:t xml:space="preserve">56</w:t>
             </w:r>
           </w:p>
         </w:tc>
@@ -1155,7 +1155,7 @@
                 <w:szCs w:val="18"/>
                 <w:color w:val="000000"/>
               </w:rPr>
-              <w:t xml:space="preserve">186</w:t>
+              <w:t xml:space="preserve">201</w:t>
             </w:r>
           </w:p>
         </w:tc>
@@ -1210,117 +1210,117 @@
                 <w:szCs w:val="18"/>
                 <w:color w:val="000000"/>
               </w:rPr>
-              <w:t xml:space="preserve">52</w:t>
-            </w:r>
-          </w:p>
-        </w:tc>
-        <w:tc>
-          <w:tcPr>
-            <w:tcBorders>
-              <w:bottom w:val="none" w:sz="0" w:space="0" w:color="000000"/>
-              <w:top w:val="none" w:sz="0" w:space="0" w:color="000000"/>
-              <w:left w:val="none" w:sz="0" w:space="0" w:color="000000"/>
-              <w:right w:val="none" w:sz="0" w:space="0" w:color="000000"/>
-            </w:tcBorders>
-            <w:shd w:val="clear" w:color="auto" w:fill="FFFFFF"/>
-            <w:tcMar>
-              <w:top w:w="0" w:type="dxa"/>
-              <w:bottom w:w="0" w:type="dxa"/>
-              <w:left w:w="0" w:type="dxa"/>
-              <w:right w:w="0" w:type="dxa"/>
-            </w:tcMar>
-            <w:vAlign w:val="center"/>
-          </w:tcPr>
-          <w:p>
-            <w:pPr>
-              <w:pStyle w:val="Normal"/>
-              <w:jc w:val="left"/>
-              <w:pBdr>
-                <w:bottom w:val="none" w:sz="0" w:space="0" w:color="000000"/>
-                <w:top w:val="none" w:sz="0" w:space="0" w:color="000000"/>
-                <w:left w:val="none" w:sz="0" w:space="0" w:color="000000"/>
-                <w:right w:val="none" w:sz="0" w:space="0" w:color="000000"/>
-              </w:pBdr>
-              <w:spacing w:after="100" w:before="100" w:line="240"/>
-              <w:ind w:left="100" w:right="100" w:firstLine="0" w:firstLineChars="0"/>
-              <w:rPr>
-                <w:rFonts w:ascii="Times New Roman" w:hAnsi="Times New Roman" w:eastAsia="Times New Roman" w:cs="Times New Roman"/>
-                <w:i w:val="false"/>
-                <w:b w:val="false"/>
-                <w:u w:val="none"/>
-                <w:strike w:val="false"/>
-                <w:sz w:val="18"/>
-                <w:szCs w:val="18"/>
-                <w:color w:val="000000"/>
-              </w:rPr>
-            </w:pPr>
-            <w:r>
-              <w:rPr>
-                <w:rFonts w:ascii="Times New Roman" w:hAnsi="Times New Roman" w:eastAsia="Times New Roman" w:cs="Times New Roman"/>
-                <w:i w:val="false"/>
-                <w:b w:val="false"/>
-                <w:u w:val="none"/>
-                <w:strike w:val="false"/>
-                <w:sz w:val="18"/>
-                <w:szCs w:val="18"/>
-                <w:color w:val="000000"/>
-              </w:rPr>
-              <w:t xml:space="preserve">0.78 (0.54–1.12)</w:t>
-            </w:r>
-          </w:p>
-        </w:tc>
-        <w:tc>
-          <w:tcPr>
-            <w:tcBorders>
-              <w:bottom w:val="none" w:sz="0" w:space="0" w:color="000000"/>
-              <w:top w:val="none" w:sz="0" w:space="0" w:color="000000"/>
-              <w:left w:val="none" w:sz="0" w:space="0" w:color="000000"/>
-              <w:right w:val="none" w:sz="0" w:space="0" w:color="000000"/>
-            </w:tcBorders>
-            <w:shd w:val="clear" w:color="auto" w:fill="FFFFFF"/>
-            <w:tcMar>
-              <w:top w:w="0" w:type="dxa"/>
-              <w:bottom w:w="0" w:type="dxa"/>
-              <w:left w:w="0" w:type="dxa"/>
-              <w:right w:w="0" w:type="dxa"/>
-            </w:tcMar>
-            <w:vAlign w:val="center"/>
-          </w:tcPr>
-          <w:p>
-            <w:pPr>
-              <w:pStyle w:val="Normal"/>
-              <w:jc w:val="left"/>
-              <w:pBdr>
-                <w:bottom w:val="none" w:sz="0" w:space="0" w:color="000000"/>
-                <w:top w:val="none" w:sz="0" w:space="0" w:color="000000"/>
-                <w:left w:val="none" w:sz="0" w:space="0" w:color="000000"/>
-                <w:right w:val="none" w:sz="0" w:space="0" w:color="000000"/>
-              </w:pBdr>
-              <w:spacing w:after="100" w:before="100" w:line="240"/>
-              <w:ind w:left="100" w:right="100" w:firstLine="0" w:firstLineChars="0"/>
-              <w:rPr>
-                <w:rFonts w:ascii="Times New Roman" w:hAnsi="Times New Roman" w:eastAsia="Times New Roman" w:cs="Times New Roman"/>
-                <w:i w:val="false"/>
-                <w:b w:val="false"/>
-                <w:u w:val="none"/>
-                <w:strike w:val="false"/>
-                <w:sz w:val="18"/>
-                <w:szCs w:val="18"/>
-                <w:color w:val="000000"/>
-              </w:rPr>
-            </w:pPr>
-            <w:r>
-              <w:rPr>
-                <w:rFonts w:ascii="Times New Roman" w:hAnsi="Times New Roman" w:eastAsia="Times New Roman" w:cs="Times New Roman"/>
-                <w:i w:val="false"/>
-                <w:b w:val="false"/>
-                <w:u w:val="none"/>
-                <w:strike w:val="false"/>
-                <w:sz w:val="18"/>
-                <w:szCs w:val="18"/>
-                <w:color w:val="000000"/>
-              </w:rPr>
-              <w:t xml:space="preserve">0.172</w:t>
+              <w:t xml:space="preserve">66</w:t>
+            </w:r>
+          </w:p>
+        </w:tc>
+        <w:tc>
+          <w:tcPr>
+            <w:tcBorders>
+              <w:bottom w:val="none" w:sz="0" w:space="0" w:color="000000"/>
+              <w:top w:val="none" w:sz="0" w:space="0" w:color="000000"/>
+              <w:left w:val="none" w:sz="0" w:space="0" w:color="000000"/>
+              <w:right w:val="none" w:sz="0" w:space="0" w:color="000000"/>
+            </w:tcBorders>
+            <w:shd w:val="clear" w:color="auto" w:fill="FFFFFF"/>
+            <w:tcMar>
+              <w:top w:w="0" w:type="dxa"/>
+              <w:bottom w:w="0" w:type="dxa"/>
+              <w:left w:w="0" w:type="dxa"/>
+              <w:right w:w="0" w:type="dxa"/>
+            </w:tcMar>
+            <w:vAlign w:val="center"/>
+          </w:tcPr>
+          <w:p>
+            <w:pPr>
+              <w:pStyle w:val="Normal"/>
+              <w:jc w:val="left"/>
+              <w:pBdr>
+                <w:bottom w:val="none" w:sz="0" w:space="0" w:color="000000"/>
+                <w:top w:val="none" w:sz="0" w:space="0" w:color="000000"/>
+                <w:left w:val="none" w:sz="0" w:space="0" w:color="000000"/>
+                <w:right w:val="none" w:sz="0" w:space="0" w:color="000000"/>
+              </w:pBdr>
+              <w:spacing w:after="100" w:before="100" w:line="240"/>
+              <w:ind w:left="100" w:right="100" w:firstLine="0" w:firstLineChars="0"/>
+              <w:rPr>
+                <w:rFonts w:ascii="Times New Roman" w:hAnsi="Times New Roman" w:eastAsia="Times New Roman" w:cs="Times New Roman"/>
+                <w:i w:val="false"/>
+                <w:b w:val="false"/>
+                <w:u w:val="none"/>
+                <w:strike w:val="false"/>
+                <w:sz w:val="18"/>
+                <w:szCs w:val="18"/>
+                <w:color w:val="000000"/>
+              </w:rPr>
+            </w:pPr>
+            <w:r>
+              <w:rPr>
+                <w:rFonts w:ascii="Times New Roman" w:hAnsi="Times New Roman" w:eastAsia="Times New Roman" w:cs="Times New Roman"/>
+                <w:i w:val="false"/>
+                <w:b w:val="false"/>
+                <w:u w:val="none"/>
+                <w:strike w:val="false"/>
+                <w:sz w:val="18"/>
+                <w:szCs w:val="18"/>
+                <w:color w:val="000000"/>
+              </w:rPr>
+              <w:t xml:space="preserve">1.09 (0.76–1.55)</w:t>
+            </w:r>
+          </w:p>
+        </w:tc>
+        <w:tc>
+          <w:tcPr>
+            <w:tcBorders>
+              <w:bottom w:val="none" w:sz="0" w:space="0" w:color="000000"/>
+              <w:top w:val="none" w:sz="0" w:space="0" w:color="000000"/>
+              <w:left w:val="none" w:sz="0" w:space="0" w:color="000000"/>
+              <w:right w:val="none" w:sz="0" w:space="0" w:color="000000"/>
+            </w:tcBorders>
+            <w:shd w:val="clear" w:color="auto" w:fill="FFFFFF"/>
+            <w:tcMar>
+              <w:top w:w="0" w:type="dxa"/>
+              <w:bottom w:w="0" w:type="dxa"/>
+              <w:left w:w="0" w:type="dxa"/>
+              <w:right w:w="0" w:type="dxa"/>
+            </w:tcMar>
+            <w:vAlign w:val="center"/>
+          </w:tcPr>
+          <w:p>
+            <w:pPr>
+              <w:pStyle w:val="Normal"/>
+              <w:jc w:val="left"/>
+              <w:pBdr>
+                <w:bottom w:val="none" w:sz="0" w:space="0" w:color="000000"/>
+                <w:top w:val="none" w:sz="0" w:space="0" w:color="000000"/>
+                <w:left w:val="none" w:sz="0" w:space="0" w:color="000000"/>
+                <w:right w:val="none" w:sz="0" w:space="0" w:color="000000"/>
+              </w:pBdr>
+              <w:spacing w:after="100" w:before="100" w:line="240"/>
+              <w:ind w:left="100" w:right="100" w:firstLine="0" w:firstLineChars="0"/>
+              <w:rPr>
+                <w:rFonts w:ascii="Times New Roman" w:hAnsi="Times New Roman" w:eastAsia="Times New Roman" w:cs="Times New Roman"/>
+                <w:i w:val="false"/>
+                <w:b w:val="false"/>
+                <w:u w:val="none"/>
+                <w:strike w:val="false"/>
+                <w:sz w:val="18"/>
+                <w:szCs w:val="18"/>
+                <w:color w:val="000000"/>
+              </w:rPr>
+            </w:pPr>
+            <w:r>
+              <w:rPr>
+                <w:rFonts w:ascii="Times New Roman" w:hAnsi="Times New Roman" w:eastAsia="Times New Roman" w:cs="Times New Roman"/>
+                <w:i w:val="false"/>
+                <w:b w:val="false"/>
+                <w:u w:val="none"/>
+                <w:strike w:val="false"/>
+                <w:sz w:val="18"/>
+                <w:szCs w:val="18"/>
+                <w:color w:val="000000"/>
+              </w:rPr>
+              <w:t xml:space="preserve">0.648</w:t>
             </w:r>
           </w:p>
         </w:tc>
@@ -1490,7 +1490,7 @@
                 <w:szCs w:val="18"/>
                 <w:color w:val="000000"/>
               </w:rPr>
-              <w:t xml:space="preserve">MAD2L1 expression, log2 (per 1 unit)</w:t>
+              <w:t xml:space="preserve">HIST1H2AC expression, log2 (per 1 unit)</w:t>
             </w:r>
           </w:p>
         </w:tc>
@@ -1710,62 +1710,62 @@
                 <w:szCs w:val="18"/>
                 <w:color w:val="000000"/>
               </w:rPr>
-              <w:t xml:space="preserve">0.80 (0.66–0.97)</w:t>
-            </w:r>
-          </w:p>
-        </w:tc>
-        <w:tc>
-          <w:tcPr>
-            <w:tcBorders>
-              <w:bottom w:val="none" w:sz="0" w:space="0" w:color="000000"/>
-              <w:top w:val="none" w:sz="0" w:space="0" w:color="000000"/>
-              <w:left w:val="none" w:sz="0" w:space="0" w:color="000000"/>
-              <w:right w:val="none" w:sz="0" w:space="0" w:color="000000"/>
-            </w:tcBorders>
-            <w:shd w:val="clear" w:color="auto" w:fill="FFFFFF"/>
-            <w:tcMar>
-              <w:top w:w="0" w:type="dxa"/>
-              <w:bottom w:w="0" w:type="dxa"/>
-              <w:left w:w="0" w:type="dxa"/>
-              <w:right w:w="0" w:type="dxa"/>
-            </w:tcMar>
-            <w:vAlign w:val="center"/>
-          </w:tcPr>
-          <w:p>
-            <w:pPr>
-              <w:pStyle w:val="Normal"/>
-              <w:jc w:val="left"/>
-              <w:pBdr>
-                <w:bottom w:val="none" w:sz="0" w:space="0" w:color="000000"/>
-                <w:top w:val="none" w:sz="0" w:space="0" w:color="000000"/>
-                <w:left w:val="none" w:sz="0" w:space="0" w:color="000000"/>
-                <w:right w:val="none" w:sz="0" w:space="0" w:color="000000"/>
-              </w:pBdr>
-              <w:spacing w:after="100" w:before="100" w:line="240"/>
-              <w:ind w:left="100" w:right="100" w:firstLine="0" w:firstLineChars="0"/>
-              <w:rPr>
-                <w:rFonts w:ascii="Times New Roman" w:hAnsi="Times New Roman" w:eastAsia="Times New Roman" w:cs="Times New Roman"/>
-                <w:i w:val="false"/>
-                <w:b w:val="false"/>
-                <w:u w:val="none"/>
-                <w:strike w:val="false"/>
-                <w:sz w:val="18"/>
-                <w:szCs w:val="18"/>
-                <w:color w:val="000000"/>
-              </w:rPr>
-            </w:pPr>
-            <w:r>
-              <w:rPr>
-                <w:rFonts w:ascii="Times New Roman" w:hAnsi="Times New Roman" w:eastAsia="Times New Roman" w:cs="Times New Roman"/>
-                <w:i w:val="false"/>
-                <w:b w:val="false"/>
-                <w:u w:val="none"/>
-                <w:strike w:val="false"/>
-                <w:sz w:val="18"/>
-                <w:szCs w:val="18"/>
-                <w:color w:val="000000"/>
-              </w:rPr>
-              <w:t xml:space="preserve">0.021</w:t>
+              <w:t xml:space="preserve">1.06 (0.89–1.27)</w:t>
+            </w:r>
+          </w:p>
+        </w:tc>
+        <w:tc>
+          <w:tcPr>
+            <w:tcBorders>
+              <w:bottom w:val="none" w:sz="0" w:space="0" w:color="000000"/>
+              <w:top w:val="none" w:sz="0" w:space="0" w:color="000000"/>
+              <w:left w:val="none" w:sz="0" w:space="0" w:color="000000"/>
+              <w:right w:val="none" w:sz="0" w:space="0" w:color="000000"/>
+            </w:tcBorders>
+            <w:shd w:val="clear" w:color="auto" w:fill="FFFFFF"/>
+            <w:tcMar>
+              <w:top w:w="0" w:type="dxa"/>
+              <w:bottom w:w="0" w:type="dxa"/>
+              <w:left w:w="0" w:type="dxa"/>
+              <w:right w:w="0" w:type="dxa"/>
+            </w:tcMar>
+            <w:vAlign w:val="center"/>
+          </w:tcPr>
+          <w:p>
+            <w:pPr>
+              <w:pStyle w:val="Normal"/>
+              <w:jc w:val="left"/>
+              <w:pBdr>
+                <w:bottom w:val="none" w:sz="0" w:space="0" w:color="000000"/>
+                <w:top w:val="none" w:sz="0" w:space="0" w:color="000000"/>
+                <w:left w:val="none" w:sz="0" w:space="0" w:color="000000"/>
+                <w:right w:val="none" w:sz="0" w:space="0" w:color="000000"/>
+              </w:pBdr>
+              <w:spacing w:after="100" w:before="100" w:line="240"/>
+              <w:ind w:left="100" w:right="100" w:firstLine="0" w:firstLineChars="0"/>
+              <w:rPr>
+                <w:rFonts w:ascii="Times New Roman" w:hAnsi="Times New Roman" w:eastAsia="Times New Roman" w:cs="Times New Roman"/>
+                <w:i w:val="false"/>
+                <w:b w:val="false"/>
+                <w:u w:val="none"/>
+                <w:strike w:val="false"/>
+                <w:sz w:val="18"/>
+                <w:szCs w:val="18"/>
+                <w:color w:val="000000"/>
+              </w:rPr>
+            </w:pPr>
+            <w:r>
+              <w:rPr>
+                <w:rFonts w:ascii="Times New Roman" w:hAnsi="Times New Roman" w:eastAsia="Times New Roman" w:cs="Times New Roman"/>
+                <w:i w:val="false"/>
+                <w:b w:val="false"/>
+                <w:u w:val="none"/>
+                <w:strike w:val="false"/>
+                <w:sz w:val="18"/>
+                <w:szCs w:val="18"/>
+                <w:color w:val="000000"/>
+              </w:rPr>
+              <w:t xml:space="preserve">0.494</w:t>
             </w:r>
           </w:p>
         </w:tc>
@@ -4605,7 +4605,7 @@
                 <w:szCs w:val="18"/>
                 <w:color w:val="000000"/>
               </w:rPr>
-              <w:t xml:space="preserve">MAD2L1 expression, log2 (per 1 unit)</w:t>
+              <w:t xml:space="preserve">HIST1H2AC expression, log2 (per 1 unit)</w:t>
             </w:r>
           </w:p>
         </w:tc>
@@ -4825,62 +4825,62 @@
                 <w:szCs w:val="18"/>
                 <w:color w:val="000000"/>
               </w:rPr>
-              <w:t xml:space="preserve">0.82 (0.68–1.00)</w:t>
-            </w:r>
-          </w:p>
-        </w:tc>
-        <w:tc>
-          <w:tcPr>
-            <w:tcBorders>
-              <w:bottom w:val="none" w:sz="0" w:space="0" w:color="000000"/>
-              <w:top w:val="none" w:sz="0" w:space="0" w:color="000000"/>
-              <w:left w:val="none" w:sz="0" w:space="0" w:color="000000"/>
-              <w:right w:val="none" w:sz="0" w:space="0" w:color="000000"/>
-            </w:tcBorders>
-            <w:shd w:val="clear" w:color="auto" w:fill="FFFFFF"/>
-            <w:tcMar>
-              <w:top w:w="0" w:type="dxa"/>
-              <w:bottom w:w="0" w:type="dxa"/>
-              <w:left w:w="0" w:type="dxa"/>
-              <w:right w:w="0" w:type="dxa"/>
-            </w:tcMar>
-            <w:vAlign w:val="center"/>
-          </w:tcPr>
-          <w:p>
-            <w:pPr>
-              <w:pStyle w:val="Normal"/>
-              <w:jc w:val="left"/>
-              <w:pBdr>
-                <w:bottom w:val="none" w:sz="0" w:space="0" w:color="000000"/>
-                <w:top w:val="none" w:sz="0" w:space="0" w:color="000000"/>
-                <w:left w:val="none" w:sz="0" w:space="0" w:color="000000"/>
-                <w:right w:val="none" w:sz="0" w:space="0" w:color="000000"/>
-              </w:pBdr>
-              <w:spacing w:after="100" w:before="100" w:line="240"/>
-              <w:ind w:left="100" w:right="100" w:firstLine="0" w:firstLineChars="0"/>
-              <w:rPr>
-                <w:rFonts w:ascii="Times New Roman" w:hAnsi="Times New Roman" w:eastAsia="Times New Roman" w:cs="Times New Roman"/>
-                <w:i w:val="false"/>
-                <w:b w:val="false"/>
-                <w:u w:val="none"/>
-                <w:strike w:val="false"/>
-                <w:sz w:val="18"/>
-                <w:szCs w:val="18"/>
-                <w:color w:val="000000"/>
-              </w:rPr>
-            </w:pPr>
-            <w:r>
-              <w:rPr>
-                <w:rFonts w:ascii="Times New Roman" w:hAnsi="Times New Roman" w:eastAsia="Times New Roman" w:cs="Times New Roman"/>
-                <w:i w:val="false"/>
-                <w:b w:val="false"/>
-                <w:u w:val="none"/>
-                <w:strike w:val="false"/>
-                <w:sz w:val="18"/>
-                <w:szCs w:val="18"/>
-                <w:color w:val="000000"/>
-              </w:rPr>
-              <w:t xml:space="preserve">0.054</w:t>
+              <w:t xml:space="preserve">1.03 (0.86–1.24)</w:t>
+            </w:r>
+          </w:p>
+        </w:tc>
+        <w:tc>
+          <w:tcPr>
+            <w:tcBorders>
+              <w:bottom w:val="none" w:sz="0" w:space="0" w:color="000000"/>
+              <w:top w:val="none" w:sz="0" w:space="0" w:color="000000"/>
+              <w:left w:val="none" w:sz="0" w:space="0" w:color="000000"/>
+              <w:right w:val="none" w:sz="0" w:space="0" w:color="000000"/>
+            </w:tcBorders>
+            <w:shd w:val="clear" w:color="auto" w:fill="FFFFFF"/>
+            <w:tcMar>
+              <w:top w:w="0" w:type="dxa"/>
+              <w:bottom w:w="0" w:type="dxa"/>
+              <w:left w:w="0" w:type="dxa"/>
+              <w:right w:w="0" w:type="dxa"/>
+            </w:tcMar>
+            <w:vAlign w:val="center"/>
+          </w:tcPr>
+          <w:p>
+            <w:pPr>
+              <w:pStyle w:val="Normal"/>
+              <w:jc w:val="left"/>
+              <w:pBdr>
+                <w:bottom w:val="none" w:sz="0" w:space="0" w:color="000000"/>
+                <w:top w:val="none" w:sz="0" w:space="0" w:color="000000"/>
+                <w:left w:val="none" w:sz="0" w:space="0" w:color="000000"/>
+                <w:right w:val="none" w:sz="0" w:space="0" w:color="000000"/>
+              </w:pBdr>
+              <w:spacing w:after="100" w:before="100" w:line="240"/>
+              <w:ind w:left="100" w:right="100" w:firstLine="0" w:firstLineChars="0"/>
+              <w:rPr>
+                <w:rFonts w:ascii="Times New Roman" w:hAnsi="Times New Roman" w:eastAsia="Times New Roman" w:cs="Times New Roman"/>
+                <w:i w:val="false"/>
+                <w:b w:val="false"/>
+                <w:u w:val="none"/>
+                <w:strike w:val="false"/>
+                <w:sz w:val="18"/>
+                <w:szCs w:val="18"/>
+                <w:color w:val="000000"/>
+              </w:rPr>
+            </w:pPr>
+            <w:r>
+              <w:rPr>
+                <w:rFonts w:ascii="Times New Roman" w:hAnsi="Times New Roman" w:eastAsia="Times New Roman" w:cs="Times New Roman"/>
+                <w:i w:val="false"/>
+                <w:b w:val="false"/>
+                <w:u w:val="none"/>
+                <w:strike w:val="false"/>
+                <w:sz w:val="18"/>
+                <w:szCs w:val="18"/>
+                <w:color w:val="000000"/>
+              </w:rPr>
+              <w:t xml:space="preserve">0.715</w:t>
             </w:r>
           </w:p>
         </w:tc>
@@ -5715,62 +5715,62 @@
                 <w:szCs w:val="18"/>
                 <w:color w:val="000000"/>
               </w:rPr>
-              <w:t xml:space="preserve">1.04 (0.72–1.49)</w:t>
-            </w:r>
-          </w:p>
-        </w:tc>
-        <w:tc>
-          <w:tcPr>
-            <w:tcBorders>
-              <w:bottom w:val="none" w:sz="0" w:space="0" w:color="000000"/>
-              <w:top w:val="none" w:sz="0" w:space="0" w:color="000000"/>
-              <w:left w:val="none" w:sz="0" w:space="0" w:color="000000"/>
-              <w:right w:val="none" w:sz="0" w:space="0" w:color="000000"/>
-            </w:tcBorders>
-            <w:shd w:val="clear" w:color="auto" w:fill="FFFFFF"/>
-            <w:tcMar>
-              <w:top w:w="0" w:type="dxa"/>
-              <w:bottom w:w="0" w:type="dxa"/>
-              <w:left w:w="0" w:type="dxa"/>
-              <w:right w:w="0" w:type="dxa"/>
-            </w:tcMar>
-            <w:vAlign w:val="center"/>
-          </w:tcPr>
-          <w:p>
-            <w:pPr>
-              <w:pStyle w:val="Normal"/>
-              <w:jc w:val="left"/>
-              <w:pBdr>
-                <w:bottom w:val="none" w:sz="0" w:space="0" w:color="000000"/>
-                <w:top w:val="none" w:sz="0" w:space="0" w:color="000000"/>
-                <w:left w:val="none" w:sz="0" w:space="0" w:color="000000"/>
-                <w:right w:val="none" w:sz="0" w:space="0" w:color="000000"/>
-              </w:pBdr>
-              <w:spacing w:after="100" w:before="100" w:line="240"/>
-              <w:ind w:left="100" w:right="100" w:firstLine="0" w:firstLineChars="0"/>
-              <w:rPr>
-                <w:rFonts w:ascii="Times New Roman" w:hAnsi="Times New Roman" w:eastAsia="Times New Roman" w:cs="Times New Roman"/>
-                <w:i w:val="false"/>
-                <w:b w:val="false"/>
-                <w:u w:val="none"/>
-                <w:strike w:val="false"/>
-                <w:sz w:val="18"/>
-                <w:szCs w:val="18"/>
-                <w:color w:val="000000"/>
-              </w:rPr>
-            </w:pPr>
-            <w:r>
-              <w:rPr>
-                <w:rFonts w:ascii="Times New Roman" w:hAnsi="Times New Roman" w:eastAsia="Times New Roman" w:cs="Times New Roman"/>
-                <w:i w:val="false"/>
-                <w:b w:val="false"/>
-                <w:u w:val="none"/>
-                <w:strike w:val="false"/>
-                <w:sz w:val="18"/>
-                <w:szCs w:val="18"/>
-                <w:color w:val="000000"/>
-              </w:rPr>
-              <w:t xml:space="preserve">0.844</w:t>
+              <w:t xml:space="preserve">1.02 (0.71–1.47)</w:t>
+            </w:r>
+          </w:p>
+        </w:tc>
+        <w:tc>
+          <w:tcPr>
+            <w:tcBorders>
+              <w:bottom w:val="none" w:sz="0" w:space="0" w:color="000000"/>
+              <w:top w:val="none" w:sz="0" w:space="0" w:color="000000"/>
+              <w:left w:val="none" w:sz="0" w:space="0" w:color="000000"/>
+              <w:right w:val="none" w:sz="0" w:space="0" w:color="000000"/>
+            </w:tcBorders>
+            <w:shd w:val="clear" w:color="auto" w:fill="FFFFFF"/>
+            <w:tcMar>
+              <w:top w:w="0" w:type="dxa"/>
+              <w:bottom w:w="0" w:type="dxa"/>
+              <w:left w:w="0" w:type="dxa"/>
+              <w:right w:w="0" w:type="dxa"/>
+            </w:tcMar>
+            <w:vAlign w:val="center"/>
+          </w:tcPr>
+          <w:p>
+            <w:pPr>
+              <w:pStyle w:val="Normal"/>
+              <w:jc w:val="left"/>
+              <w:pBdr>
+                <w:bottom w:val="none" w:sz="0" w:space="0" w:color="000000"/>
+                <w:top w:val="none" w:sz="0" w:space="0" w:color="000000"/>
+                <w:left w:val="none" w:sz="0" w:space="0" w:color="000000"/>
+                <w:right w:val="none" w:sz="0" w:space="0" w:color="000000"/>
+              </w:pBdr>
+              <w:spacing w:after="100" w:before="100" w:line="240"/>
+              <w:ind w:left="100" w:right="100" w:firstLine="0" w:firstLineChars="0"/>
+              <w:rPr>
+                <w:rFonts w:ascii="Times New Roman" w:hAnsi="Times New Roman" w:eastAsia="Times New Roman" w:cs="Times New Roman"/>
+                <w:i w:val="false"/>
+                <w:b w:val="false"/>
+                <w:u w:val="none"/>
+                <w:strike w:val="false"/>
+                <w:sz w:val="18"/>
+                <w:szCs w:val="18"/>
+                <w:color w:val="000000"/>
+              </w:rPr>
+            </w:pPr>
+            <w:r>
+              <w:rPr>
+                <w:rFonts w:ascii="Times New Roman" w:hAnsi="Times New Roman" w:eastAsia="Times New Roman" w:cs="Times New Roman"/>
+                <w:i w:val="false"/>
+                <w:b w:val="false"/>
+                <w:u w:val="none"/>
+                <w:strike w:val="false"/>
+                <w:sz w:val="18"/>
+                <w:szCs w:val="18"/>
+                <w:color w:val="000000"/>
+              </w:rPr>
+              <w:t xml:space="preserve">0.900</w:t>
             </w:r>
           </w:p>
         </w:tc>
@@ -6605,62 +6605,62 @@
                 <w:szCs w:val="18"/>
                 <w:color w:val="000000"/>
               </w:rPr>
-              <w:t xml:space="preserve">0.84 (0.59–1.21)</w:t>
-            </w:r>
-          </w:p>
-        </w:tc>
-        <w:tc>
-          <w:tcPr>
-            <w:tcBorders>
-              <w:bottom w:val="none" w:sz="0" w:space="0" w:color="000000"/>
-              <w:top w:val="none" w:sz="0" w:space="0" w:color="000000"/>
-              <w:left w:val="none" w:sz="0" w:space="0" w:color="000000"/>
-              <w:right w:val="none" w:sz="0" w:space="0" w:color="000000"/>
-            </w:tcBorders>
-            <w:shd w:val="clear" w:color="auto" w:fill="FFFFFF"/>
-            <w:tcMar>
-              <w:top w:w="0" w:type="dxa"/>
-              <w:bottom w:w="0" w:type="dxa"/>
-              <w:left w:w="0" w:type="dxa"/>
-              <w:right w:w="0" w:type="dxa"/>
-            </w:tcMar>
-            <w:vAlign w:val="center"/>
-          </w:tcPr>
-          <w:p>
-            <w:pPr>
-              <w:pStyle w:val="Normal"/>
-              <w:jc w:val="left"/>
-              <w:pBdr>
-                <w:bottom w:val="none" w:sz="0" w:space="0" w:color="000000"/>
-                <w:top w:val="none" w:sz="0" w:space="0" w:color="000000"/>
-                <w:left w:val="none" w:sz="0" w:space="0" w:color="000000"/>
-                <w:right w:val="none" w:sz="0" w:space="0" w:color="000000"/>
-              </w:pBdr>
-              <w:spacing w:after="100" w:before="100" w:line="240"/>
-              <w:ind w:left="100" w:right="100" w:firstLine="0" w:firstLineChars="0"/>
-              <w:rPr>
-                <w:rFonts w:ascii="Times New Roman" w:hAnsi="Times New Roman" w:eastAsia="Times New Roman" w:cs="Times New Roman"/>
-                <w:i w:val="false"/>
-                <w:b w:val="false"/>
-                <w:u w:val="none"/>
-                <w:strike w:val="false"/>
-                <w:sz w:val="18"/>
-                <w:szCs w:val="18"/>
-                <w:color w:val="000000"/>
-              </w:rPr>
-            </w:pPr>
-            <w:r>
-              <w:rPr>
-                <w:rFonts w:ascii="Times New Roman" w:hAnsi="Times New Roman" w:eastAsia="Times New Roman" w:cs="Times New Roman"/>
-                <w:i w:val="false"/>
-                <w:b w:val="false"/>
-                <w:u w:val="none"/>
-                <w:strike w:val="false"/>
-                <w:sz w:val="18"/>
-                <w:szCs w:val="18"/>
-                <w:color w:val="000000"/>
-              </w:rPr>
-              <w:t xml:space="preserve">0.359</w:t>
+              <w:t xml:space="preserve">0.85 (0.59–1.23)</w:t>
+            </w:r>
+          </w:p>
+        </w:tc>
+        <w:tc>
+          <w:tcPr>
+            <w:tcBorders>
+              <w:bottom w:val="none" w:sz="0" w:space="0" w:color="000000"/>
+              <w:top w:val="none" w:sz="0" w:space="0" w:color="000000"/>
+              <w:left w:val="none" w:sz="0" w:space="0" w:color="000000"/>
+              <w:right w:val="none" w:sz="0" w:space="0" w:color="000000"/>
+            </w:tcBorders>
+            <w:shd w:val="clear" w:color="auto" w:fill="FFFFFF"/>
+            <w:tcMar>
+              <w:top w:w="0" w:type="dxa"/>
+              <w:bottom w:w="0" w:type="dxa"/>
+              <w:left w:w="0" w:type="dxa"/>
+              <w:right w:w="0" w:type="dxa"/>
+            </w:tcMar>
+            <w:vAlign w:val="center"/>
+          </w:tcPr>
+          <w:p>
+            <w:pPr>
+              <w:pStyle w:val="Normal"/>
+              <w:jc w:val="left"/>
+              <w:pBdr>
+                <w:bottom w:val="none" w:sz="0" w:space="0" w:color="000000"/>
+                <w:top w:val="none" w:sz="0" w:space="0" w:color="000000"/>
+                <w:left w:val="none" w:sz="0" w:space="0" w:color="000000"/>
+                <w:right w:val="none" w:sz="0" w:space="0" w:color="000000"/>
+              </w:pBdr>
+              <w:spacing w:after="100" w:before="100" w:line="240"/>
+              <w:ind w:left="100" w:right="100" w:firstLine="0" w:firstLineChars="0"/>
+              <w:rPr>
+                <w:rFonts w:ascii="Times New Roman" w:hAnsi="Times New Roman" w:eastAsia="Times New Roman" w:cs="Times New Roman"/>
+                <w:i w:val="false"/>
+                <w:b w:val="false"/>
+                <w:u w:val="none"/>
+                <w:strike w:val="false"/>
+                <w:sz w:val="18"/>
+                <w:szCs w:val="18"/>
+                <w:color w:val="000000"/>
+              </w:rPr>
+            </w:pPr>
+            <w:r>
+              <w:rPr>
+                <w:rFonts w:ascii="Times New Roman" w:hAnsi="Times New Roman" w:eastAsia="Times New Roman" w:cs="Times New Roman"/>
+                <w:i w:val="false"/>
+                <w:b w:val="false"/>
+                <w:u w:val="none"/>
+                <w:strike w:val="false"/>
+                <w:sz w:val="18"/>
+                <w:szCs w:val="18"/>
+                <w:color w:val="000000"/>
+              </w:rPr>
+              <w:t xml:space="preserve">0.399</w:t>
             </w:r>
           </w:p>
         </w:tc>
@@ -7495,7 +7495,7 @@
                 <w:szCs w:val="18"/>
                 <w:color w:val="000000"/>
               </w:rPr>
-              <w:t xml:space="preserve">2.07 (1.43–3.00)</w:t>
+              <w:t xml:space="preserve">2.12 (1.47–3.07)</w:t>
             </w:r>
           </w:p>
         </w:tc>

--- a/output/tables/GEO/GSE39582/GSE39582_cox_RFS_pMMR.docx
+++ b/output/tables/GEO/GSE39582/GSE39582_cox_RFS_pMMR.docx
@@ -25,7 +25,7 @@
         <w:ind w:left="60" w:right="60" w:firstLine="0" w:firstLineChars="0"/>
       </w:pPr>
       <w:r>
-        <w:t xml:space="preserve">Cox regression for relapse-free survival: HIST1H2AC expression, GSE39582 (CIT, colon), pMMR only</w:t>
+        <w:t xml:space="preserve">Cox regression for relapse-free survival: MS4A1 expression, GSE39582 (CIT, colon), pMMR only</w:t>
       </w:r>
     </w:p>
     <w:tbl xmlns:a="http://schemas.openxmlformats.org/drawingml/2006/main" xmlns:pic="http://schemas.openxmlformats.org/drawingml/2006/picture">
@@ -36,7 +36,7 @@
       </w:tblPr>
       <w:tblGrid>
         <w:gridCol w:w="3360"/>
-        <w:gridCol w:w="3450"/>
+        <w:gridCol w:w="3060"/>
         <w:gridCol w:w="1145"/>
         <w:gridCol w:w="681"/>
         <w:gridCol w:w="931"/>
@@ -600,7 +600,7 @@
                 <w:szCs w:val="18"/>
                 <w:color w:val="000000"/>
               </w:rPr>
-              <w:t xml:space="preserve">HIST1H2AC expression</w:t>
+              <w:t xml:space="preserve">MS4A1 expression</w:t>
             </w:r>
           </w:p>
         </w:tc>
@@ -710,7 +710,7 @@
                 <w:szCs w:val="18"/>
                 <w:color w:val="000000"/>
               </w:rPr>
-              <w:t xml:space="preserve">182</w:t>
+              <w:t xml:space="preserve">195</w:t>
             </w:r>
           </w:p>
         </w:tc>
@@ -765,7 +765,7 @@
                 <w:szCs w:val="18"/>
                 <w:color w:val="000000"/>
               </w:rPr>
-              <w:t xml:space="preserve">56</w:t>
+              <w:t xml:space="preserve">60</w:t>
             </w:r>
           </w:p>
         </w:tc>
@@ -1155,7 +1155,7 @@
                 <w:szCs w:val="18"/>
                 <w:color w:val="000000"/>
               </w:rPr>
-              <w:t xml:space="preserve">201</w:t>
+              <w:t xml:space="preserve">188</w:t>
             </w:r>
           </w:p>
         </w:tc>
@@ -1210,117 +1210,117 @@
                 <w:szCs w:val="18"/>
                 <w:color w:val="000000"/>
               </w:rPr>
-              <w:t xml:space="preserve">66</w:t>
-            </w:r>
-          </w:p>
-        </w:tc>
-        <w:tc>
-          <w:tcPr>
-            <w:tcBorders>
-              <w:bottom w:val="none" w:sz="0" w:space="0" w:color="000000"/>
-              <w:top w:val="none" w:sz="0" w:space="0" w:color="000000"/>
-              <w:left w:val="none" w:sz="0" w:space="0" w:color="000000"/>
-              <w:right w:val="none" w:sz="0" w:space="0" w:color="000000"/>
-            </w:tcBorders>
-            <w:shd w:val="clear" w:color="auto" w:fill="FFFFFF"/>
-            <w:tcMar>
-              <w:top w:w="0" w:type="dxa"/>
-              <w:bottom w:w="0" w:type="dxa"/>
-              <w:left w:w="0" w:type="dxa"/>
-              <w:right w:w="0" w:type="dxa"/>
-            </w:tcMar>
-            <w:vAlign w:val="center"/>
-          </w:tcPr>
-          <w:p>
-            <w:pPr>
-              <w:pStyle w:val="Normal"/>
-              <w:jc w:val="left"/>
-              <w:pBdr>
-                <w:bottom w:val="none" w:sz="0" w:space="0" w:color="000000"/>
-                <w:top w:val="none" w:sz="0" w:space="0" w:color="000000"/>
-                <w:left w:val="none" w:sz="0" w:space="0" w:color="000000"/>
-                <w:right w:val="none" w:sz="0" w:space="0" w:color="000000"/>
-              </w:pBdr>
-              <w:spacing w:after="100" w:before="100" w:line="240"/>
-              <w:ind w:left="100" w:right="100" w:firstLine="0" w:firstLineChars="0"/>
-              <w:rPr>
-                <w:rFonts w:ascii="Times New Roman" w:hAnsi="Times New Roman" w:eastAsia="Times New Roman" w:cs="Times New Roman"/>
-                <w:i w:val="false"/>
-                <w:b w:val="false"/>
-                <w:u w:val="none"/>
-                <w:strike w:val="false"/>
-                <w:sz w:val="18"/>
-                <w:szCs w:val="18"/>
-                <w:color w:val="000000"/>
-              </w:rPr>
-            </w:pPr>
-            <w:r>
-              <w:rPr>
-                <w:rFonts w:ascii="Times New Roman" w:hAnsi="Times New Roman" w:eastAsia="Times New Roman" w:cs="Times New Roman"/>
-                <w:i w:val="false"/>
-                <w:b w:val="false"/>
-                <w:u w:val="none"/>
-                <w:strike w:val="false"/>
-                <w:sz w:val="18"/>
-                <w:szCs w:val="18"/>
-                <w:color w:val="000000"/>
-              </w:rPr>
-              <w:t xml:space="preserve">1.09 (0.76–1.55)</w:t>
-            </w:r>
-          </w:p>
-        </w:tc>
-        <w:tc>
-          <w:tcPr>
-            <w:tcBorders>
-              <w:bottom w:val="none" w:sz="0" w:space="0" w:color="000000"/>
-              <w:top w:val="none" w:sz="0" w:space="0" w:color="000000"/>
-              <w:left w:val="none" w:sz="0" w:space="0" w:color="000000"/>
-              <w:right w:val="none" w:sz="0" w:space="0" w:color="000000"/>
-            </w:tcBorders>
-            <w:shd w:val="clear" w:color="auto" w:fill="FFFFFF"/>
-            <w:tcMar>
-              <w:top w:w="0" w:type="dxa"/>
-              <w:bottom w:w="0" w:type="dxa"/>
-              <w:left w:w="0" w:type="dxa"/>
-              <w:right w:w="0" w:type="dxa"/>
-            </w:tcMar>
-            <w:vAlign w:val="center"/>
-          </w:tcPr>
-          <w:p>
-            <w:pPr>
-              <w:pStyle w:val="Normal"/>
-              <w:jc w:val="left"/>
-              <w:pBdr>
-                <w:bottom w:val="none" w:sz="0" w:space="0" w:color="000000"/>
-                <w:top w:val="none" w:sz="0" w:space="0" w:color="000000"/>
-                <w:left w:val="none" w:sz="0" w:space="0" w:color="000000"/>
-                <w:right w:val="none" w:sz="0" w:space="0" w:color="000000"/>
-              </w:pBdr>
-              <w:spacing w:after="100" w:before="100" w:line="240"/>
-              <w:ind w:left="100" w:right="100" w:firstLine="0" w:firstLineChars="0"/>
-              <w:rPr>
-                <w:rFonts w:ascii="Times New Roman" w:hAnsi="Times New Roman" w:eastAsia="Times New Roman" w:cs="Times New Roman"/>
-                <w:i w:val="false"/>
-                <w:b w:val="false"/>
-                <w:u w:val="none"/>
-                <w:strike w:val="false"/>
-                <w:sz w:val="18"/>
-                <w:szCs w:val="18"/>
-                <w:color w:val="000000"/>
-              </w:rPr>
-            </w:pPr>
-            <w:r>
-              <w:rPr>
-                <w:rFonts w:ascii="Times New Roman" w:hAnsi="Times New Roman" w:eastAsia="Times New Roman" w:cs="Times New Roman"/>
-                <w:i w:val="false"/>
-                <w:b w:val="false"/>
-                <w:u w:val="none"/>
-                <w:strike w:val="false"/>
-                <w:sz w:val="18"/>
-                <w:szCs w:val="18"/>
-                <w:color w:val="000000"/>
-              </w:rPr>
-              <w:t xml:space="preserve">0.648</w:t>
+              <w:t xml:space="preserve">62</w:t>
+            </w:r>
+          </w:p>
+        </w:tc>
+        <w:tc>
+          <w:tcPr>
+            <w:tcBorders>
+              <w:bottom w:val="none" w:sz="0" w:space="0" w:color="000000"/>
+              <w:top w:val="none" w:sz="0" w:space="0" w:color="000000"/>
+              <w:left w:val="none" w:sz="0" w:space="0" w:color="000000"/>
+              <w:right w:val="none" w:sz="0" w:space="0" w:color="000000"/>
+            </w:tcBorders>
+            <w:shd w:val="clear" w:color="auto" w:fill="FFFFFF"/>
+            <w:tcMar>
+              <w:top w:w="0" w:type="dxa"/>
+              <w:bottom w:w="0" w:type="dxa"/>
+              <w:left w:w="0" w:type="dxa"/>
+              <w:right w:w="0" w:type="dxa"/>
+            </w:tcMar>
+            <w:vAlign w:val="center"/>
+          </w:tcPr>
+          <w:p>
+            <w:pPr>
+              <w:pStyle w:val="Normal"/>
+              <w:jc w:val="left"/>
+              <w:pBdr>
+                <w:bottom w:val="none" w:sz="0" w:space="0" w:color="000000"/>
+                <w:top w:val="none" w:sz="0" w:space="0" w:color="000000"/>
+                <w:left w:val="none" w:sz="0" w:space="0" w:color="000000"/>
+                <w:right w:val="none" w:sz="0" w:space="0" w:color="000000"/>
+              </w:pBdr>
+              <w:spacing w:after="100" w:before="100" w:line="240"/>
+              <w:ind w:left="100" w:right="100" w:firstLine="0" w:firstLineChars="0"/>
+              <w:rPr>
+                <w:rFonts w:ascii="Times New Roman" w:hAnsi="Times New Roman" w:eastAsia="Times New Roman" w:cs="Times New Roman"/>
+                <w:i w:val="false"/>
+                <w:b w:val="false"/>
+                <w:u w:val="none"/>
+                <w:strike w:val="false"/>
+                <w:sz w:val="18"/>
+                <w:szCs w:val="18"/>
+                <w:color w:val="000000"/>
+              </w:rPr>
+            </w:pPr>
+            <w:r>
+              <w:rPr>
+                <w:rFonts w:ascii="Times New Roman" w:hAnsi="Times New Roman" w:eastAsia="Times New Roman" w:cs="Times New Roman"/>
+                <w:i w:val="false"/>
+                <w:b w:val="false"/>
+                <w:u w:val="none"/>
+                <w:strike w:val="false"/>
+                <w:sz w:val="18"/>
+                <w:szCs w:val="18"/>
+                <w:color w:val="000000"/>
+              </w:rPr>
+              <w:t xml:space="preserve">1.13 (0.79–1.61)</w:t>
+            </w:r>
+          </w:p>
+        </w:tc>
+        <w:tc>
+          <w:tcPr>
+            <w:tcBorders>
+              <w:bottom w:val="none" w:sz="0" w:space="0" w:color="000000"/>
+              <w:top w:val="none" w:sz="0" w:space="0" w:color="000000"/>
+              <w:left w:val="none" w:sz="0" w:space="0" w:color="000000"/>
+              <w:right w:val="none" w:sz="0" w:space="0" w:color="000000"/>
+            </w:tcBorders>
+            <w:shd w:val="clear" w:color="auto" w:fill="FFFFFF"/>
+            <w:tcMar>
+              <w:top w:w="0" w:type="dxa"/>
+              <w:bottom w:w="0" w:type="dxa"/>
+              <w:left w:w="0" w:type="dxa"/>
+              <w:right w:w="0" w:type="dxa"/>
+            </w:tcMar>
+            <w:vAlign w:val="center"/>
+          </w:tcPr>
+          <w:p>
+            <w:pPr>
+              <w:pStyle w:val="Normal"/>
+              <w:jc w:val="left"/>
+              <w:pBdr>
+                <w:bottom w:val="none" w:sz="0" w:space="0" w:color="000000"/>
+                <w:top w:val="none" w:sz="0" w:space="0" w:color="000000"/>
+                <w:left w:val="none" w:sz="0" w:space="0" w:color="000000"/>
+                <w:right w:val="none" w:sz="0" w:space="0" w:color="000000"/>
+              </w:pBdr>
+              <w:spacing w:after="100" w:before="100" w:line="240"/>
+              <w:ind w:left="100" w:right="100" w:firstLine="0" w:firstLineChars="0"/>
+              <w:rPr>
+                <w:rFonts w:ascii="Times New Roman" w:hAnsi="Times New Roman" w:eastAsia="Times New Roman" w:cs="Times New Roman"/>
+                <w:i w:val="false"/>
+                <w:b w:val="false"/>
+                <w:u w:val="none"/>
+                <w:strike w:val="false"/>
+                <w:sz w:val="18"/>
+                <w:szCs w:val="18"/>
+                <w:color w:val="000000"/>
+              </w:rPr>
+            </w:pPr>
+            <w:r>
+              <w:rPr>
+                <w:rFonts w:ascii="Times New Roman" w:hAnsi="Times New Roman" w:eastAsia="Times New Roman" w:cs="Times New Roman"/>
+                <w:i w:val="false"/>
+                <w:b w:val="false"/>
+                <w:u w:val="none"/>
+                <w:strike w:val="false"/>
+                <w:sz w:val="18"/>
+                <w:szCs w:val="18"/>
+                <w:color w:val="000000"/>
+              </w:rPr>
+              <w:t xml:space="preserve">0.499</w:t>
             </w:r>
           </w:p>
         </w:tc>
@@ -1490,7 +1490,7 @@
                 <w:szCs w:val="18"/>
                 <w:color w:val="000000"/>
               </w:rPr>
-              <w:t xml:space="preserve">HIST1H2AC expression, log2 (per 1 unit)</w:t>
+              <w:t xml:space="preserve">MS4A1 expression, log2 (per 1 unit)</w:t>
             </w:r>
           </w:p>
         </w:tc>
@@ -1710,62 +1710,62 @@
                 <w:szCs w:val="18"/>
                 <w:color w:val="000000"/>
               </w:rPr>
-              <w:t xml:space="preserve">1.06 (0.89–1.27)</w:t>
-            </w:r>
-          </w:p>
-        </w:tc>
-        <w:tc>
-          <w:tcPr>
-            <w:tcBorders>
-              <w:bottom w:val="none" w:sz="0" w:space="0" w:color="000000"/>
-              <w:top w:val="none" w:sz="0" w:space="0" w:color="000000"/>
-              <w:left w:val="none" w:sz="0" w:space="0" w:color="000000"/>
-              <w:right w:val="none" w:sz="0" w:space="0" w:color="000000"/>
-            </w:tcBorders>
-            <w:shd w:val="clear" w:color="auto" w:fill="FFFFFF"/>
-            <w:tcMar>
-              <w:top w:w="0" w:type="dxa"/>
-              <w:bottom w:w="0" w:type="dxa"/>
-              <w:left w:w="0" w:type="dxa"/>
-              <w:right w:w="0" w:type="dxa"/>
-            </w:tcMar>
-            <w:vAlign w:val="center"/>
-          </w:tcPr>
-          <w:p>
-            <w:pPr>
-              <w:pStyle w:val="Normal"/>
-              <w:jc w:val="left"/>
-              <w:pBdr>
-                <w:bottom w:val="none" w:sz="0" w:space="0" w:color="000000"/>
-                <w:top w:val="none" w:sz="0" w:space="0" w:color="000000"/>
-                <w:left w:val="none" w:sz="0" w:space="0" w:color="000000"/>
-                <w:right w:val="none" w:sz="0" w:space="0" w:color="000000"/>
-              </w:pBdr>
-              <w:spacing w:after="100" w:before="100" w:line="240"/>
-              <w:ind w:left="100" w:right="100" w:firstLine="0" w:firstLineChars="0"/>
-              <w:rPr>
-                <w:rFonts w:ascii="Times New Roman" w:hAnsi="Times New Roman" w:eastAsia="Times New Roman" w:cs="Times New Roman"/>
-                <w:i w:val="false"/>
-                <w:b w:val="false"/>
-                <w:u w:val="none"/>
-                <w:strike w:val="false"/>
-                <w:sz w:val="18"/>
-                <w:szCs w:val="18"/>
-                <w:color w:val="000000"/>
-              </w:rPr>
-            </w:pPr>
-            <w:r>
-              <w:rPr>
-                <w:rFonts w:ascii="Times New Roman" w:hAnsi="Times New Roman" w:eastAsia="Times New Roman" w:cs="Times New Roman"/>
-                <w:i w:val="false"/>
-                <w:b w:val="false"/>
-                <w:u w:val="none"/>
-                <w:strike w:val="false"/>
-                <w:sz w:val="18"/>
-                <w:szCs w:val="18"/>
-                <w:color w:val="000000"/>
-              </w:rPr>
-              <w:t xml:space="preserve">0.494</w:t>
+              <w:t xml:space="preserve">0.96 (0.84–1.10)</w:t>
+            </w:r>
+          </w:p>
+        </w:tc>
+        <w:tc>
+          <w:tcPr>
+            <w:tcBorders>
+              <w:bottom w:val="none" w:sz="0" w:space="0" w:color="000000"/>
+              <w:top w:val="none" w:sz="0" w:space="0" w:color="000000"/>
+              <w:left w:val="none" w:sz="0" w:space="0" w:color="000000"/>
+              <w:right w:val="none" w:sz="0" w:space="0" w:color="000000"/>
+            </w:tcBorders>
+            <w:shd w:val="clear" w:color="auto" w:fill="FFFFFF"/>
+            <w:tcMar>
+              <w:top w:w="0" w:type="dxa"/>
+              <w:bottom w:w="0" w:type="dxa"/>
+              <w:left w:w="0" w:type="dxa"/>
+              <w:right w:w="0" w:type="dxa"/>
+            </w:tcMar>
+            <w:vAlign w:val="center"/>
+          </w:tcPr>
+          <w:p>
+            <w:pPr>
+              <w:pStyle w:val="Normal"/>
+              <w:jc w:val="left"/>
+              <w:pBdr>
+                <w:bottom w:val="none" w:sz="0" w:space="0" w:color="000000"/>
+                <w:top w:val="none" w:sz="0" w:space="0" w:color="000000"/>
+                <w:left w:val="none" w:sz="0" w:space="0" w:color="000000"/>
+                <w:right w:val="none" w:sz="0" w:space="0" w:color="000000"/>
+              </w:pBdr>
+              <w:spacing w:after="100" w:before="100" w:line="240"/>
+              <w:ind w:left="100" w:right="100" w:firstLine="0" w:firstLineChars="0"/>
+              <w:rPr>
+                <w:rFonts w:ascii="Times New Roman" w:hAnsi="Times New Roman" w:eastAsia="Times New Roman" w:cs="Times New Roman"/>
+                <w:i w:val="false"/>
+                <w:b w:val="false"/>
+                <w:u w:val="none"/>
+                <w:strike w:val="false"/>
+                <w:sz w:val="18"/>
+                <w:szCs w:val="18"/>
+                <w:color w:val="000000"/>
+              </w:rPr>
+            </w:pPr>
+            <w:r>
+              <w:rPr>
+                <w:rFonts w:ascii="Times New Roman" w:hAnsi="Times New Roman" w:eastAsia="Times New Roman" w:cs="Times New Roman"/>
+                <w:i w:val="false"/>
+                <w:b w:val="false"/>
+                <w:u w:val="none"/>
+                <w:strike w:val="false"/>
+                <w:sz w:val="18"/>
+                <w:szCs w:val="18"/>
+                <w:color w:val="000000"/>
+              </w:rPr>
+              <w:t xml:space="preserve">0.559</w:t>
             </w:r>
           </w:p>
         </w:tc>
@@ -4605,7 +4605,7 @@
                 <w:szCs w:val="18"/>
                 <w:color w:val="000000"/>
               </w:rPr>
-              <w:t xml:space="preserve">HIST1H2AC expression, log2 (per 1 unit)</w:t>
+              <w:t xml:space="preserve">MS4A1 expression, log2 (per 1 unit)</w:t>
             </w:r>
           </w:p>
         </w:tc>
@@ -4825,62 +4825,62 @@
                 <w:szCs w:val="18"/>
                 <w:color w:val="000000"/>
               </w:rPr>
-              <w:t xml:space="preserve">1.03 (0.86–1.24)</w:t>
-            </w:r>
-          </w:p>
-        </w:tc>
-        <w:tc>
-          <w:tcPr>
-            <w:tcBorders>
-              <w:bottom w:val="none" w:sz="0" w:space="0" w:color="000000"/>
-              <w:top w:val="none" w:sz="0" w:space="0" w:color="000000"/>
-              <w:left w:val="none" w:sz="0" w:space="0" w:color="000000"/>
-              <w:right w:val="none" w:sz="0" w:space="0" w:color="000000"/>
-            </w:tcBorders>
-            <w:shd w:val="clear" w:color="auto" w:fill="FFFFFF"/>
-            <w:tcMar>
-              <w:top w:w="0" w:type="dxa"/>
-              <w:bottom w:w="0" w:type="dxa"/>
-              <w:left w:w="0" w:type="dxa"/>
-              <w:right w:w="0" w:type="dxa"/>
-            </w:tcMar>
-            <w:vAlign w:val="center"/>
-          </w:tcPr>
-          <w:p>
-            <w:pPr>
-              <w:pStyle w:val="Normal"/>
-              <w:jc w:val="left"/>
-              <w:pBdr>
-                <w:bottom w:val="none" w:sz="0" w:space="0" w:color="000000"/>
-                <w:top w:val="none" w:sz="0" w:space="0" w:color="000000"/>
-                <w:left w:val="none" w:sz="0" w:space="0" w:color="000000"/>
-                <w:right w:val="none" w:sz="0" w:space="0" w:color="000000"/>
-              </w:pBdr>
-              <w:spacing w:after="100" w:before="100" w:line="240"/>
-              <w:ind w:left="100" w:right="100" w:firstLine="0" w:firstLineChars="0"/>
-              <w:rPr>
-                <w:rFonts w:ascii="Times New Roman" w:hAnsi="Times New Roman" w:eastAsia="Times New Roman" w:cs="Times New Roman"/>
-                <w:i w:val="false"/>
-                <w:b w:val="false"/>
-                <w:u w:val="none"/>
-                <w:strike w:val="false"/>
-                <w:sz w:val="18"/>
-                <w:szCs w:val="18"/>
-                <w:color w:val="000000"/>
-              </w:rPr>
-            </w:pPr>
-            <w:r>
-              <w:rPr>
-                <w:rFonts w:ascii="Times New Roman" w:hAnsi="Times New Roman" w:eastAsia="Times New Roman" w:cs="Times New Roman"/>
-                <w:i w:val="false"/>
-                <w:b w:val="false"/>
-                <w:u w:val="none"/>
-                <w:strike w:val="false"/>
-                <w:sz w:val="18"/>
-                <w:szCs w:val="18"/>
-                <w:color w:val="000000"/>
-              </w:rPr>
-              <w:t xml:space="preserve">0.715</w:t>
+              <w:t xml:space="preserve">0.97 (0.85–1.12)</w:t>
+            </w:r>
+          </w:p>
+        </w:tc>
+        <w:tc>
+          <w:tcPr>
+            <w:tcBorders>
+              <w:bottom w:val="none" w:sz="0" w:space="0" w:color="000000"/>
+              <w:top w:val="none" w:sz="0" w:space="0" w:color="000000"/>
+              <w:left w:val="none" w:sz="0" w:space="0" w:color="000000"/>
+              <w:right w:val="none" w:sz="0" w:space="0" w:color="000000"/>
+            </w:tcBorders>
+            <w:shd w:val="clear" w:color="auto" w:fill="FFFFFF"/>
+            <w:tcMar>
+              <w:top w:w="0" w:type="dxa"/>
+              <w:bottom w:w="0" w:type="dxa"/>
+              <w:left w:w="0" w:type="dxa"/>
+              <w:right w:w="0" w:type="dxa"/>
+            </w:tcMar>
+            <w:vAlign w:val="center"/>
+          </w:tcPr>
+          <w:p>
+            <w:pPr>
+              <w:pStyle w:val="Normal"/>
+              <w:jc w:val="left"/>
+              <w:pBdr>
+                <w:bottom w:val="none" w:sz="0" w:space="0" w:color="000000"/>
+                <w:top w:val="none" w:sz="0" w:space="0" w:color="000000"/>
+                <w:left w:val="none" w:sz="0" w:space="0" w:color="000000"/>
+                <w:right w:val="none" w:sz="0" w:space="0" w:color="000000"/>
+              </w:pBdr>
+              <w:spacing w:after="100" w:before="100" w:line="240"/>
+              <w:ind w:left="100" w:right="100" w:firstLine="0" w:firstLineChars="0"/>
+              <w:rPr>
+                <w:rFonts w:ascii="Times New Roman" w:hAnsi="Times New Roman" w:eastAsia="Times New Roman" w:cs="Times New Roman"/>
+                <w:i w:val="false"/>
+                <w:b w:val="false"/>
+                <w:u w:val="none"/>
+                <w:strike w:val="false"/>
+                <w:sz w:val="18"/>
+                <w:szCs w:val="18"/>
+                <w:color w:val="000000"/>
+              </w:rPr>
+            </w:pPr>
+            <w:r>
+              <w:rPr>
+                <w:rFonts w:ascii="Times New Roman" w:hAnsi="Times New Roman" w:eastAsia="Times New Roman" w:cs="Times New Roman"/>
+                <w:i w:val="false"/>
+                <w:b w:val="false"/>
+                <w:u w:val="none"/>
+                <w:strike w:val="false"/>
+                <w:sz w:val="18"/>
+                <w:szCs w:val="18"/>
+                <w:color w:val="000000"/>
+              </w:rPr>
+              <w:t xml:space="preserve">0.719</w:t>
             </w:r>
           </w:p>
         </w:tc>
@@ -5770,7 +5770,7 @@
                 <w:szCs w:val="18"/>
                 <w:color w:val="000000"/>
               </w:rPr>
-              <w:t xml:space="preserve">0.900</w:t>
+              <w:t xml:space="preserve">0.927</w:t>
             </w:r>
           </w:p>
         </w:tc>
@@ -6605,62 +6605,62 @@
                 <w:szCs w:val="18"/>
                 <w:color w:val="000000"/>
               </w:rPr>
-              <w:t xml:space="preserve">0.85 (0.59–1.23)</w:t>
-            </w:r>
-          </w:p>
-        </w:tc>
-        <w:tc>
-          <w:tcPr>
-            <w:tcBorders>
-              <w:bottom w:val="none" w:sz="0" w:space="0" w:color="000000"/>
-              <w:top w:val="none" w:sz="0" w:space="0" w:color="000000"/>
-              <w:left w:val="none" w:sz="0" w:space="0" w:color="000000"/>
-              <w:right w:val="none" w:sz="0" w:space="0" w:color="000000"/>
-            </w:tcBorders>
-            <w:shd w:val="clear" w:color="auto" w:fill="FFFFFF"/>
-            <w:tcMar>
-              <w:top w:w="0" w:type="dxa"/>
-              <w:bottom w:w="0" w:type="dxa"/>
-              <w:left w:w="0" w:type="dxa"/>
-              <w:right w:w="0" w:type="dxa"/>
-            </w:tcMar>
-            <w:vAlign w:val="center"/>
-          </w:tcPr>
-          <w:p>
-            <w:pPr>
-              <w:pStyle w:val="Normal"/>
-              <w:jc w:val="left"/>
-              <w:pBdr>
-                <w:bottom w:val="none" w:sz="0" w:space="0" w:color="000000"/>
-                <w:top w:val="none" w:sz="0" w:space="0" w:color="000000"/>
-                <w:left w:val="none" w:sz="0" w:space="0" w:color="000000"/>
-                <w:right w:val="none" w:sz="0" w:space="0" w:color="000000"/>
-              </w:pBdr>
-              <w:spacing w:after="100" w:before="100" w:line="240"/>
-              <w:ind w:left="100" w:right="100" w:firstLine="0" w:firstLineChars="0"/>
-              <w:rPr>
-                <w:rFonts w:ascii="Times New Roman" w:hAnsi="Times New Roman" w:eastAsia="Times New Roman" w:cs="Times New Roman"/>
-                <w:i w:val="false"/>
-                <w:b w:val="false"/>
-                <w:u w:val="none"/>
-                <w:strike w:val="false"/>
-                <w:sz w:val="18"/>
-                <w:szCs w:val="18"/>
-                <w:color w:val="000000"/>
-              </w:rPr>
-            </w:pPr>
-            <w:r>
-              <w:rPr>
-                <w:rFonts w:ascii="Times New Roman" w:hAnsi="Times New Roman" w:eastAsia="Times New Roman" w:cs="Times New Roman"/>
-                <w:i w:val="false"/>
-                <w:b w:val="false"/>
-                <w:u w:val="none"/>
-                <w:strike w:val="false"/>
-                <w:sz w:val="18"/>
-                <w:szCs w:val="18"/>
-                <w:color w:val="000000"/>
-              </w:rPr>
-              <w:t xml:space="preserve">0.399</w:t>
+              <w:t xml:space="preserve">0.85 (0.59–1.22)</w:t>
+            </w:r>
+          </w:p>
+        </w:tc>
+        <w:tc>
+          <w:tcPr>
+            <w:tcBorders>
+              <w:bottom w:val="none" w:sz="0" w:space="0" w:color="000000"/>
+              <w:top w:val="none" w:sz="0" w:space="0" w:color="000000"/>
+              <w:left w:val="none" w:sz="0" w:space="0" w:color="000000"/>
+              <w:right w:val="none" w:sz="0" w:space="0" w:color="000000"/>
+            </w:tcBorders>
+            <w:shd w:val="clear" w:color="auto" w:fill="FFFFFF"/>
+            <w:tcMar>
+              <w:top w:w="0" w:type="dxa"/>
+              <w:bottom w:w="0" w:type="dxa"/>
+              <w:left w:w="0" w:type="dxa"/>
+              <w:right w:w="0" w:type="dxa"/>
+            </w:tcMar>
+            <w:vAlign w:val="center"/>
+          </w:tcPr>
+          <w:p>
+            <w:pPr>
+              <w:pStyle w:val="Normal"/>
+              <w:jc w:val="left"/>
+              <w:pBdr>
+                <w:bottom w:val="none" w:sz="0" w:space="0" w:color="000000"/>
+                <w:top w:val="none" w:sz="0" w:space="0" w:color="000000"/>
+                <w:left w:val="none" w:sz="0" w:space="0" w:color="000000"/>
+                <w:right w:val="none" w:sz="0" w:space="0" w:color="000000"/>
+              </w:pBdr>
+              <w:spacing w:after="100" w:before="100" w:line="240"/>
+              <w:ind w:left="100" w:right="100" w:firstLine="0" w:firstLineChars="0"/>
+              <w:rPr>
+                <w:rFonts w:ascii="Times New Roman" w:hAnsi="Times New Roman" w:eastAsia="Times New Roman" w:cs="Times New Roman"/>
+                <w:i w:val="false"/>
+                <w:b w:val="false"/>
+                <w:u w:val="none"/>
+                <w:strike w:val="false"/>
+                <w:sz w:val="18"/>
+                <w:szCs w:val="18"/>
+                <w:color w:val="000000"/>
+              </w:rPr>
+            </w:pPr>
+            <w:r>
+              <w:rPr>
+                <w:rFonts w:ascii="Times New Roman" w:hAnsi="Times New Roman" w:eastAsia="Times New Roman" w:cs="Times New Roman"/>
+                <w:i w:val="false"/>
+                <w:b w:val="false"/>
+                <w:u w:val="none"/>
+                <w:strike w:val="false"/>
+                <w:sz w:val="18"/>
+                <w:szCs w:val="18"/>
+                <w:color w:val="000000"/>
+              </w:rPr>
+              <w:t xml:space="preserve">0.378</w:t>
             </w:r>
           </w:p>
         </w:tc>
@@ -7495,7 +7495,7 @@
                 <w:szCs w:val="18"/>
                 <w:color w:val="000000"/>
               </w:rPr>
-              <w:t xml:space="preserve">2.12 (1.47–3.07)</w:t>
+              <w:t xml:space="preserve">2.13 (1.47–3.07)</w:t>
             </w:r>
           </w:p>
         </w:tc>
